--- a/CR/Rapport Machine Learning.docx
+++ b/CR/Rapport Machine Learning.docx
@@ -479,39 +479,390 @@
     <w:p>
       <w:pPr>
         <w:jc w:val="both"/>
-      </w:pPr>
+        <w:rPr>
+          <w:lang w:val="en-US"/>
+        </w:rPr>
+      </w:pPr>
+      <w:r>
+        <w:rPr>
+          <w:lang w:val="en-US"/>
+        </w:rPr>
+        <w:t>Light Gradient Boosting Machine</w:t>
+      </w:r>
     </w:p>
     <w:p>
       <w:pPr>
         <w:jc w:val="both"/>
-      </w:pPr>
+        <w:rPr>
+          <w:lang w:val="en-US"/>
+        </w:rPr>
+      </w:pPr>
+      <w:hyperlink r:id="rId4" w:history="1">
+        <w:r>
+          <w:rPr>
+            <w:rStyle w:val="Lienhypertexte"/>
+            <w:lang w:val="en-US"/>
+          </w:rPr>
+          <w:t>https://www.quantmetry.com/blog/comparaison-deep-learning-lgbm-forecasting-series-temporelles/</w:t>
+        </w:r>
+      </w:hyperlink>
     </w:p>
     <w:p>
       <w:pPr>
         <w:jc w:val="both"/>
-      </w:pPr>
+        <w:rPr>
+          <w:lang w:val="en-US"/>
+        </w:rPr>
+      </w:pPr>
+      <w:hyperlink r:id="rId5" w:history="1">
+        <w:r>
+          <w:rPr>
+            <w:rStyle w:val="Lienhypertexte"/>
+            <w:lang w:val="en-US"/>
+          </w:rPr>
+          <w:t>http</w:t>
+        </w:r>
+        <w:r>
+          <w:rPr>
+            <w:rStyle w:val="Lienhypertexte"/>
+            <w:lang w:val="en-US"/>
+          </w:rPr>
+          <w:t>s</w:t>
+        </w:r>
+        <w:r>
+          <w:rPr>
+            <w:rStyle w:val="Lienhypertexte"/>
+            <w:lang w:val="en-US"/>
+          </w:rPr>
+          <w:t>://www.datacamp.com/fr/tutorial/lstm-python-stock-market</w:t>
+        </w:r>
+      </w:hyperlink>
     </w:p>
     <w:p>
       <w:pPr>
         <w:jc w:val="both"/>
-      </w:pPr>
-    </w:p>
+        <w:rPr>
+          <w:lang w:val="en-US"/>
+        </w:rPr>
+      </w:pPr>
+      <w:r>
+        <w:rPr>
+          <w:lang w:val="en-US"/>
+        </w:rPr>
+        <w:fldChar w:fldCharType="begin"/>
+      </w:r>
+      <w:r>
+        <w:rPr>
+          <w:lang w:val="en-US"/>
+        </w:rPr>
+        <w:instrText>HYPERLINK "</w:instrText>
+      </w:r>
+      <w:r>
+        <w:rPr>
+          <w:lang w:val="en-US"/>
+        </w:rPr>
+        <w:instrText>https://medium.com/@yanbinette/comment-prédire-la-bourse-en-intra-day-à-85-avec-le-deep-learning-e324af8e6026</w:instrText>
+      </w:r>
+      <w:r>
+        <w:rPr>
+          <w:lang w:val="en-US"/>
+        </w:rPr>
+        <w:instrText>"</w:instrText>
+      </w:r>
+      <w:r>
+        <w:rPr>
+          <w:lang w:val="en-US"/>
+        </w:rPr>
+        <w:fldChar w:fldCharType="separate"/>
+      </w:r>
+      <w:r>
+        <w:rPr>
+          <w:rStyle w:val="Lienhypertexte"/>
+          <w:lang w:val="en-US"/>
+        </w:rPr>
+        <w:t>https://medium.com/@yanbinette/comment-prédire-la-bourse-en-intra-day-à-85-avec-le-deep-learning-e324af8e6026</w:t>
+      </w:r>
+      <w:r>
+        <w:rPr>
+          <w:lang w:val="en-US"/>
+        </w:rPr>
+        <w:fldChar w:fldCharType="end"/>
+      </w:r>
+    </w:p>
+    <w:p/>
+    <w:p/>
+    <w:p/>
+    <w:p/>
+    <w:p>
+      <w:pPr>
+        <w:rPr>
+          <w:u w:val="single"/>
+        </w:rPr>
+      </w:pPr>
+      <w:r>
+        <w:rPr>
+          <w:u w:val="single"/>
+        </w:rPr>
+        <w:lastRenderedPageBreak/>
+        <w:t xml:space="preserve">Choix des algorithmes </w:t>
+      </w:r>
+    </w:p>
+    <w:p/>
     <w:p>
       <w:pPr>
         <w:jc w:val="both"/>
       </w:pPr>
+      <w:r>
+        <w:t xml:space="preserve">Il existe bon nombre d’algorithme de machine et </w:t>
+      </w:r>
+      <w:proofErr w:type="spellStart"/>
+      <w:r>
+        <w:t>deep</w:t>
+      </w:r>
+      <w:proofErr w:type="spellEnd"/>
+      <w:r>
+        <w:t xml:space="preserve"> </w:t>
+      </w:r>
+      <w:proofErr w:type="spellStart"/>
+      <w:r>
+        <w:t>learning</w:t>
+      </w:r>
+      <w:proofErr w:type="spellEnd"/>
+      <w:r>
+        <w:t xml:space="preserve"> mais seulement une poignée sont adapté</w:t>
+      </w:r>
+      <w:r>
+        <w:t>s</w:t>
+      </w:r>
+      <w:r>
+        <w:t xml:space="preserve"> à notre problème très particulier. La première condition dans notre choix ce sont les séries temporelles</w:t>
+      </w:r>
+      <w:r>
+        <w:t xml:space="preserve"> que l’algorithme doit considérer</w:t>
+      </w:r>
+      <w:r>
+        <w:t>. Le second, c’est la quantité de donnée dont nous disposons qui peut être considérée comme moyenne. Ensuite, nous sommes limités par nos ordinateurs personnels en termes de puissance de calculs.</w:t>
+      </w:r>
+      <w:r>
+        <w:t xml:space="preserve"> Et en</w:t>
+      </w:r>
+      <w:r>
+        <w:t xml:space="preserve"> fin, la complexité de mise en place</w:t>
+      </w:r>
+      <w:r>
+        <w:t>,</w:t>
+      </w:r>
+      <w:r>
+        <w:t xml:space="preserve"> de paramétrage </w:t>
+      </w:r>
+      <w:r>
+        <w:t xml:space="preserve">et les compétences requises </w:t>
+      </w:r>
+      <w:r>
+        <w:t xml:space="preserve">sont des points importants. </w:t>
+      </w:r>
     </w:p>
     <w:p>
       <w:pPr>
         <w:jc w:val="both"/>
       </w:pPr>
+      <w:r>
+        <w:t xml:space="preserve">Nous avons alors une sélection d’algorithme possible : </w:t>
+      </w:r>
+    </w:p>
+    <w:p/>
+    <w:p/>
+    <w:p/>
+    <w:p/>
+    <w:p/>
+    <w:p>
+      <w:pPr>
+        <w:rPr>
+          <w:u w:val="single"/>
+        </w:rPr>
+      </w:pPr>
+      <w:r>
+        <w:rPr>
+          <w:u w:val="single"/>
+        </w:rPr>
+        <w:t>Difficultés rencontrées</w:t>
+      </w:r>
     </w:p>
     <w:p>
       <w:pPr>
         <w:jc w:val="both"/>
       </w:pPr>
-    </w:p>
-    <w:p/>
+      <w:r>
+        <w:t xml:space="preserve">La première </w:t>
+      </w:r>
+      <w:r>
+        <w:t>des difficultés</w:t>
+      </w:r>
+      <w:r>
+        <w:t xml:space="preserve"> a été de </w:t>
+      </w:r>
+      <w:r>
+        <w:t xml:space="preserve">se renseigner sur les modèles adaptés à notre problème. </w:t>
+      </w:r>
+      <w:r>
+        <w:t xml:space="preserve">Le cours auquel nous avons assisté traitas du machines </w:t>
+      </w:r>
+      <w:proofErr w:type="spellStart"/>
+      <w:r>
+        <w:t>learning</w:t>
+      </w:r>
+      <w:proofErr w:type="spellEnd"/>
+      <w:r>
+        <w:t xml:space="preserve"> et non du </w:t>
+      </w:r>
+      <w:proofErr w:type="spellStart"/>
+      <w:r>
+        <w:t>deep</w:t>
+      </w:r>
+      <w:proofErr w:type="spellEnd"/>
+      <w:r>
+        <w:t xml:space="preserve"> </w:t>
+      </w:r>
+      <w:proofErr w:type="spellStart"/>
+      <w:r>
+        <w:t>learning</w:t>
+      </w:r>
+      <w:proofErr w:type="spellEnd"/>
+      <w:r>
+        <w:t xml:space="preserve">. </w:t>
+      </w:r>
+      <w:r>
+        <w:t xml:space="preserve">Certes nous </w:t>
+      </w:r>
+      <w:r>
+        <w:tab/>
+        <w:t xml:space="preserve">avons vu les bases du machines </w:t>
+      </w:r>
+      <w:proofErr w:type="spellStart"/>
+      <w:r>
+        <w:t>learning</w:t>
+      </w:r>
+      <w:proofErr w:type="spellEnd"/>
+      <w:r>
+        <w:t xml:space="preserve"> qui sont un premier pas pour le </w:t>
+      </w:r>
+      <w:proofErr w:type="spellStart"/>
+      <w:r>
+        <w:t>deep</w:t>
+      </w:r>
+      <w:proofErr w:type="spellEnd"/>
+      <w:r>
+        <w:t xml:space="preserve"> </w:t>
+      </w:r>
+      <w:proofErr w:type="spellStart"/>
+      <w:r>
+        <w:t>learning</w:t>
+      </w:r>
+      <w:proofErr w:type="spellEnd"/>
+      <w:r>
+        <w:t xml:space="preserve"> </w:t>
+      </w:r>
+      <w:r>
+        <w:t xml:space="preserve">mais nous n’avons pas vu en détail les algorithmes utiles à notre problème. </w:t>
+      </w:r>
+    </w:p>
+    <w:p>
+      <w:pPr>
+        <w:jc w:val="both"/>
+      </w:pPr>
+      <w:r>
+        <w:t xml:space="preserve">Tout l’enjeu pour nous a été de se former, sur internet, avec des </w:t>
+      </w:r>
+      <w:proofErr w:type="spellStart"/>
+      <w:r>
+        <w:t>chat</w:t>
+      </w:r>
+      <w:r>
+        <w:t>bot</w:t>
+      </w:r>
+      <w:proofErr w:type="spellEnd"/>
+      <w:r>
+        <w:t xml:space="preserve"> </w:t>
+      </w:r>
+      <w:r>
+        <w:t xml:space="preserve">tel que </w:t>
+      </w:r>
+      <w:proofErr w:type="spellStart"/>
+      <w:r>
+        <w:t>chatGPT</w:t>
+      </w:r>
+      <w:proofErr w:type="spellEnd"/>
+      <w:r>
+        <w:t xml:space="preserve"> ou Copilote qui sont très précis et très pédagogue. </w:t>
+      </w:r>
+      <w:r>
+        <w:t xml:space="preserve">Il a fallu tester, comprendre, rechercher sur </w:t>
+      </w:r>
+      <w:r>
+        <w:t>quels paramètres</w:t>
+      </w:r>
+      <w:r>
+        <w:t xml:space="preserve"> agir et comment, peut être qu’un cours dédié nous aurait permis </w:t>
+      </w:r>
+      <w:r>
+        <w:t xml:space="preserve">de gagner beaucoup de temps et d’énergie. </w:t>
+      </w:r>
+      <w:r>
+        <w:t xml:space="preserve">Ce n’était pas </w:t>
+      </w:r>
+      <w:r>
+        <w:t>un grand souci</w:t>
+      </w:r>
+      <w:r>
+        <w:t xml:space="preserve"> dans la mesure </w:t>
+      </w:r>
+      <w:r>
+        <w:t>où</w:t>
+      </w:r>
+      <w:r>
+        <w:t xml:space="preserve"> nous avons </w:t>
+      </w:r>
+      <w:r>
+        <w:t xml:space="preserve">beaucoup de ressources disponibles surtout dans notre monde où le </w:t>
+      </w:r>
+      <w:proofErr w:type="spellStart"/>
+      <w:r>
+        <w:t>deep</w:t>
+      </w:r>
+      <w:proofErr w:type="spellEnd"/>
+      <w:r>
+        <w:t xml:space="preserve"> </w:t>
+      </w:r>
+      <w:proofErr w:type="spellStart"/>
+      <w:proofErr w:type="gramStart"/>
+      <w:r>
+        <w:t>learning</w:t>
+      </w:r>
+      <w:proofErr w:type="spellEnd"/>
+      <w:r>
+        <w:t xml:space="preserve"> </w:t>
+      </w:r>
+      <w:r>
+        <w:t xml:space="preserve"> </w:t>
+      </w:r>
+      <w:r>
+        <w:t>prend</w:t>
+      </w:r>
+      <w:proofErr w:type="gramEnd"/>
+      <w:r>
+        <w:t xml:space="preserve"> de plus en plus de place. </w:t>
+      </w:r>
+    </w:p>
+    <w:p>
+      <w:pPr>
+        <w:jc w:val="both"/>
+      </w:pPr>
+    </w:p>
+    <w:p>
+      <w:pPr>
+        <w:jc w:val="both"/>
+      </w:pPr>
+    </w:p>
     <w:p/>
     <w:p>
       <w:pPr>
@@ -523,90 +874,61 @@
         <w:rPr>
           <w:u w:val="single"/>
         </w:rPr>
+        <w:t>Pour aller plus loin</w:t>
+      </w:r>
+    </w:p>
+    <w:p>
+      <w:pPr>
+        <w:jc w:val="both"/>
+      </w:pPr>
+      <w:r>
+        <w:t xml:space="preserve">Cet exercice </w:t>
+      </w:r>
+      <w:r>
+        <w:t xml:space="preserve">est plus qu’un support pour la validation du module machine </w:t>
+      </w:r>
+      <w:proofErr w:type="spellStart"/>
+      <w:r>
+        <w:t>learning</w:t>
+      </w:r>
+      <w:proofErr w:type="spellEnd"/>
+      <w:r>
+        <w:t xml:space="preserve"> à Casablanca. </w:t>
+      </w:r>
+      <w:r>
+        <w:t xml:space="preserve">Il y a un réel intérêt personnel derrière ce programme, </w:t>
+      </w:r>
+      <w:r>
+        <w:t xml:space="preserve">maintenant que le </w:t>
+      </w:r>
+      <w:r>
         <w:lastRenderedPageBreak/>
-        <w:t>Difficultés rencontrées</w:t>
-      </w:r>
-    </w:p>
-    <w:p>
-      <w:pPr>
-        <w:jc w:val="both"/>
-      </w:pPr>
-      <w:r>
-        <w:t xml:space="preserve">La première </w:t>
-      </w:r>
-      <w:r>
-        <w:t>des difficultés</w:t>
-      </w:r>
-      <w:r>
-        <w:t xml:space="preserve"> a été de </w:t>
-      </w:r>
-      <w:r>
-        <w:t xml:space="preserve">se renseigner sur les modèles adaptés à notre problème. Les réseaux de neurones n’ayant pas été </w:t>
-      </w:r>
-      <w:r>
-        <w:t xml:space="preserve">développé en cours, particulièrement les méthodes GRU et LSTM, nous avons eu tout un travail d’apprentissage et de renseignement sur ces dernières. </w:t>
-      </w:r>
-    </w:p>
-    <w:p>
-      <w:pPr>
-        <w:jc w:val="both"/>
-      </w:pPr>
-    </w:p>
-    <w:p>
-      <w:pPr>
-        <w:jc w:val="both"/>
-      </w:pPr>
-    </w:p>
-    <w:p/>
-    <w:p>
-      <w:r>
-        <w:t xml:space="preserve">Résultats </w:t>
-      </w:r>
-    </w:p>
-    <w:p>
-      <w:pPr>
-        <w:rPr>
-          <w:u w:val="single"/>
-        </w:rPr>
-      </w:pPr>
-      <w:r>
-        <w:rPr>
-          <w:u w:val="single"/>
-        </w:rPr>
-        <w:t>Pour aller plus loin</w:t>
-      </w:r>
-    </w:p>
-    <w:p>
-      <w:pPr>
-        <w:jc w:val="both"/>
-      </w:pPr>
-      <w:r>
-        <w:t xml:space="preserve">Cet exercice </w:t>
-      </w:r>
-      <w:r>
-        <w:t xml:space="preserve">est plus qu’un support pour la validation du module machine </w:t>
+        <w:t xml:space="preserve">modèle est construit, pour permettre au robot </w:t>
+      </w:r>
+      <w:r>
+        <w:t xml:space="preserve">d’obtenir une prédiction correcte, </w:t>
+      </w:r>
+      <w:r>
+        <w:t>il nous faudra définir des règles très précises pour limiter les pertes</w:t>
+      </w:r>
+      <w:r>
+        <w:t xml:space="preserve"> et réaliser un </w:t>
       </w:r>
       <w:proofErr w:type="spellStart"/>
       <w:r>
-        <w:t>learning</w:t>
+        <w:t>PnL</w:t>
       </w:r>
       <w:proofErr w:type="spellEnd"/>
       <w:r>
-        <w:t xml:space="preserve"> à Casablanca. </w:t>
-      </w:r>
-      <w:r>
-        <w:t xml:space="preserve">Il y a un réel intérêt personnel derrière ce programme, </w:t>
-      </w:r>
-      <w:r>
-        <w:t xml:space="preserve">maintenant que le modèle est construit, pour permettre au robot de nous garantir un </w:t>
+        <w:t xml:space="preserve"> </w:t>
       </w:r>
       <w:proofErr w:type="spellStart"/>
       <w:r>
-        <w:t>PnL</w:t>
+        <w:t>pisitif</w:t>
       </w:r>
       <w:proofErr w:type="spellEnd"/>
       <w:r>
-        <w:t xml:space="preserve"> positif, il nous faudra définir des règles très précises pour limiter les pertes, </w:t>
+        <w:t xml:space="preserve">, </w:t>
       </w:r>
       <w:r>
         <w:t xml:space="preserve">automatiser la récupération de données et </w:t>
@@ -672,10 +994,6 @@
     </w:sectPr>
   </w:body>
 </w:document>
-</file>
-
-<file path=word/numbering.xml><?xml version="1.0" encoding="utf-8"?>
-<w:numbering xmlns:wpc="http://schemas.microsoft.com/office/word/2010/wordprocessingCanvas" xmlns:cx="http://schemas.microsoft.com/office/drawing/2014/chartex" xmlns:cx1="http://schemas.microsoft.com/office/drawing/2015/9/8/chartex" xmlns:cx2="http://schemas.microsoft.com/office/drawing/2015/10/21/chartex" xmlns:cx3="http://schemas.microsoft.com/office/drawing/2016/5/9/chartex" xmlns:cx4="http://schemas.microsoft.com/office/drawing/2016/5/10/chartex" xmlns:cx5="http://schemas.microsoft.com/office/drawing/2016/5/11/chartex" xmlns:cx6="http://schemas.microsoft.com/office/drawing/2016/5/12/chartex" xmlns:cx7="http://schemas.microsoft.com/office/drawing/2016/5/13/chartex" xmlns:cx8="http://schemas.microsoft.com/office/drawing/2016/5/14/chartex" xmlns:mc="http://schemas.openxmlformats.org/markup-compatibility/2006" xmlns:aink="http://schemas.microsoft.com/office/drawing/2016/ink" xmlns:am3d="http://schemas.microsoft.com/office/drawing/2017/model3d" xmlns:o="urn:schemas-microsoft-com:office:office" xmlns:oel="http://schemas.microsoft.com/office/2019/extlst" xmlns:r="http://schemas.openxmlformats.org/officeDocument/2006/relationships" xmlns:m="http://schemas.openxmlformats.org/officeDocument/2006/math" xmlns:v="urn:schemas-microsoft-com:vml" xmlns:wp14="http://schemas.microsoft.com/office/word/2010/wordprocessingDrawing" xmlns:wp="http://schemas.openxmlformats.org/drawingml/2006/wordprocessingDrawing" xmlns:w10="urn:schemas-microsoft-com:office:word" xmlns:w="http://schemas.openxmlformats.org/wordprocessingml/2006/main" xmlns:w14="http://schemas.microsoft.com/office/word/2010/wordml" xmlns:w15="http://schemas.microsoft.com/office/word/2012/wordml" xmlns:w16cex="http://schemas.microsoft.com/office/word/2018/wordml/cex" xmlns:w16cid="http://schemas.microsoft.com/office/word/2016/wordml/cid" xmlns:w16="http://schemas.microsoft.com/office/word/2018/wordml" xmlns:w16du="http://schemas.microsoft.com/office/word/2023/wordml/word16du" xmlns:w16sdtdh="http://schemas.microsoft.com/office/word/2020/wordml/sdtdatahash" xmlns:w16se="http://schemas.microsoft.com/office/word/2015/wordml/symex" xmlns:wpg="http://schemas.microsoft.com/office/word/2010/wordprocessingGroup" xmlns:wpi="http://schemas.microsoft.com/office/word/2010/wordprocessingInk" xmlns:wne="http://schemas.microsoft.com/office/word/2006/wordml" xmlns:wps="http://schemas.microsoft.com/office/word/2010/wordprocessingShape" mc:Ignorable="w14 w15 w16se w16cid w16 w16cex w16sdtdh w16du wp14"/>
 </file>
 
 <file path=word/styles.xml><?xml version="1.0" encoding="utf-8"?>
@@ -1281,7 +1599,6 @@
   <w:style w:type="character" w:default="1" w:styleId="Policepardfaut">
     <w:name w:val="Default Paragraph Font"/>
     <w:uiPriority w:val="1"/>
-    <w:semiHidden/>
     <w:unhideWhenUsed/>
   </w:style>
   <w:style w:type="table" w:default="1" w:styleId="TableauNormal">
@@ -1593,6 +1910,41 @@
       <w:smallCaps/>
       <w:color w:val="0F4761" w:themeColor="accent1" w:themeShade="BF"/>
       <w:spacing w:val="5"/>
+    </w:rPr>
+  </w:style>
+  <w:style w:type="character" w:styleId="Lienhypertexte">
+    <w:name w:val="Hyperlink"/>
+    <w:basedOn w:val="Policepardfaut"/>
+    <w:uiPriority w:val="99"/>
+    <w:unhideWhenUsed/>
+    <w:rsid w:val="00BF0FA4"/>
+    <w:rPr>
+      <w:color w:val="467886" w:themeColor="hyperlink"/>
+      <w:u w:val="single"/>
+    </w:rPr>
+  </w:style>
+  <w:style w:type="character" w:styleId="Mentionnonrsolue">
+    <w:name w:val="Unresolved Mention"/>
+    <w:basedOn w:val="Policepardfaut"/>
+    <w:uiPriority w:val="99"/>
+    <w:semiHidden/>
+    <w:unhideWhenUsed/>
+    <w:rsid w:val="00BF0FA4"/>
+    <w:rPr>
+      <w:color w:val="605E5C"/>
+      <w:shd w:val="clear" w:color="auto" w:fill="E1DFDD"/>
+    </w:rPr>
+  </w:style>
+  <w:style w:type="character" w:styleId="Lienhypertextesuivivisit">
+    <w:name w:val="FollowedHyperlink"/>
+    <w:basedOn w:val="Policepardfaut"/>
+    <w:uiPriority w:val="99"/>
+    <w:semiHidden/>
+    <w:unhideWhenUsed/>
+    <w:rsid w:val="009E0A04"/>
+    <w:rPr>
+      <w:color w:val="96607D" w:themeColor="followedHyperlink"/>
+      <w:u w:val="single"/>
     </w:rPr>
   </w:style>
 </w:styles>

--- a/CR/Rapport Machine Learning.docx
+++ b/CR/Rapport Machine Learning.docx
@@ -1,6 +1,6 @@
 
 <file path=word/document.xml><?xml version="1.0" encoding="utf-8"?>
-<w:document xmlns:wpc="http://schemas.microsoft.com/office/word/2010/wordprocessingCanvas" xmlns:cx="http://schemas.microsoft.com/office/drawing/2014/chartex" xmlns:cx1="http://schemas.microsoft.com/office/drawing/2015/9/8/chartex" xmlns:cx2="http://schemas.microsoft.com/office/drawing/2015/10/21/chartex" xmlns:cx3="http://schemas.microsoft.com/office/drawing/2016/5/9/chartex" xmlns:cx4="http://schemas.microsoft.com/office/drawing/2016/5/10/chartex" xmlns:cx5="http://schemas.microsoft.com/office/drawing/2016/5/11/chartex" xmlns:cx6="http://schemas.microsoft.com/office/drawing/2016/5/12/chartex" xmlns:cx7="http://schemas.microsoft.com/office/drawing/2016/5/13/chartex" xmlns:cx8="http://schemas.microsoft.com/office/drawing/2016/5/14/chartex" xmlns:mc="http://schemas.openxmlformats.org/markup-compatibility/2006" xmlns:aink="http://schemas.microsoft.com/office/drawing/2016/ink" xmlns:am3d="http://schemas.microsoft.com/office/drawing/2017/model3d" xmlns:o="urn:schemas-microsoft-com:office:office" xmlns:oel="http://schemas.microsoft.com/office/2019/extlst" xmlns:r="http://schemas.openxmlformats.org/officeDocument/2006/relationships" xmlns:m="http://schemas.openxmlformats.org/officeDocument/2006/math" xmlns:v="urn:schemas-microsoft-com:vml" xmlns:wp14="http://schemas.microsoft.com/office/word/2010/wordprocessingDrawing" xmlns:wp="http://schemas.openxmlformats.org/drawingml/2006/wordprocessingDrawing" xmlns:w10="urn:schemas-microsoft-com:office:word" xmlns:w="http://schemas.openxmlformats.org/wordprocessingml/2006/main" xmlns:w14="http://schemas.microsoft.com/office/word/2010/wordml" xmlns:w15="http://schemas.microsoft.com/office/word/2012/wordml" xmlns:w16cex="http://schemas.microsoft.com/office/word/2018/wordml/cex" xmlns:w16cid="http://schemas.microsoft.com/office/word/2016/wordml/cid" xmlns:w16="http://schemas.microsoft.com/office/word/2018/wordml" xmlns:w16du="http://schemas.microsoft.com/office/word/2023/wordml/word16du" xmlns:w16sdtdh="http://schemas.microsoft.com/office/word/2020/wordml/sdtdatahash" xmlns:w16se="http://schemas.microsoft.com/office/word/2015/wordml/symex" xmlns:wpg="http://schemas.microsoft.com/office/word/2010/wordprocessingGroup" xmlns:wpi="http://schemas.microsoft.com/office/word/2010/wordprocessingInk" xmlns:wne="http://schemas.microsoft.com/office/word/2006/wordml" xmlns:wps="http://schemas.microsoft.com/office/word/2010/wordprocessingShape" mc:Ignorable="w14 w15 w16se w16cid w16 w16cex w16sdtdh w16du wp14">
+<w:document xmlns:wpc="http://schemas.microsoft.com/office/word/2010/wordprocessingCanvas" xmlns:cx="http://schemas.microsoft.com/office/drawing/2014/chartex" xmlns:cx1="http://schemas.microsoft.com/office/drawing/2015/9/8/chartex" xmlns:cx2="http://schemas.microsoft.com/office/drawing/2015/10/21/chartex" xmlns:cx3="http://schemas.microsoft.com/office/drawing/2016/5/9/chartex" xmlns:cx4="http://schemas.microsoft.com/office/drawing/2016/5/10/chartex" xmlns:cx5="http://schemas.microsoft.com/office/drawing/2016/5/11/chartex" xmlns:cx6="http://schemas.microsoft.com/office/drawing/2016/5/12/chartex" xmlns:cx7="http://schemas.microsoft.com/office/drawing/2016/5/13/chartex" xmlns:cx8="http://schemas.microsoft.com/office/drawing/2016/5/14/chartex" xmlns:mc="http://schemas.openxmlformats.org/markup-compatibility/2006" xmlns:aink="http://schemas.microsoft.com/office/drawing/2016/ink" xmlns:am3d="http://schemas.microsoft.com/office/drawing/2017/model3d" xmlns:o="urn:schemas-microsoft-com:office:office" xmlns:oel="http://schemas.microsoft.com/office/2019/extlst" xmlns:r="http://schemas.openxmlformats.org/officeDocument/2006/relationships" xmlns:m="http://schemas.openxmlformats.org/officeDocument/2006/math" xmlns:v="urn:schemas-microsoft-com:vml" xmlns:wp14="http://schemas.microsoft.com/office/word/2010/wordprocessingDrawing" xmlns:wp="http://schemas.openxmlformats.org/drawingml/2006/wordprocessingDrawing" xmlns:w10="urn:schemas-microsoft-com:office:word" xmlns:w="http://schemas.openxmlformats.org/wordprocessingml/2006/main" xmlns:w14="http://schemas.microsoft.com/office/word/2010/wordml" xmlns:w15="http://schemas.microsoft.com/office/word/2012/wordml" xmlns:w16cex="http://schemas.microsoft.com/office/word/2018/wordml/cex" xmlns:w16cid="http://schemas.microsoft.com/office/word/2016/wordml/cid" xmlns:w16="http://schemas.microsoft.com/office/word/2018/wordml" xmlns:w16du="http://schemas.microsoft.com/office/word/2023/wordml/word16du" xmlns:w16sdtdh="http://schemas.microsoft.com/office/word/2020/wordml/sdtdatahash" xmlns:w16sdtfl="http://schemas.microsoft.com/office/word/2024/wordml/sdtformatlock" xmlns:w16se="http://schemas.microsoft.com/office/word/2015/wordml/symex" xmlns:wpg="http://schemas.microsoft.com/office/word/2010/wordprocessingGroup" xmlns:wpi="http://schemas.microsoft.com/office/word/2010/wordprocessingInk" xmlns:wne="http://schemas.microsoft.com/office/word/2006/wordml" xmlns:wps="http://schemas.microsoft.com/office/word/2010/wordprocessingShape" mc:Ignorable="w14 w15 w16se w16cid w16 w16cex w16sdtdh w16sdtfl w16du wp14">
   <w:body>
     <w:p>
       <w:pPr>
@@ -24,6 +24,218 @@
     <w:p>
       <w:pPr>
         <w:rPr>
+          <w:sz w:val="36"/>
+          <w:szCs w:val="36"/>
+          <w:u w:val="single"/>
+        </w:rPr>
+      </w:pPr>
+      <w:r>
+        <w:rPr>
+          <w:sz w:val="36"/>
+          <w:szCs w:val="36"/>
+          <w:u w:val="single"/>
+        </w:rPr>
+        <w:t xml:space="preserve">Sujet </w:t>
+      </w:r>
+    </w:p>
+    <w:p/>
+    <w:p>
+      <w:pPr>
+        <w:jc w:val="both"/>
+      </w:pPr>
+      <w:r>
+        <w:t>Le sujet que nous avons choisi porte sur la réalisation d’un robot de trading dont l’objectif est de prédire l’évolution à court terme du marché à partir d’un ensemble de données financières. Nous avons orienté notre travail vers l’indice S&amp;P 500, l’un des indices les plus représentatifs du marché mondial, regroupant les 500 plus grandes entreprises américaines, en partie pour la facilité d’accès à ses données journalières. Tous deux passionnés par la bourse, ce projet nous a permis de mettre en pratique nos connaissances récentes en Machine Learning sur un sujet motivant. Bien que nous soyons conscients que les performances passées ne garantissent pas les performances futures, il nous paraissait pertinent d’observer la capacité d’un modèle d’intelligence artificielle à apprendre à partir de données historiques, puis de comparer ses prédictions aux valeurs réelles du marché</w:t>
+      </w:r>
+      <w:r>
+        <w:t xml:space="preserve"> et peut </w:t>
+      </w:r>
+      <w:r>
+        <w:t xml:space="preserve">être obtenir de bonnes prédictions. </w:t>
+      </w:r>
+    </w:p>
+    <w:p/>
+    <w:p>
+      <w:pPr>
+        <w:rPr>
+          <w:sz w:val="36"/>
+          <w:szCs w:val="36"/>
+          <w:u w:val="single"/>
+        </w:rPr>
+      </w:pPr>
+      <w:r>
+        <w:rPr>
+          <w:sz w:val="36"/>
+          <w:szCs w:val="36"/>
+          <w:u w:val="single"/>
+        </w:rPr>
+        <w:t xml:space="preserve">Démarche </w:t>
+      </w:r>
+    </w:p>
+    <w:p/>
+    <w:p>
+      <w:pPr>
+        <w:jc w:val="both"/>
+      </w:pPr>
+      <w:r>
+        <w:t xml:space="preserve">Grâce aux données librement accessibles via Yahoo Finance et à l’utilisation de la bibliothèque </w:t>
+      </w:r>
+      <w:proofErr w:type="spellStart"/>
+      <w:r>
+        <w:t>yfinance</w:t>
+      </w:r>
+      <w:proofErr w:type="spellEnd"/>
+      <w:r>
+        <w:t xml:space="preserve"> en Python, nous avons pu récupérer un volume suffisant d’informations historiques pour entraîner et tester nos modèles. Après avoir mis en forme ces données afin de les rendre exploitables, nous avons mené une recherche approfondie sur les algorithmes les plus adaptés à ce type de problématique. Notre démarche a ensuite consisté à tester, ajuster et enrichir ces modèles dans le but d’obtenir des résultats à la fois cohérents et pertinents. La cible (ou “</w:t>
+      </w:r>
+      <w:proofErr w:type="spellStart"/>
+      <w:r>
+        <w:t>target</w:t>
+      </w:r>
+      <w:proofErr w:type="spellEnd"/>
+      <w:r>
+        <w:t>”) de notre modèle est la valeur “Close” de l’indice S&amp;P 500, avec pour objectif de prédire quotidiennement si le cours du lendemain sera en hausse ou en baisse. L’idée finale est de simuler le comportement d’un robot de trading, semblable à ceux largement utilisés dans la finance, capable d’acheter et vendre de manière autonome, à condition que ses prédictions soient fiables et que les règles de décision soient bien définies.</w:t>
+      </w:r>
+    </w:p>
+    <w:p/>
+    <w:p>
+      <w:pPr>
+        <w:rPr>
+          <w:sz w:val="36"/>
+          <w:szCs w:val="36"/>
+          <w:u w:val="single"/>
+        </w:rPr>
+      </w:pPr>
+      <w:r>
+        <w:rPr>
+          <w:sz w:val="36"/>
+          <w:szCs w:val="36"/>
+          <w:u w:val="single"/>
+        </w:rPr>
+        <w:t xml:space="preserve">Solution </w:t>
+      </w:r>
+    </w:p>
+    <w:p>
+      <w:pPr>
+        <w:rPr>
+          <w:sz w:val="28"/>
+          <w:szCs w:val="28"/>
+          <w:u w:val="single"/>
+        </w:rPr>
+      </w:pPr>
+      <w:r>
+        <w:rPr>
+          <w:sz w:val="28"/>
+          <w:szCs w:val="28"/>
+          <w:u w:val="single"/>
+        </w:rPr>
+        <w:t xml:space="preserve">Recueil et traitement des données </w:t>
+      </w:r>
+    </w:p>
+    <w:p>
+      <w:pPr>
+        <w:jc w:val="both"/>
+      </w:pPr>
+      <w:r>
+        <w:t>Le traitement des données constitue une étape essentielle en machine</w:t>
+      </w:r>
+      <w:r>
+        <w:t>-</w:t>
+      </w:r>
+      <w:proofErr w:type="spellStart"/>
+      <w:r>
+        <w:t>deep</w:t>
+      </w:r>
+      <w:proofErr w:type="spellEnd"/>
+      <w:r>
+        <w:t xml:space="preserve"> </w:t>
+      </w:r>
+      <w:proofErr w:type="spellStart"/>
+      <w:r>
+        <w:t>learning</w:t>
+      </w:r>
+      <w:proofErr w:type="spellEnd"/>
+      <w:r>
+        <w:t xml:space="preserve">, car la qualité du jeu de données influence directement la performance des modèles de prédiction. Après de nombreuses recherches, nous avons établi une liste d’indicateurs — financiers ou macroéconomiques — susceptibles </w:t>
+      </w:r>
+      <w:proofErr w:type="gramStart"/>
+      <w:r>
+        <w:t>d’avoir</w:t>
+      </w:r>
+      <w:proofErr w:type="gramEnd"/>
+      <w:r>
+        <w:t xml:space="preserve"> une influence directe ou indirecte sur le marché, et donc d’améliorer la prédiction d</w:t>
+      </w:r>
+      <w:r>
+        <w:t>u</w:t>
+      </w:r>
+      <w:r>
+        <w:t xml:space="preserve"> cours. Parmi ces variables figurent notamment le taux de chômage américain, des indicateurs techniques comme l’</w:t>
+      </w:r>
+      <w:proofErr w:type="spellStart"/>
+      <w:r>
+        <w:t>Ichimoku</w:t>
+      </w:r>
+      <w:proofErr w:type="spellEnd"/>
+      <w:r>
+        <w:t xml:space="preserve">, les cours de l’or et de l’argent, des données sur l’immobilier américain, </w:t>
+      </w:r>
+      <w:r>
+        <w:t>ou encore</w:t>
+      </w:r>
+      <w:r>
+        <w:t xml:space="preserve"> les taux directeurs de la FED</w:t>
+      </w:r>
+      <w:r>
+        <w:t xml:space="preserve">, </w:t>
+      </w:r>
+      <w:proofErr w:type="spellStart"/>
+      <w:r>
+        <w:t>ect</w:t>
+      </w:r>
+      <w:proofErr w:type="spellEnd"/>
+      <w:r>
+        <w:t xml:space="preserve"> …</w:t>
+      </w:r>
+    </w:p>
+    <w:p>
+      <w:pPr>
+        <w:jc w:val="both"/>
+      </w:pPr>
+      <w:r>
+        <w:t xml:space="preserve">Ces sources présentaient toutefois des périodicités différentes (par exemple, taux de la FED mensuel contre prix spot du S&amp;P 500 journalier), ce qui a nécessité un traitement individualisé pour harmoniser les données. Par ailleurs, certains indicateurs n’étaient disponibles qu’à partir d’une date donnée : il a donc fallu arbitrer entre conserver ces variables ou préserver une période d’historique plus longue. </w:t>
+      </w:r>
+    </w:p>
+    <w:p>
+      <w:pPr>
+        <w:jc w:val="both"/>
+      </w:pPr>
+      <w:r>
+        <w:t xml:space="preserve">Ce travail de sélection et de traitement nous a permis d’aboutir à un jeu de données final composé de 65 </w:t>
+      </w:r>
+      <w:proofErr w:type="spellStart"/>
+      <w:r>
+        <w:t>covariables</w:t>
+      </w:r>
+      <w:proofErr w:type="spellEnd"/>
+      <w:r>
+        <w:t xml:space="preserve"> pour 5 062 observations journalières, suffisant pour entraîner et évaluer nos modèles de prédiction.</w:t>
+      </w:r>
+    </w:p>
+    <w:p>
+      <w:pPr>
+        <w:jc w:val="both"/>
+      </w:pPr>
+    </w:p>
+    <w:p>
+      <w:pPr>
+        <w:rPr>
+          <w:lang w:val="en-US"/>
+        </w:rPr>
+      </w:pPr>
+    </w:p>
+    <w:p>
+      <w:pPr>
+        <w:rPr>
           <w:sz w:val="32"/>
           <w:szCs w:val="32"/>
           <w:u w:val="single"/>
@@ -35,7 +247,7 @@
           <w:szCs w:val="32"/>
           <w:u w:val="single"/>
         </w:rPr>
-        <w:t xml:space="preserve">Sujet </w:t>
+        <w:t xml:space="preserve">Choix des algorithmes </w:t>
       </w:r>
     </w:p>
     <w:p/>
@@ -44,34 +256,521 @@
         <w:jc w:val="both"/>
       </w:pPr>
       <w:r>
-        <w:t>Le sujet que nous avons choisi porte sur la réalisation d’un robot de trading ayant pour objectif à partir d’un ensemble de données financière de prédire le cours du marché à cours terme.  Nous nous sommes tournés vers l’indice S&amp;P 500, le plus important indice du monde financier</w:t>
-      </w:r>
-      <w:r>
-        <w:t xml:space="preserve"> (500 plus grandes entreprises américaines)</w:t>
-      </w:r>
-      <w:r>
-        <w:t xml:space="preserve"> notamment pour l’accès à ses données journalière qui est plutôt facile</w:t>
-      </w:r>
-      <w:r>
-        <w:t xml:space="preserve">. Tous deux passionnés par la bourse, nous avons pu trouver un terrain d’entente afin de développer nos récentes connaissances en Machine Learning. </w:t>
-      </w:r>
-      <w:r>
-        <w:t>Bien que nous sachions que les performances passées ne présagent pas des performances futures, il nous paraissait intéressant de voir le comportement d’une IA sur la base des données passée</w:t>
-      </w:r>
-      <w:r>
+        <w:t xml:space="preserve">Il existe une grande variété d’algorithmes en machine </w:t>
+      </w:r>
+      <w:proofErr w:type="spellStart"/>
+      <w:r>
+        <w:t>learning</w:t>
+      </w:r>
+      <w:proofErr w:type="spellEnd"/>
+      <w:r>
+        <w:t xml:space="preserve"> et </w:t>
+      </w:r>
+      <w:proofErr w:type="spellStart"/>
+      <w:r>
+        <w:t>deep</w:t>
+      </w:r>
+      <w:proofErr w:type="spellEnd"/>
+      <w:r>
+        <w:t xml:space="preserve"> </w:t>
+      </w:r>
+      <w:proofErr w:type="spellStart"/>
+      <w:r>
+        <w:t>learning</w:t>
+      </w:r>
+      <w:proofErr w:type="spellEnd"/>
+      <w:r>
+        <w:t xml:space="preserve">, mais seuls quelques-uns sont réellement adaptés à notre problématique, qui présente plusieurs contraintes spécifiques. La première concerne la nature temporelle des données, que l’algorithme doit être capable de prendre en compte. La seconde est liée à la quantité de données disponibles, que l’on peut qualifier de modérée. À cela s’ajoute une limitation en ressources matérielles, car nous travaillons sur des ordinateurs personnels avec une puissance de calcul restreinte. Enfin, des critères comme la complexité de mise en œuvre, le paramétrage ou encore les compétences techniques requises ont également guidé nos choix. </w:t>
+      </w:r>
+    </w:p>
+    <w:p>
+      <w:pPr>
+        <w:jc w:val="both"/>
+      </w:pPr>
+      <w:r>
+        <w:t xml:space="preserve">En tenant compte de l’ensemble de ces éléments, nous avons retenu une sélection d’algorithmes pertinents pour notre cas d’usage : LGBM, </w:t>
+      </w:r>
+      <w:proofErr w:type="spellStart"/>
+      <w:r>
+        <w:t>XGBoost</w:t>
+      </w:r>
+      <w:proofErr w:type="spellEnd"/>
+      <w:r>
+        <w:t>, GRU, LSTM et TCN.</w:t>
+      </w:r>
+    </w:p>
+    <w:p>
+      <w:pPr>
+        <w:jc w:val="both"/>
+      </w:pPr>
+    </w:p>
+    <w:p>
+      <w:pPr>
+        <w:jc w:val="both"/>
+        <w:rPr>
+          <w:sz w:val="28"/>
+          <w:szCs w:val="28"/>
+          <w:u w:val="single"/>
+        </w:rPr>
+      </w:pPr>
+      <w:proofErr w:type="spellStart"/>
+      <w:r>
+        <w:rPr>
+          <w:sz w:val="28"/>
+          <w:szCs w:val="28"/>
+          <w:u w:val="single"/>
+        </w:rPr>
+        <w:t>Light</w:t>
+      </w:r>
+      <w:r>
+        <w:rPr>
+          <w:sz w:val="28"/>
+          <w:szCs w:val="28"/>
+          <w:u w:val="single"/>
+        </w:rPr>
+        <w:t>GBM</w:t>
+      </w:r>
+      <w:proofErr w:type="spellEnd"/>
+      <w:r>
+        <w:rPr>
+          <w:sz w:val="28"/>
+          <w:szCs w:val="28"/>
+          <w:u w:val="single"/>
+        </w:rPr>
+        <w:t xml:space="preserve"> : </w:t>
+      </w:r>
+    </w:p>
+    <w:p>
+      <w:pPr>
+        <w:tabs>
+          <w:tab w:val="left" w:pos="1084"/>
+        </w:tabs>
+        <w:jc w:val="both"/>
+      </w:pPr>
+      <w:r>
+        <w:t xml:space="preserve">L’algorithme </w:t>
+      </w:r>
+      <w:proofErr w:type="spellStart"/>
+      <w:r>
+        <w:t>LightGBM</w:t>
+      </w:r>
+      <w:proofErr w:type="spellEnd"/>
+      <w:r>
+        <w:t xml:space="preserve"> présente de nombreux atouts pour la prédiction boursière, notamment sa rapidité d’exécution, sa capacité à modéliser des relations non linéaires complexes et son efficacité sur de grands volumes de données. Il est également interprétable, grâce à l’analyse de l’importance des variables. Toutefois, il ne gère pas directement la structure temporelle des données : il nécessite un </w:t>
+      </w:r>
+      <w:proofErr w:type="spellStart"/>
+      <w:r>
+        <w:t>feature</w:t>
+      </w:r>
+      <w:proofErr w:type="spellEnd"/>
+      <w:r>
+        <w:t xml:space="preserve"> engineering soigné (lags, moyennes mobiles, etc.) pour intégrer l’historique du marché. De plus, sa flexibilité peut entraîner un risque de surapprentissage si les paramètres ne sont pas correctement réglés.</w:t>
+      </w:r>
+    </w:p>
+    <w:p/>
+    <w:p>
+      <w:pPr>
+        <w:rPr>
+          <w:sz w:val="28"/>
+          <w:szCs w:val="28"/>
+          <w:u w:val="single"/>
+        </w:rPr>
+      </w:pPr>
+      <w:proofErr w:type="spellStart"/>
+      <w:r>
+        <w:rPr>
+          <w:sz w:val="28"/>
+          <w:szCs w:val="28"/>
+          <w:u w:val="single"/>
+        </w:rPr>
+        <w:t>XGBoost</w:t>
+      </w:r>
+      <w:proofErr w:type="spellEnd"/>
+      <w:r>
+        <w:rPr>
+          <w:sz w:val="28"/>
+          <w:szCs w:val="28"/>
+          <w:u w:val="single"/>
+        </w:rPr>
+        <w:t xml:space="preserve"> : </w:t>
+      </w:r>
+    </w:p>
+    <w:p>
+      <w:pPr>
+        <w:jc w:val="both"/>
+      </w:pPr>
+      <w:r>
+        <w:t xml:space="preserve">L’algorithme </w:t>
+      </w:r>
+      <w:proofErr w:type="spellStart"/>
+      <w:r>
+        <w:t>XGBoost</w:t>
+      </w:r>
+      <w:proofErr w:type="spellEnd"/>
+      <w:r>
+        <w:t xml:space="preserve"> est un modèle de </w:t>
+      </w:r>
+      <w:proofErr w:type="spellStart"/>
+      <w:r>
+        <w:t>boosting</w:t>
+      </w:r>
+      <w:proofErr w:type="spellEnd"/>
+      <w:r>
+        <w:t xml:space="preserve"> par arbres largement utilisé pour la prédiction boursière en raison de sa robustesse, de sa précision et de sa capacité à gérer des données tabulaires complexes. Il excelle dans la capture de relations non linéaires et peut être optimisé efficacement grâce à divers paramètres de régularisation. Comme </w:t>
+      </w:r>
+      <w:proofErr w:type="spellStart"/>
+      <w:r>
+        <w:t>LightGBM</w:t>
+      </w:r>
+      <w:proofErr w:type="spellEnd"/>
+      <w:r>
+        <w:t xml:space="preserve">, il nécessite un </w:t>
+      </w:r>
+      <w:proofErr w:type="spellStart"/>
+      <w:r>
+        <w:t>feature</w:t>
+      </w:r>
+      <w:proofErr w:type="spellEnd"/>
+      <w:r>
+        <w:t xml:space="preserve"> engineering adapté pour exploiter la dimension temporelle des données financières (décalages, indicateurs techniques, etc.), car il ne prend pas en compte la séquentialité de manière native. Son principal inconvénient réside dans un temps d’entraînement plus long que </w:t>
+      </w:r>
+      <w:proofErr w:type="spellStart"/>
+      <w:r>
+        <w:t>LightGBM</w:t>
+      </w:r>
+      <w:proofErr w:type="spellEnd"/>
+      <w:r>
+        <w:t xml:space="preserve"> sur de très grands jeux de données et un risque de surapprentissage si les données sont bruitées ou mal préparées.</w:t>
+      </w:r>
+    </w:p>
+    <w:p/>
+    <w:p>
+      <w:pPr>
+        <w:rPr>
+          <w:sz w:val="28"/>
+          <w:szCs w:val="28"/>
+          <w:u w:val="single"/>
+        </w:rPr>
+      </w:pPr>
+      <w:r>
+        <w:rPr>
+          <w:sz w:val="28"/>
+          <w:szCs w:val="28"/>
+          <w:u w:val="single"/>
+        </w:rPr>
+        <w:t xml:space="preserve">GRU : </w:t>
+      </w:r>
+    </w:p>
+    <w:p>
+      <w:pPr>
+        <w:jc w:val="both"/>
+      </w:pPr>
+      <w:r>
+        <w:t>Le GRU (</w:t>
+      </w:r>
+      <w:proofErr w:type="spellStart"/>
+      <w:r>
+        <w:t>Gated</w:t>
+      </w:r>
+      <w:proofErr w:type="spellEnd"/>
+      <w:r>
+        <w:t xml:space="preserve"> </w:t>
+      </w:r>
+      <w:proofErr w:type="spellStart"/>
+      <w:r>
+        <w:t>Recurrent</w:t>
+      </w:r>
+      <w:proofErr w:type="spellEnd"/>
+      <w:r>
+        <w:t xml:space="preserve"> Unit) est un type de réseau neuronal récurrent conçu pour traiter des données séquentielles, ce qui le rend particulièrement adapté à la prédiction boursière. Contrairement aux modèles basés sur des arbres comme </w:t>
+      </w:r>
+      <w:proofErr w:type="spellStart"/>
+      <w:r>
+        <w:t>XGBoost</w:t>
+      </w:r>
+      <w:proofErr w:type="spellEnd"/>
+      <w:r>
+        <w:t xml:space="preserve"> ou LGBM, le GRU intègre automatiquement les dépendances temporelles dans les séries de prix, sans nécessiter de </w:t>
+      </w:r>
+      <w:proofErr w:type="spellStart"/>
+      <w:r>
+        <w:t>feature</w:t>
+      </w:r>
+      <w:proofErr w:type="spellEnd"/>
+      <w:r>
+        <w:t xml:space="preserve"> engineering complexe. Il est souvent plus léger et rapide à entraîner que les LSTM, tout en offrant des performances comparables sur des séquences de taille modérée. Toutefois, le GRU est plus sensible aux quantités et à la qualité des données, nécessite un temps d’entraînement plus long que les modèles à base d’arbres, et est moins interprétable, ce qui peut limiter son usage dans des environnements où la compréhension des décisions du modèle est cruciale.</w:t>
+      </w:r>
+    </w:p>
+    <w:p/>
+    <w:p>
+      <w:pPr>
+        <w:rPr>
+          <w:sz w:val="28"/>
+          <w:szCs w:val="28"/>
+          <w:u w:val="single"/>
+        </w:rPr>
+      </w:pPr>
+      <w:r>
+        <w:rPr>
+          <w:sz w:val="28"/>
+          <w:szCs w:val="28"/>
+          <w:u w:val="single"/>
+        </w:rPr>
+        <w:t xml:space="preserve">LSTM : </w:t>
+      </w:r>
+    </w:p>
+    <w:p>
+      <w:pPr>
+        <w:jc w:val="both"/>
+      </w:pPr>
+      <w:r>
+        <w:t>Le LSTM est un type de réseau neuronal récurrent spécialement conçu pour capturer les dépendances temporelles longues dans les séries chronologiques, ce qui le rend pertinent pour la prédiction des cours boursiers. Il peut modéliser automatiquement les dynamiques complexes du marché sans besoin explicite de variables dérivées (lags, moyennes, etc.). Par rapport au GRU, il est souvent plus puissant sur de longues séquences, mais aussi plus lent à entraîner et plus exigeant en ressources. Comme les autres réseaux neuronaux, il est peu interprétable et nécessite beaucoup de données pour atteindre de bonnes performances, ce qui peut être un frein dans les contextes avec peu d’historique ou des données très bruitées.</w:t>
+      </w:r>
+    </w:p>
+    <w:p>
+      <w:pPr>
+        <w:jc w:val="both"/>
+      </w:pPr>
+    </w:p>
+    <w:p>
+      <w:pPr>
+        <w:rPr>
+          <w:sz w:val="28"/>
+          <w:szCs w:val="28"/>
+          <w:u w:val="single"/>
+        </w:rPr>
+      </w:pPr>
+      <w:r>
+        <w:rPr>
+          <w:sz w:val="28"/>
+          <w:szCs w:val="28"/>
+          <w:u w:val="single"/>
+        </w:rPr>
+        <w:t xml:space="preserve">TCN : </w:t>
+      </w:r>
+    </w:p>
+    <w:p>
+      <w:pPr>
+        <w:jc w:val="both"/>
+      </w:pPr>
+      <w:r>
+        <w:t xml:space="preserve">Les TCN (Temporal </w:t>
+      </w:r>
+      <w:proofErr w:type="spellStart"/>
+      <w:r>
+        <w:t>Convolutional</w:t>
+      </w:r>
+      <w:proofErr w:type="spellEnd"/>
+      <w:r>
+        <w:t xml:space="preserve"> Networks) sont des modèles de </w:t>
+      </w:r>
+      <w:proofErr w:type="spellStart"/>
+      <w:r>
+        <w:t>deep</w:t>
+      </w:r>
+      <w:proofErr w:type="spellEnd"/>
+      <w:r>
+        <w:t xml:space="preserve"> </w:t>
+      </w:r>
+      <w:proofErr w:type="spellStart"/>
+      <w:r>
+        <w:t>learning</w:t>
+      </w:r>
+      <w:proofErr w:type="spellEnd"/>
+      <w:r>
+        <w:t xml:space="preserve"> conçus pour traiter des séries temporelles à l’aide de convolutions 1D causales. Contrairement aux RNN classiques (comme GRU ou LSTM), les TCN sont entièrement convolutifs, ce qui les rend plus rapides à entraîner et </w:t>
+      </w:r>
+      <w:proofErr w:type="spellStart"/>
+      <w:r>
+        <w:t>parallélisables</w:t>
+      </w:r>
+      <w:proofErr w:type="spellEnd"/>
+      <w:r>
+        <w:t xml:space="preserve">, tout en captant efficacement les dépendances à long terme dans les données financières. Leur structure permet également une meilleure stabilité du gradient lors de l’apprentissage. Cependant, les TCN restent complexes à configurer, nécessitent de grandes quantités de données, et sont peu interprétables, ce qui peut poser </w:t>
+      </w:r>
+      <w:proofErr w:type="gramStart"/>
+      <w:r>
+        <w:t>problème</w:t>
+      </w:r>
+      <w:proofErr w:type="gramEnd"/>
+      <w:r>
+        <w:t xml:space="preserve"> dans un contexte financier sensible à l’explicabilité.</w:t>
+      </w:r>
+    </w:p>
+    <w:p/>
+    <w:p>
+      <w:pPr>
+        <w:rPr>
+          <w:sz w:val="28"/>
+          <w:szCs w:val="28"/>
+          <w:u w:val="single"/>
+        </w:rPr>
+      </w:pPr>
+      <w:r>
+        <w:rPr>
+          <w:sz w:val="28"/>
+          <w:szCs w:val="28"/>
+          <w:u w:val="single"/>
+        </w:rPr>
+        <w:t xml:space="preserve">Conclusion sur le choix des modèles : </w:t>
+      </w:r>
+    </w:p>
+    <w:p>
+      <w:pPr>
+        <w:jc w:val="both"/>
+        <w:rPr>
+          <w:color w:val="FF0000"/>
+        </w:rPr>
+      </w:pPr>
+      <w:r>
+        <w:rPr>
+          <w:color w:val="FF0000"/>
+        </w:rPr>
+        <w:t xml:space="preserve">En conclusion, le choix de l’algorithme optimal pour la prévision boursière dépend étroitement des objectifs du projet, de la nature des données disponibles et des contraintes opérationnelles (temps de calcul, interprétabilité, volume de données). Les modèles à base d’arbres comme </w:t>
+      </w:r>
+      <w:proofErr w:type="spellStart"/>
+      <w:r>
+        <w:rPr>
+          <w:color w:val="FF0000"/>
+        </w:rPr>
+        <w:t>LightGBM</w:t>
+      </w:r>
+      <w:proofErr w:type="spellEnd"/>
+      <w:r>
+        <w:rPr>
+          <w:color w:val="FF0000"/>
+        </w:rPr>
+        <w:t xml:space="preserve"> et </w:t>
+      </w:r>
+      <w:proofErr w:type="spellStart"/>
+      <w:r>
+        <w:rPr>
+          <w:color w:val="FF0000"/>
+        </w:rPr>
+        <w:t>XGBoost</w:t>
+      </w:r>
+      <w:proofErr w:type="spellEnd"/>
+      <w:r>
+        <w:rPr>
+          <w:color w:val="FF0000"/>
+        </w:rPr>
+        <w:t xml:space="preserve"> sont particulièrement adaptés lorsqu’un prétraitement efficace (</w:t>
+      </w:r>
+      <w:proofErr w:type="spellStart"/>
+      <w:r>
+        <w:rPr>
+          <w:color w:val="FF0000"/>
+        </w:rPr>
+        <w:t>feature</w:t>
+      </w:r>
+      <w:proofErr w:type="spellEnd"/>
+      <w:r>
+        <w:rPr>
+          <w:color w:val="FF0000"/>
+        </w:rPr>
+        <w:t xml:space="preserve"> engineering) peut être réalisé, et qu’une interprétabilité partielle est souhaitée. Ils offrent de très bonnes performances sur des données tabulaires enrichies. En revanche, si l’objectif est de modéliser directement les dynamiques temporelles sans créer manuellement de variables dérivées, les modèles de </w:t>
+      </w:r>
+      <w:proofErr w:type="spellStart"/>
+      <w:r>
+        <w:rPr>
+          <w:color w:val="FF0000"/>
+        </w:rPr>
+        <w:t>deep</w:t>
+      </w:r>
+      <w:proofErr w:type="spellEnd"/>
+      <w:r>
+        <w:rPr>
+          <w:color w:val="FF0000"/>
+        </w:rPr>
+        <w:t xml:space="preserve"> </w:t>
+      </w:r>
+      <w:proofErr w:type="spellStart"/>
+      <w:r>
+        <w:rPr>
+          <w:color w:val="FF0000"/>
+        </w:rPr>
+        <w:t>learning</w:t>
+      </w:r>
+      <w:proofErr w:type="spellEnd"/>
+      <w:r>
+        <w:rPr>
+          <w:color w:val="FF0000"/>
+        </w:rPr>
+        <w:t xml:space="preserve"> comme GRU, LSTM ou TCN sont plus adaptés. Le GRU offre un bon compromis entre performance et simplicité, tandis que le LSTM reste performant pour les séquences longues au prix d’un coût de calcul plus élevé. Enfin, les TCN apportent une alternative moderne et efficace, bien que plus techniques à maîtriser. Dans un cadre opérationnel combinant performance, rapidité et interprétabilité, </w:t>
+      </w:r>
+      <w:proofErr w:type="spellStart"/>
+      <w:r>
+        <w:rPr>
+          <w:color w:val="FF0000"/>
+        </w:rPr>
+        <w:t>LightGBM</w:t>
+      </w:r>
+      <w:proofErr w:type="spellEnd"/>
+      <w:r>
+        <w:rPr>
+          <w:color w:val="FF0000"/>
+        </w:rPr>
+        <w:t xml:space="preserve"> reste souvent un excellent point de départ, éventuellement complété par un modèle séquentiel comme un GRU ou un TCN si les dépendances temporelles s’avèrent dominantes.</w:t>
+      </w:r>
+    </w:p>
+    <w:p>
+      <w:pPr>
+        <w:jc w:val="both"/>
+        <w:rPr>
+          <w:color w:val="FF0000"/>
+        </w:rPr>
+      </w:pPr>
+    </w:p>
+    <w:p>
+      <w:pPr>
+        <w:jc w:val="both"/>
+        <w:rPr>
+          <w:color w:val="FF0000"/>
+        </w:rPr>
+      </w:pPr>
+      <w:r>
+        <w:rPr>
+          <w:color w:val="FF0000"/>
+        </w:rPr>
+        <w:t xml:space="preserve">Test avec </w:t>
+      </w:r>
+      <w:proofErr w:type="spellStart"/>
+      <w:r>
+        <w:rPr>
+          <w:color w:val="FF0000"/>
+        </w:rPr>
+        <w:t>XGBoo</w:t>
+      </w:r>
+      <w:r>
+        <w:rPr>
+          <w:color w:val="FF0000"/>
+        </w:rPr>
         <w:t>s</w:t>
       </w:r>
       <w:r>
-        <w:t xml:space="preserve"> </w:t>
-      </w:r>
-      <w:r>
-        <w:t>puis</w:t>
-      </w:r>
-      <w:r>
-        <w:t xml:space="preserve"> de comparer les prédictions aux valeurs réelles</w:t>
-      </w:r>
-      <w:r>
-        <w:t>.</w:t>
+        <w:rPr>
+          <w:color w:val="FF0000"/>
+        </w:rPr>
+        <w:t>t</w:t>
+      </w:r>
+      <w:proofErr w:type="spellEnd"/>
+      <w:r>
+        <w:rPr>
+          <w:color w:val="FF0000"/>
+        </w:rPr>
+        <w:t xml:space="preserve"> et LSTM </w:t>
+      </w:r>
+      <w:r>
+        <w:rPr>
+          <w:color w:val="FF0000"/>
+        </w:rPr>
+        <w:t xml:space="preserve">pour comparer </w:t>
+      </w:r>
+      <w:r>
+        <w:rPr>
+          <w:color w:val="FF0000"/>
+        </w:rPr>
+        <w:t xml:space="preserve">puis on est resté sur LSTM. </w:t>
       </w:r>
     </w:p>
     <w:p/>
@@ -89,129 +788,129 @@
           <w:szCs w:val="32"/>
           <w:u w:val="single"/>
         </w:rPr>
-        <w:t xml:space="preserve">Démarche </w:t>
-      </w:r>
-    </w:p>
-    <w:p/>
+        <w:t>Difficultés rencontrées</w:t>
+      </w:r>
+    </w:p>
     <w:p>
       <w:pPr>
         <w:jc w:val="both"/>
       </w:pPr>
       <w:r>
-        <w:t xml:space="preserve">A partir des informations disponibles gratuitement sur internet </w:t>
-      </w:r>
-      <w:r>
-        <w:t xml:space="preserve">grâce </w:t>
-      </w:r>
-      <w:r>
-        <w:t>à</w:t>
-      </w:r>
-      <w:r>
-        <w:t xml:space="preserve"> Yahoo finance et la bibliothèque </w:t>
-      </w:r>
-      <w:proofErr w:type="spellStart"/>
-      <w:r>
-        <w:t>yfinance</w:t>
-      </w:r>
-      <w:proofErr w:type="spellEnd"/>
-      <w:r>
-        <w:t xml:space="preserve"> de python, </w:t>
-      </w:r>
-      <w:r>
-        <w:t>nous avons été en capaci</w:t>
-      </w:r>
-      <w:r>
-        <w:t>ter</w:t>
-      </w:r>
-      <w:r>
-        <w:t xml:space="preserve"> de récupérer un nombre suffisant de donnée</w:t>
-      </w:r>
-      <w:r>
-        <w:t>s</w:t>
-      </w:r>
-      <w:r>
-        <w:t xml:space="preserve"> pour entrainer et tester nos </w:t>
-      </w:r>
-      <w:r>
-        <w:t>modèles</w:t>
-      </w:r>
-      <w:r>
-        <w:t xml:space="preserve">. </w:t>
-      </w:r>
-      <w:r>
-        <w:t xml:space="preserve">Une fois ces dernières mises en forme et exploitables, nous avons </w:t>
-      </w:r>
-      <w:r>
-        <w:t>effectué</w:t>
-      </w:r>
+        <w:t xml:space="preserve">La première difficulté rencontrée a été de s’orienter vers les modèles réellement adaptés à notre problématique. Le cours auquel nous avons assisté portait principalement sur </w:t>
+      </w:r>
+      <w:proofErr w:type="gramStart"/>
+      <w:r>
+        <w:t>le machine</w:t>
+      </w:r>
+      <w:proofErr w:type="gramEnd"/>
       <w:r>
         <w:t xml:space="preserve"> </w:t>
       </w:r>
-      <w:r>
-        <w:t>des recherches sur le</w:t>
-      </w:r>
-      <w:r>
-        <w:t>s</w:t>
-      </w:r>
-      <w:r>
-        <w:t xml:space="preserve"> système</w:t>
-      </w:r>
-      <w:r>
-        <w:t>s</w:t>
-      </w:r>
-      <w:r>
-        <w:t xml:space="preserve"> le</w:t>
-      </w:r>
-      <w:r>
-        <w:t xml:space="preserve">s </w:t>
-      </w:r>
-      <w:r>
-        <w:t>plus approprié</w:t>
-      </w:r>
-      <w:r>
-        <w:t>s</w:t>
-      </w:r>
-      <w:r>
-        <w:t xml:space="preserve"> à ce type de problème. </w:t>
-      </w:r>
-      <w:r>
-        <w:t xml:space="preserve">Notre objectif a été ensuite de les tester, les enrichir, les corriger afin de parvenir à des résultats cohérents et intéressants. </w:t>
-      </w:r>
-      <w:r>
-        <w:t>La Target de notre modèle</w:t>
-      </w:r>
+      <w:proofErr w:type="spellStart"/>
+      <w:r>
+        <w:t>learning</w:t>
+      </w:r>
+      <w:proofErr w:type="spellEnd"/>
+      <w:r>
+        <w:t xml:space="preserve">, et non sur le </w:t>
+      </w:r>
+      <w:proofErr w:type="spellStart"/>
+      <w:r>
+        <w:t>deep</w:t>
+      </w:r>
+      <w:proofErr w:type="spellEnd"/>
       <w:r>
         <w:t xml:space="preserve"> </w:t>
       </w:r>
-      <w:r>
-        <w:t>est</w:t>
-      </w:r>
+      <w:proofErr w:type="spellStart"/>
+      <w:r>
+        <w:t>learning</w:t>
+      </w:r>
+      <w:proofErr w:type="spellEnd"/>
+      <w:r>
+        <w:t xml:space="preserve">, qui est pourtant essentiel pour traiter des séries temporelles complexes comme les données boursières. Si les bases du machine </w:t>
+      </w:r>
+      <w:proofErr w:type="spellStart"/>
+      <w:r>
+        <w:t>learning</w:t>
+      </w:r>
+      <w:proofErr w:type="spellEnd"/>
+      <w:r>
+        <w:t xml:space="preserve"> nous ont apporté des fondations solides, nous n’avions pas abordé en détail les algorithmes avancés nécessaires à notre projet. L’un des enjeux majeurs a donc été de nous former de manière autonome, en nous appuyant sur des ressources en ligne et sur des outils d’assistance tels que </w:t>
+      </w:r>
+      <w:proofErr w:type="spellStart"/>
+      <w:r>
+        <w:t>ChatGPT</w:t>
+      </w:r>
+      <w:proofErr w:type="spellEnd"/>
+      <w:r>
+        <w:t xml:space="preserve"> ou </w:t>
+      </w:r>
+      <w:proofErr w:type="spellStart"/>
+      <w:r>
+        <w:t>Copilot</w:t>
+      </w:r>
+      <w:proofErr w:type="spellEnd"/>
+      <w:r>
+        <w:t xml:space="preserve">, particulièrement utiles et pédagogiques. Nous avons dû expérimenter, chercher, ajuster les paramètres et comprendre les mécanismes internes de chaque modèle. Bien qu’un cours dédié au </w:t>
+      </w:r>
+      <w:proofErr w:type="spellStart"/>
+      <w:r>
+        <w:t>deep</w:t>
+      </w:r>
+      <w:proofErr w:type="spellEnd"/>
       <w:r>
         <w:t xml:space="preserve"> </w:t>
       </w:r>
-      <w:r>
-        <w:t xml:space="preserve">de </w:t>
-      </w:r>
-      <w:r>
-        <w:t xml:space="preserve">prédire au jour le jour la donnée « Close » du S&amp;P500 </w:t>
-      </w:r>
-      <w:r>
-        <w:t>pour définir si le cours</w:t>
-      </w:r>
-      <w:r>
-        <w:t xml:space="preserve"> du lendemain sera croissant ou décroissant. La finalité ici est de simuler un robot de trading comme il en existe </w:t>
-      </w:r>
-      <w:r>
-        <w:t>des milliers</w:t>
-      </w:r>
-      <w:r>
-        <w:t xml:space="preserve"> qui pourrait éventuellement acheter et vendre en toute autonomie si ses résultats de prédiction sont satisfaisants</w:t>
-      </w:r>
-      <w:r>
-        <w:t xml:space="preserve"> et les règle d’achats et vente bien définie</w:t>
-      </w:r>
-      <w:r>
-        <w:t xml:space="preserve">. </w:t>
+      <w:proofErr w:type="spellStart"/>
+      <w:r>
+        <w:t>learning</w:t>
+      </w:r>
+      <w:proofErr w:type="spellEnd"/>
+      <w:r>
+        <w:t xml:space="preserve"> appliqué aurait sans doute permis de gagner du temps et de l’efficacité, l’abondance de ressources disponibles aujourd’hui nous a permis de surmonter cette difficulté et progresser de manière autonome.</w:t>
+      </w:r>
+    </w:p>
+    <w:p>
+      <w:pPr>
+        <w:jc w:val="both"/>
+        <w:rPr>
+          <w:color w:val="FF0000"/>
+        </w:rPr>
+      </w:pPr>
+      <w:r>
+        <w:rPr>
+          <w:color w:val="FF0000"/>
+        </w:rPr>
+        <w:t xml:space="preserve">Une autre difficulté pour l’entrainement de nos modèles a été le produit sur lequel nous travaillons. Le S&amp;P 500 à en moyenne un rendement annuel de 11% cde qui signifie qu’il va depuis 10 ans toujours dans l’ensemble à la hausse. En conséquence, un modèle qui ne prédirais que des hausses, aurait alors une précision plutôt </w:t>
+      </w:r>
+      <w:proofErr w:type="spellStart"/>
+      <w:r>
+        <w:rPr>
+          <w:color w:val="FF0000"/>
+        </w:rPr>
+        <w:t>interessante</w:t>
+      </w:r>
+      <w:proofErr w:type="spellEnd"/>
+      <w:r>
+        <w:rPr>
+          <w:color w:val="FF0000"/>
+        </w:rPr>
+        <w:t xml:space="preserve"> mais ne </w:t>
+      </w:r>
+      <w:proofErr w:type="spellStart"/>
+      <w:r>
+        <w:rPr>
+          <w:color w:val="FF0000"/>
+        </w:rPr>
+        <w:t>batterait</w:t>
+      </w:r>
+      <w:proofErr w:type="spellEnd"/>
+      <w:r>
+        <w:rPr>
+          <w:color w:val="FF0000"/>
+        </w:rPr>
+        <w:t xml:space="preserve"> jamais le marché et c’est tout l’enjeu ici. </w:t>
       </w:r>
     </w:p>
     <w:p/>
@@ -229,278 +928,572 @@
           <w:szCs w:val="32"/>
           <w:u w:val="single"/>
         </w:rPr>
-        <w:t xml:space="preserve">Solution </w:t>
-      </w:r>
-    </w:p>
-    <w:p>
-      <w:pPr>
-        <w:rPr>
-          <w:u w:val="single"/>
-        </w:rPr>
-      </w:pPr>
-      <w:r>
-        <w:rPr>
-          <w:u w:val="single"/>
-        </w:rPr>
-        <w:t xml:space="preserve">Recueil et traitement des données </w:t>
-      </w:r>
-    </w:p>
-    <w:p/>
+        <w:t xml:space="preserve">Création du modèle </w:t>
+      </w:r>
+      <w:r>
+        <w:rPr>
+          <w:sz w:val="32"/>
+          <w:szCs w:val="32"/>
+          <w:u w:val="single"/>
+        </w:rPr>
+        <w:t xml:space="preserve">pour la prédiction : </w:t>
+      </w:r>
+    </w:p>
+    <w:p>
+      <w:pPr>
+        <w:rPr>
+          <w:u w:val="single"/>
+        </w:rPr>
+      </w:pPr>
+    </w:p>
+    <w:p>
+      <w:pPr>
+        <w:rPr>
+          <w:u w:val="single"/>
+        </w:rPr>
+      </w:pPr>
+      <w:r>
+        <w:rPr>
+          <w:u w:val="single"/>
+        </w:rPr>
+        <w:t>Choix du modèle et des hyperparamètres associés</w:t>
+      </w:r>
+    </w:p>
+    <w:p>
+      <w:pPr>
+        <w:rPr>
+          <w:u w:val="single"/>
+        </w:rPr>
+      </w:pPr>
+    </w:p>
+    <w:p>
+      <w:pPr>
+        <w:rPr>
+          <w:u w:val="single"/>
+        </w:rPr>
+      </w:pPr>
+    </w:p>
+    <w:p>
+      <w:pPr>
+        <w:rPr>
+          <w:u w:val="single"/>
+        </w:rPr>
+      </w:pPr>
+    </w:p>
+    <w:p>
+      <w:pPr>
+        <w:rPr>
+          <w:u w:val="single"/>
+        </w:rPr>
+      </w:pPr>
+    </w:p>
+    <w:p>
+      <w:pPr>
+        <w:rPr>
+          <w:u w:val="single"/>
+        </w:rPr>
+      </w:pPr>
+    </w:p>
+    <w:p>
+      <w:pPr>
+        <w:rPr>
+          <w:u w:val="single"/>
+        </w:rPr>
+      </w:pPr>
+    </w:p>
+    <w:p>
+      <w:pPr>
+        <w:rPr>
+          <w:u w:val="single"/>
+        </w:rPr>
+      </w:pPr>
+      <w:r>
+        <w:rPr>
+          <w:u w:val="single"/>
+        </w:rPr>
+        <w:t xml:space="preserve">Avec </w:t>
+      </w:r>
+      <w:proofErr w:type="spellStart"/>
+      <w:r>
+        <w:rPr>
+          <w:u w:val="single"/>
+        </w:rPr>
+        <w:t>f</w:t>
+      </w:r>
+      <w:r>
+        <w:rPr>
+          <w:u w:val="single"/>
+        </w:rPr>
+        <w:t>eaturing</w:t>
+      </w:r>
+      <w:proofErr w:type="spellEnd"/>
+      <w:r>
+        <w:rPr>
+          <w:u w:val="single"/>
+        </w:rPr>
+        <w:t xml:space="preserve"> : </w:t>
+      </w:r>
+    </w:p>
+    <w:p>
+      <w:r>
+        <w:t xml:space="preserve">Page 33 : </w:t>
+      </w:r>
+      <w:r>
+        <w:t xml:space="preserve">mettre false </w:t>
+      </w:r>
+      <w:r>
+        <w:t>en bas du code</w:t>
+      </w:r>
+    </w:p>
+    <w:p/>
+    <w:p/>
+    <w:p/>
+    <w:p>
+      <w:pPr>
+        <w:rPr>
+          <w:u w:val="single"/>
+        </w:rPr>
+      </w:pPr>
+      <w:r>
+        <w:rPr>
+          <w:u w:val="single"/>
+        </w:rPr>
+        <w:t xml:space="preserve">Sélection des hyperparamètres : </w:t>
+      </w:r>
+    </w:p>
+    <w:p/>
+    <w:p>
+      <w:r>
+        <w:t xml:space="preserve">Choix des </w:t>
+      </w:r>
+      <w:proofErr w:type="spellStart"/>
+      <w:r>
+        <w:t>epoch</w:t>
+      </w:r>
+      <w:proofErr w:type="spellEnd"/>
+      <w:r>
+        <w:t xml:space="preserve"> =&gt; </w:t>
+      </w:r>
+      <w:proofErr w:type="spellStart"/>
+      <w:r>
+        <w:t>early</w:t>
+      </w:r>
+      <w:proofErr w:type="spellEnd"/>
+      <w:r>
+        <w:t xml:space="preserve"> </w:t>
+      </w:r>
+      <w:proofErr w:type="spellStart"/>
+      <w:r>
+        <w:t>stopping</w:t>
+      </w:r>
+      <w:proofErr w:type="spellEnd"/>
+      <w:r>
+        <w:t xml:space="preserve"> donc nombre arbitraire car jamais atteint. </w:t>
+      </w:r>
+    </w:p>
+    <w:p>
+      <w:r>
+        <w:t xml:space="preserve">Choix des séquences : </w:t>
+      </w:r>
+    </w:p>
+    <w:p/>
+    <w:p>
+      <w:r>
+        <w:t xml:space="preserve">Baisse =&gt; </w:t>
+      </w:r>
+      <w:r>
+        <w:t>-</w:t>
+      </w:r>
+      <w:r>
+        <w:t>2%</w:t>
+      </w:r>
+      <w:r>
+        <w:t xml:space="preserve"> classe 0</w:t>
+      </w:r>
+    </w:p>
+    <w:p>
+      <w:r>
+        <w:t xml:space="preserve">Neutre =&gt; </w:t>
+      </w:r>
+      <w:r>
+        <w:t xml:space="preserve">classe 1 </w:t>
+      </w:r>
+    </w:p>
+    <w:p>
+      <w:r>
+        <w:t xml:space="preserve">Hausse =&gt; +2% classe 2 </w:t>
+      </w:r>
+    </w:p>
+    <w:p/>
+    <w:p/>
+    <w:p/>
+    <w:p>
+      <w:r>
+        <w:t xml:space="preserve">Corrélation : </w:t>
+      </w:r>
+    </w:p>
+    <w:p/>
+    <w:p>
+      <w:r>
+        <w:t xml:space="preserve">Parler de la corrélation </w:t>
+      </w:r>
+      <w:r>
+        <w:t xml:space="preserve">comme démarche qui </w:t>
+      </w:r>
+      <w:proofErr w:type="gramStart"/>
+      <w:r>
+        <w:t>au final</w:t>
+      </w:r>
+      <w:proofErr w:type="gramEnd"/>
+      <w:r>
+        <w:t xml:space="preserve"> de nous permet pas de conclure sur u</w:t>
+      </w:r>
+      <w:r>
+        <w:t xml:space="preserve">n horizon précis (7 ou 30 jours). </w:t>
+      </w:r>
+    </w:p>
+    <w:p/>
+    <w:p>
+      <w:proofErr w:type="spellStart"/>
+      <w:r>
+        <w:t>Rsultat</w:t>
+      </w:r>
+      <w:proofErr w:type="spellEnd"/>
+      <w:r>
+        <w:t xml:space="preserve"> : </w:t>
+      </w:r>
+    </w:p>
+    <w:p/>
+    <w:p>
+      <w:r>
+        <w:t xml:space="preserve">Avec et sans balance </w:t>
+      </w:r>
+    </w:p>
+    <w:p/>
+    <w:p/>
+    <w:p/>
+    <w:p/>
+    <w:p/>
+    <w:p/>
+    <w:p/>
+    <w:p/>
+    <w:p/>
+    <w:p/>
+    <w:p/>
+    <w:p/>
+    <w:p/>
+    <w:p/>
+    <w:p/>
+    <w:p/>
+    <w:p/>
+    <w:p>
+      <w:pPr>
+        <w:rPr>
+          <w:u w:val="single"/>
+        </w:rPr>
+      </w:pPr>
+      <w:r>
+        <w:rPr>
+          <w:u w:val="single"/>
+        </w:rPr>
+        <w:t xml:space="preserve">Le </w:t>
+      </w:r>
+      <w:proofErr w:type="spellStart"/>
+      <w:r>
+        <w:rPr>
+          <w:u w:val="single"/>
+        </w:rPr>
+        <w:t>PnL</w:t>
+      </w:r>
+      <w:proofErr w:type="spellEnd"/>
+      <w:r>
+        <w:rPr>
+          <w:u w:val="single"/>
+        </w:rPr>
+        <w:t xml:space="preserve"> </w:t>
+      </w:r>
+    </w:p>
     <w:p>
       <w:pPr>
         <w:jc w:val="both"/>
-      </w:pPr>
-      <w:r>
-        <w:lastRenderedPageBreak/>
-        <w:t xml:space="preserve">Le traitement des données est </w:t>
-      </w:r>
-      <w:r>
-        <w:t>primordial</w:t>
-      </w:r>
-      <w:r>
-        <w:t xml:space="preserve"> </w:t>
-      </w:r>
-      <w:r>
-        <w:t xml:space="preserve">en machines </w:t>
-      </w:r>
-      <w:proofErr w:type="spellStart"/>
-      <w:r>
-        <w:t>learning</w:t>
-      </w:r>
-      <w:proofErr w:type="spellEnd"/>
-      <w:r>
-        <w:t xml:space="preserve">, </w:t>
-      </w:r>
-      <w:r>
-        <w:t>car</w:t>
-      </w:r>
-      <w:r>
-        <w:t xml:space="preserve"> la qualité du jeu de données à un impact décisif quan</w:t>
-      </w:r>
-      <w:r>
-        <w:t>t</w:t>
-      </w:r>
-      <w:r>
-        <w:t xml:space="preserve"> à</w:t>
-      </w:r>
-      <w:r>
-        <w:t xml:space="preserve"> la qualité des résultats </w:t>
-      </w:r>
-      <w:r>
-        <w:t xml:space="preserve">de prédiction </w:t>
-      </w:r>
-      <w:r>
-        <w:t xml:space="preserve">du modèle. </w:t>
-      </w:r>
-      <w:r>
-        <w:t xml:space="preserve">Après de </w:t>
-      </w:r>
-      <w:r>
-        <w:t>nombreuses recherches</w:t>
-      </w:r>
-      <w:r>
-        <w:t>, nous avons pu établir une liste d’indicateurs</w:t>
-      </w:r>
-      <w:r>
-        <w:t>,</w:t>
-      </w:r>
-      <w:r>
-        <w:t xml:space="preserve"> </w:t>
-      </w:r>
-      <w:r>
-        <w:t>financier</w:t>
-      </w:r>
-      <w:r>
+        <w:rPr>
+          <w:color w:val="FF0000"/>
+        </w:rPr>
+      </w:pPr>
+      <w:r>
+        <w:rPr>
+          <w:color w:val="FF0000"/>
+        </w:rPr>
+        <w:t>Nous avons au cours de nos prédiction tenter de sim</w:t>
+      </w:r>
+      <w:r>
+        <w:rPr>
+          <w:color w:val="FF0000"/>
+        </w:rPr>
+        <w:t xml:space="preserve">uler des ordres d’achats avec dans premier temps des </w:t>
+      </w:r>
+      <w:r>
+        <w:rPr>
+          <w:color w:val="FF0000"/>
+        </w:rPr>
+        <w:t>conditions</w:t>
+      </w:r>
+      <w:r>
+        <w:rPr>
+          <w:color w:val="FF0000"/>
+        </w:rPr>
+        <w:t xml:space="preserve"> simples</w:t>
+      </w:r>
+      <w:r>
+        <w:rPr>
+          <w:color w:val="FF0000"/>
+        </w:rPr>
+        <w:t xml:space="preserve"> comme </w:t>
+      </w:r>
+      <w:r>
+        <w:rPr>
+          <w:color w:val="FF0000"/>
+        </w:rPr>
+        <w:t xml:space="preserve">la </w:t>
+      </w:r>
+      <w:r>
+        <w:rPr>
+          <w:color w:val="FF0000"/>
+        </w:rPr>
+        <w:t xml:space="preserve">probabilité de hausse prédite supérieur à un certain seuil. Nous nous sommes vite rendu compte que cela ne </w:t>
+      </w:r>
+      <w:r>
+        <w:rPr>
+          <w:color w:val="FF0000"/>
+        </w:rPr>
+        <w:t>présentait</w:t>
+      </w:r>
+      <w:r>
+        <w:rPr>
+          <w:color w:val="FF0000"/>
+        </w:rPr>
+        <w:t xml:space="preserve"> pas d’intérêt au vu des résultats de prédictions </w:t>
+      </w:r>
+      <w:r>
+        <w:rPr>
+          <w:color w:val="FF0000"/>
+        </w:rPr>
+        <w:t xml:space="preserve">peut précis mais aussi surtout </w:t>
+      </w:r>
+      <w:r>
+        <w:rPr>
+          <w:color w:val="FF0000"/>
+        </w:rPr>
+        <w:t>car i nous faut fixer des règles stricte</w:t>
+      </w:r>
+      <w:r>
+        <w:rPr>
+          <w:color w:val="FF0000"/>
+        </w:rPr>
         <w:t>s</w:t>
       </w:r>
       <w:r>
-        <w:t xml:space="preserve"> ou non</w:t>
-      </w:r>
-      <w:r>
-        <w:t>,</w:t>
-      </w:r>
-      <w:r>
-        <w:t xml:space="preserve"> qui pourrait de près ou de loin de l’influence sur le marché et par conséquent pourrait nous aider dans la prédiction du cours. </w:t>
-      </w:r>
-      <w:r>
-        <w:t>Nous avons par exemple des données sur le chômage américain, des valeurs d’indicateur financier (</w:t>
-      </w:r>
-      <w:proofErr w:type="spellStart"/>
-      <w:r>
-        <w:t>ichimoku</w:t>
-      </w:r>
-      <w:proofErr w:type="spellEnd"/>
-      <w:r>
-        <w:t xml:space="preserve">), </w:t>
-      </w:r>
-      <w:r>
-        <w:t xml:space="preserve">le cours de l’or et de l’argent, les indicateurs sur l’immobilier américain ou encore les taux directeurs de la FED. </w:t>
+        <w:rPr>
+          <w:color w:val="FF0000"/>
+        </w:rPr>
+        <w:t xml:space="preserve"> et encadré les ordres. </w:t>
       </w:r>
     </w:p>
     <w:p>
       <w:pPr>
         <w:jc w:val="both"/>
-      </w:pPr>
-      <w:r>
-        <w:t>Les données que nous avons pu extraire avait des périodicité</w:t>
-      </w:r>
-      <w:r>
+        <w:rPr>
+          <w:color w:val="FF0000"/>
+        </w:rPr>
+      </w:pPr>
+      <w:r>
+        <w:rPr>
+          <w:color w:val="FF0000"/>
+        </w:rPr>
+        <w:t xml:space="preserve">Le </w:t>
+      </w:r>
+      <w:proofErr w:type="spellStart"/>
+      <w:r>
+        <w:rPr>
+          <w:color w:val="FF0000"/>
+        </w:rPr>
+        <w:t>PnL</w:t>
+      </w:r>
+      <w:proofErr w:type="spellEnd"/>
+      <w:r>
+        <w:rPr>
+          <w:color w:val="FF0000"/>
+        </w:rPr>
+        <w:t xml:space="preserve"> serait la dernière étape de notre projet, </w:t>
+      </w:r>
+      <w:r>
+        <w:rPr>
+          <w:color w:val="FF0000"/>
+        </w:rPr>
+        <w:t xml:space="preserve">il nous faudra </w:t>
+      </w:r>
+      <w:r>
+        <w:rPr>
+          <w:color w:val="FF0000"/>
+        </w:rPr>
+        <w:t>travailler</w:t>
+      </w:r>
+      <w:r>
+        <w:rPr>
+          <w:color w:val="FF0000"/>
+        </w:rPr>
+        <w:t xml:space="preserve"> sur les probabilité</w:t>
+      </w:r>
+      <w:r>
+        <w:rPr>
+          <w:color w:val="FF0000"/>
+        </w:rPr>
         <w:t>s</w:t>
       </w:r>
       <w:r>
-        <w:t xml:space="preserve"> d’émission différentes (</w:t>
-      </w:r>
-      <w:r>
-        <w:t xml:space="preserve">ex : </w:t>
-      </w:r>
-      <w:r>
-        <w:t xml:space="preserve">taux </w:t>
-      </w:r>
-      <w:r>
-        <w:t xml:space="preserve">FED – </w:t>
-      </w:r>
-      <w:r>
-        <w:t>Mensuel</w:t>
-      </w:r>
-      <w:r>
-        <w:t xml:space="preserve">, prix spot S&amp;P500 </w:t>
-      </w:r>
-      <w:r>
-        <w:t>– Journalier) et nécessitai</w:t>
-      </w:r>
-      <w:r>
-        <w:t>ent</w:t>
-      </w:r>
-      <w:r>
-        <w:t xml:space="preserve"> un traitement particulier au cas par cas</w:t>
-      </w:r>
-      <w:r>
-        <w:t>. Par ailleurs c</w:t>
-      </w:r>
-      <w:r>
-        <w:t>ertains indicateurs choisi</w:t>
-      </w:r>
-      <w:r>
-        <w:t>t</w:t>
-      </w:r>
-      <w:r>
-        <w:t xml:space="preserve"> était disponible seulement à </w:t>
-      </w:r>
-      <w:r>
-        <w:t>p</w:t>
-      </w:r>
-      <w:r>
-        <w:t>artir</w:t>
-      </w:r>
-      <w:r>
-        <w:t xml:space="preserve"> d’une certaine date, en conséquence nous avons d</w:t>
-      </w:r>
-      <w:r>
-        <w:t xml:space="preserve">û faire un arbitrage quant à la nécessité de conserver </w:t>
-      </w:r>
-      <w:r>
-        <w:t>certains</w:t>
-      </w:r>
-      <w:r>
-        <w:t xml:space="preserve"> indicateurs </w:t>
-      </w:r>
-      <w:r>
-        <w:t>plutôt q</w:t>
-      </w:r>
-      <w:r>
-        <w:t>ue le</w:t>
-      </w:r>
-      <w:r>
-        <w:t xml:space="preserve"> risque de perdre toute une période de données. </w:t>
-      </w:r>
-    </w:p>
-    <w:p>
-      <w:pPr>
-        <w:jc w:val="both"/>
-      </w:pPr>
-      <w:r>
-        <w:t xml:space="preserve">Ce tri nous a permis d’obtenir un jeu de données </w:t>
-      </w:r>
-      <w:r>
-        <w:t xml:space="preserve">suffisant pour entrainer un modèle à savoir 65 </w:t>
-      </w:r>
-      <w:proofErr w:type="spellStart"/>
-      <w:r>
-        <w:t>co</w:t>
-      </w:r>
-      <w:proofErr w:type="spellEnd"/>
-      <w:r>
-        <w:t xml:space="preserve">-variable pour </w:t>
-      </w:r>
-      <w:r>
-        <w:t xml:space="preserve">5062 lignes. </w:t>
-      </w:r>
-    </w:p>
-    <w:p/>
-    <w:p/>
-    <w:p>
-      <w:pPr>
-        <w:rPr>
-          <w:u w:val="single"/>
-        </w:rPr>
-      </w:pPr>
-      <w:r>
-        <w:rPr>
-          <w:u w:val="single"/>
-        </w:rPr>
-        <w:t xml:space="preserve">Algorithme de prédiction </w:t>
-      </w:r>
-    </w:p>
-    <w:p>
-      <w:pPr>
-        <w:jc w:val="both"/>
-      </w:pPr>
-      <w:r>
-        <w:t>Plusieurs options d’algorithme se présente à nous</w:t>
-      </w:r>
-      <w:r>
-        <w:t xml:space="preserve">. La caractéristique suite temporelle de notre jeu de données conditionne nos choix quant </w:t>
-      </w:r>
-      <w:r>
-        <w:t xml:space="preserve">aux algorithmes possibles. Les réseaux de neurones </w:t>
-      </w:r>
-      <w:r>
-        <w:t>semblent</w:t>
-      </w:r>
-      <w:r>
-        <w:t xml:space="preserve"> être les plus adaptés et en particulier les méthode LSTM et GRU. </w:t>
-      </w:r>
-    </w:p>
-    <w:p>
-      <w:pPr>
-        <w:jc w:val="both"/>
-      </w:pPr>
-    </w:p>
-    <w:p>
-      <w:pPr>
-        <w:jc w:val="both"/>
-        <w:rPr>
-          <w:lang w:val="en-US"/>
-        </w:rPr>
-      </w:pPr>
-      <w:r>
-        <w:rPr>
-          <w:lang w:val="en-US"/>
-        </w:rPr>
-        <w:t>Light Gradient Boosting Machine</w:t>
-      </w:r>
-    </w:p>
-    <w:p>
-      <w:pPr>
-        <w:jc w:val="both"/>
-        <w:rPr>
-          <w:lang w:val="en-US"/>
-        </w:rPr>
-      </w:pPr>
-      <w:hyperlink r:id="rId4" w:history="1">
+        <w:rPr>
+          <w:color w:val="FF0000"/>
+        </w:rPr>
+        <w:t xml:space="preserve"> calculer pour définir </w:t>
+      </w:r>
+      <w:r>
+        <w:rPr>
+          <w:color w:val="FF0000"/>
+        </w:rPr>
+        <w:t xml:space="preserve">quand acheter et a quelle probabilité on maximiserait le rendement. Il nous faudra aussi fixer un Stop </w:t>
+      </w:r>
+      <w:proofErr w:type="spellStart"/>
+      <w:r>
+        <w:rPr>
+          <w:color w:val="FF0000"/>
+        </w:rPr>
+        <w:t>Loss</w:t>
+      </w:r>
+      <w:proofErr w:type="spellEnd"/>
+      <w:r>
+        <w:rPr>
+          <w:color w:val="FF0000"/>
+        </w:rPr>
+        <w:t xml:space="preserve"> (SL) afin de limiter nos pertes, de préférence un </w:t>
+      </w:r>
+      <w:r>
+        <w:rPr>
+          <w:color w:val="FF0000"/>
+        </w:rPr>
+        <w:t>S</w:t>
+      </w:r>
+      <w:r>
+        <w:rPr>
+          <w:color w:val="FF0000"/>
+        </w:rPr>
+        <w:t xml:space="preserve">top </w:t>
+      </w:r>
+      <w:proofErr w:type="spellStart"/>
+      <w:r>
+        <w:rPr>
+          <w:color w:val="FF0000"/>
+        </w:rPr>
+        <w:t>L</w:t>
+      </w:r>
+      <w:r>
+        <w:rPr>
+          <w:color w:val="FF0000"/>
+        </w:rPr>
+        <w:t>oss</w:t>
+      </w:r>
+      <w:proofErr w:type="spellEnd"/>
+      <w:r>
+        <w:rPr>
+          <w:color w:val="FF0000"/>
+        </w:rPr>
+        <w:t xml:space="preserve"> adaptatif en fonction des résultats de prédictions. </w:t>
+      </w:r>
+      <w:r>
+        <w:rPr>
+          <w:color w:val="FF0000"/>
+        </w:rPr>
+        <w:t xml:space="preserve">En définitive, il y là aussi un gros sujet d’étude très complexe et surtout très intéressant que nous pourriez éventuellement développer dans le futur. </w:t>
+      </w:r>
+    </w:p>
+    <w:p/>
+    <w:p/>
+    <w:p/>
+    <w:p/>
+    <w:p/>
+    <w:p/>
+    <w:p/>
+    <w:p/>
+    <w:p/>
+    <w:p/>
+    <w:p/>
+    <w:p>
+      <w:pPr>
+        <w:rPr>
+          <w:sz w:val="28"/>
+          <w:szCs w:val="28"/>
+          <w:u w:val="single"/>
+        </w:rPr>
+      </w:pPr>
+      <w:r>
+        <w:rPr>
+          <w:sz w:val="28"/>
+          <w:szCs w:val="28"/>
+          <w:u w:val="single"/>
+        </w:rPr>
+        <w:t xml:space="preserve">Conclusion </w:t>
+      </w:r>
+    </w:p>
+    <w:p/>
+    <w:p/>
+    <w:p/>
+    <w:p/>
+    <w:p/>
+    <w:p/>
+    <w:p>
+      <w:pPr>
+        <w:rPr>
+          <w:sz w:val="36"/>
+          <w:szCs w:val="36"/>
+          <w:u w:val="single"/>
+        </w:rPr>
+      </w:pPr>
+      <w:r>
+        <w:rPr>
+          <w:sz w:val="36"/>
+          <w:szCs w:val="36"/>
+          <w:u w:val="single"/>
+        </w:rPr>
+        <w:t xml:space="preserve">Sources intéressantes : </w:t>
+      </w:r>
+    </w:p>
+    <w:p/>
+    <w:p>
+      <w:hyperlink r:id="rId5" w:history="1">
         <w:r>
           <w:rPr>
-            <w:rStyle w:val="Lienhypertexte"/>
+            <w:rStyle w:val="Hyperlink"/>
+          </w:rPr>
+          <w:t>https://www.toptal.com/machine-learning/s-p-500-automated-tradin</w:t>
+        </w:r>
+        <w:r>
+          <w:rPr>
+            <w:rStyle w:val="Hyperlink"/>
+          </w:rPr>
+          <w:t>g</w:t>
+        </w:r>
+      </w:hyperlink>
+    </w:p>
+    <w:p>
+      <w:pPr>
+        <w:jc w:val="both"/>
+        <w:rPr>
+          <w:lang w:val="en-US"/>
+        </w:rPr>
+      </w:pPr>
+      <w:hyperlink r:id="rId6" w:history="1">
+        <w:r>
+          <w:rPr>
+            <w:rStyle w:val="Hyperlink"/>
             <w:lang w:val="en-US"/>
           </w:rPr>
           <w:t>https://www.quantmetry.com/blog/comparaison-deep-learning-lgbm-forecasting-series-temporelles/</w:t>
@@ -514,24 +1507,24 @@
           <w:lang w:val="en-US"/>
         </w:rPr>
       </w:pPr>
-      <w:hyperlink r:id="rId5" w:history="1">
+      <w:hyperlink r:id="rId7" w:history="1">
         <w:r>
           <w:rPr>
-            <w:rStyle w:val="Lienhypertexte"/>
+            <w:rStyle w:val="Hyperlink"/>
             <w:lang w:val="en-US"/>
           </w:rPr>
           <w:t>http</w:t>
         </w:r>
         <w:r>
           <w:rPr>
-            <w:rStyle w:val="Lienhypertexte"/>
+            <w:rStyle w:val="Hyperlink"/>
             <w:lang w:val="en-US"/>
           </w:rPr>
           <w:t>s</w:t>
         </w:r>
         <w:r>
           <w:rPr>
-            <w:rStyle w:val="Lienhypertexte"/>
+            <w:rStyle w:val="Hyperlink"/>
             <w:lang w:val="en-US"/>
           </w:rPr>
           <w:t>://www.datacamp.com/fr/tutorial/lstm-python-stock-market</w:t>
@@ -577,7 +1570,7 @@
       </w:r>
       <w:r>
         <w:rPr>
-          <w:rStyle w:val="Lienhypertexte"/>
+          <w:rStyle w:val="Hyperlink"/>
           <w:lang w:val="en-US"/>
         </w:rPr>
         <w:t>https://medium.com/@yanbinette/comment-prédire-la-bourse-en-intra-day-à-85-avec-le-deep-learning-e324af8e6026</w:t>
@@ -590,402 +1583,6 @@
       </w:r>
     </w:p>
     <w:p/>
-    <w:p/>
-    <w:p/>
-    <w:p/>
-    <w:p>
-      <w:pPr>
-        <w:rPr>
-          <w:u w:val="single"/>
-        </w:rPr>
-      </w:pPr>
-      <w:r>
-        <w:rPr>
-          <w:u w:val="single"/>
-        </w:rPr>
-        <w:lastRenderedPageBreak/>
-        <w:t xml:space="preserve">Choix des algorithmes </w:t>
-      </w:r>
-    </w:p>
-    <w:p/>
-    <w:p>
-      <w:pPr>
-        <w:jc w:val="both"/>
-      </w:pPr>
-      <w:r>
-        <w:t xml:space="preserve">Il existe bon nombre d’algorithme de machine et </w:t>
-      </w:r>
-      <w:proofErr w:type="spellStart"/>
-      <w:r>
-        <w:t>deep</w:t>
-      </w:r>
-      <w:proofErr w:type="spellEnd"/>
-      <w:r>
-        <w:t xml:space="preserve"> </w:t>
-      </w:r>
-      <w:proofErr w:type="spellStart"/>
-      <w:r>
-        <w:t>learning</w:t>
-      </w:r>
-      <w:proofErr w:type="spellEnd"/>
-      <w:r>
-        <w:t xml:space="preserve"> mais seulement une poignée sont adapté</w:t>
-      </w:r>
-      <w:r>
-        <w:t>s</w:t>
-      </w:r>
-      <w:r>
-        <w:t xml:space="preserve"> à notre problème très particulier. La première condition dans notre choix ce sont les séries temporelles</w:t>
-      </w:r>
-      <w:r>
-        <w:t xml:space="preserve"> que l’algorithme doit considérer</w:t>
-      </w:r>
-      <w:r>
-        <w:t>. Le second, c’est la quantité de donnée dont nous disposons qui peut être considérée comme moyenne. Ensuite, nous sommes limités par nos ordinateurs personnels en termes de puissance de calculs.</w:t>
-      </w:r>
-      <w:r>
-        <w:t xml:space="preserve"> Et en</w:t>
-      </w:r>
-      <w:r>
-        <w:t xml:space="preserve"> fin, la complexité de mise en place</w:t>
-      </w:r>
-      <w:r>
-        <w:t>,</w:t>
-      </w:r>
-      <w:r>
-        <w:t xml:space="preserve"> de paramétrage </w:t>
-      </w:r>
-      <w:r>
-        <w:t xml:space="preserve">et les compétences requises </w:t>
-      </w:r>
-      <w:r>
-        <w:t xml:space="preserve">sont des points importants. </w:t>
-      </w:r>
-    </w:p>
-    <w:p>
-      <w:pPr>
-        <w:jc w:val="both"/>
-      </w:pPr>
-      <w:r>
-        <w:t xml:space="preserve">Nous avons alors une sélection d’algorithme possible : </w:t>
-      </w:r>
-    </w:p>
-    <w:p/>
-    <w:p/>
-    <w:p/>
-    <w:p/>
-    <w:p/>
-    <w:p>
-      <w:pPr>
-        <w:rPr>
-          <w:u w:val="single"/>
-        </w:rPr>
-      </w:pPr>
-      <w:r>
-        <w:rPr>
-          <w:u w:val="single"/>
-        </w:rPr>
-        <w:t>Difficultés rencontrées</w:t>
-      </w:r>
-    </w:p>
-    <w:p>
-      <w:pPr>
-        <w:jc w:val="both"/>
-      </w:pPr>
-      <w:r>
-        <w:t xml:space="preserve">La première </w:t>
-      </w:r>
-      <w:r>
-        <w:t>des difficultés</w:t>
-      </w:r>
-      <w:r>
-        <w:t xml:space="preserve"> a été de </w:t>
-      </w:r>
-      <w:r>
-        <w:t xml:space="preserve">se renseigner sur les modèles adaptés à notre problème. </w:t>
-      </w:r>
-      <w:r>
-        <w:t xml:space="preserve">Le cours auquel nous avons assisté traitas du machines </w:t>
-      </w:r>
-      <w:proofErr w:type="spellStart"/>
-      <w:r>
-        <w:t>learning</w:t>
-      </w:r>
-      <w:proofErr w:type="spellEnd"/>
-      <w:r>
-        <w:t xml:space="preserve"> et non du </w:t>
-      </w:r>
-      <w:proofErr w:type="spellStart"/>
-      <w:r>
-        <w:t>deep</w:t>
-      </w:r>
-      <w:proofErr w:type="spellEnd"/>
-      <w:r>
-        <w:t xml:space="preserve"> </w:t>
-      </w:r>
-      <w:proofErr w:type="spellStart"/>
-      <w:r>
-        <w:t>learning</w:t>
-      </w:r>
-      <w:proofErr w:type="spellEnd"/>
-      <w:r>
-        <w:t xml:space="preserve">. </w:t>
-      </w:r>
-      <w:r>
-        <w:t xml:space="preserve">Certes nous </w:t>
-      </w:r>
-      <w:r>
-        <w:tab/>
-        <w:t xml:space="preserve">avons vu les bases du machines </w:t>
-      </w:r>
-      <w:proofErr w:type="spellStart"/>
-      <w:r>
-        <w:t>learning</w:t>
-      </w:r>
-      <w:proofErr w:type="spellEnd"/>
-      <w:r>
-        <w:t xml:space="preserve"> qui sont un premier pas pour le </w:t>
-      </w:r>
-      <w:proofErr w:type="spellStart"/>
-      <w:r>
-        <w:t>deep</w:t>
-      </w:r>
-      <w:proofErr w:type="spellEnd"/>
-      <w:r>
-        <w:t xml:space="preserve"> </w:t>
-      </w:r>
-      <w:proofErr w:type="spellStart"/>
-      <w:r>
-        <w:t>learning</w:t>
-      </w:r>
-      <w:proofErr w:type="spellEnd"/>
-      <w:r>
-        <w:t xml:space="preserve"> </w:t>
-      </w:r>
-      <w:r>
-        <w:t xml:space="preserve">mais nous n’avons pas vu en détail les algorithmes utiles à notre problème. </w:t>
-      </w:r>
-    </w:p>
-    <w:p>
-      <w:pPr>
-        <w:jc w:val="both"/>
-      </w:pPr>
-      <w:r>
-        <w:t xml:space="preserve">Tout l’enjeu pour nous a été de se former, sur internet, avec des </w:t>
-      </w:r>
-      <w:proofErr w:type="spellStart"/>
-      <w:r>
-        <w:t>chat</w:t>
-      </w:r>
-      <w:r>
-        <w:t>bot</w:t>
-      </w:r>
-      <w:proofErr w:type="spellEnd"/>
-      <w:r>
-        <w:t xml:space="preserve"> </w:t>
-      </w:r>
-      <w:r>
-        <w:t xml:space="preserve">tel que </w:t>
-      </w:r>
-      <w:proofErr w:type="spellStart"/>
-      <w:r>
-        <w:t>chatGPT</w:t>
-      </w:r>
-      <w:proofErr w:type="spellEnd"/>
-      <w:r>
-        <w:t xml:space="preserve"> ou Copilote qui sont très précis et très pédagogue. </w:t>
-      </w:r>
-      <w:r>
-        <w:t xml:space="preserve">Il a fallu tester, comprendre, rechercher sur </w:t>
-      </w:r>
-      <w:r>
-        <w:t>quels paramètres</w:t>
-      </w:r>
-      <w:r>
-        <w:t xml:space="preserve"> agir et comment, peut être qu’un cours dédié nous aurait permis </w:t>
-      </w:r>
-      <w:r>
-        <w:t xml:space="preserve">de gagner beaucoup de temps et d’énergie. </w:t>
-      </w:r>
-      <w:r>
-        <w:t xml:space="preserve">Ce n’était pas </w:t>
-      </w:r>
-      <w:r>
-        <w:t>un grand souci</w:t>
-      </w:r>
-      <w:r>
-        <w:t xml:space="preserve"> dans la mesure </w:t>
-      </w:r>
-      <w:r>
-        <w:t>où</w:t>
-      </w:r>
-      <w:r>
-        <w:t xml:space="preserve"> nous avons </w:t>
-      </w:r>
-      <w:r>
-        <w:t xml:space="preserve">beaucoup de ressources disponibles surtout dans notre monde où le </w:t>
-      </w:r>
-      <w:proofErr w:type="spellStart"/>
-      <w:r>
-        <w:t>deep</w:t>
-      </w:r>
-      <w:proofErr w:type="spellEnd"/>
-      <w:r>
-        <w:t xml:space="preserve"> </w:t>
-      </w:r>
-      <w:proofErr w:type="spellStart"/>
-      <w:proofErr w:type="gramStart"/>
-      <w:r>
-        <w:t>learning</w:t>
-      </w:r>
-      <w:proofErr w:type="spellEnd"/>
-      <w:r>
-        <w:t xml:space="preserve"> </w:t>
-      </w:r>
-      <w:r>
-        <w:t xml:space="preserve"> </w:t>
-      </w:r>
-      <w:r>
-        <w:t>prend</w:t>
-      </w:r>
-      <w:proofErr w:type="gramEnd"/>
-      <w:r>
-        <w:t xml:space="preserve"> de plus en plus de place. </w:t>
-      </w:r>
-    </w:p>
-    <w:p>
-      <w:pPr>
-        <w:jc w:val="both"/>
-      </w:pPr>
-    </w:p>
-    <w:p>
-      <w:pPr>
-        <w:jc w:val="both"/>
-      </w:pPr>
-    </w:p>
-    <w:p/>
-    <w:p>
-      <w:pPr>
-        <w:rPr>
-          <w:u w:val="single"/>
-        </w:rPr>
-      </w:pPr>
-      <w:r>
-        <w:rPr>
-          <w:u w:val="single"/>
-        </w:rPr>
-        <w:t>Pour aller plus loin</w:t>
-      </w:r>
-    </w:p>
-    <w:p>
-      <w:pPr>
-        <w:jc w:val="both"/>
-      </w:pPr>
-      <w:r>
-        <w:t xml:space="preserve">Cet exercice </w:t>
-      </w:r>
-      <w:r>
-        <w:t xml:space="preserve">est plus qu’un support pour la validation du module machine </w:t>
-      </w:r>
-      <w:proofErr w:type="spellStart"/>
-      <w:r>
-        <w:t>learning</w:t>
-      </w:r>
-      <w:proofErr w:type="spellEnd"/>
-      <w:r>
-        <w:t xml:space="preserve"> à Casablanca. </w:t>
-      </w:r>
-      <w:r>
-        <w:t xml:space="preserve">Il y a un réel intérêt personnel derrière ce programme, </w:t>
-      </w:r>
-      <w:r>
-        <w:t xml:space="preserve">maintenant que le </w:t>
-      </w:r>
-      <w:r>
-        <w:lastRenderedPageBreak/>
-        <w:t xml:space="preserve">modèle est construit, pour permettre au robot </w:t>
-      </w:r>
-      <w:r>
-        <w:t xml:space="preserve">d’obtenir une prédiction correcte, </w:t>
-      </w:r>
-      <w:r>
-        <w:t>il nous faudra définir des règles très précises pour limiter les pertes</w:t>
-      </w:r>
-      <w:r>
-        <w:t xml:space="preserve"> et réaliser un </w:t>
-      </w:r>
-      <w:proofErr w:type="spellStart"/>
-      <w:r>
-        <w:t>PnL</w:t>
-      </w:r>
-      <w:proofErr w:type="spellEnd"/>
-      <w:r>
-        <w:t xml:space="preserve"> </w:t>
-      </w:r>
-      <w:proofErr w:type="spellStart"/>
-      <w:r>
-        <w:t>pisitif</w:t>
-      </w:r>
-      <w:proofErr w:type="spellEnd"/>
-      <w:r>
-        <w:t xml:space="preserve">, </w:t>
-      </w:r>
-      <w:r>
-        <w:t xml:space="preserve">automatiser la récupération de données et </w:t>
-      </w:r>
-      <w:r>
-        <w:t>les opérations</w:t>
-      </w:r>
-      <w:r>
-        <w:t xml:space="preserve"> sur les marchés puis </w:t>
-      </w:r>
-      <w:r>
-        <w:t xml:space="preserve">in fine nous garantir un rendement positif. </w:t>
-      </w:r>
-    </w:p>
-    <w:p/>
-    <w:p>
-      <w:pPr>
-        <w:rPr>
-          <w:u w:val="single"/>
-        </w:rPr>
-      </w:pPr>
-      <w:r>
-        <w:rPr>
-          <w:u w:val="single"/>
-        </w:rPr>
-        <w:t xml:space="preserve">Conclusion </w:t>
-      </w:r>
-    </w:p>
-    <w:p/>
-    <w:p/>
-    <w:p/>
-    <w:p/>
-    <w:p/>
-    <w:p/>
-    <w:p>
-      <w:pPr>
-        <w:rPr>
-          <w:sz w:val="36"/>
-          <w:szCs w:val="36"/>
-          <w:u w:val="single"/>
-        </w:rPr>
-      </w:pPr>
-      <w:r>
-        <w:rPr>
-          <w:sz w:val="36"/>
-          <w:szCs w:val="36"/>
-          <w:u w:val="single"/>
-        </w:rPr>
-        <w:t xml:space="preserve">Sources intéressantes : </w:t>
-      </w:r>
-    </w:p>
-    <w:p/>
-    <w:p>
-      <w:r>
-        <w:t>https://www.toptal.com/machine-learning/s-p-500-automated-trading</w:t>
-      </w:r>
-    </w:p>
     <w:sectPr>
       <w:pgSz w:w="11906" w:h="16838"/>
       <w:pgMar w:top="1417" w:right="1417" w:bottom="1417" w:left="1417" w:header="708" w:footer="708" w:gutter="0"/>
@@ -996,8 +1593,12 @@
 </w:document>
 </file>
 
+<file path=word/numbering.xml><?xml version="1.0" encoding="utf-8"?>
+<w:numbering xmlns:wpc="http://schemas.microsoft.com/office/word/2010/wordprocessingCanvas" xmlns:cx="http://schemas.microsoft.com/office/drawing/2014/chartex" xmlns:cx1="http://schemas.microsoft.com/office/drawing/2015/9/8/chartex" xmlns:cx2="http://schemas.microsoft.com/office/drawing/2015/10/21/chartex" xmlns:cx3="http://schemas.microsoft.com/office/drawing/2016/5/9/chartex" xmlns:cx4="http://schemas.microsoft.com/office/drawing/2016/5/10/chartex" xmlns:cx5="http://schemas.microsoft.com/office/drawing/2016/5/11/chartex" xmlns:cx6="http://schemas.microsoft.com/office/drawing/2016/5/12/chartex" xmlns:cx7="http://schemas.microsoft.com/office/drawing/2016/5/13/chartex" xmlns:cx8="http://schemas.microsoft.com/office/drawing/2016/5/14/chartex" xmlns:mc="http://schemas.openxmlformats.org/markup-compatibility/2006" xmlns:aink="http://schemas.microsoft.com/office/drawing/2016/ink" xmlns:am3d="http://schemas.microsoft.com/office/drawing/2017/model3d" xmlns:o="urn:schemas-microsoft-com:office:office" xmlns:oel="http://schemas.microsoft.com/office/2019/extlst" xmlns:r="http://schemas.openxmlformats.org/officeDocument/2006/relationships" xmlns:m="http://schemas.openxmlformats.org/officeDocument/2006/math" xmlns:v="urn:schemas-microsoft-com:vml" xmlns:wp14="http://schemas.microsoft.com/office/word/2010/wordprocessingDrawing" xmlns:wp="http://schemas.openxmlformats.org/drawingml/2006/wordprocessingDrawing" xmlns:w10="urn:schemas-microsoft-com:office:word" xmlns:w="http://schemas.openxmlformats.org/wordprocessingml/2006/main" xmlns:w14="http://schemas.microsoft.com/office/word/2010/wordml" xmlns:w15="http://schemas.microsoft.com/office/word/2012/wordml" xmlns:w16cex="http://schemas.microsoft.com/office/word/2018/wordml/cex" xmlns:w16cid="http://schemas.microsoft.com/office/word/2016/wordml/cid" xmlns:w16="http://schemas.microsoft.com/office/word/2018/wordml" xmlns:w16du="http://schemas.microsoft.com/office/word/2023/wordml/word16du" xmlns:w16sdtdh="http://schemas.microsoft.com/office/word/2020/wordml/sdtdatahash" xmlns:w16sdtfl="http://schemas.microsoft.com/office/word/2024/wordml/sdtformatlock" xmlns:w16se="http://schemas.microsoft.com/office/word/2015/wordml/symex" xmlns:wpg="http://schemas.microsoft.com/office/word/2010/wordprocessingGroup" xmlns:wpi="http://schemas.microsoft.com/office/word/2010/wordprocessingInk" xmlns:wne="http://schemas.microsoft.com/office/word/2006/wordml" xmlns:wps="http://schemas.microsoft.com/office/word/2010/wordprocessingShape" mc:Ignorable="w14 w15 w16se w16cid w16 w16cex w16sdtdh w16sdtfl w16du wp14"/>
+</file>
+
 <file path=word/styles.xml><?xml version="1.0" encoding="utf-8"?>
-<w:styles xmlns:mc="http://schemas.openxmlformats.org/markup-compatibility/2006" xmlns:r="http://schemas.openxmlformats.org/officeDocument/2006/relationships" xmlns:w="http://schemas.openxmlformats.org/wordprocessingml/2006/main" xmlns:w14="http://schemas.microsoft.com/office/word/2010/wordml" xmlns:w15="http://schemas.microsoft.com/office/word/2012/wordml" xmlns:w16cex="http://schemas.microsoft.com/office/word/2018/wordml/cex" xmlns:w16cid="http://schemas.microsoft.com/office/word/2016/wordml/cid" xmlns:w16="http://schemas.microsoft.com/office/word/2018/wordml" xmlns:w16du="http://schemas.microsoft.com/office/word/2023/wordml/word16du" xmlns:w16sdtdh="http://schemas.microsoft.com/office/word/2020/wordml/sdtdatahash" xmlns:w16se="http://schemas.microsoft.com/office/word/2015/wordml/symex" mc:Ignorable="w14 w15 w16se w16cid w16 w16cex w16sdtdh w16du">
+<w:styles xmlns:mc="http://schemas.openxmlformats.org/markup-compatibility/2006" xmlns:r="http://schemas.openxmlformats.org/officeDocument/2006/relationships" xmlns:w="http://schemas.openxmlformats.org/wordprocessingml/2006/main" xmlns:w14="http://schemas.microsoft.com/office/word/2010/wordml" xmlns:w15="http://schemas.microsoft.com/office/word/2012/wordml" xmlns:w16cex="http://schemas.microsoft.com/office/word/2018/wordml/cex" xmlns:w16cid="http://schemas.microsoft.com/office/word/2016/wordml/cid" xmlns:w16="http://schemas.microsoft.com/office/word/2018/wordml" xmlns:w16du="http://schemas.microsoft.com/office/word/2023/wordml/word16du" xmlns:w16sdtdh="http://schemas.microsoft.com/office/word/2020/wordml/sdtdatahash" xmlns:w16sdtfl="http://schemas.microsoft.com/office/word/2024/wordml/sdtformatlock" xmlns:w16se="http://schemas.microsoft.com/office/word/2015/wordml/symex" mc:Ignorable="w14 w15 w16se w16cid w16 w16cex w16sdtdh w16sdtfl w16du">
   <w:docDefaults>
     <w:rPrDefault>
       <w:rPr>
@@ -1397,11 +1998,11 @@
     <w:name w:val="Normal"/>
     <w:qFormat/>
   </w:style>
-  <w:style w:type="paragraph" w:styleId="Titre1">
+  <w:style w:type="paragraph" w:styleId="Heading1">
     <w:name w:val="heading 1"/>
     <w:basedOn w:val="Normal"/>
     <w:next w:val="Normal"/>
-    <w:link w:val="Titre1Car"/>
+    <w:link w:val="Heading1Char"/>
     <w:uiPriority w:val="9"/>
     <w:qFormat/>
     <w:rsid w:val="00967213"/>
@@ -1418,11 +2019,11 @@
       <w:szCs w:val="40"/>
     </w:rPr>
   </w:style>
-  <w:style w:type="paragraph" w:styleId="Titre2">
+  <w:style w:type="paragraph" w:styleId="Heading2">
     <w:name w:val="heading 2"/>
     <w:basedOn w:val="Normal"/>
     <w:next w:val="Normal"/>
-    <w:link w:val="Titre2Car"/>
+    <w:link w:val="Heading2Char"/>
     <w:uiPriority w:val="9"/>
     <w:semiHidden/>
     <w:unhideWhenUsed/>
@@ -1441,11 +2042,11 @@
       <w:szCs w:val="32"/>
     </w:rPr>
   </w:style>
-  <w:style w:type="paragraph" w:styleId="Titre3">
+  <w:style w:type="paragraph" w:styleId="Heading3">
     <w:name w:val="heading 3"/>
     <w:basedOn w:val="Normal"/>
     <w:next w:val="Normal"/>
-    <w:link w:val="Titre3Car"/>
+    <w:link w:val="Heading3Char"/>
     <w:uiPriority w:val="9"/>
     <w:semiHidden/>
     <w:unhideWhenUsed/>
@@ -1464,11 +2065,11 @@
       <w:szCs w:val="28"/>
     </w:rPr>
   </w:style>
-  <w:style w:type="paragraph" w:styleId="Titre4">
+  <w:style w:type="paragraph" w:styleId="Heading4">
     <w:name w:val="heading 4"/>
     <w:basedOn w:val="Normal"/>
     <w:next w:val="Normal"/>
-    <w:link w:val="Titre4Car"/>
+    <w:link w:val="Heading4Char"/>
     <w:uiPriority w:val="9"/>
     <w:semiHidden/>
     <w:unhideWhenUsed/>
@@ -1487,11 +2088,11 @@
       <w:color w:val="0F4761" w:themeColor="accent1" w:themeShade="BF"/>
     </w:rPr>
   </w:style>
-  <w:style w:type="paragraph" w:styleId="Titre5">
+  <w:style w:type="paragraph" w:styleId="Heading5">
     <w:name w:val="heading 5"/>
     <w:basedOn w:val="Normal"/>
     <w:next w:val="Normal"/>
-    <w:link w:val="Titre5Car"/>
+    <w:link w:val="Heading5Char"/>
     <w:uiPriority w:val="9"/>
     <w:semiHidden/>
     <w:unhideWhenUsed/>
@@ -1508,11 +2109,11 @@
       <w:color w:val="0F4761" w:themeColor="accent1" w:themeShade="BF"/>
     </w:rPr>
   </w:style>
-  <w:style w:type="paragraph" w:styleId="Titre6">
+  <w:style w:type="paragraph" w:styleId="Heading6">
     <w:name w:val="heading 6"/>
     <w:basedOn w:val="Normal"/>
     <w:next w:val="Normal"/>
-    <w:link w:val="Titre6Car"/>
+    <w:link w:val="Heading6Char"/>
     <w:uiPriority w:val="9"/>
     <w:semiHidden/>
     <w:unhideWhenUsed/>
@@ -1531,11 +2132,11 @@
       <w:color w:val="595959" w:themeColor="text1" w:themeTint="A6"/>
     </w:rPr>
   </w:style>
-  <w:style w:type="paragraph" w:styleId="Titre7">
+  <w:style w:type="paragraph" w:styleId="Heading7">
     <w:name w:val="heading 7"/>
     <w:basedOn w:val="Normal"/>
     <w:next w:val="Normal"/>
-    <w:link w:val="Titre7Car"/>
+    <w:link w:val="Heading7Char"/>
     <w:uiPriority w:val="9"/>
     <w:semiHidden/>
     <w:unhideWhenUsed/>
@@ -1552,11 +2153,11 @@
       <w:color w:val="595959" w:themeColor="text1" w:themeTint="A6"/>
     </w:rPr>
   </w:style>
-  <w:style w:type="paragraph" w:styleId="Titre8">
+  <w:style w:type="paragraph" w:styleId="Heading8">
     <w:name w:val="heading 8"/>
     <w:basedOn w:val="Normal"/>
     <w:next w:val="Normal"/>
-    <w:link w:val="Titre8Car"/>
+    <w:link w:val="Heading8Char"/>
     <w:uiPriority w:val="9"/>
     <w:semiHidden/>
     <w:unhideWhenUsed/>
@@ -1575,11 +2176,11 @@
       <w:color w:val="272727" w:themeColor="text1" w:themeTint="D8"/>
     </w:rPr>
   </w:style>
-  <w:style w:type="paragraph" w:styleId="Titre9">
+  <w:style w:type="paragraph" w:styleId="Heading9">
     <w:name w:val="heading 9"/>
     <w:basedOn w:val="Normal"/>
     <w:next w:val="Normal"/>
-    <w:link w:val="Titre9Car"/>
+    <w:link w:val="Heading9Char"/>
     <w:uiPriority w:val="9"/>
     <w:semiHidden/>
     <w:unhideWhenUsed/>
@@ -1596,12 +2197,12 @@
       <w:color w:val="272727" w:themeColor="text1" w:themeTint="D8"/>
     </w:rPr>
   </w:style>
-  <w:style w:type="character" w:default="1" w:styleId="Policepardfaut">
+  <w:style w:type="character" w:default="1" w:styleId="DefaultParagraphFont">
     <w:name w:val="Default Paragraph Font"/>
     <w:uiPriority w:val="1"/>
     <w:unhideWhenUsed/>
   </w:style>
-  <w:style w:type="table" w:default="1" w:styleId="TableauNormal">
+  <w:style w:type="table" w:default="1" w:styleId="TableNormal">
     <w:name w:val="Normal Table"/>
     <w:uiPriority w:val="99"/>
     <w:semiHidden/>
@@ -1616,16 +2217,16 @@
       </w:tblCellMar>
     </w:tblPr>
   </w:style>
-  <w:style w:type="numbering" w:default="1" w:styleId="Aucuneliste">
+  <w:style w:type="numbering" w:default="1" w:styleId="NoList">
     <w:name w:val="No List"/>
     <w:uiPriority w:val="99"/>
     <w:semiHidden/>
     <w:unhideWhenUsed/>
   </w:style>
-  <w:style w:type="character" w:customStyle="1" w:styleId="Titre1Car">
-    <w:name w:val="Titre 1 Car"/>
-    <w:basedOn w:val="Policepardfaut"/>
-    <w:link w:val="Titre1"/>
+  <w:style w:type="character" w:customStyle="1" w:styleId="Heading1Char">
+    <w:name w:val="Heading 1 Char"/>
+    <w:basedOn w:val="DefaultParagraphFont"/>
+    <w:link w:val="Heading1"/>
     <w:uiPriority w:val="9"/>
     <w:rsid w:val="00967213"/>
     <w:rPr>
@@ -1635,10 +2236,10 @@
       <w:szCs w:val="40"/>
     </w:rPr>
   </w:style>
-  <w:style w:type="character" w:customStyle="1" w:styleId="Titre2Car">
-    <w:name w:val="Titre 2 Car"/>
-    <w:basedOn w:val="Policepardfaut"/>
-    <w:link w:val="Titre2"/>
+  <w:style w:type="character" w:customStyle="1" w:styleId="Heading2Char">
+    <w:name w:val="Heading 2 Char"/>
+    <w:basedOn w:val="DefaultParagraphFont"/>
+    <w:link w:val="Heading2"/>
     <w:uiPriority w:val="9"/>
     <w:semiHidden/>
     <w:rsid w:val="00967213"/>
@@ -1649,10 +2250,10 @@
       <w:szCs w:val="32"/>
     </w:rPr>
   </w:style>
-  <w:style w:type="character" w:customStyle="1" w:styleId="Titre3Car">
-    <w:name w:val="Titre 3 Car"/>
-    <w:basedOn w:val="Policepardfaut"/>
-    <w:link w:val="Titre3"/>
+  <w:style w:type="character" w:customStyle="1" w:styleId="Heading3Char">
+    <w:name w:val="Heading 3 Char"/>
+    <w:basedOn w:val="DefaultParagraphFont"/>
+    <w:link w:val="Heading3"/>
     <w:uiPriority w:val="9"/>
     <w:semiHidden/>
     <w:rsid w:val="00967213"/>
@@ -1663,10 +2264,10 @@
       <w:szCs w:val="28"/>
     </w:rPr>
   </w:style>
-  <w:style w:type="character" w:customStyle="1" w:styleId="Titre4Car">
-    <w:name w:val="Titre 4 Car"/>
-    <w:basedOn w:val="Policepardfaut"/>
-    <w:link w:val="Titre4"/>
+  <w:style w:type="character" w:customStyle="1" w:styleId="Heading4Char">
+    <w:name w:val="Heading 4 Char"/>
+    <w:basedOn w:val="DefaultParagraphFont"/>
+    <w:link w:val="Heading4"/>
     <w:uiPriority w:val="9"/>
     <w:semiHidden/>
     <w:rsid w:val="00967213"/>
@@ -1677,10 +2278,10 @@
       <w:color w:val="0F4761" w:themeColor="accent1" w:themeShade="BF"/>
     </w:rPr>
   </w:style>
-  <w:style w:type="character" w:customStyle="1" w:styleId="Titre5Car">
-    <w:name w:val="Titre 5 Car"/>
-    <w:basedOn w:val="Policepardfaut"/>
-    <w:link w:val="Titre5"/>
+  <w:style w:type="character" w:customStyle="1" w:styleId="Heading5Char">
+    <w:name w:val="Heading 5 Char"/>
+    <w:basedOn w:val="DefaultParagraphFont"/>
+    <w:link w:val="Heading5"/>
     <w:uiPriority w:val="9"/>
     <w:semiHidden/>
     <w:rsid w:val="00967213"/>
@@ -1689,10 +2290,10 @@
       <w:color w:val="0F4761" w:themeColor="accent1" w:themeShade="BF"/>
     </w:rPr>
   </w:style>
-  <w:style w:type="character" w:customStyle="1" w:styleId="Titre6Car">
-    <w:name w:val="Titre 6 Car"/>
-    <w:basedOn w:val="Policepardfaut"/>
-    <w:link w:val="Titre6"/>
+  <w:style w:type="character" w:customStyle="1" w:styleId="Heading6Char">
+    <w:name w:val="Heading 6 Char"/>
+    <w:basedOn w:val="DefaultParagraphFont"/>
+    <w:link w:val="Heading6"/>
     <w:uiPriority w:val="9"/>
     <w:semiHidden/>
     <w:rsid w:val="00967213"/>
@@ -1703,10 +2304,10 @@
       <w:color w:val="595959" w:themeColor="text1" w:themeTint="A6"/>
     </w:rPr>
   </w:style>
-  <w:style w:type="character" w:customStyle="1" w:styleId="Titre7Car">
-    <w:name w:val="Titre 7 Car"/>
-    <w:basedOn w:val="Policepardfaut"/>
-    <w:link w:val="Titre7"/>
+  <w:style w:type="character" w:customStyle="1" w:styleId="Heading7Char">
+    <w:name w:val="Heading 7 Char"/>
+    <w:basedOn w:val="DefaultParagraphFont"/>
+    <w:link w:val="Heading7"/>
     <w:uiPriority w:val="9"/>
     <w:semiHidden/>
     <w:rsid w:val="00967213"/>
@@ -1715,10 +2316,10 @@
       <w:color w:val="595959" w:themeColor="text1" w:themeTint="A6"/>
     </w:rPr>
   </w:style>
-  <w:style w:type="character" w:customStyle="1" w:styleId="Titre8Car">
-    <w:name w:val="Titre 8 Car"/>
-    <w:basedOn w:val="Policepardfaut"/>
-    <w:link w:val="Titre8"/>
+  <w:style w:type="character" w:customStyle="1" w:styleId="Heading8Char">
+    <w:name w:val="Heading 8 Char"/>
+    <w:basedOn w:val="DefaultParagraphFont"/>
+    <w:link w:val="Heading8"/>
     <w:uiPriority w:val="9"/>
     <w:semiHidden/>
     <w:rsid w:val="00967213"/>
@@ -1729,10 +2330,10 @@
       <w:color w:val="272727" w:themeColor="text1" w:themeTint="D8"/>
     </w:rPr>
   </w:style>
-  <w:style w:type="character" w:customStyle="1" w:styleId="Titre9Car">
-    <w:name w:val="Titre 9 Car"/>
-    <w:basedOn w:val="Policepardfaut"/>
-    <w:link w:val="Titre9"/>
+  <w:style w:type="character" w:customStyle="1" w:styleId="Heading9Char">
+    <w:name w:val="Heading 9 Char"/>
+    <w:basedOn w:val="DefaultParagraphFont"/>
+    <w:link w:val="Heading9"/>
     <w:uiPriority w:val="9"/>
     <w:semiHidden/>
     <w:rsid w:val="00967213"/>
@@ -1741,11 +2342,11 @@
       <w:color w:val="272727" w:themeColor="text1" w:themeTint="D8"/>
     </w:rPr>
   </w:style>
-  <w:style w:type="paragraph" w:styleId="Titre">
+  <w:style w:type="paragraph" w:styleId="Title">
     <w:name w:val="Title"/>
     <w:basedOn w:val="Normal"/>
     <w:next w:val="Normal"/>
-    <w:link w:val="TitreCar"/>
+    <w:link w:val="TitleChar"/>
     <w:uiPriority w:val="10"/>
     <w:qFormat/>
     <w:rsid w:val="00967213"/>
@@ -1761,10 +2362,10 @@
       <w:szCs w:val="56"/>
     </w:rPr>
   </w:style>
-  <w:style w:type="character" w:customStyle="1" w:styleId="TitreCar">
-    <w:name w:val="Titre Car"/>
-    <w:basedOn w:val="Policepardfaut"/>
-    <w:link w:val="Titre"/>
+  <w:style w:type="character" w:customStyle="1" w:styleId="TitleChar">
+    <w:name w:val="Title Char"/>
+    <w:basedOn w:val="DefaultParagraphFont"/>
+    <w:link w:val="Title"/>
     <w:uiPriority w:val="10"/>
     <w:rsid w:val="00967213"/>
     <w:rPr>
@@ -1775,11 +2376,11 @@
       <w:szCs w:val="56"/>
     </w:rPr>
   </w:style>
-  <w:style w:type="paragraph" w:styleId="Sous-titre">
+  <w:style w:type="paragraph" w:styleId="Subtitle">
     <w:name w:val="Subtitle"/>
     <w:basedOn w:val="Normal"/>
     <w:next w:val="Normal"/>
-    <w:link w:val="Sous-titreCar"/>
+    <w:link w:val="SubtitleChar"/>
     <w:uiPriority w:val="11"/>
     <w:qFormat/>
     <w:rsid w:val="00967213"/>
@@ -1796,10 +2397,10 @@
       <w:szCs w:val="28"/>
     </w:rPr>
   </w:style>
-  <w:style w:type="character" w:customStyle="1" w:styleId="Sous-titreCar">
-    <w:name w:val="Sous-titre Car"/>
-    <w:basedOn w:val="Policepardfaut"/>
-    <w:link w:val="Sous-titre"/>
+  <w:style w:type="character" w:customStyle="1" w:styleId="SubtitleChar">
+    <w:name w:val="Subtitle Char"/>
+    <w:basedOn w:val="DefaultParagraphFont"/>
+    <w:link w:val="Subtitle"/>
     <w:uiPriority w:val="11"/>
     <w:rsid w:val="00967213"/>
     <w:rPr>
@@ -1810,11 +2411,11 @@
       <w:szCs w:val="28"/>
     </w:rPr>
   </w:style>
-  <w:style w:type="paragraph" w:styleId="Citation">
+  <w:style w:type="paragraph" w:styleId="Quote">
     <w:name w:val="Quote"/>
     <w:basedOn w:val="Normal"/>
     <w:next w:val="Normal"/>
-    <w:link w:val="CitationCar"/>
+    <w:link w:val="QuoteChar"/>
     <w:uiPriority w:val="29"/>
     <w:qFormat/>
     <w:rsid w:val="00967213"/>
@@ -1828,10 +2429,10 @@
       <w:color w:val="404040" w:themeColor="text1" w:themeTint="BF"/>
     </w:rPr>
   </w:style>
-  <w:style w:type="character" w:customStyle="1" w:styleId="CitationCar">
-    <w:name w:val="Citation Car"/>
-    <w:basedOn w:val="Policepardfaut"/>
-    <w:link w:val="Citation"/>
+  <w:style w:type="character" w:customStyle="1" w:styleId="QuoteChar">
+    <w:name w:val="Quote Char"/>
+    <w:basedOn w:val="DefaultParagraphFont"/>
+    <w:link w:val="Quote"/>
     <w:uiPriority w:val="29"/>
     <w:rsid w:val="00967213"/>
     <w:rPr>
@@ -1840,7 +2441,7 @@
       <w:color w:val="404040" w:themeColor="text1" w:themeTint="BF"/>
     </w:rPr>
   </w:style>
-  <w:style w:type="paragraph" w:styleId="Paragraphedeliste">
+  <w:style w:type="paragraph" w:styleId="ListParagraph">
     <w:name w:val="List Paragraph"/>
     <w:basedOn w:val="Normal"/>
     <w:uiPriority w:val="34"/>
@@ -1851,9 +2452,9 @@
       <w:contextualSpacing/>
     </w:pPr>
   </w:style>
-  <w:style w:type="character" w:styleId="Accentuationintense">
+  <w:style w:type="character" w:styleId="IntenseEmphasis">
     <w:name w:val="Intense Emphasis"/>
-    <w:basedOn w:val="Policepardfaut"/>
+    <w:basedOn w:val="DefaultParagraphFont"/>
     <w:uiPriority w:val="21"/>
     <w:qFormat/>
     <w:rsid w:val="00967213"/>
@@ -1863,11 +2464,11 @@
       <w:color w:val="0F4761" w:themeColor="accent1" w:themeShade="BF"/>
     </w:rPr>
   </w:style>
-  <w:style w:type="paragraph" w:styleId="Citationintense">
+  <w:style w:type="paragraph" w:styleId="IntenseQuote">
     <w:name w:val="Intense Quote"/>
     <w:basedOn w:val="Normal"/>
     <w:next w:val="Normal"/>
-    <w:link w:val="CitationintenseCar"/>
+    <w:link w:val="IntenseQuoteChar"/>
     <w:uiPriority w:val="30"/>
     <w:qFormat/>
     <w:rsid w:val="00967213"/>
@@ -1886,10 +2487,10 @@
       <w:color w:val="0F4761" w:themeColor="accent1" w:themeShade="BF"/>
     </w:rPr>
   </w:style>
-  <w:style w:type="character" w:customStyle="1" w:styleId="CitationintenseCar">
-    <w:name w:val="Citation intense Car"/>
-    <w:basedOn w:val="Policepardfaut"/>
-    <w:link w:val="Citationintense"/>
+  <w:style w:type="character" w:customStyle="1" w:styleId="IntenseQuoteChar">
+    <w:name w:val="Intense Quote Char"/>
+    <w:basedOn w:val="DefaultParagraphFont"/>
+    <w:link w:val="IntenseQuote"/>
     <w:uiPriority w:val="30"/>
     <w:rsid w:val="00967213"/>
     <w:rPr>
@@ -1898,9 +2499,9 @@
       <w:color w:val="0F4761" w:themeColor="accent1" w:themeShade="BF"/>
     </w:rPr>
   </w:style>
-  <w:style w:type="character" w:styleId="Rfrenceintense">
+  <w:style w:type="character" w:styleId="IntenseReference">
     <w:name w:val="Intense Reference"/>
-    <w:basedOn w:val="Policepardfaut"/>
+    <w:basedOn w:val="DefaultParagraphFont"/>
     <w:uiPriority w:val="32"/>
     <w:qFormat/>
     <w:rsid w:val="00967213"/>
@@ -1912,9 +2513,9 @@
       <w:spacing w:val="5"/>
     </w:rPr>
   </w:style>
-  <w:style w:type="character" w:styleId="Lienhypertexte">
+  <w:style w:type="character" w:styleId="Hyperlink">
     <w:name w:val="Hyperlink"/>
-    <w:basedOn w:val="Policepardfaut"/>
+    <w:basedOn w:val="DefaultParagraphFont"/>
     <w:uiPriority w:val="99"/>
     <w:unhideWhenUsed/>
     <w:rsid w:val="00BF0FA4"/>
@@ -1923,9 +2524,9 @@
       <w:u w:val="single"/>
     </w:rPr>
   </w:style>
-  <w:style w:type="character" w:styleId="Mentionnonrsolue">
+  <w:style w:type="character" w:styleId="UnresolvedMention">
     <w:name w:val="Unresolved Mention"/>
-    <w:basedOn w:val="Policepardfaut"/>
+    <w:basedOn w:val="DefaultParagraphFont"/>
     <w:uiPriority w:val="99"/>
     <w:semiHidden/>
     <w:unhideWhenUsed/>
@@ -1935,9 +2536,9 @@
       <w:shd w:val="clear" w:color="auto" w:fill="E1DFDD"/>
     </w:rPr>
   </w:style>
-  <w:style w:type="character" w:styleId="Lienhypertextesuivivisit">
+  <w:style w:type="character" w:styleId="FollowedHyperlink">
     <w:name w:val="FollowedHyperlink"/>
-    <w:basedOn w:val="Policepardfaut"/>
+    <w:basedOn w:val="DefaultParagraphFont"/>
     <w:uiPriority w:val="99"/>
     <w:semiHidden/>
     <w:unhideWhenUsed/>

--- a/CR/Rapport Machine Learning.docx
+++ b/CR/Rapport Machine Learning.docx
@@ -974,6 +974,21 @@
       </w:pPr>
     </w:p>
     <w:p>
+      <w:r>
+        <w:t>Baisse =&gt; -2% classe 0</w:t>
+      </w:r>
+    </w:p>
+    <w:p>
+      <w:r>
+        <w:t xml:space="preserve">Neutre =&gt; classe 1 </w:t>
+      </w:r>
+    </w:p>
+    <w:p>
+      <w:r>
+        <w:t xml:space="preserve">Hausse =&gt; +2% classe 2 </w:t>
+      </w:r>
+    </w:p>
+    <w:p>
       <w:pPr>
         <w:rPr>
           <w:u w:val="single"/>
@@ -1051,378 +1066,20 @@
     <w:p>
       <w:pPr>
         <w:rPr>
-          <w:u w:val="single"/>
-        </w:rPr>
-      </w:pPr>
-      <w:r>
-        <w:rPr>
+          <w:sz w:val="32"/>
+          <w:szCs w:val="32"/>
+          <w:u w:val="single"/>
+        </w:rPr>
+      </w:pPr>
+      <w:r>
+        <w:rPr>
+          <w:sz w:val="32"/>
+          <w:szCs w:val="32"/>
           <w:u w:val="single"/>
         </w:rPr>
         <w:t xml:space="preserve">Sélection des hyperparamètres : </w:t>
       </w:r>
     </w:p>
-    <w:p/>
-    <w:p>
-      <w:r>
-        <w:t xml:space="preserve">Choix des </w:t>
-      </w:r>
-      <w:proofErr w:type="spellStart"/>
-      <w:r>
-        <w:t>epoch</w:t>
-      </w:r>
-      <w:proofErr w:type="spellEnd"/>
-      <w:r>
-        <w:t xml:space="preserve"> =&gt; </w:t>
-      </w:r>
-      <w:proofErr w:type="spellStart"/>
-      <w:r>
-        <w:t>early</w:t>
-      </w:r>
-      <w:proofErr w:type="spellEnd"/>
-      <w:r>
-        <w:t xml:space="preserve"> </w:t>
-      </w:r>
-      <w:proofErr w:type="spellStart"/>
-      <w:r>
-        <w:t>stopping</w:t>
-      </w:r>
-      <w:proofErr w:type="spellEnd"/>
-      <w:r>
-        <w:t xml:space="preserve"> donc nombre arbitraire car jamais atteint. </w:t>
-      </w:r>
-    </w:p>
-    <w:p>
-      <w:r>
-        <w:t xml:space="preserve">Choix des séquences : </w:t>
-      </w:r>
-    </w:p>
-    <w:p/>
-    <w:p>
-      <w:r>
-        <w:t xml:space="preserve">Baisse =&gt; </w:t>
-      </w:r>
-      <w:r>
-        <w:t>-</w:t>
-      </w:r>
-      <w:r>
-        <w:t>2%</w:t>
-      </w:r>
-      <w:r>
-        <w:t xml:space="preserve"> classe 0</w:t>
-      </w:r>
-    </w:p>
-    <w:p>
-      <w:r>
-        <w:t xml:space="preserve">Neutre =&gt; </w:t>
-      </w:r>
-      <w:r>
-        <w:t xml:space="preserve">classe 1 </w:t>
-      </w:r>
-    </w:p>
-    <w:p>
-      <w:r>
-        <w:t xml:space="preserve">Hausse =&gt; +2% classe 2 </w:t>
-      </w:r>
-    </w:p>
-    <w:p/>
-    <w:p/>
-    <w:p/>
-    <w:p>
-      <w:r>
-        <w:t xml:space="preserve">Corrélation : </w:t>
-      </w:r>
-    </w:p>
-    <w:p/>
-    <w:p>
-      <w:r>
-        <w:t xml:space="preserve">Parler de la corrélation </w:t>
-      </w:r>
-      <w:r>
-        <w:t xml:space="preserve">comme démarche qui </w:t>
-      </w:r>
-      <w:proofErr w:type="gramStart"/>
-      <w:r>
-        <w:t>au final</w:t>
-      </w:r>
-      <w:proofErr w:type="gramEnd"/>
-      <w:r>
-        <w:t xml:space="preserve"> de nous permet pas de conclure sur u</w:t>
-      </w:r>
-      <w:r>
-        <w:t xml:space="preserve">n horizon précis (7 ou 30 jours). </w:t>
-      </w:r>
-    </w:p>
-    <w:p/>
-    <w:p>
-      <w:proofErr w:type="spellStart"/>
-      <w:r>
-        <w:t>Rsultat</w:t>
-      </w:r>
-      <w:proofErr w:type="spellEnd"/>
-      <w:r>
-        <w:t xml:space="preserve"> : </w:t>
-      </w:r>
-    </w:p>
-    <w:p/>
-    <w:p>
-      <w:r>
-        <w:t xml:space="preserve">Avec et sans balance </w:t>
-      </w:r>
-    </w:p>
-    <w:p/>
-    <w:p/>
-    <w:p/>
-    <w:p/>
-    <w:p/>
-    <w:p/>
-    <w:p/>
-    <w:p/>
-    <w:p/>
-    <w:p/>
-    <w:p/>
-    <w:p/>
-    <w:p/>
-    <w:p/>
-    <w:p/>
-    <w:p/>
-    <w:p/>
-    <w:p>
-      <w:pPr>
-        <w:rPr>
-          <w:u w:val="single"/>
-        </w:rPr>
-      </w:pPr>
-      <w:r>
-        <w:rPr>
-          <w:u w:val="single"/>
-        </w:rPr>
-        <w:t xml:space="preserve">Le </w:t>
-      </w:r>
-      <w:proofErr w:type="spellStart"/>
-      <w:r>
-        <w:rPr>
-          <w:u w:val="single"/>
-        </w:rPr>
-        <w:t>PnL</w:t>
-      </w:r>
-      <w:proofErr w:type="spellEnd"/>
-      <w:r>
-        <w:rPr>
-          <w:u w:val="single"/>
-        </w:rPr>
-        <w:t xml:space="preserve"> </w:t>
-      </w:r>
-    </w:p>
-    <w:p>
-      <w:pPr>
-        <w:jc w:val="both"/>
-        <w:rPr>
-          <w:color w:val="FF0000"/>
-        </w:rPr>
-      </w:pPr>
-      <w:r>
-        <w:rPr>
-          <w:color w:val="FF0000"/>
-        </w:rPr>
-        <w:t>Nous avons au cours de nos prédiction tenter de sim</w:t>
-      </w:r>
-      <w:r>
-        <w:rPr>
-          <w:color w:val="FF0000"/>
-        </w:rPr>
-        <w:t xml:space="preserve">uler des ordres d’achats avec dans premier temps des </w:t>
-      </w:r>
-      <w:r>
-        <w:rPr>
-          <w:color w:val="FF0000"/>
-        </w:rPr>
-        <w:t>conditions</w:t>
-      </w:r>
-      <w:r>
-        <w:rPr>
-          <w:color w:val="FF0000"/>
-        </w:rPr>
-        <w:t xml:space="preserve"> simples</w:t>
-      </w:r>
-      <w:r>
-        <w:rPr>
-          <w:color w:val="FF0000"/>
-        </w:rPr>
-        <w:t xml:space="preserve"> comme </w:t>
-      </w:r>
-      <w:r>
-        <w:rPr>
-          <w:color w:val="FF0000"/>
-        </w:rPr>
-        <w:t xml:space="preserve">la </w:t>
-      </w:r>
-      <w:r>
-        <w:rPr>
-          <w:color w:val="FF0000"/>
-        </w:rPr>
-        <w:t xml:space="preserve">probabilité de hausse prédite supérieur à un certain seuil. Nous nous sommes vite rendu compte que cela ne </w:t>
-      </w:r>
-      <w:r>
-        <w:rPr>
-          <w:color w:val="FF0000"/>
-        </w:rPr>
-        <w:t>présentait</w:t>
-      </w:r>
-      <w:r>
-        <w:rPr>
-          <w:color w:val="FF0000"/>
-        </w:rPr>
-        <w:t xml:space="preserve"> pas d’intérêt au vu des résultats de prédictions </w:t>
-      </w:r>
-      <w:r>
-        <w:rPr>
-          <w:color w:val="FF0000"/>
-        </w:rPr>
-        <w:t xml:space="preserve">peut précis mais aussi surtout </w:t>
-      </w:r>
-      <w:r>
-        <w:rPr>
-          <w:color w:val="FF0000"/>
-        </w:rPr>
-        <w:t>car i nous faut fixer des règles stricte</w:t>
-      </w:r>
-      <w:r>
-        <w:rPr>
-          <w:color w:val="FF0000"/>
-        </w:rPr>
-        <w:t>s</w:t>
-      </w:r>
-      <w:r>
-        <w:rPr>
-          <w:color w:val="FF0000"/>
-        </w:rPr>
-        <w:t xml:space="preserve"> et encadré les ordres. </w:t>
-      </w:r>
-    </w:p>
-    <w:p>
-      <w:pPr>
-        <w:jc w:val="both"/>
-        <w:rPr>
-          <w:color w:val="FF0000"/>
-        </w:rPr>
-      </w:pPr>
-      <w:r>
-        <w:rPr>
-          <w:color w:val="FF0000"/>
-        </w:rPr>
-        <w:t xml:space="preserve">Le </w:t>
-      </w:r>
-      <w:proofErr w:type="spellStart"/>
-      <w:r>
-        <w:rPr>
-          <w:color w:val="FF0000"/>
-        </w:rPr>
-        <w:t>PnL</w:t>
-      </w:r>
-      <w:proofErr w:type="spellEnd"/>
-      <w:r>
-        <w:rPr>
-          <w:color w:val="FF0000"/>
-        </w:rPr>
-        <w:t xml:space="preserve"> serait la dernière étape de notre projet, </w:t>
-      </w:r>
-      <w:r>
-        <w:rPr>
-          <w:color w:val="FF0000"/>
-        </w:rPr>
-        <w:t xml:space="preserve">il nous faudra </w:t>
-      </w:r>
-      <w:r>
-        <w:rPr>
-          <w:color w:val="FF0000"/>
-        </w:rPr>
-        <w:t>travailler</w:t>
-      </w:r>
-      <w:r>
-        <w:rPr>
-          <w:color w:val="FF0000"/>
-        </w:rPr>
-        <w:t xml:space="preserve"> sur les probabilité</w:t>
-      </w:r>
-      <w:r>
-        <w:rPr>
-          <w:color w:val="FF0000"/>
-        </w:rPr>
-        <w:t>s</w:t>
-      </w:r>
-      <w:r>
-        <w:rPr>
-          <w:color w:val="FF0000"/>
-        </w:rPr>
-        <w:t xml:space="preserve"> calculer pour définir </w:t>
-      </w:r>
-      <w:r>
-        <w:rPr>
-          <w:color w:val="FF0000"/>
-        </w:rPr>
-        <w:t xml:space="preserve">quand acheter et a quelle probabilité on maximiserait le rendement. Il nous faudra aussi fixer un Stop </w:t>
-      </w:r>
-      <w:proofErr w:type="spellStart"/>
-      <w:r>
-        <w:rPr>
-          <w:color w:val="FF0000"/>
-        </w:rPr>
-        <w:t>Loss</w:t>
-      </w:r>
-      <w:proofErr w:type="spellEnd"/>
-      <w:r>
-        <w:rPr>
-          <w:color w:val="FF0000"/>
-        </w:rPr>
-        <w:t xml:space="preserve"> (SL) afin de limiter nos pertes, de préférence un </w:t>
-      </w:r>
-      <w:r>
-        <w:rPr>
-          <w:color w:val="FF0000"/>
-        </w:rPr>
-        <w:t>S</w:t>
-      </w:r>
-      <w:r>
-        <w:rPr>
-          <w:color w:val="FF0000"/>
-        </w:rPr>
-        <w:t xml:space="preserve">top </w:t>
-      </w:r>
-      <w:proofErr w:type="spellStart"/>
-      <w:r>
-        <w:rPr>
-          <w:color w:val="FF0000"/>
-        </w:rPr>
-        <w:t>L</w:t>
-      </w:r>
-      <w:r>
-        <w:rPr>
-          <w:color w:val="FF0000"/>
-        </w:rPr>
-        <w:t>oss</w:t>
-      </w:r>
-      <w:proofErr w:type="spellEnd"/>
-      <w:r>
-        <w:rPr>
-          <w:color w:val="FF0000"/>
-        </w:rPr>
-        <w:t xml:space="preserve"> adaptatif en fonction des résultats de prédictions. </w:t>
-      </w:r>
-      <w:r>
-        <w:rPr>
-          <w:color w:val="FF0000"/>
-        </w:rPr>
-        <w:t xml:space="preserve">En définitive, il y là aussi un gros sujet d’étude très complexe et surtout très intéressant que nous pourriez éventuellement développer dans le futur. </w:t>
-      </w:r>
-    </w:p>
-    <w:p/>
-    <w:p/>
-    <w:p/>
-    <w:p/>
-    <w:p/>
-    <w:p/>
-    <w:p/>
-    <w:p/>
     <w:p/>
     <w:p/>
     <w:p/>
@@ -1440,6 +1097,1039 @@
           <w:szCs w:val="28"/>
           <w:u w:val="single"/>
         </w:rPr>
+        <w:t xml:space="preserve">Choix des </w:t>
+      </w:r>
+      <w:proofErr w:type="spellStart"/>
+      <w:r>
+        <w:rPr>
+          <w:sz w:val="28"/>
+          <w:szCs w:val="28"/>
+          <w:u w:val="single"/>
+        </w:rPr>
+        <w:t>epoch</w:t>
+      </w:r>
+      <w:proofErr w:type="spellEnd"/>
+      <w:r>
+        <w:rPr>
+          <w:sz w:val="28"/>
+          <w:szCs w:val="28"/>
+          <w:u w:val="single"/>
+        </w:rPr>
+        <w:t> </w:t>
+      </w:r>
+      <w:r>
+        <w:rPr>
+          <w:sz w:val="28"/>
+          <w:szCs w:val="28"/>
+          <w:u w:val="single"/>
+        </w:rPr>
+        <w:t xml:space="preserve">et de la </w:t>
+      </w:r>
+      <w:r>
+        <w:rPr>
+          <w:sz w:val="28"/>
+          <w:szCs w:val="28"/>
+          <w:u w:val="single"/>
+        </w:rPr>
+        <w:t>Patience</w:t>
+      </w:r>
+      <w:r>
+        <w:rPr>
+          <w:sz w:val="28"/>
+          <w:szCs w:val="28"/>
+          <w:u w:val="single"/>
+        </w:rPr>
+        <w:t xml:space="preserve"> :</w:t>
+      </w:r>
+      <w:r>
+        <w:rPr>
+          <w:sz w:val="28"/>
+          <w:szCs w:val="28"/>
+          <w:u w:val="single"/>
+        </w:rPr>
+        <w:t xml:space="preserve"> </w:t>
+      </w:r>
+    </w:p>
+    <w:p>
+      <w:pPr>
+        <w:jc w:val="both"/>
+      </w:pPr>
+      <w:r>
+        <w:t>L</w:t>
+      </w:r>
+      <w:r>
+        <w:t xml:space="preserve">’hyperparamètre </w:t>
+      </w:r>
+      <w:r>
+        <w:t>« </w:t>
+      </w:r>
+      <w:proofErr w:type="spellStart"/>
+      <w:r>
+        <w:t>epoch</w:t>
+      </w:r>
+      <w:proofErr w:type="spellEnd"/>
+      <w:r>
+        <w:t xml:space="preserve"> » est primordial dans l’entrainement de nos modèles. En effet, </w:t>
+      </w:r>
+      <w:r>
+        <w:t>le modèle a besoin de parcourir l’ensemble des données d</w:t>
+      </w:r>
+      <w:r>
+        <w:t xml:space="preserve">’entrainement </w:t>
+      </w:r>
+      <w:r>
+        <w:t>suffisamment</w:t>
+      </w:r>
+      <w:r>
+        <w:t xml:space="preserve"> de fois pour être </w:t>
+      </w:r>
+      <w:r>
+        <w:t>suffisamment</w:t>
+      </w:r>
+      <w:r>
+        <w:t xml:space="preserve"> entrainer avant </w:t>
+      </w:r>
+      <w:r>
+        <w:t xml:space="preserve">d’effectuer </w:t>
+      </w:r>
+      <w:r>
+        <w:t>les prédictions</w:t>
+      </w:r>
+      <w:r>
+        <w:t xml:space="preserve">. </w:t>
+      </w:r>
+      <w:r>
+        <w:t>Trop peu d’</w:t>
+      </w:r>
+      <w:proofErr w:type="spellStart"/>
+      <w:r>
+        <w:t>epoch</w:t>
+      </w:r>
+      <w:proofErr w:type="spellEnd"/>
+      <w:r>
+        <w:t xml:space="preserve"> </w:t>
+      </w:r>
+      <w:r>
+        <w:t>résulterait en un modèle sous entrainé et à l’inverse, trop d’</w:t>
+      </w:r>
+      <w:proofErr w:type="spellStart"/>
+      <w:r>
+        <w:t>epoch</w:t>
+      </w:r>
+      <w:proofErr w:type="spellEnd"/>
+      <w:r>
+        <w:t xml:space="preserve"> et il y a un risque </w:t>
+      </w:r>
+      <w:r>
+        <w:t xml:space="preserve">de surapprentissage. Pour garantir que nous ne sommes dans aucun de ces deux cas précédemment énoncés, nous avons mis en place </w:t>
+      </w:r>
+      <w:r>
+        <w:t>l</w:t>
+      </w:r>
+      <w:proofErr w:type="gramStart"/>
+      <w:r>
+        <w:t>’«</w:t>
+      </w:r>
+      <w:proofErr w:type="gramEnd"/>
+      <w:r>
+        <w:t> </w:t>
+      </w:r>
+      <w:proofErr w:type="spellStart"/>
+      <w:r>
+        <w:t>early</w:t>
+      </w:r>
+      <w:proofErr w:type="spellEnd"/>
+      <w:r>
+        <w:t xml:space="preserve"> </w:t>
+      </w:r>
+      <w:proofErr w:type="spellStart"/>
+      <w:r>
+        <w:t>stopping</w:t>
+      </w:r>
+      <w:proofErr w:type="spellEnd"/>
+      <w:r>
+        <w:t xml:space="preserve"> », il s’agit d’une condition sur </w:t>
+      </w:r>
+      <w:r>
+        <w:t>la donnée appelée « </w:t>
+      </w:r>
+      <w:r>
+        <w:t>val_f</w:t>
+      </w:r>
+      <w:r>
+        <w:t>1</w:t>
+      </w:r>
+      <w:r>
+        <w:t>_macro » qui représente le F1 score. Ici, nous cherchons à maximiser cette valeur</w:t>
+      </w:r>
+      <w:r>
+        <w:t xml:space="preserve"> avant d’arrêter </w:t>
+      </w:r>
+      <w:r>
+        <w:t xml:space="preserve">l’entrainement. </w:t>
+      </w:r>
+    </w:p>
+    <w:p>
+      <w:pPr>
+        <w:jc w:val="both"/>
+        <w:rPr>
+          <w:color w:val="FF0000"/>
+        </w:rPr>
+      </w:pPr>
+      <w:r>
+        <w:rPr>
+          <w:color w:val="FF0000"/>
+        </w:rPr>
+        <w:t>L’hyper</w:t>
+      </w:r>
+      <w:r>
+        <w:rPr>
+          <w:color w:val="FF0000"/>
+        </w:rPr>
+        <w:t>paramètre « Patience » entre alors en jeu. Cette donnée ici permet de dire à partir de combien d’</w:t>
+      </w:r>
+      <w:proofErr w:type="spellStart"/>
+      <w:r>
+        <w:rPr>
+          <w:color w:val="FF0000"/>
+        </w:rPr>
+        <w:t>Epoch</w:t>
+      </w:r>
+      <w:proofErr w:type="spellEnd"/>
+      <w:r>
+        <w:rPr>
+          <w:color w:val="FF0000"/>
+        </w:rPr>
+        <w:t xml:space="preserve"> (de </w:t>
+      </w:r>
+      <w:r>
+        <w:rPr>
+          <w:color w:val="FF0000"/>
+        </w:rPr>
+        <w:t xml:space="preserve">parcours du jeu de données) sans qu’on </w:t>
+      </w:r>
+      <w:r>
+        <w:rPr>
+          <w:color w:val="FF0000"/>
+        </w:rPr>
+        <w:t>ait</w:t>
+      </w:r>
+      <w:r>
+        <w:rPr>
+          <w:color w:val="FF0000"/>
+        </w:rPr>
+        <w:t xml:space="preserve"> amélio</w:t>
+      </w:r>
+      <w:r>
+        <w:rPr>
+          <w:color w:val="FF0000"/>
+        </w:rPr>
+        <w:t xml:space="preserve">ré </w:t>
+      </w:r>
+      <w:r>
+        <w:rPr>
+          <w:color w:val="FF0000"/>
+        </w:rPr>
+        <w:t>la condition</w:t>
+      </w:r>
+      <w:r>
+        <w:rPr>
+          <w:color w:val="FF0000"/>
+        </w:rPr>
+        <w:t xml:space="preserve"> d’arrêt </w:t>
+      </w:r>
+      <w:r>
+        <w:rPr>
+          <w:color w:val="FF0000"/>
+        </w:rPr>
+        <w:t xml:space="preserve">je décide de mettre fin à l’entrainement. Ici en mettant un nombre conséquent </w:t>
+      </w:r>
+      <w:r>
+        <w:rPr>
+          <w:color w:val="FF0000"/>
+        </w:rPr>
+        <w:t>d’</w:t>
+      </w:r>
+      <w:proofErr w:type="spellStart"/>
+      <w:r>
+        <w:rPr>
+          <w:color w:val="FF0000"/>
+        </w:rPr>
+        <w:t>Epoch</w:t>
+      </w:r>
+      <w:proofErr w:type="spellEnd"/>
+      <w:r>
+        <w:rPr>
+          <w:color w:val="FF0000"/>
+        </w:rPr>
+        <w:t xml:space="preserve"> (</w:t>
+      </w:r>
+      <w:r>
+        <w:rPr>
+          <w:color w:val="FF0000"/>
+        </w:rPr>
+        <w:t>2</w:t>
+      </w:r>
+      <w:r>
+        <w:rPr>
+          <w:color w:val="FF0000"/>
+        </w:rPr>
+        <w:t>00 pour notre cas)</w:t>
+      </w:r>
+      <w:r>
+        <w:rPr>
+          <w:color w:val="FF0000"/>
+        </w:rPr>
+        <w:t xml:space="preserve">, </w:t>
+      </w:r>
+      <w:r>
+        <w:rPr>
+          <w:color w:val="FF0000"/>
+        </w:rPr>
+        <w:t xml:space="preserve">nous somme sur de ne jamais l’atteindre. La valeur de Patience elle est définie </w:t>
+      </w:r>
+      <w:r>
+        <w:rPr>
+          <w:color w:val="FF0000"/>
+        </w:rPr>
+        <w:t>de manière assez arbitraire</w:t>
+      </w:r>
+      <w:r>
+        <w:rPr>
+          <w:color w:val="FF0000"/>
+        </w:rPr>
+        <w:t>, chez nous, 4x moins que le nombre d’</w:t>
+      </w:r>
+      <w:proofErr w:type="spellStart"/>
+      <w:r>
+        <w:rPr>
+          <w:color w:val="FF0000"/>
+        </w:rPr>
+        <w:t>Epoch</w:t>
+      </w:r>
+      <w:proofErr w:type="spellEnd"/>
+      <w:r>
+        <w:rPr>
+          <w:color w:val="FF0000"/>
+        </w:rPr>
+        <w:t xml:space="preserve">, le tout est de considérer que le modèle ne s’améliore plus. Nous considérerons alors le modèle là </w:t>
+      </w:r>
+      <w:proofErr w:type="spellStart"/>
+      <w:r>
+        <w:rPr>
+          <w:color w:val="FF0000"/>
+        </w:rPr>
+        <w:t>ou</w:t>
+      </w:r>
+      <w:proofErr w:type="spellEnd"/>
+      <w:r>
+        <w:rPr>
+          <w:color w:val="FF0000"/>
+        </w:rPr>
+        <w:t xml:space="preserve"> la valeur </w:t>
+      </w:r>
+      <w:r>
+        <w:t xml:space="preserve">« val_f1_macro » était maximale. </w:t>
+      </w:r>
+    </w:p>
+    <w:p/>
+    <w:p>
+      <w:pPr>
+        <w:rPr>
+          <w:sz w:val="28"/>
+          <w:szCs w:val="28"/>
+          <w:u w:val="single"/>
+        </w:rPr>
+      </w:pPr>
+      <w:r>
+        <w:rPr>
+          <w:sz w:val="28"/>
+          <w:szCs w:val="28"/>
+          <w:u w:val="single"/>
+        </w:rPr>
+        <w:t xml:space="preserve">Choix des séquences : </w:t>
+      </w:r>
+    </w:p>
+    <w:p/>
+    <w:p/>
+    <w:p/>
+    <w:p/>
+    <w:p/>
+    <w:p/>
+    <w:p/>
+    <w:p>
+      <w:pPr>
+        <w:rPr>
+          <w:sz w:val="28"/>
+          <w:szCs w:val="28"/>
+          <w:u w:val="single"/>
+        </w:rPr>
+      </w:pPr>
+      <w:r>
+        <w:rPr>
+          <w:sz w:val="28"/>
+          <w:szCs w:val="28"/>
+          <w:u w:val="single"/>
+        </w:rPr>
+        <w:t xml:space="preserve">Choix de l’horizon de </w:t>
+      </w:r>
+      <w:r>
+        <w:rPr>
+          <w:sz w:val="28"/>
+          <w:szCs w:val="28"/>
+          <w:u w:val="single"/>
+        </w:rPr>
+        <w:t>prédiction</w:t>
+      </w:r>
+      <w:r>
+        <w:rPr>
+          <w:sz w:val="28"/>
+          <w:szCs w:val="28"/>
+          <w:u w:val="single"/>
+        </w:rPr>
+        <w:t xml:space="preserve"> (en jours) : </w:t>
+      </w:r>
+    </w:p>
+    <w:p/>
+    <w:p>
+      <w:pPr>
+        <w:jc w:val="both"/>
+      </w:pPr>
+      <w:r>
+        <w:t xml:space="preserve">Afin de déterminer </w:t>
+      </w:r>
+      <w:r>
+        <w:t xml:space="preserve">l’impact des </w:t>
+      </w:r>
+      <w:proofErr w:type="spellStart"/>
+      <w:r>
+        <w:t>covariables</w:t>
+      </w:r>
+      <w:proofErr w:type="spellEnd"/>
+      <w:r>
+        <w:t xml:space="preserve"> sur </w:t>
+      </w:r>
+      <w:r>
+        <w:t xml:space="preserve">le cours </w:t>
+      </w:r>
+      <w:r>
+        <w:t xml:space="preserve">et ainsi prédire à un horizon </w:t>
+      </w:r>
+      <w:r>
+        <w:t>optimal</w:t>
+      </w:r>
+      <w:r>
+        <w:t xml:space="preserve"> (nombre de jours), nous avons </w:t>
+      </w:r>
+      <w:r>
+        <w:t>effectué</w:t>
+      </w:r>
+      <w:r>
+        <w:t xml:space="preserve"> un test de corrélation </w:t>
+      </w:r>
+      <w:r>
+        <w:t xml:space="preserve">à différents horizons (de 3 à 120 jours). </w:t>
+      </w:r>
+      <w:r>
+        <w:t xml:space="preserve">En calculant les moyennes de corrélation des variables sur les périodes, il en est ressorti les résultats ci-dessous : </w:t>
+      </w:r>
+    </w:p>
+    <w:p/>
+    <w:p/>
+    <w:p>
+      <w:r>
+        <w:rPr>
+          <w:noProof/>
+        </w:rPr>
+        <mc:AlternateContent>
+          <mc:Choice Requires="wpg">
+            <w:drawing>
+              <wp:anchor distT="0" distB="0" distL="114300" distR="114300" simplePos="0" relativeHeight="251658240" behindDoc="0" locked="0" layoutInCell="1" allowOverlap="1" wp14:anchorId="3A3FCA47" wp14:editId="10507BC6">
+                <wp:simplePos x="0" y="0"/>
+                <wp:positionH relativeFrom="column">
+                  <wp:posOffset>1093392</wp:posOffset>
+                </wp:positionH>
+                <wp:positionV relativeFrom="paragraph">
+                  <wp:posOffset>4331</wp:posOffset>
+                </wp:positionV>
+                <wp:extent cx="3502660" cy="4284323"/>
+                <wp:effectExtent l="0" t="0" r="2540" b="8890"/>
+                <wp:wrapTopAndBottom/>
+                <wp:docPr id="672019663" name="Groupe 4"/>
+                <wp:cNvGraphicFramePr/>
+                <a:graphic xmlns:a="http://schemas.openxmlformats.org/drawingml/2006/main">
+                  <a:graphicData uri="http://schemas.microsoft.com/office/word/2010/wordprocessingGroup">
+                    <wpg:wgp>
+                      <wpg:cNvGrpSpPr/>
+                      <wpg:grpSpPr>
+                        <a:xfrm>
+                          <a:off x="0" y="0"/>
+                          <a:ext cx="3502660" cy="4284323"/>
+                          <a:chOff x="0" y="0"/>
+                          <a:chExt cx="3502660" cy="4284323"/>
+                        </a:xfrm>
+                      </wpg:grpSpPr>
+                      <pic:pic xmlns:pic="http://schemas.openxmlformats.org/drawingml/2006/picture">
+                        <pic:nvPicPr>
+                          <pic:cNvPr id="614614700" name="Image 2" descr="Une image contenant texte, capture d’écran, Police&#10;&#10;Description générée automatiquement"/>
+                          <pic:cNvPicPr>
+                            <a:picLocks noChangeAspect="1"/>
+                          </pic:cNvPicPr>
+                        </pic:nvPicPr>
+                        <pic:blipFill>
+                          <a:blip r:embed="rId6">
+                            <a:extLst>
+                              <a:ext uri="{28A0092B-C50C-407E-A947-70E740481C1C}">
+                                <a14:useLocalDpi xmlns:a14="http://schemas.microsoft.com/office/drawing/2010/main" val="0"/>
+                              </a:ext>
+                            </a:extLst>
+                          </a:blip>
+                          <a:stretch>
+                            <a:fillRect/>
+                          </a:stretch>
+                        </pic:blipFill>
+                        <pic:spPr>
+                          <a:xfrm>
+                            <a:off x="0" y="0"/>
+                            <a:ext cx="3502660" cy="3552825"/>
+                          </a:xfrm>
+                          <a:prstGeom prst="rect">
+                            <a:avLst/>
+                          </a:prstGeom>
+                        </pic:spPr>
+                      </pic:pic>
+                      <wps:wsp>
+                        <wps:cNvPr id="1084230133" name="Zone de texte 3"/>
+                        <wps:cNvSpPr txBox="1"/>
+                        <wps:spPr>
+                          <a:xfrm>
+                            <a:off x="287676" y="3750067"/>
+                            <a:ext cx="3061699" cy="534256"/>
+                          </a:xfrm>
+                          <a:prstGeom prst="rect">
+                            <a:avLst/>
+                          </a:prstGeom>
+                          <a:solidFill>
+                            <a:schemeClr val="lt1"/>
+                          </a:solidFill>
+                          <a:ln w="6350">
+                            <a:solidFill>
+                              <a:prstClr val="black"/>
+                            </a:solidFill>
+                          </a:ln>
+                        </wps:spPr>
+                        <wps:txbx>
+                          <w:txbxContent>
+                            <w:p>
+                              <w:pPr>
+                                <w:jc w:val="center"/>
+                              </w:pPr>
+                              <w:r>
+                                <w:t xml:space="preserve">Moyenne de corrélation des </w:t>
+                              </w:r>
+                              <w:proofErr w:type="spellStart"/>
+                              <w:r>
+                                <w:t>co</w:t>
+                              </w:r>
+                              <w:proofErr w:type="spellEnd"/>
+                              <w:r>
+                                <w:t>-variables suivant l’horizon de prédiction</w:t>
+                              </w:r>
+                            </w:p>
+                          </w:txbxContent>
+                        </wps:txbx>
+                        <wps:bodyPr rot="0" spcFirstLastPara="0" vertOverflow="overflow" horzOverflow="overflow" vert="horz" wrap="square" lIns="91440" tIns="45720" rIns="91440" bIns="45720" numCol="1" spcCol="0" rtlCol="0" fromWordArt="0" anchor="t" anchorCtr="0" forceAA="0" compatLnSpc="1">
+                          <a:prstTxWarp prst="textNoShape">
+                            <a:avLst/>
+                          </a:prstTxWarp>
+                          <a:noAutofit/>
+                        </wps:bodyPr>
+                      </wps:wsp>
+                    </wpg:wgp>
+                  </a:graphicData>
+                </a:graphic>
+              </wp:anchor>
+            </w:drawing>
+          </mc:Choice>
+          <mc:Fallback>
+            <w:pict>
+              <v:group w14:anchorId="3A3FCA47" id="Groupe 4" o:spid="_x0000_s1026" style="position:absolute;margin-left:86.1pt;margin-top:.35pt;width:275.8pt;height:337.35pt;z-index:251658240" coordsize="35026,42843" o:gfxdata="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">
+                <v:shapetype id="_x0000_t75" coordsize="21600,21600" o:spt="75" o:preferrelative="t" path="m@4@5l@4@11@9@11@9@5xe" filled="f" stroked="f">
+                  <v:stroke joinstyle="miter"/>
+                  <v:formulas>
+                    <v:f eqn="if lineDrawn pixelLineWidth 0"/>
+                    <v:f eqn="sum @0 1 0"/>
+                    <v:f eqn="sum 0 0 @1"/>
+                    <v:f eqn="prod @2 1 2"/>
+                    <v:f eqn="prod @3 21600 pixelWidth"/>
+                    <v:f eqn="prod @3 21600 pixelHeight"/>
+                    <v:f eqn="sum @0 0 1"/>
+                    <v:f eqn="prod @6 1 2"/>
+                    <v:f eqn="prod @7 21600 pixelWidth"/>
+                    <v:f eqn="sum @8 21600 0"/>
+                    <v:f eqn="prod @7 21600 pixelHeight"/>
+                    <v:f eqn="sum @10 21600 0"/>
+                  </v:formulas>
+                  <v:path o:extrusionok="f" gradientshapeok="t" o:connecttype="rect"/>
+                  <o:lock v:ext="edit" aspectratio="t"/>
+                </v:shapetype>
+                <v:shape id="Image 2" o:spid="_x0000_s1027" type="#_x0000_t75" alt="Une image contenant texte, capture d’écran, Police&#10;&#10;Description générée automatiquement" style="position:absolute;width:35026;height:35528;visibility:visible;mso-wrap-style:square" o:gfxdata="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">
+                  <v:imagedata r:id="rId7" o:title="Une image contenant texte, capture d’écran, Police&#10;&#10;Description générée automatiquement"/>
+                </v:shape>
+                <v:shapetype id="_x0000_t202" coordsize="21600,21600" o:spt="202" path="m,l,21600r21600,l21600,xe">
+                  <v:stroke joinstyle="miter"/>
+                  <v:path gradientshapeok="t" o:connecttype="rect"/>
+                </v:shapetype>
+                <v:shape id="Zone de texte 3" o:spid="_x0000_s1028" type="#_x0000_t202" style="position:absolute;left:2876;top:37500;width:30617;height:5343;visibility:visible;mso-wrap-style:square;v-text-anchor:top" o:gfxdata="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" fillcolor="white [3201]" strokeweight=".5pt">
+                  <v:textbox>
+                    <w:txbxContent>
+                      <w:p>
+                        <w:pPr>
+                          <w:jc w:val="center"/>
+                        </w:pPr>
+                        <w:r>
+                          <w:t xml:space="preserve">Moyenne de corrélation des </w:t>
+                        </w:r>
+                        <w:proofErr w:type="spellStart"/>
+                        <w:r>
+                          <w:t>co</w:t>
+                        </w:r>
+                        <w:proofErr w:type="spellEnd"/>
+                        <w:r>
+                          <w:t>-variables suivant l’horizon de prédiction</w:t>
+                        </w:r>
+                      </w:p>
+                    </w:txbxContent>
+                  </v:textbox>
+                </v:shape>
+                <w10:wrap type="topAndBottom"/>
+              </v:group>
+            </w:pict>
+          </mc:Fallback>
+        </mc:AlternateContent>
+      </w:r>
+    </w:p>
+    <w:p>
+      <w:pPr>
+        <w:jc w:val="both"/>
+      </w:pPr>
+      <w:r>
+        <w:t xml:space="preserve">Nous avons pu en déduire que plus l’horizon est </w:t>
+      </w:r>
+      <w:r>
+        <w:t xml:space="preserve">lointain, plus les variables semblent être corrélée sur la période. Cependant on se rend bien compte que prédire à de tel horizon </w:t>
+      </w:r>
+      <w:r>
+        <w:t>n’a pas réellement de sens</w:t>
+      </w:r>
+      <w:r>
+        <w:t xml:space="preserve">, </w:t>
+      </w:r>
+      <w:r>
+        <w:t>par exemple, en 120 jours, une guerre à le temps d’éclater et de se terminer</w:t>
+      </w:r>
+      <w:r>
+        <w:t xml:space="preserve">. Ce que nous apprend </w:t>
+      </w:r>
+      <w:r>
+        <w:t xml:space="preserve">ces résultats, c’est que la corrélation telle que calculer ne nous permet pas de parvenir à un horizon de prédiction optimal et donc nous avons choisi pour </w:t>
+      </w:r>
+      <w:r>
+        <w:t>nos tests</w:t>
+      </w:r>
+      <w:r>
+        <w:t xml:space="preserve">, un horizon arbitraire de 7 ou 30 jours soit 1 semaine et un mois. </w:t>
+      </w:r>
+    </w:p>
+    <w:p/>
+    <w:p>
+      <w:pPr>
+        <w:rPr>
+          <w:sz w:val="28"/>
+          <w:szCs w:val="28"/>
+          <w:u w:val="single"/>
+        </w:rPr>
+      </w:pPr>
+      <w:r>
+        <w:rPr>
+          <w:sz w:val="28"/>
+          <w:szCs w:val="28"/>
+          <w:u w:val="single"/>
+        </w:rPr>
+        <w:t xml:space="preserve">Autres hyperparamètres : </w:t>
+      </w:r>
+    </w:p>
+    <w:p/>
+    <w:p>
+      <w:r>
+        <w:t xml:space="preserve">Il y a un nombre conséquent d’hyperparamètres, ceux explicité précédemment </w:t>
+      </w:r>
+      <w:r>
+        <w:t xml:space="preserve">sont les principaux et sont ceux sur lesquels nous avons </w:t>
+      </w:r>
+      <w:r>
+        <w:t>agi</w:t>
+      </w:r>
+      <w:r>
+        <w:t xml:space="preserve"> soit </w:t>
+      </w:r>
+      <w:r>
+        <w:t xml:space="preserve">en les étudiant pour prend le meilleur, soit de manière arbitraire. </w:t>
+      </w:r>
+      <w:proofErr w:type="spellStart"/>
+      <w:r>
+        <w:t>Parmis</w:t>
+      </w:r>
+      <w:proofErr w:type="spellEnd"/>
+      <w:r>
+        <w:t xml:space="preserve"> ceux non cité mais </w:t>
+      </w:r>
+      <w:r>
+        <w:t xml:space="preserve">figurant dans notre </w:t>
+      </w:r>
+      <w:r>
+        <w:t>configuration</w:t>
+      </w:r>
+      <w:r>
+        <w:t xml:space="preserve"> il y a : le Batch size, </w:t>
+      </w:r>
+      <w:r>
+        <w:t xml:space="preserve">le nombre de données traitées en entrainement </w:t>
+      </w:r>
+      <w:r>
+        <w:t>sa valeur impact finalement peu le modèle</w:t>
+      </w:r>
+      <w:r>
+        <w:t xml:space="preserve"> -</w:t>
+      </w:r>
+      <w:r>
+        <w:t xml:space="preserve"> </w:t>
+      </w:r>
+      <w:proofErr w:type="spellStart"/>
+      <w:r>
+        <w:t>learning</w:t>
+      </w:r>
+      <w:proofErr w:type="spellEnd"/>
+      <w:r>
+        <w:t xml:space="preserve"> rate, </w:t>
+      </w:r>
+      <w:r>
+        <w:t xml:space="preserve">défini </w:t>
+      </w:r>
+      <w:r>
+        <w:t>globalement la vitesse d</w:t>
+      </w:r>
+      <w:r>
+        <w:t xml:space="preserve">’apprentissage </w:t>
+      </w:r>
+      <w:r>
+        <w:t xml:space="preserve">du modèle - </w:t>
+      </w:r>
+    </w:p>
+    <w:p/>
+    <w:p/>
+    <w:p/>
+    <w:p/>
+    <w:p/>
+    <w:p/>
+    <w:p/>
+    <w:p>
+      <w:r>
+        <w:t>R</w:t>
+      </w:r>
+      <w:r>
+        <w:t>é</w:t>
+      </w:r>
+      <w:r>
+        <w:t>sultat</w:t>
+      </w:r>
+      <w:r>
+        <w:t>s de prédiction</w:t>
+      </w:r>
+      <w:r>
+        <w:t xml:space="preserve"> : </w:t>
+      </w:r>
+    </w:p>
+    <w:p/>
+    <w:p>
+      <w:r>
+        <w:t>Avec et sans balance</w:t>
+      </w:r>
+      <w:r>
+        <w:t xml:space="preserve">  </w:t>
+      </w:r>
+    </w:p>
+    <w:p/>
+    <w:p/>
+    <w:p/>
+    <w:p/>
+    <w:p/>
+    <w:p/>
+    <w:p/>
+    <w:p/>
+    <w:p/>
+    <w:p/>
+    <w:p/>
+    <w:p/>
+    <w:p/>
+    <w:p/>
+    <w:p/>
+    <w:p/>
+    <w:p/>
+    <w:p>
+      <w:pPr>
+        <w:rPr>
+          <w:u w:val="single"/>
+        </w:rPr>
+      </w:pPr>
+      <w:r>
+        <w:rPr>
+          <w:u w:val="single"/>
+        </w:rPr>
+        <w:t xml:space="preserve">Le </w:t>
+      </w:r>
+      <w:proofErr w:type="spellStart"/>
+      <w:r>
+        <w:rPr>
+          <w:u w:val="single"/>
+        </w:rPr>
+        <w:t>PnL</w:t>
+      </w:r>
+      <w:proofErr w:type="spellEnd"/>
+      <w:r>
+        <w:rPr>
+          <w:u w:val="single"/>
+        </w:rPr>
+        <w:t xml:space="preserve"> </w:t>
+      </w:r>
+    </w:p>
+    <w:p>
+      <w:pPr>
+        <w:jc w:val="both"/>
+        <w:rPr>
+          <w:color w:val="FF0000"/>
+        </w:rPr>
+      </w:pPr>
+      <w:r>
+        <w:rPr>
+          <w:color w:val="FF0000"/>
+        </w:rPr>
+        <w:t>Nous avons au cours de nos prédiction tenter de sim</w:t>
+      </w:r>
+      <w:r>
+        <w:rPr>
+          <w:color w:val="FF0000"/>
+        </w:rPr>
+        <w:t xml:space="preserve">uler des ordres d’achats avec dans premier temps des </w:t>
+      </w:r>
+      <w:r>
+        <w:rPr>
+          <w:color w:val="FF0000"/>
+        </w:rPr>
+        <w:t>conditions</w:t>
+      </w:r>
+      <w:r>
+        <w:rPr>
+          <w:color w:val="FF0000"/>
+        </w:rPr>
+        <w:t xml:space="preserve"> simples</w:t>
+      </w:r>
+      <w:r>
+        <w:rPr>
+          <w:color w:val="FF0000"/>
+        </w:rPr>
+        <w:t xml:space="preserve"> comme </w:t>
+      </w:r>
+      <w:r>
+        <w:rPr>
+          <w:color w:val="FF0000"/>
+        </w:rPr>
+        <w:t xml:space="preserve">la </w:t>
+      </w:r>
+      <w:r>
+        <w:rPr>
+          <w:color w:val="FF0000"/>
+        </w:rPr>
+        <w:t xml:space="preserve">probabilité de hausse prédite supérieur à un certain seuil. Nous nous sommes vite rendu compte que cela ne </w:t>
+      </w:r>
+      <w:r>
+        <w:rPr>
+          <w:color w:val="FF0000"/>
+        </w:rPr>
+        <w:t>présentait</w:t>
+      </w:r>
+      <w:r>
+        <w:rPr>
+          <w:color w:val="FF0000"/>
+        </w:rPr>
+        <w:t xml:space="preserve"> pas d’intérêt au vu des résultats de prédictions </w:t>
+      </w:r>
+      <w:r>
+        <w:rPr>
+          <w:color w:val="FF0000"/>
+        </w:rPr>
+        <w:t xml:space="preserve">peut précis mais aussi surtout </w:t>
+      </w:r>
+      <w:r>
+        <w:rPr>
+          <w:color w:val="FF0000"/>
+        </w:rPr>
+        <w:t>car i nous faut fixer des règles stricte</w:t>
+      </w:r>
+      <w:r>
+        <w:rPr>
+          <w:color w:val="FF0000"/>
+        </w:rPr>
+        <w:t>s</w:t>
+      </w:r>
+      <w:r>
+        <w:rPr>
+          <w:color w:val="FF0000"/>
+        </w:rPr>
+        <w:t xml:space="preserve"> et encadré les ordres. </w:t>
+      </w:r>
+    </w:p>
+    <w:p>
+      <w:pPr>
+        <w:jc w:val="both"/>
+        <w:rPr>
+          <w:color w:val="FF0000"/>
+        </w:rPr>
+      </w:pPr>
+      <w:r>
+        <w:rPr>
+          <w:color w:val="FF0000"/>
+        </w:rPr>
+        <w:t xml:space="preserve">Le </w:t>
+      </w:r>
+      <w:proofErr w:type="spellStart"/>
+      <w:r>
+        <w:rPr>
+          <w:color w:val="FF0000"/>
+        </w:rPr>
+        <w:t>PnL</w:t>
+      </w:r>
+      <w:proofErr w:type="spellEnd"/>
+      <w:r>
+        <w:rPr>
+          <w:color w:val="FF0000"/>
+        </w:rPr>
+        <w:t xml:space="preserve"> serait la dernière étape de notre projet, </w:t>
+      </w:r>
+      <w:r>
+        <w:rPr>
+          <w:color w:val="FF0000"/>
+        </w:rPr>
+        <w:t xml:space="preserve">il nous faudra </w:t>
+      </w:r>
+      <w:r>
+        <w:rPr>
+          <w:color w:val="FF0000"/>
+        </w:rPr>
+        <w:t>travailler</w:t>
+      </w:r>
+      <w:r>
+        <w:rPr>
+          <w:color w:val="FF0000"/>
+        </w:rPr>
+        <w:t xml:space="preserve"> sur les probabilité</w:t>
+      </w:r>
+      <w:r>
+        <w:rPr>
+          <w:color w:val="FF0000"/>
+        </w:rPr>
+        <w:t>s</w:t>
+      </w:r>
+      <w:r>
+        <w:rPr>
+          <w:color w:val="FF0000"/>
+        </w:rPr>
+        <w:t xml:space="preserve"> calculer pour définir </w:t>
+      </w:r>
+      <w:r>
+        <w:rPr>
+          <w:color w:val="FF0000"/>
+        </w:rPr>
+        <w:t xml:space="preserve">quand acheter et a quelle probabilité on maximiserait le rendement. Il nous faudra aussi fixer un Stop </w:t>
+      </w:r>
+      <w:proofErr w:type="spellStart"/>
+      <w:r>
+        <w:rPr>
+          <w:color w:val="FF0000"/>
+        </w:rPr>
+        <w:t>Loss</w:t>
+      </w:r>
+      <w:proofErr w:type="spellEnd"/>
+      <w:r>
+        <w:rPr>
+          <w:color w:val="FF0000"/>
+        </w:rPr>
+        <w:t xml:space="preserve"> (SL) afin de limiter nos pertes, de préférence un </w:t>
+      </w:r>
+      <w:r>
+        <w:rPr>
+          <w:color w:val="FF0000"/>
+        </w:rPr>
+        <w:t>S</w:t>
+      </w:r>
+      <w:r>
+        <w:rPr>
+          <w:color w:val="FF0000"/>
+        </w:rPr>
+        <w:t xml:space="preserve">top </w:t>
+      </w:r>
+      <w:proofErr w:type="spellStart"/>
+      <w:r>
+        <w:rPr>
+          <w:color w:val="FF0000"/>
+        </w:rPr>
+        <w:t>L</w:t>
+      </w:r>
+      <w:r>
+        <w:rPr>
+          <w:color w:val="FF0000"/>
+        </w:rPr>
+        <w:t>oss</w:t>
+      </w:r>
+      <w:proofErr w:type="spellEnd"/>
+      <w:r>
+        <w:rPr>
+          <w:color w:val="FF0000"/>
+        </w:rPr>
+        <w:t xml:space="preserve"> adaptatif en fonction des résultats de prédictions. </w:t>
+      </w:r>
+      <w:r>
+        <w:rPr>
+          <w:color w:val="FF0000"/>
+        </w:rPr>
+        <w:t xml:space="preserve">En définitive, il y là aussi un gros sujet d’étude très complexe et surtout très intéressant que nous pourriez éventuellement développer dans le futur. </w:t>
+      </w:r>
+    </w:p>
+    <w:p/>
+    <w:p/>
+    <w:p/>
+    <w:p/>
+    <w:p/>
+    <w:p/>
+    <w:p/>
+    <w:p/>
+    <w:p/>
+    <w:p/>
+    <w:p/>
+    <w:p>
+      <w:pPr>
+        <w:rPr>
+          <w:sz w:val="28"/>
+          <w:szCs w:val="28"/>
+          <w:u w:val="single"/>
+        </w:rPr>
+      </w:pPr>
+      <w:r>
+        <w:rPr>
+          <w:sz w:val="28"/>
+          <w:szCs w:val="28"/>
+          <w:u w:val="single"/>
+        </w:rPr>
         <w:t xml:space="preserve">Conclusion </w:t>
       </w:r>
     </w:p>
@@ -1468,32 +2158,26 @@
     </w:p>
     <w:p/>
     <w:p>
-      <w:hyperlink r:id="rId5" w:history="1">
+      <w:hyperlink r:id="rId8" w:history="1">
         <w:r>
           <w:rPr>
-            <w:rStyle w:val="Hyperlink"/>
+            <w:rStyle w:val="Lienhypertexte"/>
           </w:rPr>
-          <w:t>https://www.toptal.com/machine-learning/s-p-500-automated-tradin</w:t>
+          <w:t>https://www.toptal.com/machine-learning/s-p-500-automated-trading</w:t>
         </w:r>
+      </w:hyperlink>
+    </w:p>
+    <w:p>
+      <w:pPr>
+        <w:jc w:val="both"/>
+        <w:rPr>
+          <w:lang w:val="en-US"/>
+        </w:rPr>
+      </w:pPr>
+      <w:hyperlink r:id="rId9" w:history="1">
         <w:r>
           <w:rPr>
-            <w:rStyle w:val="Hyperlink"/>
-          </w:rPr>
-          <w:t>g</w:t>
-        </w:r>
-      </w:hyperlink>
-    </w:p>
-    <w:p>
-      <w:pPr>
-        <w:jc w:val="both"/>
-        <w:rPr>
-          <w:lang w:val="en-US"/>
-        </w:rPr>
-      </w:pPr>
-      <w:hyperlink r:id="rId6" w:history="1">
-        <w:r>
-          <w:rPr>
-            <w:rStyle w:val="Hyperlink"/>
+            <w:rStyle w:val="Lienhypertexte"/>
             <w:lang w:val="en-US"/>
           </w:rPr>
           <w:t>https://www.quantmetry.com/blog/comparaison-deep-learning-lgbm-forecasting-series-temporelles/</w:t>
@@ -1507,80 +2191,32 @@
           <w:lang w:val="en-US"/>
         </w:rPr>
       </w:pPr>
-      <w:hyperlink r:id="rId7" w:history="1">
+      <w:hyperlink r:id="rId10" w:history="1">
         <w:r>
           <w:rPr>
-            <w:rStyle w:val="Hyperlink"/>
+            <w:rStyle w:val="Lienhypertexte"/>
             <w:lang w:val="en-US"/>
           </w:rPr>
-          <w:t>http</w:t>
+          <w:t>https://www.datacamp.com/fr/tutorial/lstm-python-stock-market</w:t>
         </w:r>
+      </w:hyperlink>
+    </w:p>
+    <w:p>
+      <w:pPr>
+        <w:jc w:val="both"/>
+        <w:rPr>
+          <w:lang w:val="en-US"/>
+        </w:rPr>
+      </w:pPr>
+      <w:hyperlink r:id="rId11" w:history="1">
         <w:r>
           <w:rPr>
-            <w:rStyle w:val="Hyperlink"/>
+            <w:rStyle w:val="Lienhypertexte"/>
             <w:lang w:val="en-US"/>
           </w:rPr>
-          <w:t>s</w:t>
-        </w:r>
-        <w:r>
-          <w:rPr>
-            <w:rStyle w:val="Hyperlink"/>
-            <w:lang w:val="en-US"/>
-          </w:rPr>
-          <w:t>://www.datacamp.com/fr/tutorial/lstm-python-stock-market</w:t>
+          <w:t>https://medium.com/@yanbinette/comment-prédire-la-bourse-en-intra-day-à-85-avec-le-deep-learning-e324af8e6026</w:t>
         </w:r>
       </w:hyperlink>
-    </w:p>
-    <w:p>
-      <w:pPr>
-        <w:jc w:val="both"/>
-        <w:rPr>
-          <w:lang w:val="en-US"/>
-        </w:rPr>
-      </w:pPr>
-      <w:r>
-        <w:rPr>
-          <w:lang w:val="en-US"/>
-        </w:rPr>
-        <w:fldChar w:fldCharType="begin"/>
-      </w:r>
-      <w:r>
-        <w:rPr>
-          <w:lang w:val="en-US"/>
-        </w:rPr>
-        <w:instrText>HYPERLINK "</w:instrText>
-      </w:r>
-      <w:r>
-        <w:rPr>
-          <w:lang w:val="en-US"/>
-        </w:rPr>
-        <w:instrText>https://medium.com/@yanbinette/comment-prédire-la-bourse-en-intra-day-à-85-avec-le-deep-learning-e324af8e6026</w:instrText>
-      </w:r>
-      <w:r>
-        <w:rPr>
-          <w:lang w:val="en-US"/>
-        </w:rPr>
-        <w:instrText>"</w:instrText>
-      </w:r>
-      <w:r>
-        <w:rPr>
-          <w:lang w:val="en-US"/>
-        </w:rPr>
-        <w:fldChar w:fldCharType="separate"/>
-      </w:r>
-      <w:r>
-        <w:rPr>
-          <w:rStyle w:val="Hyperlink"/>
-          <w:lang w:val="en-US"/>
-        </w:rPr>
-        <w:t>https://medium.com/@yanbinette/comment-prédire-la-bourse-en-intra-day-à-85-avec-le-deep-learning-e324af8e6026</w:t>
-      </w:r>
-      <w:r>
-        <w:rPr>
-          <w:lang w:val="en-US"/>
-        </w:rPr>
-        <w:fldChar w:fldCharType="end"/>
-      </w:r>
     </w:p>
     <w:p/>
     <w:sectPr>
@@ -1998,11 +2634,11 @@
     <w:name w:val="Normal"/>
     <w:qFormat/>
   </w:style>
-  <w:style w:type="paragraph" w:styleId="Heading1">
+  <w:style w:type="paragraph" w:styleId="Titre1">
     <w:name w:val="heading 1"/>
     <w:basedOn w:val="Normal"/>
     <w:next w:val="Normal"/>
-    <w:link w:val="Heading1Char"/>
+    <w:link w:val="Titre1Car"/>
     <w:uiPriority w:val="9"/>
     <w:qFormat/>
     <w:rsid w:val="00967213"/>
@@ -2019,11 +2655,11 @@
       <w:szCs w:val="40"/>
     </w:rPr>
   </w:style>
-  <w:style w:type="paragraph" w:styleId="Heading2">
+  <w:style w:type="paragraph" w:styleId="Titre2">
     <w:name w:val="heading 2"/>
     <w:basedOn w:val="Normal"/>
     <w:next w:val="Normal"/>
-    <w:link w:val="Heading2Char"/>
+    <w:link w:val="Titre2Car"/>
     <w:uiPriority w:val="9"/>
     <w:semiHidden/>
     <w:unhideWhenUsed/>
@@ -2042,11 +2678,11 @@
       <w:szCs w:val="32"/>
     </w:rPr>
   </w:style>
-  <w:style w:type="paragraph" w:styleId="Heading3">
+  <w:style w:type="paragraph" w:styleId="Titre3">
     <w:name w:val="heading 3"/>
     <w:basedOn w:val="Normal"/>
     <w:next w:val="Normal"/>
-    <w:link w:val="Heading3Char"/>
+    <w:link w:val="Titre3Car"/>
     <w:uiPriority w:val="9"/>
     <w:semiHidden/>
     <w:unhideWhenUsed/>
@@ -2065,11 +2701,11 @@
       <w:szCs w:val="28"/>
     </w:rPr>
   </w:style>
-  <w:style w:type="paragraph" w:styleId="Heading4">
+  <w:style w:type="paragraph" w:styleId="Titre4">
     <w:name w:val="heading 4"/>
     <w:basedOn w:val="Normal"/>
     <w:next w:val="Normal"/>
-    <w:link w:val="Heading4Char"/>
+    <w:link w:val="Titre4Car"/>
     <w:uiPriority w:val="9"/>
     <w:semiHidden/>
     <w:unhideWhenUsed/>
@@ -2088,11 +2724,11 @@
       <w:color w:val="0F4761" w:themeColor="accent1" w:themeShade="BF"/>
     </w:rPr>
   </w:style>
-  <w:style w:type="paragraph" w:styleId="Heading5">
+  <w:style w:type="paragraph" w:styleId="Titre5">
     <w:name w:val="heading 5"/>
     <w:basedOn w:val="Normal"/>
     <w:next w:val="Normal"/>
-    <w:link w:val="Heading5Char"/>
+    <w:link w:val="Titre5Car"/>
     <w:uiPriority w:val="9"/>
     <w:semiHidden/>
     <w:unhideWhenUsed/>
@@ -2109,11 +2745,11 @@
       <w:color w:val="0F4761" w:themeColor="accent1" w:themeShade="BF"/>
     </w:rPr>
   </w:style>
-  <w:style w:type="paragraph" w:styleId="Heading6">
+  <w:style w:type="paragraph" w:styleId="Titre6">
     <w:name w:val="heading 6"/>
     <w:basedOn w:val="Normal"/>
     <w:next w:val="Normal"/>
-    <w:link w:val="Heading6Char"/>
+    <w:link w:val="Titre6Car"/>
     <w:uiPriority w:val="9"/>
     <w:semiHidden/>
     <w:unhideWhenUsed/>
@@ -2132,11 +2768,11 @@
       <w:color w:val="595959" w:themeColor="text1" w:themeTint="A6"/>
     </w:rPr>
   </w:style>
-  <w:style w:type="paragraph" w:styleId="Heading7">
+  <w:style w:type="paragraph" w:styleId="Titre7">
     <w:name w:val="heading 7"/>
     <w:basedOn w:val="Normal"/>
     <w:next w:val="Normal"/>
-    <w:link w:val="Heading7Char"/>
+    <w:link w:val="Titre7Car"/>
     <w:uiPriority w:val="9"/>
     <w:semiHidden/>
     <w:unhideWhenUsed/>
@@ -2153,11 +2789,11 @@
       <w:color w:val="595959" w:themeColor="text1" w:themeTint="A6"/>
     </w:rPr>
   </w:style>
-  <w:style w:type="paragraph" w:styleId="Heading8">
+  <w:style w:type="paragraph" w:styleId="Titre8">
     <w:name w:val="heading 8"/>
     <w:basedOn w:val="Normal"/>
     <w:next w:val="Normal"/>
-    <w:link w:val="Heading8Char"/>
+    <w:link w:val="Titre8Car"/>
     <w:uiPriority w:val="9"/>
     <w:semiHidden/>
     <w:unhideWhenUsed/>
@@ -2176,11 +2812,11 @@
       <w:color w:val="272727" w:themeColor="text1" w:themeTint="D8"/>
     </w:rPr>
   </w:style>
-  <w:style w:type="paragraph" w:styleId="Heading9">
+  <w:style w:type="paragraph" w:styleId="Titre9">
     <w:name w:val="heading 9"/>
     <w:basedOn w:val="Normal"/>
     <w:next w:val="Normal"/>
-    <w:link w:val="Heading9Char"/>
+    <w:link w:val="Titre9Car"/>
     <w:uiPriority w:val="9"/>
     <w:semiHidden/>
     <w:unhideWhenUsed/>
@@ -2197,12 +2833,13 @@
       <w:color w:val="272727" w:themeColor="text1" w:themeTint="D8"/>
     </w:rPr>
   </w:style>
-  <w:style w:type="character" w:default="1" w:styleId="DefaultParagraphFont">
+  <w:style w:type="character" w:default="1" w:styleId="Policepardfaut">
     <w:name w:val="Default Paragraph Font"/>
     <w:uiPriority w:val="1"/>
+    <w:semiHidden/>
     <w:unhideWhenUsed/>
   </w:style>
-  <w:style w:type="table" w:default="1" w:styleId="TableNormal">
+  <w:style w:type="table" w:default="1" w:styleId="TableauNormal">
     <w:name w:val="Normal Table"/>
     <w:uiPriority w:val="99"/>
     <w:semiHidden/>
@@ -2217,16 +2854,16 @@
       </w:tblCellMar>
     </w:tblPr>
   </w:style>
-  <w:style w:type="numbering" w:default="1" w:styleId="NoList">
+  <w:style w:type="numbering" w:default="1" w:styleId="Aucuneliste">
     <w:name w:val="No List"/>
     <w:uiPriority w:val="99"/>
     <w:semiHidden/>
     <w:unhideWhenUsed/>
   </w:style>
-  <w:style w:type="character" w:customStyle="1" w:styleId="Heading1Char">
-    <w:name w:val="Heading 1 Char"/>
-    <w:basedOn w:val="DefaultParagraphFont"/>
-    <w:link w:val="Heading1"/>
+  <w:style w:type="character" w:customStyle="1" w:styleId="Titre1Car">
+    <w:name w:val="Titre 1 Car"/>
+    <w:basedOn w:val="Policepardfaut"/>
+    <w:link w:val="Titre1"/>
     <w:uiPriority w:val="9"/>
     <w:rsid w:val="00967213"/>
     <w:rPr>
@@ -2236,10 +2873,10 @@
       <w:szCs w:val="40"/>
     </w:rPr>
   </w:style>
-  <w:style w:type="character" w:customStyle="1" w:styleId="Heading2Char">
-    <w:name w:val="Heading 2 Char"/>
-    <w:basedOn w:val="DefaultParagraphFont"/>
-    <w:link w:val="Heading2"/>
+  <w:style w:type="character" w:customStyle="1" w:styleId="Titre2Car">
+    <w:name w:val="Titre 2 Car"/>
+    <w:basedOn w:val="Policepardfaut"/>
+    <w:link w:val="Titre2"/>
     <w:uiPriority w:val="9"/>
     <w:semiHidden/>
     <w:rsid w:val="00967213"/>
@@ -2250,10 +2887,10 @@
       <w:szCs w:val="32"/>
     </w:rPr>
   </w:style>
-  <w:style w:type="character" w:customStyle="1" w:styleId="Heading3Char">
-    <w:name w:val="Heading 3 Char"/>
-    <w:basedOn w:val="DefaultParagraphFont"/>
-    <w:link w:val="Heading3"/>
+  <w:style w:type="character" w:customStyle="1" w:styleId="Titre3Car">
+    <w:name w:val="Titre 3 Car"/>
+    <w:basedOn w:val="Policepardfaut"/>
+    <w:link w:val="Titre3"/>
     <w:uiPriority w:val="9"/>
     <w:semiHidden/>
     <w:rsid w:val="00967213"/>
@@ -2264,10 +2901,10 @@
       <w:szCs w:val="28"/>
     </w:rPr>
   </w:style>
-  <w:style w:type="character" w:customStyle="1" w:styleId="Heading4Char">
-    <w:name w:val="Heading 4 Char"/>
-    <w:basedOn w:val="DefaultParagraphFont"/>
-    <w:link w:val="Heading4"/>
+  <w:style w:type="character" w:customStyle="1" w:styleId="Titre4Car">
+    <w:name w:val="Titre 4 Car"/>
+    <w:basedOn w:val="Policepardfaut"/>
+    <w:link w:val="Titre4"/>
     <w:uiPriority w:val="9"/>
     <w:semiHidden/>
     <w:rsid w:val="00967213"/>
@@ -2278,10 +2915,10 @@
       <w:color w:val="0F4761" w:themeColor="accent1" w:themeShade="BF"/>
     </w:rPr>
   </w:style>
-  <w:style w:type="character" w:customStyle="1" w:styleId="Heading5Char">
-    <w:name w:val="Heading 5 Char"/>
-    <w:basedOn w:val="DefaultParagraphFont"/>
-    <w:link w:val="Heading5"/>
+  <w:style w:type="character" w:customStyle="1" w:styleId="Titre5Car">
+    <w:name w:val="Titre 5 Car"/>
+    <w:basedOn w:val="Policepardfaut"/>
+    <w:link w:val="Titre5"/>
     <w:uiPriority w:val="9"/>
     <w:semiHidden/>
     <w:rsid w:val="00967213"/>
@@ -2290,10 +2927,10 @@
       <w:color w:val="0F4761" w:themeColor="accent1" w:themeShade="BF"/>
     </w:rPr>
   </w:style>
-  <w:style w:type="character" w:customStyle="1" w:styleId="Heading6Char">
-    <w:name w:val="Heading 6 Char"/>
-    <w:basedOn w:val="DefaultParagraphFont"/>
-    <w:link w:val="Heading6"/>
+  <w:style w:type="character" w:customStyle="1" w:styleId="Titre6Car">
+    <w:name w:val="Titre 6 Car"/>
+    <w:basedOn w:val="Policepardfaut"/>
+    <w:link w:val="Titre6"/>
     <w:uiPriority w:val="9"/>
     <w:semiHidden/>
     <w:rsid w:val="00967213"/>
@@ -2304,10 +2941,10 @@
       <w:color w:val="595959" w:themeColor="text1" w:themeTint="A6"/>
     </w:rPr>
   </w:style>
-  <w:style w:type="character" w:customStyle="1" w:styleId="Heading7Char">
-    <w:name w:val="Heading 7 Char"/>
-    <w:basedOn w:val="DefaultParagraphFont"/>
-    <w:link w:val="Heading7"/>
+  <w:style w:type="character" w:customStyle="1" w:styleId="Titre7Car">
+    <w:name w:val="Titre 7 Car"/>
+    <w:basedOn w:val="Policepardfaut"/>
+    <w:link w:val="Titre7"/>
     <w:uiPriority w:val="9"/>
     <w:semiHidden/>
     <w:rsid w:val="00967213"/>
@@ -2316,10 +2953,10 @@
       <w:color w:val="595959" w:themeColor="text1" w:themeTint="A6"/>
     </w:rPr>
   </w:style>
-  <w:style w:type="character" w:customStyle="1" w:styleId="Heading8Char">
-    <w:name w:val="Heading 8 Char"/>
-    <w:basedOn w:val="DefaultParagraphFont"/>
-    <w:link w:val="Heading8"/>
+  <w:style w:type="character" w:customStyle="1" w:styleId="Titre8Car">
+    <w:name w:val="Titre 8 Car"/>
+    <w:basedOn w:val="Policepardfaut"/>
+    <w:link w:val="Titre8"/>
     <w:uiPriority w:val="9"/>
     <w:semiHidden/>
     <w:rsid w:val="00967213"/>
@@ -2330,10 +2967,10 @@
       <w:color w:val="272727" w:themeColor="text1" w:themeTint="D8"/>
     </w:rPr>
   </w:style>
-  <w:style w:type="character" w:customStyle="1" w:styleId="Heading9Char">
-    <w:name w:val="Heading 9 Char"/>
-    <w:basedOn w:val="DefaultParagraphFont"/>
-    <w:link w:val="Heading9"/>
+  <w:style w:type="character" w:customStyle="1" w:styleId="Titre9Car">
+    <w:name w:val="Titre 9 Car"/>
+    <w:basedOn w:val="Policepardfaut"/>
+    <w:link w:val="Titre9"/>
     <w:uiPriority w:val="9"/>
     <w:semiHidden/>
     <w:rsid w:val="00967213"/>
@@ -2342,11 +2979,11 @@
       <w:color w:val="272727" w:themeColor="text1" w:themeTint="D8"/>
     </w:rPr>
   </w:style>
-  <w:style w:type="paragraph" w:styleId="Title">
+  <w:style w:type="paragraph" w:styleId="Titre">
     <w:name w:val="Title"/>
     <w:basedOn w:val="Normal"/>
     <w:next w:val="Normal"/>
-    <w:link w:val="TitleChar"/>
+    <w:link w:val="TitreCar"/>
     <w:uiPriority w:val="10"/>
     <w:qFormat/>
     <w:rsid w:val="00967213"/>
@@ -2362,10 +2999,10 @@
       <w:szCs w:val="56"/>
     </w:rPr>
   </w:style>
-  <w:style w:type="character" w:customStyle="1" w:styleId="TitleChar">
-    <w:name w:val="Title Char"/>
-    <w:basedOn w:val="DefaultParagraphFont"/>
-    <w:link w:val="Title"/>
+  <w:style w:type="character" w:customStyle="1" w:styleId="TitreCar">
+    <w:name w:val="Titre Car"/>
+    <w:basedOn w:val="Policepardfaut"/>
+    <w:link w:val="Titre"/>
     <w:uiPriority w:val="10"/>
     <w:rsid w:val="00967213"/>
     <w:rPr>
@@ -2376,11 +3013,11 @@
       <w:szCs w:val="56"/>
     </w:rPr>
   </w:style>
-  <w:style w:type="paragraph" w:styleId="Subtitle">
+  <w:style w:type="paragraph" w:styleId="Sous-titre">
     <w:name w:val="Subtitle"/>
     <w:basedOn w:val="Normal"/>
     <w:next w:val="Normal"/>
-    <w:link w:val="SubtitleChar"/>
+    <w:link w:val="Sous-titreCar"/>
     <w:uiPriority w:val="11"/>
     <w:qFormat/>
     <w:rsid w:val="00967213"/>
@@ -2397,10 +3034,10 @@
       <w:szCs w:val="28"/>
     </w:rPr>
   </w:style>
-  <w:style w:type="character" w:customStyle="1" w:styleId="SubtitleChar">
-    <w:name w:val="Subtitle Char"/>
-    <w:basedOn w:val="DefaultParagraphFont"/>
-    <w:link w:val="Subtitle"/>
+  <w:style w:type="character" w:customStyle="1" w:styleId="Sous-titreCar">
+    <w:name w:val="Sous-titre Car"/>
+    <w:basedOn w:val="Policepardfaut"/>
+    <w:link w:val="Sous-titre"/>
     <w:uiPriority w:val="11"/>
     <w:rsid w:val="00967213"/>
     <w:rPr>
@@ -2411,11 +3048,11 @@
       <w:szCs w:val="28"/>
     </w:rPr>
   </w:style>
-  <w:style w:type="paragraph" w:styleId="Quote">
+  <w:style w:type="paragraph" w:styleId="Citation">
     <w:name w:val="Quote"/>
     <w:basedOn w:val="Normal"/>
     <w:next w:val="Normal"/>
-    <w:link w:val="QuoteChar"/>
+    <w:link w:val="CitationCar"/>
     <w:uiPriority w:val="29"/>
     <w:qFormat/>
     <w:rsid w:val="00967213"/>
@@ -2429,10 +3066,10 @@
       <w:color w:val="404040" w:themeColor="text1" w:themeTint="BF"/>
     </w:rPr>
   </w:style>
-  <w:style w:type="character" w:customStyle="1" w:styleId="QuoteChar">
-    <w:name w:val="Quote Char"/>
-    <w:basedOn w:val="DefaultParagraphFont"/>
-    <w:link w:val="Quote"/>
+  <w:style w:type="character" w:customStyle="1" w:styleId="CitationCar">
+    <w:name w:val="Citation Car"/>
+    <w:basedOn w:val="Policepardfaut"/>
+    <w:link w:val="Citation"/>
     <w:uiPriority w:val="29"/>
     <w:rsid w:val="00967213"/>
     <w:rPr>
@@ -2441,7 +3078,7 @@
       <w:color w:val="404040" w:themeColor="text1" w:themeTint="BF"/>
     </w:rPr>
   </w:style>
-  <w:style w:type="paragraph" w:styleId="ListParagraph">
+  <w:style w:type="paragraph" w:styleId="Paragraphedeliste">
     <w:name w:val="List Paragraph"/>
     <w:basedOn w:val="Normal"/>
     <w:uiPriority w:val="34"/>
@@ -2452,9 +3089,9 @@
       <w:contextualSpacing/>
     </w:pPr>
   </w:style>
-  <w:style w:type="character" w:styleId="IntenseEmphasis">
+  <w:style w:type="character" w:styleId="Accentuationintense">
     <w:name w:val="Intense Emphasis"/>
-    <w:basedOn w:val="DefaultParagraphFont"/>
+    <w:basedOn w:val="Policepardfaut"/>
     <w:uiPriority w:val="21"/>
     <w:qFormat/>
     <w:rsid w:val="00967213"/>
@@ -2464,11 +3101,11 @@
       <w:color w:val="0F4761" w:themeColor="accent1" w:themeShade="BF"/>
     </w:rPr>
   </w:style>
-  <w:style w:type="paragraph" w:styleId="IntenseQuote">
+  <w:style w:type="paragraph" w:styleId="Citationintense">
     <w:name w:val="Intense Quote"/>
     <w:basedOn w:val="Normal"/>
     <w:next w:val="Normal"/>
-    <w:link w:val="IntenseQuoteChar"/>
+    <w:link w:val="CitationintenseCar"/>
     <w:uiPriority w:val="30"/>
     <w:qFormat/>
     <w:rsid w:val="00967213"/>
@@ -2487,10 +3124,10 @@
       <w:color w:val="0F4761" w:themeColor="accent1" w:themeShade="BF"/>
     </w:rPr>
   </w:style>
-  <w:style w:type="character" w:customStyle="1" w:styleId="IntenseQuoteChar">
-    <w:name w:val="Intense Quote Char"/>
-    <w:basedOn w:val="DefaultParagraphFont"/>
-    <w:link w:val="IntenseQuote"/>
+  <w:style w:type="character" w:customStyle="1" w:styleId="CitationintenseCar">
+    <w:name w:val="Citation intense Car"/>
+    <w:basedOn w:val="Policepardfaut"/>
+    <w:link w:val="Citationintense"/>
     <w:uiPriority w:val="30"/>
     <w:rsid w:val="00967213"/>
     <w:rPr>
@@ -2499,9 +3136,9 @@
       <w:color w:val="0F4761" w:themeColor="accent1" w:themeShade="BF"/>
     </w:rPr>
   </w:style>
-  <w:style w:type="character" w:styleId="IntenseReference">
+  <w:style w:type="character" w:styleId="Rfrenceintense">
     <w:name w:val="Intense Reference"/>
-    <w:basedOn w:val="DefaultParagraphFont"/>
+    <w:basedOn w:val="Policepardfaut"/>
     <w:uiPriority w:val="32"/>
     <w:qFormat/>
     <w:rsid w:val="00967213"/>
@@ -2513,9 +3150,9 @@
       <w:spacing w:val="5"/>
     </w:rPr>
   </w:style>
-  <w:style w:type="character" w:styleId="Hyperlink">
+  <w:style w:type="character" w:styleId="Lienhypertexte">
     <w:name w:val="Hyperlink"/>
-    <w:basedOn w:val="DefaultParagraphFont"/>
+    <w:basedOn w:val="Policepardfaut"/>
     <w:uiPriority w:val="99"/>
     <w:unhideWhenUsed/>
     <w:rsid w:val="00BF0FA4"/>
@@ -2524,9 +3161,9 @@
       <w:u w:val="single"/>
     </w:rPr>
   </w:style>
-  <w:style w:type="character" w:styleId="UnresolvedMention">
+  <w:style w:type="character" w:styleId="Mentionnonrsolue">
     <w:name w:val="Unresolved Mention"/>
-    <w:basedOn w:val="DefaultParagraphFont"/>
+    <w:basedOn w:val="Policepardfaut"/>
     <w:uiPriority w:val="99"/>
     <w:semiHidden/>
     <w:unhideWhenUsed/>
@@ -2536,9 +3173,9 @@
       <w:shd w:val="clear" w:color="auto" w:fill="E1DFDD"/>
     </w:rPr>
   </w:style>
-  <w:style w:type="character" w:styleId="FollowedHyperlink">
+  <w:style w:type="character" w:styleId="Lienhypertextesuivivisit">
     <w:name w:val="FollowedHyperlink"/>
-    <w:basedOn w:val="DefaultParagraphFont"/>
+    <w:basedOn w:val="Policepardfaut"/>
     <w:uiPriority w:val="99"/>
     <w:semiHidden/>
     <w:unhideWhenUsed/>
@@ -2844,4 +3481,16 @@
     </a:ext>
   </a:extLst>
 </a:theme>
+</file>
+
+<file path=customXml/item1.xml><?xml version="1.0" encoding="utf-8"?>
+<b:Sources xmlns:b="http://schemas.openxmlformats.org/officeDocument/2006/bibliography" xmlns="http://schemas.openxmlformats.org/officeDocument/2006/bibliography" SelectedStyle="/APASixthEditionOfficeOnline.xsl" StyleName="APA" Version="6"/>
+</file>
+
+<file path=customXml/itemProps1.xml><?xml version="1.0" encoding="utf-8"?>
+<ds:datastoreItem xmlns:ds="http://schemas.openxmlformats.org/officeDocument/2006/customXml" ds:itemID="{1EB3A041-F948-F94A-B3B8-1557F5B80FDD}">
+  <ds:schemaRefs>
+    <ds:schemaRef ds:uri="http://schemas.openxmlformats.org/officeDocument/2006/bibliography"/>
+  </ds:schemaRefs>
+</ds:datastoreItem>
 </file>
--- a/CR/Rapport Machine Learning.docx
+++ b/CR/Rapport Machine Learning.docx
@@ -38,7 +38,6 @@
         <w:t xml:space="preserve">Sujet </w:t>
       </w:r>
     </w:p>
-    <w:p/>
     <w:p>
       <w:pPr>
         <w:jc w:val="both"/>
@@ -71,7 +70,6 @@
         <w:t xml:space="preserve">Démarche </w:t>
       </w:r>
     </w:p>
-    <w:p/>
     <w:p>
       <w:pPr>
         <w:jc w:val="both"/>
@@ -136,95 +134,138 @@
         <w:jc w:val="both"/>
       </w:pPr>
       <w:r>
-        <w:t>Le traitement des données constitue une étape essentielle en machine</w:t>
-      </w:r>
+        <w:t xml:space="preserve">Le traitement des données constitue une étape essentielle en </w:t>
+      </w:r>
+      <w:r>
+        <w:t>M</w:t>
+      </w:r>
+      <w:r>
+        <w:t>achine</w:t>
+      </w:r>
+      <w:r>
+        <w:t>/Deep</w:t>
+      </w:r>
+      <w:r>
+        <w:t xml:space="preserve"> </w:t>
+      </w:r>
+      <w:r>
+        <w:t>Learning</w:t>
+      </w:r>
+      <w:r>
+        <w:t xml:space="preserve">, car la qualité du jeu de données influence directement la performance des modèles de prédiction. Après de nombreuses recherches, nous avons établi une liste d’indicateurs </w:t>
+      </w:r>
+      <w:r>
+        <w:lastRenderedPageBreak/>
+        <w:t xml:space="preserve">— financiers ou macroéconomiques — susceptibles </w:t>
+      </w:r>
+      <w:r>
+        <w:t>d’exercer</w:t>
+      </w:r>
+      <w:r>
+        <w:t xml:space="preserve"> une influence directe ou indirecte sur le marché, et donc d’améliorer la prédiction d</w:t>
+      </w:r>
+      <w:r>
+        <w:t>u</w:t>
+      </w:r>
+      <w:r>
+        <w:t xml:space="preserve"> cours. Parmi ces variables figurent notamment le taux de chômage américain, des indicateurs techniques comme l’</w:t>
+      </w:r>
+      <w:proofErr w:type="spellStart"/>
+      <w:r>
+        <w:t>Ichimoku</w:t>
+      </w:r>
+      <w:proofErr w:type="spellEnd"/>
+      <w:r>
+        <w:t xml:space="preserve">, les cours de l’or et de l’argent, des données sur l’immobilier américain, </w:t>
+      </w:r>
+      <w:r>
+        <w:t>ou encore</w:t>
+      </w:r>
+      <w:r>
+        <w:t xml:space="preserve"> les taux directeurs de la FED</w:t>
+      </w:r>
+      <w:r>
+        <w:t xml:space="preserve">, </w:t>
+      </w:r>
+      <w:proofErr w:type="spellStart"/>
+      <w:r>
+        <w:t>etc</w:t>
+      </w:r>
+      <w:proofErr w:type="spellEnd"/>
+      <w:r>
+        <w:t xml:space="preserve"> …</w:t>
+      </w:r>
+    </w:p>
+    <w:p>
+      <w:pPr>
+        <w:jc w:val="both"/>
+      </w:pPr>
+      <w:r>
+        <w:t xml:space="preserve">Les données macroéconomiques ont été récupérés principalement sur </w:t>
+      </w:r>
+      <w:r>
+        <w:t xml:space="preserve">le site </w:t>
+      </w:r>
+      <w:proofErr w:type="spellStart"/>
+      <w:r>
+        <w:t>Federal</w:t>
+      </w:r>
+      <w:proofErr w:type="spellEnd"/>
+      <w:r>
+        <w:t xml:space="preserve"> Reserve </w:t>
+      </w:r>
+      <w:proofErr w:type="spellStart"/>
+      <w:r>
+        <w:t>Economic</w:t>
+      </w:r>
+      <w:proofErr w:type="spellEnd"/>
+      <w:r>
+        <w:t xml:space="preserve"> Data</w:t>
+      </w:r>
+      <w:r>
+        <w:t xml:space="preserve">, les données micro via l’API </w:t>
+      </w:r>
+      <w:proofErr w:type="spellStart"/>
+      <w:r>
+        <w:t>yfinance</w:t>
+      </w:r>
+      <w:proofErr w:type="spellEnd"/>
+      <w:r>
+        <w:t xml:space="preserve"> et les données techniques </w:t>
+      </w:r>
+      <w:r>
+        <w:t xml:space="preserve">ont été calculé via la librairie python </w:t>
+      </w:r>
+      <w:r>
+        <w:t>ta.</w:t>
+      </w:r>
+    </w:p>
+    <w:p>
+      <w:pPr>
+        <w:jc w:val="both"/>
+      </w:pPr>
+      <w:r>
+        <w:t>Ces sources présentaient toutefois des périodicités différentes (par exemple, taux de la FED mensuel contre prix spot du S&amp;P 500 journalier), ce qui a nécessité un traitement individualisé pour harmoniser les données. Par ailleurs, certains indicateurs n’étaient disponibles qu’à partir d’une date donnée : il a donc fallu arbitrer entre conserver ces variables ou préserver une période d’historique plus longue.</w:t>
+      </w:r>
+    </w:p>
+    <w:p>
+      <w:pPr>
+        <w:jc w:val="both"/>
+      </w:pPr>
+      <w:r>
+        <w:t xml:space="preserve">Ce travail de sélection et de traitement nous a permis d’aboutir à un jeu de données final composé de 65 </w:t>
+      </w:r>
+      <w:proofErr w:type="spellStart"/>
+      <w:r>
+        <w:t>co</w:t>
+      </w:r>
+      <w:proofErr w:type="spellEnd"/>
       <w:r>
         <w:t>-</w:t>
       </w:r>
-      <w:proofErr w:type="spellStart"/>
-      <w:r>
-        <w:t>deep</w:t>
-      </w:r>
-      <w:proofErr w:type="spellEnd"/>
-      <w:r>
-        <w:t xml:space="preserve"> </w:t>
-      </w:r>
-      <w:proofErr w:type="spellStart"/>
-      <w:r>
-        <w:t>learning</w:t>
-      </w:r>
-      <w:proofErr w:type="spellEnd"/>
-      <w:r>
-        <w:t xml:space="preserve">, car la qualité du jeu de données influence directement la performance des modèles de prédiction. Après de nombreuses recherches, nous avons établi une liste d’indicateurs — financiers ou macroéconomiques — susceptibles </w:t>
-      </w:r>
-      <w:proofErr w:type="gramStart"/>
-      <w:r>
-        <w:t>d’avoir</w:t>
-      </w:r>
-      <w:proofErr w:type="gramEnd"/>
-      <w:r>
-        <w:t xml:space="preserve"> une influence directe ou indirecte sur le marché, et donc d’améliorer la prédiction d</w:t>
-      </w:r>
-      <w:r>
-        <w:t>u</w:t>
-      </w:r>
-      <w:r>
-        <w:t xml:space="preserve"> cours. Parmi ces variables figurent notamment le taux de chômage américain, des indicateurs techniques comme l’</w:t>
-      </w:r>
-      <w:proofErr w:type="spellStart"/>
-      <w:r>
-        <w:t>Ichimoku</w:t>
-      </w:r>
-      <w:proofErr w:type="spellEnd"/>
-      <w:r>
-        <w:t xml:space="preserve">, les cours de l’or et de l’argent, des données sur l’immobilier américain, </w:t>
-      </w:r>
-      <w:r>
-        <w:t>ou encore</w:t>
-      </w:r>
-      <w:r>
-        <w:t xml:space="preserve"> les taux directeurs de la FED</w:t>
-      </w:r>
-      <w:r>
-        <w:t xml:space="preserve">, </w:t>
-      </w:r>
-      <w:proofErr w:type="spellStart"/>
-      <w:r>
-        <w:t>ect</w:t>
-      </w:r>
-      <w:proofErr w:type="spellEnd"/>
-      <w:r>
-        <w:t xml:space="preserve"> …</w:t>
-      </w:r>
-    </w:p>
-    <w:p>
-      <w:pPr>
-        <w:jc w:val="both"/>
-      </w:pPr>
-      <w:r>
-        <w:t xml:space="preserve">Ces sources présentaient toutefois des périodicités différentes (par exemple, taux de la FED mensuel contre prix spot du S&amp;P 500 journalier), ce qui a nécessité un traitement individualisé pour harmoniser les données. Par ailleurs, certains indicateurs n’étaient disponibles qu’à partir d’une date donnée : il a donc fallu arbitrer entre conserver ces variables ou préserver une période d’historique plus longue. </w:t>
-      </w:r>
-    </w:p>
-    <w:p>
-      <w:pPr>
-        <w:jc w:val="both"/>
-      </w:pPr>
-      <w:r>
-        <w:t xml:space="preserve">Ce travail de sélection et de traitement nous a permis d’aboutir à un jeu de données final composé de 65 </w:t>
-      </w:r>
-      <w:proofErr w:type="spellStart"/>
-      <w:r>
-        <w:t>covariables</w:t>
-      </w:r>
-      <w:proofErr w:type="spellEnd"/>
-      <w:r>
-        <w:t xml:space="preserve"> pour 5 062 observations journalières, suffisant pour entraîner et évaluer nos modèles de prédiction.</w:t>
-      </w:r>
-    </w:p>
-    <w:p>
-      <w:pPr>
-        <w:jc w:val="both"/>
-      </w:pPr>
+      <w:r>
+        <w:t>variables pour 5 062 observations journalières, suffisant pour entraîner et évaluer nos modèles de prédiction.</w:t>
+      </w:r>
     </w:p>
     <w:p>
       <w:pPr>
@@ -247,40 +288,39 @@
           <w:szCs w:val="32"/>
           <w:u w:val="single"/>
         </w:rPr>
-        <w:t xml:space="preserve">Choix des algorithmes </w:t>
-      </w:r>
-    </w:p>
-    <w:p/>
-    <w:p>
-      <w:pPr>
-        <w:jc w:val="both"/>
-      </w:pPr>
-      <w:r>
-        <w:t xml:space="preserve">Il existe une grande variété d’algorithmes en machine </w:t>
-      </w:r>
-      <w:proofErr w:type="spellStart"/>
-      <w:r>
-        <w:t>learning</w:t>
-      </w:r>
-      <w:proofErr w:type="spellEnd"/>
+        <w:t>Choix des algorithmes</w:t>
+      </w:r>
+    </w:p>
+    <w:p>
+      <w:pPr>
+        <w:jc w:val="both"/>
+      </w:pPr>
+      <w:r>
+        <w:t xml:space="preserve">Il existe une grande variété d’algorithmes en </w:t>
+      </w:r>
+      <w:r>
+        <w:t>M</w:t>
+      </w:r>
+      <w:r>
+        <w:t xml:space="preserve">achine </w:t>
+      </w:r>
+      <w:r>
+        <w:t>Learning</w:t>
+      </w:r>
       <w:r>
         <w:t xml:space="preserve"> et </w:t>
       </w:r>
-      <w:proofErr w:type="spellStart"/>
-      <w:r>
-        <w:t>deep</w:t>
-      </w:r>
-      <w:proofErr w:type="spellEnd"/>
+      <w:r>
+        <w:t>Deep</w:t>
+      </w:r>
       <w:r>
         <w:t xml:space="preserve"> </w:t>
       </w:r>
-      <w:proofErr w:type="spellStart"/>
-      <w:r>
-        <w:t>learning</w:t>
-      </w:r>
-      <w:proofErr w:type="spellEnd"/>
-      <w:r>
-        <w:t xml:space="preserve">, mais seuls quelques-uns sont réellement adaptés à notre problématique, qui présente plusieurs contraintes spécifiques. La première concerne la nature temporelle des données, que l’algorithme doit être capable de prendre en compte. La seconde est liée à la quantité de données disponibles, que l’on peut qualifier de modérée. À cela s’ajoute une limitation en ressources matérielles, car nous travaillons sur des ordinateurs personnels avec une puissance de calcul restreinte. Enfin, des critères comme la complexité de mise en œuvre, le paramétrage ou encore les compétences techniques requises ont également guidé nos choix. </w:t>
+      <w:r>
+        <w:t>Learning</w:t>
+      </w:r>
+      <w:r>
+        <w:t>, mais seuls quelques-uns sont réellement adaptés à notre problématique, qui présente plusieurs contraintes spécifiques. La première concerne la nature temporelle des données, que l’algorithme doit être capable de prendre en compte. La seconde est liée à la quantité de données disponibles, que l’on peut qualifier de modérée. À cela s’ajoute une limitation en ressources matérielles, car nous travaillons sur des ordinateurs personnels avec une puissance de calcul restreinte. Enfin, des critères comme la complexité de mise en œuvre, le paramétrage ou encore les compétences techniques requises ont également guidé nos choix.</w:t>
       </w:r>
     </w:p>
     <w:p>
@@ -341,30 +381,45 @@
       </w:r>
     </w:p>
     <w:p>
-      <w:pPr>
-        <w:tabs>
-          <w:tab w:val="left" w:pos="1084"/>
-        </w:tabs>
-        <w:jc w:val="both"/>
-      </w:pPr>
-      <w:r>
-        <w:t xml:space="preserve">L’algorithme </w:t>
-      </w:r>
-      <w:proofErr w:type="spellStart"/>
-      <w:r>
+      <w:proofErr w:type="spellStart"/>
+      <w:r>
+        <w:rPr>
+          <w:b/>
+          <w:bCs/>
+        </w:rPr>
         <w:t>LightGBM</w:t>
       </w:r>
       <w:proofErr w:type="spellEnd"/>
       <w:r>
-        <w:t xml:space="preserve"> présente de nombreux atouts pour la prédiction boursière, notamment sa rapidité d’exécution, sa capacité à modéliser des relations non linéaires complexes et son efficacité sur de grands volumes de données. Il est également interprétable, grâce à l’analyse de l’importance des variables. Toutefois, il ne gère pas directement la structure temporelle des données : il nécessite un </w:t>
-      </w:r>
-      <w:proofErr w:type="spellStart"/>
-      <w:r>
+        <w:rPr>
+          <w:b/>
+          <w:bCs/>
+        </w:rPr>
+        <w:t xml:space="preserve"> est un algorithme rapide et performant pour la prédiction boursière, capable de modéliser des relations non linéaires sur de grandes quantités de données. Il offre aussi une certaine interprétabilité via l’analyse des variables importantes. Cependant, il ne prend pas en compte la dimension temporelle des </w:t>
+      </w:r>
+      <w:r>
+        <w:rPr>
+          <w:b/>
+          <w:bCs/>
+        </w:rPr>
+        <w:lastRenderedPageBreak/>
+        <w:t xml:space="preserve">données sans un travail préalable de </w:t>
+      </w:r>
+      <w:proofErr w:type="spellStart"/>
+      <w:r>
+        <w:rPr>
+          <w:b/>
+          <w:bCs/>
+        </w:rPr>
         <w:t>feature</w:t>
       </w:r>
       <w:proofErr w:type="spellEnd"/>
       <w:r>
-        <w:t xml:space="preserve"> engineering soigné (lags, moyennes mobiles, etc.) pour intégrer l’historique du marché. De plus, sa flexibilité peut entraîner un risque de surapprentissage si les paramètres ne sont pas correctement réglés.</w:t>
+        <w:rPr>
+          <w:b/>
+          <w:bCs/>
+        </w:rPr>
+        <w:t xml:space="preserve"> engineering, et il peut être sujet au surapprentissage si mal paramétré.</w:t>
       </w:r>
     </w:p>
     <w:p/>
@@ -396,51 +451,53 @@
       </w:r>
     </w:p>
     <w:p>
-      <w:pPr>
-        <w:jc w:val="both"/>
-      </w:pPr>
-      <w:r>
-        <w:t xml:space="preserve">L’algorithme </w:t>
-      </w:r>
-      <w:proofErr w:type="spellStart"/>
-      <w:r>
+      <w:proofErr w:type="spellStart"/>
+      <w:r>
+        <w:rPr>
+          <w:b/>
+          <w:bCs/>
+        </w:rPr>
         <w:t>XGBoost</w:t>
       </w:r>
       <w:proofErr w:type="spellEnd"/>
       <w:r>
-        <w:t xml:space="preserve"> est un modèle de </w:t>
-      </w:r>
-      <w:proofErr w:type="spellStart"/>
-      <w:r>
-        <w:t>boosting</w:t>
-      </w:r>
-      <w:proofErr w:type="spellEnd"/>
-      <w:r>
-        <w:t xml:space="preserve"> par arbres largement utilisé pour la prédiction boursière en raison de sa robustesse, de sa précision et de sa capacité à gérer des données tabulaires complexes. Il excelle dans la capture de relations non linéaires et peut être optimisé efficacement grâce à divers paramètres de régularisation. Comme </w:t>
-      </w:r>
-      <w:proofErr w:type="spellStart"/>
-      <w:r>
+        <w:rPr>
+          <w:b/>
+          <w:bCs/>
+        </w:rPr>
+        <w:t xml:space="preserve"> est un modèle puissant et précis, adapté aux données tabulaires complexes, largement utilisé en prédiction boursière. Il capture bien les relations non linéaires et peut être régularisé efficacement. Cependant, comme </w:t>
+      </w:r>
+      <w:proofErr w:type="spellStart"/>
+      <w:r>
+        <w:rPr>
+          <w:b/>
+          <w:bCs/>
+        </w:rPr>
         <w:t>LightGBM</w:t>
       </w:r>
       <w:proofErr w:type="spellEnd"/>
       <w:r>
+        <w:rPr>
+          <w:b/>
+          <w:bCs/>
+        </w:rPr>
         <w:t xml:space="preserve">, il nécessite un </w:t>
       </w:r>
       <w:proofErr w:type="spellStart"/>
       <w:r>
+        <w:rPr>
+          <w:b/>
+          <w:bCs/>
+        </w:rPr>
         <w:t>feature</w:t>
       </w:r>
       <w:proofErr w:type="spellEnd"/>
       <w:r>
-        <w:t xml:space="preserve"> engineering adapté pour exploiter la dimension temporelle des données financières (décalages, indicateurs techniques, etc.), car il ne prend pas en compte la séquentialité de manière native. Son principal inconvénient réside dans un temps d’entraînement plus long que </w:t>
-      </w:r>
-      <w:proofErr w:type="spellStart"/>
-      <w:r>
-        <w:t>LightGBM</w:t>
-      </w:r>
-      <w:proofErr w:type="spellEnd"/>
-      <w:r>
-        <w:t xml:space="preserve"> sur de très grands jeux de données et un risque de surapprentissage si les données sont bruitées ou mal préparées.</w:t>
+        <w:rPr>
+          <w:b/>
+          <w:bCs/>
+        </w:rPr>
+        <w:t xml:space="preserve"> engineering spécifique pour traiter la dimension temporelle, et son entraînement peut être plus lent sur de gros volumes de données. Il reste sensible au surapprentissage en cas de données bruitées ou mal préparées.</w:t>
       </w:r>
     </w:p>
     <w:p/>
@@ -462,43 +519,28 @@
       </w:r>
     </w:p>
     <w:p>
-      <w:pPr>
-        <w:jc w:val="both"/>
-      </w:pPr>
-      <w:r>
-        <w:t>Le GRU (</w:t>
-      </w:r>
-      <w:proofErr w:type="spellStart"/>
-      <w:r>
-        <w:t>Gated</w:t>
-      </w:r>
-      <w:proofErr w:type="spellEnd"/>
-      <w:r>
-        <w:t xml:space="preserve"> </w:t>
-      </w:r>
-      <w:proofErr w:type="spellStart"/>
-      <w:r>
-        <w:t>Recurrent</w:t>
-      </w:r>
-      <w:proofErr w:type="spellEnd"/>
-      <w:r>
-        <w:t xml:space="preserve"> Unit) est un type de réseau neuronal récurrent conçu pour traiter des données séquentielles, ce qui le rend particulièrement adapté à la prédiction boursière. Contrairement aux modèles basés sur des arbres comme </w:t>
-      </w:r>
-      <w:proofErr w:type="spellStart"/>
-      <w:r>
-        <w:t>XGBoost</w:t>
-      </w:r>
-      <w:proofErr w:type="spellEnd"/>
-      <w:r>
-        <w:t xml:space="preserve"> ou LGBM, le GRU intègre automatiquement les dépendances temporelles dans les séries de prix, sans nécessiter de </w:t>
-      </w:r>
-      <w:proofErr w:type="spellStart"/>
-      <w:r>
+      <w:r>
+        <w:rPr>
+          <w:b/>
+          <w:bCs/>
+        </w:rPr>
+        <w:t xml:space="preserve">Le GRU est un réseau neuronal récurrent bien adapté à la prédiction boursière grâce à sa capacité à intégrer naturellement les dépendances temporelles, sans nécessiter de </w:t>
+      </w:r>
+      <w:proofErr w:type="spellStart"/>
+      <w:r>
+        <w:rPr>
+          <w:b/>
+          <w:bCs/>
+        </w:rPr>
         <w:t>feature</w:t>
       </w:r>
       <w:proofErr w:type="spellEnd"/>
       <w:r>
-        <w:t xml:space="preserve"> engineering complexe. Il est souvent plus léger et rapide à entraîner que les LSTM, tout en offrant des performances comparables sur des séquences de taille modérée. Toutefois, le GRU est plus sensible aux quantités et à la qualité des données, nécessite un temps d’entraînement plus long que les modèles à base d’arbres, et est moins interprétable, ce qui peut limiter son usage dans des environnements où la compréhension des décisions du modèle est cruciale.</w:t>
+        <w:rPr>
+          <w:b/>
+          <w:bCs/>
+        </w:rPr>
+        <w:t xml:space="preserve"> engineering poussé. Plus léger que le LSTM, il offre de bonnes performances sur des séquences modérées. En revanche, il est plus sensible à la qualité des données, demande plus de temps d’entraînement que les modèles par arbres, et reste peu interprétable.</w:t>
       </w:r>
     </w:p>
     <w:p/>
@@ -524,7 +566,27 @@
         <w:jc w:val="both"/>
       </w:pPr>
       <w:r>
-        <w:t>Le LSTM est un type de réseau neuronal récurrent spécialement conçu pour capturer les dépendances temporelles longues dans les séries chronologiques, ce qui le rend pertinent pour la prédiction des cours boursiers. Il peut modéliser automatiquement les dynamiques complexes du marché sans besoin explicite de variables dérivées (lags, moyennes, etc.). Par rapport au GRU, il est souvent plus puissant sur de longues séquences, mais aussi plus lent à entraîner et plus exigeant en ressources. Comme les autres réseaux neuronaux, il est peu interprétable et nécessite beaucoup de données pour atteindre de bonnes performances, ce qui peut être un frein dans les contextes avec peu d’historique ou des données très bruitées.</w:t>
+        <w:rPr>
+          <w:b/>
+          <w:bCs/>
+        </w:rPr>
+        <w:t xml:space="preserve">Le LSTM est un réseau neuronal performant pour modéliser les dépendances temporelles longues en bourse, sans besoin de </w:t>
+      </w:r>
+      <w:proofErr w:type="spellStart"/>
+      <w:r>
+        <w:rPr>
+          <w:b/>
+          <w:bCs/>
+        </w:rPr>
+        <w:t>feature</w:t>
+      </w:r>
+      <w:proofErr w:type="spellEnd"/>
+      <w:r>
+        <w:rPr>
+          <w:b/>
+          <w:bCs/>
+        </w:rPr>
+        <w:t xml:space="preserve"> engineering complexe. Il excelle sur de longues séquences, mais reste plus lent et plus gourmand en ressources que le GRU. Peu interprétable et exigeant en données, il peut être moins adapté dans les contextes à faible historique ou bruités.</w:t>
       </w:r>
     </w:p>
     <w:p>
@@ -550,51 +612,28 @@
       </w:r>
     </w:p>
     <w:p>
-      <w:pPr>
-        <w:jc w:val="both"/>
-      </w:pPr>
-      <w:r>
-        <w:t xml:space="preserve">Les TCN (Temporal </w:t>
-      </w:r>
-      <w:proofErr w:type="spellStart"/>
-      <w:r>
-        <w:t>Convolutional</w:t>
-      </w:r>
-      <w:proofErr w:type="spellEnd"/>
-      <w:r>
-        <w:t xml:space="preserve"> Networks) sont des modèles de </w:t>
-      </w:r>
-      <w:proofErr w:type="spellStart"/>
-      <w:r>
-        <w:t>deep</w:t>
-      </w:r>
-      <w:proofErr w:type="spellEnd"/>
-      <w:r>
-        <w:t xml:space="preserve"> </w:t>
-      </w:r>
-      <w:proofErr w:type="spellStart"/>
-      <w:r>
-        <w:t>learning</w:t>
-      </w:r>
-      <w:proofErr w:type="spellEnd"/>
-      <w:r>
-        <w:t xml:space="preserve"> conçus pour traiter des séries temporelles à l’aide de convolutions 1D causales. Contrairement aux RNN classiques (comme GRU ou LSTM), les TCN sont entièrement convolutifs, ce qui les rend plus rapides à entraîner et </w:t>
-      </w:r>
-      <w:proofErr w:type="spellStart"/>
-      <w:r>
-        <w:t>parallélisables</w:t>
-      </w:r>
-      <w:proofErr w:type="spellEnd"/>
-      <w:r>
-        <w:t xml:space="preserve">, tout en captant efficacement les dépendances à long terme dans les données financières. Leur structure permet également une meilleure stabilité du gradient lors de l’apprentissage. Cependant, les TCN restent complexes à configurer, nécessitent de grandes quantités de données, et sont peu interprétables, ce qui peut poser </w:t>
-      </w:r>
-      <w:proofErr w:type="gramStart"/>
-      <w:r>
-        <w:t>problème</w:t>
-      </w:r>
-      <w:proofErr w:type="gramEnd"/>
-      <w:r>
-        <w:t xml:space="preserve"> dans un contexte financier sensible à l’explicabilité.</w:t>
+      <w:r>
+        <w:rPr>
+          <w:b/>
+          <w:bCs/>
+        </w:rPr>
+        <w:t xml:space="preserve">Les TCN sont des réseaux convolutifs efficaces pour les séries temporelles, offrant un entraînement rapide, </w:t>
+      </w:r>
+      <w:proofErr w:type="spellStart"/>
+      <w:r>
+        <w:rPr>
+          <w:b/>
+          <w:bCs/>
+        </w:rPr>
+        <w:t>parallélisable</w:t>
+      </w:r>
+      <w:proofErr w:type="spellEnd"/>
+      <w:r>
+        <w:rPr>
+          <w:b/>
+          <w:bCs/>
+        </w:rPr>
+        <w:t xml:space="preserve"> et une bonne capture des dépendances longues. Plus stables que les RNN, ils conviennent bien aux données financières, mais restent complexes à configurer, peu interprétables et exigeants en données.</w:t>
       </w:r>
     </w:p>
     <w:p/>
@@ -618,471 +657,178 @@
     <w:p>
       <w:pPr>
         <w:jc w:val="both"/>
-        <w:rPr>
-          <w:color w:val="FF0000"/>
-        </w:rPr>
-      </w:pPr>
-      <w:r>
-        <w:rPr>
-          <w:color w:val="FF0000"/>
-        </w:rPr>
+      </w:pPr>
+      <w:r>
+        <w:lastRenderedPageBreak/>
         <w:t xml:space="preserve">En conclusion, le choix de l’algorithme optimal pour la prévision boursière dépend étroitement des objectifs du projet, de la nature des données disponibles et des contraintes opérationnelles (temps de calcul, interprétabilité, volume de données). Les modèles à base d’arbres comme </w:t>
       </w:r>
       <w:proofErr w:type="spellStart"/>
       <w:r>
-        <w:rPr>
-          <w:color w:val="FF0000"/>
-        </w:rPr>
         <w:t>LightGBM</w:t>
       </w:r>
       <w:proofErr w:type="spellEnd"/>
       <w:r>
-        <w:rPr>
-          <w:color w:val="FF0000"/>
-        </w:rPr>
         <w:t xml:space="preserve"> et </w:t>
       </w:r>
       <w:proofErr w:type="spellStart"/>
       <w:r>
-        <w:rPr>
-          <w:color w:val="FF0000"/>
-        </w:rPr>
         <w:t>XGBoost</w:t>
       </w:r>
       <w:proofErr w:type="spellEnd"/>
       <w:r>
-        <w:rPr>
-          <w:color w:val="FF0000"/>
-        </w:rPr>
         <w:t xml:space="preserve"> sont particulièrement adaptés lorsqu’un prétraitement efficace (</w:t>
       </w:r>
       <w:proofErr w:type="spellStart"/>
       <w:r>
-        <w:rPr>
-          <w:color w:val="FF0000"/>
-        </w:rPr>
         <w:t>feature</w:t>
       </w:r>
       <w:proofErr w:type="spellEnd"/>
       <w:r>
-        <w:rPr>
-          <w:color w:val="FF0000"/>
-        </w:rPr>
-        <w:t xml:space="preserve"> engineering) peut être réalisé, et qu’une interprétabilité partielle est souhaitée. Ils offrent de très bonnes performances sur des données tabulaires enrichies. En revanche, si l’objectif est de modéliser directement les dynamiques temporelles sans créer manuellement de variables dérivées, les modèles de </w:t>
-      </w:r>
-      <w:proofErr w:type="spellStart"/>
-      <w:r>
-        <w:rPr>
-          <w:color w:val="FF0000"/>
-        </w:rPr>
+        <w:t xml:space="preserve"> engineering) </w:t>
+      </w:r>
+      <w:r>
+        <w:t>est</w:t>
+      </w:r>
+      <w:r>
+        <w:t xml:space="preserve"> réalisé </w:t>
+      </w:r>
+      <w:r>
+        <w:t xml:space="preserve">ce qui </w:t>
+      </w:r>
+      <w:r>
+        <w:t>est</w:t>
+      </w:r>
+      <w:r>
+        <w:t xml:space="preserve"> </w:t>
+      </w:r>
+      <w:r>
+        <w:t>très difficile pour nous.</w:t>
+      </w:r>
+    </w:p>
+    <w:p>
+      <w:pPr>
+        <w:jc w:val="both"/>
+      </w:pPr>
+      <w:r>
+        <w:t>De plus, comme</w:t>
+      </w:r>
+      <w:r>
+        <w:t xml:space="preserve"> l’objectif est de modéliser directement les dynamiques temporelles sans créer manuellement de variables dérivées</w:t>
+      </w:r>
+      <w:r>
+        <w:t>,</w:t>
+      </w:r>
+      <w:r>
+        <w:t xml:space="preserve"> </w:t>
+      </w:r>
+      <w:r>
+        <w:t xml:space="preserve">les modèles de </w:t>
+      </w:r>
+      <w:proofErr w:type="spellStart"/>
+      <w:r>
         <w:t>deep</w:t>
       </w:r>
       <w:proofErr w:type="spellEnd"/>
       <w:r>
-        <w:rPr>
-          <w:color w:val="FF0000"/>
-        </w:rPr>
         <w:t xml:space="preserve"> </w:t>
       </w:r>
       <w:proofErr w:type="spellStart"/>
       <w:r>
-        <w:rPr>
-          <w:color w:val="FF0000"/>
-        </w:rPr>
         <w:t>learning</w:t>
       </w:r>
       <w:proofErr w:type="spellEnd"/>
       <w:r>
-        <w:rPr>
-          <w:color w:val="FF0000"/>
-        </w:rPr>
-        <w:t xml:space="preserve"> comme GRU, LSTM ou TCN sont plus adaptés. Le GRU offre un bon compromis entre performance et simplicité, tandis que le LSTM reste performant pour les séquences longues au prix d’un coût de calcul plus élevé. Enfin, les TCN apportent une alternative moderne et efficace, bien que plus techniques à maîtriser. Dans un cadre opérationnel combinant performance, rapidité et interprétabilité, </w:t>
-      </w:r>
-      <w:proofErr w:type="spellStart"/>
-      <w:r>
-        <w:rPr>
-          <w:color w:val="FF0000"/>
-        </w:rPr>
-        <w:t>LightGBM</w:t>
-      </w:r>
-      <w:proofErr w:type="spellEnd"/>
-      <w:r>
-        <w:rPr>
-          <w:color w:val="FF0000"/>
-        </w:rPr>
-        <w:t xml:space="preserve"> reste souvent un excellent point de départ, éventuellement complété par un modèle séquentiel comme un GRU ou un TCN si les dépendances temporelles s’avèrent dominantes.</w:t>
-      </w:r>
-    </w:p>
-    <w:p>
-      <w:pPr>
-        <w:jc w:val="both"/>
-        <w:rPr>
-          <w:color w:val="FF0000"/>
-        </w:rPr>
-      </w:pPr>
-    </w:p>
-    <w:p>
-      <w:pPr>
-        <w:jc w:val="both"/>
-        <w:rPr>
-          <w:color w:val="FF0000"/>
-        </w:rPr>
-      </w:pPr>
-      <w:r>
-        <w:rPr>
-          <w:color w:val="FF0000"/>
-        </w:rPr>
-        <w:t xml:space="preserve">Test avec </w:t>
-      </w:r>
-      <w:proofErr w:type="spellStart"/>
-      <w:r>
-        <w:rPr>
-          <w:color w:val="FF0000"/>
-        </w:rPr>
-        <w:t>XGBoo</w:t>
-      </w:r>
-      <w:r>
-        <w:rPr>
-          <w:color w:val="FF0000"/>
-        </w:rPr>
-        <w:t>s</w:t>
-      </w:r>
-      <w:r>
-        <w:rPr>
-          <w:color w:val="FF0000"/>
-        </w:rPr>
-        <w:t>t</w:t>
-      </w:r>
-      <w:proofErr w:type="spellEnd"/>
-      <w:r>
-        <w:rPr>
-          <w:color w:val="FF0000"/>
-        </w:rPr>
-        <w:t xml:space="preserve"> et LSTM </w:t>
-      </w:r>
-      <w:r>
-        <w:rPr>
-          <w:color w:val="FF0000"/>
-        </w:rPr>
-        <w:t xml:space="preserve">pour comparer </w:t>
-      </w:r>
-      <w:r>
-        <w:rPr>
-          <w:color w:val="FF0000"/>
-        </w:rPr>
-        <w:t xml:space="preserve">puis on est resté sur LSTM. </w:t>
-      </w:r>
-    </w:p>
-    <w:p/>
-    <w:p>
-      <w:pPr>
+        <w:t xml:space="preserve"> comme GRU, LSTM ou TCN sont plus adaptés. Le GRU offre un bon compromis entre performance et simplicité, tandis que le LSTM reste performant pour les séquences longues au prix d’un coût de calcul plus élevé</w:t>
+      </w:r>
+      <w:r>
+        <w:t xml:space="preserve"> mais raisonnable pour notre cas</w:t>
+      </w:r>
+      <w:r>
+        <w:t xml:space="preserve">. Enfin, les TCN apportent une alternative moderne et efficace, bien que plus techniques à maîtriser. </w:t>
+      </w:r>
+      <w:r>
+        <w:t xml:space="preserve">En conséquence, notre choix s’est fait en faveur de la méthode de </w:t>
+      </w:r>
+      <w:proofErr w:type="spellStart"/>
+      <w:r>
+        <w:t>deep</w:t>
+      </w:r>
+      <w:proofErr w:type="spellEnd"/>
+      <w:r>
+        <w:t xml:space="preserve"> </w:t>
+      </w:r>
+      <w:proofErr w:type="spellStart"/>
+      <w:r>
+        <w:t>learning</w:t>
+      </w:r>
+      <w:proofErr w:type="spellEnd"/>
+      <w:r>
+        <w:t xml:space="preserve"> LSTM.</w:t>
+      </w:r>
+    </w:p>
+    <w:p>
+      <w:pPr>
+        <w:jc w:val="both"/>
+      </w:pPr>
+      <w:r>
+        <w:t>Cependant, cela ne nous a pas empêché de</w:t>
+      </w:r>
+      <w:r>
+        <w:t xml:space="preserve"> comparer </w:t>
+      </w:r>
+      <w:r>
+        <w:t>nos performances</w:t>
+      </w:r>
+      <w:r>
+        <w:t xml:space="preserve"> à un modèle </w:t>
+      </w:r>
+      <w:proofErr w:type="spellStart"/>
+      <w:r>
+        <w:t>XGBoost</w:t>
+      </w:r>
+      <w:proofErr w:type="spellEnd"/>
+      <w:r>
+        <w:t xml:space="preserve">. </w:t>
+      </w:r>
+      <w:r>
+        <w:t>Comme nous n’avons pas passé autant de temps sur son élaboration, la comparaison est peu fiable</w:t>
+      </w:r>
+      <w:r>
+        <w:t xml:space="preserve"> et peu pertinente</w:t>
+      </w:r>
+      <w:r>
+        <w:t xml:space="preserve"> mais </w:t>
+      </w:r>
+      <w:r>
+        <w:t>le développement n’en était pas moins intéressant pour nous.</w:t>
+      </w:r>
+      <w:r>
         <w:rPr>
           <w:sz w:val="32"/>
           <w:szCs w:val="32"/>
           <w:u w:val="single"/>
         </w:rPr>
-      </w:pPr>
-      <w:r>
+        <w:br w:type="page"/>
+      </w:r>
+    </w:p>
+    <w:p>
+      <w:pPr>
         <w:rPr>
           <w:sz w:val="32"/>
           <w:szCs w:val="32"/>
           <w:u w:val="single"/>
         </w:rPr>
-        <w:t>Difficultés rencontrées</w:t>
-      </w:r>
-    </w:p>
-    <w:p>
-      <w:pPr>
-        <w:jc w:val="both"/>
-      </w:pPr>
-      <w:r>
-        <w:t xml:space="preserve">La première difficulté rencontrée a été de s’orienter vers les modèles réellement adaptés à notre problématique. Le cours auquel nous avons assisté portait principalement sur </w:t>
-      </w:r>
-      <w:proofErr w:type="gramStart"/>
-      <w:r>
-        <w:t>le machine</w:t>
-      </w:r>
-      <w:proofErr w:type="gramEnd"/>
-      <w:r>
-        <w:t xml:space="preserve"> </w:t>
-      </w:r>
-      <w:proofErr w:type="spellStart"/>
-      <w:r>
-        <w:t>learning</w:t>
-      </w:r>
-      <w:proofErr w:type="spellEnd"/>
-      <w:r>
-        <w:t xml:space="preserve">, et non sur le </w:t>
-      </w:r>
-      <w:proofErr w:type="spellStart"/>
-      <w:r>
-        <w:t>deep</w:t>
-      </w:r>
-      <w:proofErr w:type="spellEnd"/>
-      <w:r>
-        <w:t xml:space="preserve"> </w:t>
-      </w:r>
-      <w:proofErr w:type="spellStart"/>
-      <w:r>
-        <w:t>learning</w:t>
-      </w:r>
-      <w:proofErr w:type="spellEnd"/>
-      <w:r>
-        <w:t xml:space="preserve">, qui est pourtant essentiel pour traiter des séries temporelles complexes comme les données boursières. Si les bases du machine </w:t>
-      </w:r>
-      <w:proofErr w:type="spellStart"/>
-      <w:r>
-        <w:t>learning</w:t>
-      </w:r>
-      <w:proofErr w:type="spellEnd"/>
-      <w:r>
-        <w:t xml:space="preserve"> nous ont apporté des fondations solides, nous n’avions pas abordé en détail les algorithmes avancés nécessaires à notre projet. L’un des enjeux majeurs a donc été de nous former de manière autonome, en nous appuyant sur des ressources en ligne et sur des outils d’assistance tels que </w:t>
-      </w:r>
-      <w:proofErr w:type="spellStart"/>
-      <w:r>
-        <w:t>ChatGPT</w:t>
-      </w:r>
-      <w:proofErr w:type="spellEnd"/>
-      <w:r>
-        <w:t xml:space="preserve"> ou </w:t>
-      </w:r>
-      <w:proofErr w:type="spellStart"/>
-      <w:r>
-        <w:t>Copilot</w:t>
-      </w:r>
-      <w:proofErr w:type="spellEnd"/>
-      <w:r>
-        <w:t xml:space="preserve">, particulièrement utiles et pédagogiques. Nous avons dû expérimenter, chercher, ajuster les paramètres et comprendre les mécanismes internes de chaque modèle. Bien qu’un cours dédié au </w:t>
-      </w:r>
-      <w:proofErr w:type="spellStart"/>
-      <w:r>
-        <w:t>deep</w:t>
-      </w:r>
-      <w:proofErr w:type="spellEnd"/>
-      <w:r>
-        <w:t xml:space="preserve"> </w:t>
-      </w:r>
-      <w:proofErr w:type="spellStart"/>
-      <w:r>
-        <w:t>learning</w:t>
-      </w:r>
-      <w:proofErr w:type="spellEnd"/>
-      <w:r>
-        <w:t xml:space="preserve"> appliqué aurait sans doute permis de gagner du temps et de l’efficacité, l’abondance de ressources disponibles aujourd’hui nous a permis de surmonter cette difficulté et progresser de manière autonome.</w:t>
-      </w:r>
-    </w:p>
-    <w:p>
-      <w:pPr>
-        <w:jc w:val="both"/>
-        <w:rPr>
-          <w:color w:val="FF0000"/>
-        </w:rPr>
-      </w:pPr>
-      <w:r>
-        <w:rPr>
-          <w:color w:val="FF0000"/>
-        </w:rPr>
-        <w:t xml:space="preserve">Une autre difficulté pour l’entrainement de nos modèles a été le produit sur lequel nous travaillons. Le S&amp;P 500 à en moyenne un rendement annuel de 11% cde qui signifie qu’il va depuis 10 ans toujours dans l’ensemble à la hausse. En conséquence, un modèle qui ne prédirais que des hausses, aurait alors une précision plutôt </w:t>
-      </w:r>
-      <w:proofErr w:type="spellStart"/>
-      <w:r>
-        <w:rPr>
-          <w:color w:val="FF0000"/>
-        </w:rPr>
-        <w:t>interessante</w:t>
-      </w:r>
-      <w:proofErr w:type="spellEnd"/>
-      <w:r>
-        <w:rPr>
-          <w:color w:val="FF0000"/>
-        </w:rPr>
-        <w:t xml:space="preserve"> mais ne </w:t>
-      </w:r>
-      <w:proofErr w:type="spellStart"/>
-      <w:r>
-        <w:rPr>
-          <w:color w:val="FF0000"/>
-        </w:rPr>
-        <w:t>batterait</w:t>
-      </w:r>
-      <w:proofErr w:type="spellEnd"/>
-      <w:r>
-        <w:rPr>
-          <w:color w:val="FF0000"/>
-        </w:rPr>
-        <w:t xml:space="preserve"> jamais le marché et c’est tout l’enjeu ici. </w:t>
-      </w:r>
-    </w:p>
-    <w:p/>
-    <w:p>
-      <w:pPr>
+      </w:pPr>
+      <w:r>
         <w:rPr>
           <w:sz w:val="32"/>
           <w:szCs w:val="32"/>
           <w:u w:val="single"/>
         </w:rPr>
-      </w:pPr>
-      <w:r>
-        <w:rPr>
-          <w:sz w:val="32"/>
-          <w:szCs w:val="32"/>
-          <w:u w:val="single"/>
-        </w:rPr>
-        <w:t xml:space="preserve">Création du modèle </w:t>
-      </w:r>
-      <w:r>
-        <w:rPr>
-          <w:sz w:val="32"/>
-          <w:szCs w:val="32"/>
-          <w:u w:val="single"/>
-        </w:rPr>
-        <w:t xml:space="preserve">pour la prédiction : </w:t>
-      </w:r>
-    </w:p>
-    <w:p>
-      <w:pPr>
-        <w:rPr>
-          <w:u w:val="single"/>
-        </w:rPr>
-      </w:pPr>
-    </w:p>
-    <w:p>
-      <w:pPr>
-        <w:rPr>
-          <w:u w:val="single"/>
-        </w:rPr>
-      </w:pPr>
-      <w:r>
-        <w:rPr>
-          <w:u w:val="single"/>
-        </w:rPr>
-        <w:t>Choix du modèle et des hyperparamètres associés</w:t>
-      </w:r>
-    </w:p>
-    <w:p>
-      <w:pPr>
-        <w:rPr>
-          <w:u w:val="single"/>
-        </w:rPr>
-      </w:pPr>
-    </w:p>
-    <w:p>
-      <w:pPr>
-        <w:rPr>
-          <w:u w:val="single"/>
-        </w:rPr>
-      </w:pPr>
-    </w:p>
-    <w:p>
-      <w:r>
-        <w:t>Baisse =&gt; -2% classe 0</w:t>
-      </w:r>
-    </w:p>
-    <w:p>
-      <w:r>
-        <w:t xml:space="preserve">Neutre =&gt; classe 1 </w:t>
-      </w:r>
-    </w:p>
-    <w:p>
-      <w:r>
-        <w:t xml:space="preserve">Hausse =&gt; +2% classe 2 </w:t>
-      </w:r>
-    </w:p>
-    <w:p>
-      <w:pPr>
-        <w:rPr>
-          <w:u w:val="single"/>
-        </w:rPr>
-      </w:pPr>
-    </w:p>
-    <w:p>
-      <w:pPr>
-        <w:rPr>
-          <w:u w:val="single"/>
-        </w:rPr>
-      </w:pPr>
-    </w:p>
-    <w:p>
-      <w:pPr>
-        <w:rPr>
-          <w:u w:val="single"/>
-        </w:rPr>
-      </w:pPr>
-    </w:p>
-    <w:p>
-      <w:pPr>
-        <w:rPr>
-          <w:u w:val="single"/>
-        </w:rPr>
-      </w:pPr>
-    </w:p>
-    <w:p>
-      <w:pPr>
-        <w:rPr>
-          <w:u w:val="single"/>
-        </w:rPr>
-      </w:pPr>
-      <w:r>
-        <w:rPr>
-          <w:u w:val="single"/>
-        </w:rPr>
-        <w:t xml:space="preserve">Avec </w:t>
-      </w:r>
-      <w:proofErr w:type="spellStart"/>
-      <w:r>
-        <w:rPr>
-          <w:u w:val="single"/>
-        </w:rPr>
-        <w:t>f</w:t>
-      </w:r>
-      <w:r>
-        <w:rPr>
-          <w:u w:val="single"/>
-        </w:rPr>
-        <w:t>eaturing</w:t>
-      </w:r>
-      <w:proofErr w:type="spellEnd"/>
-      <w:r>
-        <w:rPr>
-          <w:u w:val="single"/>
-        </w:rPr>
-        <w:t xml:space="preserve"> : </w:t>
-      </w:r>
-    </w:p>
-    <w:p>
-      <w:r>
-        <w:t xml:space="preserve">Page 33 : </w:t>
-      </w:r>
-      <w:r>
-        <w:t xml:space="preserve">mettre false </w:t>
-      </w:r>
-      <w:r>
-        <w:t>en bas du code</w:t>
-      </w:r>
-    </w:p>
-    <w:p/>
-    <w:p/>
-    <w:p/>
-    <w:p>
-      <w:pPr>
-        <w:rPr>
-          <w:sz w:val="32"/>
-          <w:szCs w:val="32"/>
-          <w:u w:val="single"/>
-        </w:rPr>
-      </w:pPr>
-      <w:r>
-        <w:rPr>
-          <w:sz w:val="32"/>
-          <w:szCs w:val="32"/>
-          <w:u w:val="single"/>
-        </w:rPr>
-        <w:t xml:space="preserve">Sélection des hyperparamètres : </w:t>
-      </w:r>
-    </w:p>
-    <w:p/>
-    <w:p/>
-    <w:p/>
+        <w:lastRenderedPageBreak/>
+        <w:t>Sélection des hyperparamètres :</w:t>
+      </w:r>
+    </w:p>
     <w:p>
       <w:pPr>
         <w:rPr>
@@ -1214,7 +960,13 @@
       </w:r>
       <w:proofErr w:type="spellStart"/>
       <w:r>
-        <w:t>epoch</w:t>
+        <w:t>e</w:t>
+      </w:r>
+      <w:r>
+        <w:t>p</w:t>
+      </w:r>
+      <w:r>
+        <w:t>och</w:t>
       </w:r>
       <w:proofErr w:type="spellEnd"/>
       <w:r>
@@ -1224,13 +976,8 @@
         <w:t xml:space="preserve">de surapprentissage. Pour garantir que nous ne sommes dans aucun de ces deux cas précédemment énoncés, nous avons mis en place </w:t>
       </w:r>
       <w:r>
-        <w:t>l</w:t>
-      </w:r>
-      <w:proofErr w:type="gramStart"/>
-      <w:r>
-        <w:t>’«</w:t>
-      </w:r>
-      <w:proofErr w:type="gramEnd"/>
+        <w:t>l’«</w:t>
+      </w:r>
       <w:r>
         <w:t> </w:t>
       </w:r>
@@ -1248,188 +995,145 @@
       </w:r>
       <w:proofErr w:type="spellEnd"/>
       <w:r>
-        <w:t xml:space="preserve"> », il s’agit d’une condition sur </w:t>
-      </w:r>
-      <w:r>
-        <w:t>la donnée appelée « </w:t>
-      </w:r>
-      <w:r>
-        <w:t>val_f</w:t>
-      </w:r>
-      <w:r>
-        <w:t>1</w:t>
-      </w:r>
-      <w:r>
-        <w:t>_macro » qui représente le F1 score. Ici, nous cherchons à maximiser cette valeur</w:t>
-      </w:r>
-      <w:r>
-        <w:t xml:space="preserve"> avant d’arrêter </w:t>
-      </w:r>
-      <w:r>
-        <w:t xml:space="preserve">l’entrainement. </w:t>
-      </w:r>
-    </w:p>
-    <w:p>
-      <w:pPr>
-        <w:jc w:val="both"/>
-        <w:rPr>
-          <w:color w:val="FF0000"/>
-        </w:rPr>
-      </w:pPr>
-      <w:r>
-        <w:rPr>
-          <w:color w:val="FF0000"/>
-        </w:rPr>
+        <w:t> »</w:t>
+      </w:r>
+      <w:r>
+        <w:t> . I</w:t>
+      </w:r>
+      <w:r>
+        <w:t xml:space="preserve">l s’agit </w:t>
+      </w:r>
+      <w:r>
+        <w:t xml:space="preserve">de monitorer le score F1 sur le set de validation et </w:t>
+      </w:r>
+      <w:r>
+        <w:t>d’</w:t>
+      </w:r>
+      <w:r>
+        <w:t>arrêter prématurément l</w:t>
+      </w:r>
+      <w:r>
+        <w:t>’entrainement avant d’atteindre le nombre d’</w:t>
+      </w:r>
+      <w:proofErr w:type="spellStart"/>
+      <w:r>
+        <w:t>Epoch</w:t>
+      </w:r>
+      <w:proofErr w:type="spellEnd"/>
+      <w:r>
+        <w:t xml:space="preserve"> maximal</w:t>
+      </w:r>
+      <w:r>
+        <w:t>.</w:t>
+      </w:r>
+    </w:p>
+    <w:p>
+      <w:pPr>
+        <w:jc w:val="both"/>
+      </w:pPr>
+      <w:r>
         <w:t>L’hyper</w:t>
       </w:r>
       <w:r>
-        <w:rPr>
-          <w:color w:val="FF0000"/>
-        </w:rPr>
-        <w:t>paramètre « Patience » entre alors en jeu. Cette donnée ici permet de dire à partir de combien d’</w:t>
-      </w:r>
-      <w:proofErr w:type="spellStart"/>
-      <w:r>
-        <w:rPr>
-          <w:color w:val="FF0000"/>
-        </w:rPr>
+        <w:t>paramètre « Patience » entre alors en jeu. Ce</w:t>
+      </w:r>
+      <w:r>
+        <w:t xml:space="preserve"> paramètre </w:t>
+      </w:r>
+      <w:r>
+        <w:t>permet de dire à partir de combien d’</w:t>
+      </w:r>
+      <w:proofErr w:type="spellStart"/>
+      <w:r>
         <w:t>Epoch</w:t>
       </w:r>
       <w:proofErr w:type="spellEnd"/>
       <w:r>
-        <w:rPr>
-          <w:color w:val="FF0000"/>
-        </w:rPr>
-        <w:t xml:space="preserve"> (de </w:t>
-      </w:r>
-      <w:r>
-        <w:rPr>
-          <w:color w:val="FF0000"/>
-        </w:rPr>
+        <w:t xml:space="preserve"> (</w:t>
+      </w:r>
+      <w:r>
+        <w:t xml:space="preserve">nombre </w:t>
+      </w:r>
+      <w:r>
+        <w:t xml:space="preserve">de </w:t>
+      </w:r>
+      <w:r>
         <w:t xml:space="preserve">parcours du jeu de données) sans qu’on </w:t>
       </w:r>
       <w:r>
-        <w:rPr>
-          <w:color w:val="FF0000"/>
-        </w:rPr>
         <w:t>ait</w:t>
       </w:r>
       <w:r>
-        <w:rPr>
-          <w:color w:val="FF0000"/>
-        </w:rPr>
         <w:t xml:space="preserve"> amélio</w:t>
       </w:r>
       <w:r>
-        <w:rPr>
-          <w:color w:val="FF0000"/>
-        </w:rPr>
         <w:t xml:space="preserve">ré </w:t>
       </w:r>
       <w:r>
-        <w:rPr>
-          <w:color w:val="FF0000"/>
-        </w:rPr>
         <w:t>la condition</w:t>
       </w:r>
       <w:r>
-        <w:rPr>
-          <w:color w:val="FF0000"/>
-        </w:rPr>
         <w:t xml:space="preserve"> d’arrêt </w:t>
       </w:r>
       <w:r>
-        <w:rPr>
-          <w:color w:val="FF0000"/>
-        </w:rPr>
-        <w:t xml:space="preserve">je décide de mettre fin à l’entrainement. Ici en mettant un nombre conséquent </w:t>
-      </w:r>
-      <w:r>
-        <w:rPr>
-          <w:color w:val="FF0000"/>
-        </w:rPr>
-        <w:t>d’</w:t>
-      </w:r>
-      <w:proofErr w:type="spellStart"/>
-      <w:r>
-        <w:rPr>
-          <w:color w:val="FF0000"/>
-        </w:rPr>
+        <w:t xml:space="preserve">je décide de mettre fin à l’entrainement. </w:t>
+      </w:r>
+      <w:r>
+        <w:t>Nous avons choisi de partir sur un grand nombre d’</w:t>
+      </w:r>
+      <w:proofErr w:type="spellStart"/>
+      <w:r>
         <w:t>Epoch</w:t>
       </w:r>
       <w:proofErr w:type="spellEnd"/>
       <w:r>
-        <w:rPr>
-          <w:color w:val="FF0000"/>
-        </w:rPr>
-        <w:t xml:space="preserve"> (</w:t>
-      </w:r>
-      <w:r>
-        <w:rPr>
-          <w:color w:val="FF0000"/>
-        </w:rPr>
-        <w:t>2</w:t>
-      </w:r>
-      <w:r>
-        <w:rPr>
-          <w:color w:val="FF0000"/>
-        </w:rPr>
-        <w:t>00 pour notre cas)</w:t>
-      </w:r>
-      <w:r>
-        <w:rPr>
-          <w:color w:val="FF0000"/>
-        </w:rPr>
-        <w:t xml:space="preserve">, </w:t>
-      </w:r>
-      <w:r>
-        <w:rPr>
-          <w:color w:val="FF0000"/>
-        </w:rPr>
-        <w:t xml:space="preserve">nous somme sur de ne jamais l’atteindre. La valeur de Patience elle est définie </w:t>
-      </w:r>
-      <w:r>
-        <w:rPr>
-          <w:color w:val="FF0000"/>
-        </w:rPr>
-        <w:t>de manière assez arbitraire</w:t>
-      </w:r>
-      <w:r>
-        <w:rPr>
-          <w:color w:val="FF0000"/>
-        </w:rPr>
-        <w:t>, chez nous, 4x moins que le nombre d’</w:t>
-      </w:r>
-      <w:proofErr w:type="spellStart"/>
-      <w:r>
-        <w:rPr>
-          <w:color w:val="FF0000"/>
-        </w:rPr>
-        <w:t>Epoch</w:t>
-      </w:r>
-      <w:proofErr w:type="spellEnd"/>
-      <w:r>
-        <w:rPr>
-          <w:color w:val="FF0000"/>
-        </w:rPr>
-        <w:t xml:space="preserve">, le tout est de considérer que le modèle ne s’améliore plus. Nous considérerons alors le modèle là </w:t>
-      </w:r>
-      <w:proofErr w:type="spellStart"/>
-      <w:r>
-        <w:rPr>
-          <w:color w:val="FF0000"/>
-        </w:rPr>
-        <w:t>ou</w:t>
-      </w:r>
-      <w:proofErr w:type="spellEnd"/>
-      <w:r>
-        <w:rPr>
-          <w:color w:val="FF0000"/>
-        </w:rPr>
-        <w:t xml:space="preserve"> la valeur </w:t>
-      </w:r>
-      <w:r>
-        <w:t xml:space="preserve">« val_f1_macro » était maximale. </w:t>
+        <w:t xml:space="preserve"> (200) pour « s’assurer » de ne jamais limiter </w:t>
+      </w:r>
+      <w:r>
+        <w:t>l’apprentissage à ce nombre là mais bien grâce à l’</w:t>
+      </w:r>
+      <w:proofErr w:type="spellStart"/>
+      <w:r>
+        <w:t>early</w:t>
+      </w:r>
+      <w:proofErr w:type="spellEnd"/>
+      <w:r>
+        <w:t xml:space="preserve"> </w:t>
+      </w:r>
+      <w:proofErr w:type="spellStart"/>
+      <w:r>
+        <w:t>stopping</w:t>
+      </w:r>
+      <w:proofErr w:type="spellEnd"/>
+      <w:r>
+        <w:t xml:space="preserve">. Pour que ce soit suffisant, </w:t>
+      </w:r>
+      <w:r>
+        <w:t xml:space="preserve">une patience de 50 </w:t>
+      </w:r>
+      <w:r>
+        <w:t>a</w:t>
+      </w:r>
+      <w:r>
+        <w:t xml:space="preserve"> été utilisé sur nos derniers essais. A noter : </w:t>
+      </w:r>
+      <w:r>
+        <w:t xml:space="preserve">ces </w:t>
+      </w:r>
+      <w:r>
+        <w:t>valeurs</w:t>
+      </w:r>
+      <w:r>
+        <w:t>-</w:t>
+      </w:r>
+      <w:r>
+        <w:t>là</w:t>
+      </w:r>
+      <w:r>
+        <w:t xml:space="preserve"> n’ont pas été choisie dès le début car nous manquions de recul mais au fur et à mesure nous avons adapté ces valeurs là pour refléter </w:t>
+      </w:r>
+      <w:r>
+        <w:t>la réflexion tout juste exposée.</w:t>
       </w:r>
     </w:p>
     <w:p/>
@@ -1447,104 +1151,79 @@
           <w:szCs w:val="28"/>
           <w:u w:val="single"/>
         </w:rPr>
-        <w:t xml:space="preserve">Choix des séquences : </w:t>
-      </w:r>
-    </w:p>
-    <w:p/>
-    <w:p/>
-    <w:p/>
-    <w:p/>
-    <w:p/>
-    <w:p/>
-    <w:p/>
-    <w:p>
-      <w:pPr>
+        <w:t xml:space="preserve">Choix de l’horizon de </w:t>
+      </w:r>
+      <w:r>
         <w:rPr>
           <w:sz w:val="28"/>
           <w:szCs w:val="28"/>
           <w:u w:val="single"/>
         </w:rPr>
-      </w:pPr>
+        <w:t>prédiction</w:t>
+      </w:r>
       <w:r>
         <w:rPr>
           <w:sz w:val="28"/>
           <w:szCs w:val="28"/>
           <w:u w:val="single"/>
         </w:rPr>
-        <w:t xml:space="preserve">Choix de l’horizon de </w:t>
-      </w:r>
-      <w:r>
-        <w:rPr>
-          <w:sz w:val="28"/>
-          <w:szCs w:val="28"/>
-          <w:u w:val="single"/>
-        </w:rPr>
-        <w:t>prédiction</w:t>
-      </w:r>
-      <w:r>
-        <w:rPr>
-          <w:sz w:val="28"/>
-          <w:szCs w:val="28"/>
-          <w:u w:val="single"/>
-        </w:rPr>
         <w:t xml:space="preserve"> (en jours) : </w:t>
       </w:r>
     </w:p>
+    <w:p>
+      <w:pPr>
+        <w:jc w:val="both"/>
+      </w:pPr>
+      <w:r>
+        <w:t xml:space="preserve">Afin de déterminer </w:t>
+      </w:r>
+      <w:r>
+        <w:t xml:space="preserve">l’impact des </w:t>
+      </w:r>
+      <w:proofErr w:type="spellStart"/>
+      <w:r>
+        <w:t>covariables</w:t>
+      </w:r>
+      <w:proofErr w:type="spellEnd"/>
+      <w:r>
+        <w:t xml:space="preserve"> sur </w:t>
+      </w:r>
+      <w:r>
+        <w:t xml:space="preserve">le cours </w:t>
+      </w:r>
+      <w:r>
+        <w:t xml:space="preserve">et ainsi prédire à un horizon </w:t>
+      </w:r>
+      <w:r>
+        <w:t>optimal</w:t>
+      </w:r>
+      <w:r>
+        <w:t xml:space="preserve"> (nombre de jours), nous avons </w:t>
+      </w:r>
+      <w:r>
+        <w:t>effectué</w:t>
+      </w:r>
+      <w:r>
+        <w:t xml:space="preserve"> un test de corrélation </w:t>
+      </w:r>
+      <w:r>
+        <w:t xml:space="preserve">à différents horizons (de 3 à 120 jours). </w:t>
+      </w:r>
+      <w:r>
+        <w:t xml:space="preserve">En calculant les moyennes de corrélation des variables sur les périodes, il en est ressorti les résultats ci-dessous : </w:t>
+      </w:r>
+    </w:p>
     <w:p/>
     <w:p>
-      <w:pPr>
-        <w:jc w:val="both"/>
-      </w:pPr>
-      <w:r>
-        <w:t xml:space="preserve">Afin de déterminer </w:t>
-      </w:r>
-      <w:r>
-        <w:t xml:space="preserve">l’impact des </w:t>
-      </w:r>
-      <w:proofErr w:type="spellStart"/>
-      <w:r>
-        <w:t>covariables</w:t>
-      </w:r>
-      <w:proofErr w:type="spellEnd"/>
-      <w:r>
-        <w:t xml:space="preserve"> sur </w:t>
-      </w:r>
-      <w:r>
-        <w:t xml:space="preserve">le cours </w:t>
-      </w:r>
-      <w:r>
-        <w:t xml:space="preserve">et ainsi prédire à un horizon </w:t>
-      </w:r>
-      <w:r>
-        <w:t>optimal</w:t>
-      </w:r>
-      <w:r>
-        <w:t xml:space="preserve"> (nombre de jours), nous avons </w:t>
-      </w:r>
-      <w:r>
-        <w:t>effectué</w:t>
-      </w:r>
-      <w:r>
-        <w:t xml:space="preserve"> un test de corrélation </w:t>
-      </w:r>
-      <w:r>
-        <w:t xml:space="preserve">à différents horizons (de 3 à 120 jours). </w:t>
-      </w:r>
-      <w:r>
-        <w:t xml:space="preserve">En calculant les moyennes de corrélation des variables sur les périodes, il en est ressorti les résultats ci-dessous : </w:t>
-      </w:r>
-    </w:p>
-    <w:p/>
-    <w:p/>
-    <w:p>
       <w:r>
         <w:rPr>
           <w:noProof/>
         </w:rPr>
+        <w:lastRenderedPageBreak/>
         <mc:AlternateContent>
           <mc:Choice Requires="wpg">
             <w:drawing>
-              <wp:anchor distT="0" distB="0" distL="114300" distR="114300" simplePos="0" relativeHeight="251658240" behindDoc="0" locked="0" layoutInCell="1" allowOverlap="1" wp14:anchorId="3A3FCA47" wp14:editId="10507BC6">
+              <wp:anchor distT="0" distB="0" distL="114300" distR="114300" simplePos="0" relativeHeight="251658240" behindDoc="0" locked="0" layoutInCell="1" allowOverlap="1" wp14:anchorId="3A3FCA47" wp14:editId="3B712D9B">
                 <wp:simplePos x="0" y="0"/>
                 <wp:positionH relativeFrom="column">
                   <wp:posOffset>1093392</wp:posOffset>
@@ -1732,16 +1411,26 @@
         <w:t xml:space="preserve">. Ce que nous apprend </w:t>
       </w:r>
       <w:r>
-        <w:t xml:space="preserve">ces résultats, c’est que la corrélation telle que calculer ne nous permet pas de parvenir à un horizon de prédiction optimal et donc nous avons choisi pour </w:t>
+        <w:t xml:space="preserve">ces résultats, c’est que la corrélation telle que </w:t>
+      </w:r>
+      <w:r>
+        <w:t>calculée</w:t>
+      </w:r>
+      <w:r>
+        <w:t xml:space="preserve"> ne nous permet pas de parvenir à un horizon de prédiction optimal et donc nous avons choisi pour </w:t>
       </w:r>
       <w:r>
         <w:t>nos tests</w:t>
       </w:r>
       <w:r>
-        <w:t xml:space="preserve">, un horizon arbitraire de 7 ou 30 jours soit 1 semaine et un mois. </w:t>
-      </w:r>
-    </w:p>
-    <w:p/>
+        <w:t xml:space="preserve">, un horizon de 7 ou 30 jours soit 1 semaine et un mois. </w:t>
+      </w:r>
+    </w:p>
+    <w:p>
+      <w:pPr>
+        <w:jc w:val="both"/>
+      </w:pPr>
+    </w:p>
     <w:p>
       <w:pPr>
         <w:rPr>
@@ -1756,74 +1445,4018 @@
           <w:szCs w:val="28"/>
           <w:u w:val="single"/>
         </w:rPr>
+        <w:t xml:space="preserve">Choix des séquences : </w:t>
+      </w:r>
+    </w:p>
+    <w:p>
+      <w:r>
+        <w:t xml:space="preserve">Pour débuter, nous avions aussi besoin de choisir la durée des séquences vue par le LSTM pour pouvoir prédire le jour dans PRED_HORIZON. Là, aucun principe algorithmique n’est entré en jeu dans notre réflexion ; nous avons simplement raisonné d’un point de vue trading/financier. Et nous avons pensé que prendre une séquence de 90 jours pour prédire le cours dans 30 jours pourrait être un bon début. </w:t>
+      </w:r>
+    </w:p>
+    <w:p>
+      <w:r>
+        <w:t xml:space="preserve">Mais après coup, nous nous </w:t>
+      </w:r>
+      <w:r>
+        <w:t>sommes</w:t>
+      </w:r>
+      <w:r>
+        <w:t xml:space="preserve"> rendu compte que ce n’était pas pertinent car ça voudrait dire qu’en ayant les 90 derniers jours, on pourrait savoir ce qu’il se passerait dans 1 mois. Et comme on ne prédit pas qu’en moyenne dans 30 jours on aura une baisse mais qu’on prédit que pile poil dans 30 jours à partir de la date donnée nous </w:t>
+      </w:r>
+      <w:r>
+        <w:lastRenderedPageBreak/>
+        <w:t xml:space="preserve">aurons une baisse ou une hausse </w:t>
+      </w:r>
+      <w:r>
+        <w:t xml:space="preserve">inférieure ou </w:t>
+      </w:r>
+      <w:r>
+        <w:t>supérieure à un seuils donné.</w:t>
+      </w:r>
+      <w:r>
+        <w:t xml:space="preserve"> Donc finalement </w:t>
+      </w:r>
+      <w:r>
+        <w:t>lors de la recherche d’hyperparamètres nous avons limité la recherche à des horizons compris entre 1 et 7 jours.</w:t>
+      </w:r>
+    </w:p>
+    <w:p/>
+    <w:p>
+      <w:pPr>
+        <w:rPr>
+          <w:sz w:val="28"/>
+          <w:szCs w:val="28"/>
+          <w:u w:val="single"/>
+        </w:rPr>
+      </w:pPr>
+      <w:r>
+        <w:rPr>
+          <w:sz w:val="28"/>
+          <w:szCs w:val="28"/>
+          <w:u w:val="single"/>
+        </w:rPr>
+        <w:t>Choix des seuils de hausse et de baisse</w:t>
+      </w:r>
+    </w:p>
+    <w:p>
+      <w:pPr>
+        <w:jc w:val="both"/>
+      </w:pPr>
+      <w:r>
+        <w:t xml:space="preserve">Comme nous faisons de la classification multi-classe, </w:t>
+      </w:r>
+      <w:r>
+        <w:t xml:space="preserve">il nous faut des seuils à partir desquels </w:t>
+      </w:r>
+      <w:r>
+        <w:t>on</w:t>
+      </w:r>
+      <w:r>
+        <w:t xml:space="preserve"> considère qu’une variation est une baisse ou une hausse. Et cette valeur est intimement lié à l’horizon de prédiction choisi. Car</w:t>
+      </w:r>
+      <w:r>
+        <w:t xml:space="preserve">, en prenant un seuil de 5% de hausse avec un horizon de 2 jours, </w:t>
+      </w:r>
+      <w:r>
+        <w:t xml:space="preserve">ça donnera </w:t>
+      </w:r>
+      <w:r>
+        <w:t>des classes ultra déséquilibrées</w:t>
+      </w:r>
+      <w:r>
+        <w:t xml:space="preserve"> car </w:t>
+      </w:r>
+      <w:r>
+        <w:t>une hausse de 5% sur 2 jours est un évènement ultra-rare pour l’indice financier du S&amp;P500 au vu de la période d’étude</w:t>
+      </w:r>
+      <w:r>
+        <w:t>.</w:t>
+      </w:r>
+      <w:r>
+        <w:t xml:space="preserve"> De même, </w:t>
+      </w:r>
+      <w:r>
+        <w:t>ce sera</w:t>
+      </w:r>
+      <w:r>
+        <w:t xml:space="preserve"> être un hyperparamètres </w:t>
+      </w:r>
+      <w:r>
+        <w:t>qui sera laissé au fine-tuning.</w:t>
+      </w:r>
+    </w:p>
+    <w:p/>
+    <w:p>
+      <w:pPr>
+        <w:rPr>
+          <w:color w:val="FF0000"/>
+          <w:sz w:val="28"/>
+          <w:szCs w:val="28"/>
+          <w:u w:val="single"/>
+        </w:rPr>
+      </w:pPr>
+      <w:r>
+        <w:rPr>
+          <w:color w:val="FF0000"/>
+          <w:sz w:val="28"/>
+          <w:szCs w:val="28"/>
+          <w:u w:val="single"/>
+        </w:rPr>
+        <w:t>Ecart minimal entre les probabilités</w:t>
+      </w:r>
+    </w:p>
+    <w:p>
+      <w:pPr>
+        <w:jc w:val="both"/>
+        <w:rPr>
+          <w:color w:val="FF0000"/>
+        </w:rPr>
+      </w:pPr>
+      <w:r>
+        <w:rPr>
+          <w:color w:val="FF0000"/>
+        </w:rPr>
+        <w:t>Lors de nos premiers tests, nous avons observé que la différence de probabilité entre les différentes classes était parfois infim</w:t>
+      </w:r>
+      <w:r>
+        <w:rPr>
+          <w:color w:val="FF0000"/>
+        </w:rPr>
+        <w:t>e</w:t>
+      </w:r>
+      <w:r>
+        <w:rPr>
+          <w:color w:val="FF0000"/>
+        </w:rPr>
+        <w:t xml:space="preserve">. </w:t>
+      </w:r>
+      <w:r>
+        <w:rPr>
+          <w:color w:val="FF0000"/>
+        </w:rPr>
+        <w:t xml:space="preserve">Pour </w:t>
+      </w:r>
+      <w:r>
+        <w:rPr>
+          <w:color w:val="FF0000"/>
+        </w:rPr>
+        <w:t>pallier</w:t>
+      </w:r>
+      <w:r>
+        <w:rPr>
+          <w:color w:val="FF0000"/>
+        </w:rPr>
+        <w:t xml:space="preserve"> ça, il a été décidé de prendre en compte la probabilité max dans le cas où elle serait supérieure aux autres avec une certaine marge. Dans l’autre cas, par défaut ce serait la classe neutre (</w:t>
+      </w:r>
+      <w:r>
+        <w:rPr>
+          <w:color w:val="FF0000"/>
+        </w:rPr>
+        <w:t xml:space="preserve">Classe </w:t>
+      </w:r>
+      <w:r>
+        <w:rPr>
+          <w:color w:val="FF0000"/>
+        </w:rPr>
+        <w:t>1</w:t>
+      </w:r>
+      <w:r>
+        <w:rPr>
+          <w:color w:val="FF0000"/>
+        </w:rPr>
+        <w:t xml:space="preserve"> dans la suite</w:t>
+      </w:r>
+      <w:r>
+        <w:rPr>
+          <w:color w:val="FF0000"/>
+        </w:rPr>
+        <w:t>) qui serait choisie</w:t>
+      </w:r>
+      <w:r>
+        <w:rPr>
+          <w:color w:val="FF0000"/>
+        </w:rPr>
+        <w:t>.</w:t>
+      </w:r>
+    </w:p>
+    <w:p>
+      <w:pPr>
+        <w:jc w:val="both"/>
+        <w:rPr>
+          <w:color w:val="FF0000"/>
+        </w:rPr>
+      </w:pPr>
+      <w:r>
+        <w:rPr>
+          <w:color w:val="FF0000"/>
+        </w:rPr>
+        <w:t xml:space="preserve">Exemple : </w:t>
+      </w:r>
+    </w:p>
+    <w:p>
+      <w:pPr>
+        <w:jc w:val="both"/>
+        <w:rPr>
+          <w:color w:val="FF0000"/>
+        </w:rPr>
+      </w:pPr>
+      <w:r>
+        <w:rPr>
+          <w:color w:val="FF0000"/>
+        </w:rPr>
+        <w:t>proba_class_0,proba_class_1,proba_class_2,y_pred,y_true,date</w:t>
+      </w:r>
+    </w:p>
+    <w:p>
+      <w:pPr>
+        <w:jc w:val="both"/>
+        <w:rPr>
+          <w:color w:val="FF0000"/>
+        </w:rPr>
+      </w:pPr>
+      <w:r>
+        <w:rPr>
+          <w:color w:val="FF0000"/>
+        </w:rPr>
+        <w:t>0.4555073,0.4299191,0.11457364,1,1,2024-02-28</w:t>
+      </w:r>
+    </w:p>
+    <w:p>
+      <w:pPr>
+        <w:jc w:val="both"/>
+        <w:rPr>
+          <w:color w:val="FF0000"/>
+        </w:rPr>
+      </w:pPr>
+    </w:p>
+    <w:p>
+      <w:pPr>
+        <w:jc w:val="both"/>
+        <w:rPr>
+          <w:color w:val="FF0000"/>
+        </w:rPr>
+      </w:pPr>
+      <w:r>
+        <w:rPr>
+          <w:color w:val="FF0000"/>
+        </w:rPr>
+        <w:t xml:space="preserve">Proba class 0 : </w:t>
+      </w:r>
+      <w:r>
+        <w:rPr>
+          <w:color w:val="FF0000"/>
+        </w:rPr>
+        <w:t>0.</w:t>
+      </w:r>
+      <w:r>
+        <w:rPr>
+          <w:color w:val="FF0000"/>
+        </w:rPr>
+        <w:t xml:space="preserve"> </w:t>
+      </w:r>
+      <w:r>
+        <w:rPr>
+          <w:color w:val="FF0000"/>
+        </w:rPr>
+        <w:t>4555073</w:t>
+      </w:r>
+    </w:p>
+    <w:p>
+      <w:pPr>
+        <w:jc w:val="both"/>
+        <w:rPr>
+          <w:color w:val="FF0000"/>
+        </w:rPr>
+      </w:pPr>
+      <w:r>
+        <w:rPr>
+          <w:color w:val="FF0000"/>
+        </w:rPr>
+        <w:t xml:space="preserve">Proba class 1 : </w:t>
+      </w:r>
+      <w:r>
+        <w:rPr>
+          <w:color w:val="FF0000"/>
+        </w:rPr>
+        <w:t>0.</w:t>
+      </w:r>
+      <w:r>
+        <w:rPr>
+          <w:color w:val="FF0000"/>
+        </w:rPr>
+        <w:t xml:space="preserve"> </w:t>
+      </w:r>
+      <w:r>
+        <w:rPr>
+          <w:color w:val="FF0000"/>
+        </w:rPr>
+        <w:t>4299191</w:t>
+      </w:r>
+    </w:p>
+    <w:p>
+      <w:pPr>
+        <w:jc w:val="both"/>
+        <w:rPr>
+          <w:color w:val="FF0000"/>
+        </w:rPr>
+      </w:pPr>
+      <w:r>
+        <w:rPr>
+          <w:color w:val="FF0000"/>
+        </w:rPr>
+        <w:t>Différence</w:t>
+      </w:r>
+      <w:r>
+        <w:rPr>
+          <w:color w:val="FF0000"/>
+        </w:rPr>
+        <w:t xml:space="preserve"> : </w:t>
+      </w:r>
+      <w:r>
+        <w:rPr>
+          <w:color w:val="FF0000"/>
+        </w:rPr>
+        <w:t>0</w:t>
+      </w:r>
+      <w:r>
+        <w:rPr>
+          <w:color w:val="FF0000"/>
+        </w:rPr>
+        <w:t>.0</w:t>
+      </w:r>
+      <w:r>
+        <w:rPr>
+          <w:color w:val="FF0000"/>
+        </w:rPr>
+        <w:t>255882</w:t>
+      </w:r>
+    </w:p>
+    <w:p>
+      <w:pPr>
+        <w:jc w:val="both"/>
+        <w:rPr>
+          <w:color w:val="FF0000"/>
+        </w:rPr>
+      </w:pPr>
+      <w:r>
+        <w:rPr>
+          <w:color w:val="FF0000"/>
+        </w:rPr>
+        <w:t>Comme différence &lt; seuil = 0.05, plutôt que de prendre la probabilité max, on va choisir par défaut la classe 1</w:t>
+      </w:r>
+      <w:r>
+        <w:rPr>
+          <w:color w:val="FF0000"/>
+        </w:rPr>
+        <w:t xml:space="preserve">. Dans cet exemple précis cela </w:t>
+      </w:r>
+      <w:r>
+        <w:rPr>
+          <w:color w:val="FF0000"/>
+        </w:rPr>
+        <w:t>a</w:t>
+      </w:r>
+      <w:r>
+        <w:rPr>
+          <w:color w:val="FF0000"/>
+        </w:rPr>
+        <w:t xml:space="preserve"> été bénéfique puisque </w:t>
+      </w:r>
+      <w:r>
+        <w:rPr>
+          <w:color w:val="FF0000"/>
+        </w:rPr>
+        <w:t>la vraie valeur</w:t>
+      </w:r>
+      <w:r>
+        <w:rPr>
+          <w:color w:val="FF0000"/>
+        </w:rPr>
+        <w:t xml:space="preserve"> était bien 1 et non la classe 0.</w:t>
+      </w:r>
+    </w:p>
+    <w:p>
+      <w:pPr>
+        <w:jc w:val="both"/>
+        <w:rPr>
+          <w:color w:val="FF0000"/>
+        </w:rPr>
+      </w:pPr>
+      <w:r>
+        <w:rPr>
+          <w:color w:val="FF0000"/>
+        </w:rPr>
+        <w:t>En revanche</w:t>
+      </w:r>
+      <w:r>
+        <w:rPr>
+          <w:color w:val="FF0000"/>
+        </w:rPr>
+        <w:t xml:space="preserve">, </w:t>
+      </w:r>
+      <w:r>
+        <w:rPr>
+          <w:color w:val="FF0000"/>
+        </w:rPr>
+        <w:t xml:space="preserve">ce n’est pas toujours à notre avantage mais </w:t>
+      </w:r>
+      <w:r>
+        <w:rPr>
+          <w:color w:val="FF0000"/>
+        </w:rPr>
+        <w:t>cela</w:t>
+      </w:r>
+      <w:r>
+        <w:rPr>
+          <w:color w:val="FF0000"/>
+        </w:rPr>
+        <w:t xml:space="preserve"> nous permet d’avoir des </w:t>
+      </w:r>
+      <w:r>
+        <w:rPr>
+          <w:color w:val="FF0000"/>
+        </w:rPr>
+        <w:t>prédictions qui ont plus de sens</w:t>
+      </w:r>
+      <w:r>
+        <w:rPr>
+          <w:color w:val="FF0000"/>
+        </w:rPr>
+        <w:t xml:space="preserve"> plutôt que simplement prendre la probabilité la plus élevée </w:t>
+      </w:r>
+      <w:r>
+        <w:rPr>
+          <w:color w:val="FF0000"/>
+        </w:rPr>
+        <w:t>même avec des écarts très faibles</w:t>
+      </w:r>
+      <w:r>
+        <w:rPr>
+          <w:color w:val="FF0000"/>
+        </w:rPr>
+        <w:t>.</w:t>
+      </w:r>
+    </w:p>
+    <w:p>
+      <w:pPr>
+        <w:jc w:val="both"/>
+      </w:pPr>
+    </w:p>
+    <w:p>
+      <w:pPr>
+        <w:jc w:val="both"/>
+        <w:rPr>
+          <w:sz w:val="28"/>
+          <w:szCs w:val="28"/>
+          <w:u w:val="single"/>
+        </w:rPr>
+      </w:pPr>
+      <w:r>
+        <w:rPr>
+          <w:sz w:val="28"/>
+          <w:szCs w:val="28"/>
+          <w:u w:val="single"/>
+        </w:rPr>
+        <w:lastRenderedPageBreak/>
+        <w:t xml:space="preserve">Nombre de </w:t>
+      </w:r>
+      <w:proofErr w:type="spellStart"/>
+      <w:r>
+        <w:rPr>
+          <w:sz w:val="28"/>
+          <w:szCs w:val="28"/>
+          <w:u w:val="single"/>
+        </w:rPr>
+        <w:t>features</w:t>
+      </w:r>
+      <w:proofErr w:type="spellEnd"/>
+      <w:r>
+        <w:rPr>
+          <w:sz w:val="28"/>
+          <w:szCs w:val="28"/>
+          <w:u w:val="single"/>
+        </w:rPr>
+        <w:t xml:space="preserve"> </w:t>
+      </w:r>
+      <w:r>
+        <w:rPr>
+          <w:sz w:val="28"/>
+          <w:szCs w:val="28"/>
+          <w:u w:val="single"/>
+        </w:rPr>
+        <w:t>sélectionnées</w:t>
+      </w:r>
+    </w:p>
+    <w:p>
+      <w:pPr>
+        <w:jc w:val="both"/>
+      </w:pPr>
+      <w:r>
+        <w:t xml:space="preserve">Ayant une base de données avec près de 70 </w:t>
+      </w:r>
+      <w:proofErr w:type="spellStart"/>
+      <w:r>
+        <w:t>features</w:t>
+      </w:r>
+      <w:proofErr w:type="spellEnd"/>
+      <w:r>
+        <w:t xml:space="preserve">/variables, il fallait faire une sélection pertinente avant de </w:t>
+      </w:r>
+      <w:r>
+        <w:t xml:space="preserve">lancer l’entrainement pour éviter la présence de bruit lié à la grande quantité de donnée parfois non impactante. Pour commencer, nous avons choisi de sélectionner 25 </w:t>
+      </w:r>
+      <w:proofErr w:type="spellStart"/>
+      <w:r>
+        <w:t>features</w:t>
+      </w:r>
+      <w:proofErr w:type="spellEnd"/>
+      <w:r>
+        <w:t xml:space="preserve"> pour notre modèle</w:t>
+      </w:r>
+      <w:r>
+        <w:t>.</w:t>
+      </w:r>
+    </w:p>
+    <w:p/>
+    <w:p>
+      <w:pPr>
+        <w:rPr>
+          <w:sz w:val="28"/>
+          <w:szCs w:val="28"/>
+          <w:u w:val="single"/>
+        </w:rPr>
+      </w:pPr>
+      <w:r>
+        <w:rPr>
+          <w:sz w:val="28"/>
+          <w:szCs w:val="28"/>
+          <w:u w:val="single"/>
+        </w:rPr>
         <w:t xml:space="preserve">Autres hyperparamètres : </w:t>
       </w:r>
     </w:p>
+    <w:p>
+      <w:pPr>
+        <w:jc w:val="both"/>
+      </w:pPr>
+      <w:r>
+        <w:t xml:space="preserve">Il y a un nombre conséquent d’hyperparamètres, ceux explicité précédemment </w:t>
+      </w:r>
+      <w:r>
+        <w:t xml:space="preserve">sont les principaux et sont ceux sur lesquels nous avons </w:t>
+      </w:r>
+      <w:r>
+        <w:t>agi</w:t>
+      </w:r>
+      <w:r>
+        <w:t xml:space="preserve"> </w:t>
+      </w:r>
+      <w:r>
+        <w:t xml:space="preserve">en les étudiant pour </w:t>
+      </w:r>
+      <w:r>
+        <w:t>essayer de prendre la valeur la plus pertinente</w:t>
+      </w:r>
+      <w:r>
+        <w:t xml:space="preserve">. </w:t>
+      </w:r>
+      <w:r>
+        <w:t>Parmi</w:t>
+      </w:r>
+      <w:r>
+        <w:t xml:space="preserve"> ceux non cité mais </w:t>
+      </w:r>
+      <w:r>
+        <w:t xml:space="preserve">figurant dans notre </w:t>
+      </w:r>
+      <w:r>
+        <w:t>configuration</w:t>
+      </w:r>
+      <w:r>
+        <w:t xml:space="preserve"> il y a :</w:t>
+      </w:r>
+      <w:r>
+        <w:t xml:space="preserve"> </w:t>
+      </w:r>
+    </w:p>
+    <w:p>
+      <w:pPr>
+        <w:pStyle w:val="Paragraphedeliste"/>
+        <w:numPr>
+          <w:ilvl w:val="0"/>
+          <w:numId w:val="2"/>
+        </w:numPr>
+        <w:jc w:val="both"/>
+      </w:pPr>
+      <w:r>
+        <w:t>Le</w:t>
+      </w:r>
+      <w:r>
+        <w:t xml:space="preserve"> Batch size, </w:t>
+      </w:r>
+      <w:r>
+        <w:t>qui ne dépend que de la configuration informatique</w:t>
+      </w:r>
+      <w:r>
+        <w:t xml:space="preserve">, </w:t>
+      </w:r>
+      <w:r>
+        <w:t>et dont la</w:t>
+      </w:r>
+      <w:r>
+        <w:t xml:space="preserve"> valeur impact finalement peu le modèle</w:t>
+      </w:r>
+      <w:r>
+        <w:t xml:space="preserve"> </w:t>
+      </w:r>
+    </w:p>
+    <w:p>
+      <w:pPr>
+        <w:pStyle w:val="Paragraphedeliste"/>
+        <w:numPr>
+          <w:ilvl w:val="0"/>
+          <w:numId w:val="2"/>
+        </w:numPr>
+        <w:jc w:val="both"/>
+      </w:pPr>
+      <w:r>
+        <w:t>Le L</w:t>
+      </w:r>
+      <w:r>
+        <w:t xml:space="preserve">earning rate, </w:t>
+      </w:r>
+      <w:r>
+        <w:t xml:space="preserve">défini </w:t>
+      </w:r>
+      <w:r>
+        <w:t>globalement la vitesse d</w:t>
+      </w:r>
+      <w:r>
+        <w:t xml:space="preserve">’apprentissage </w:t>
+      </w:r>
+      <w:r>
+        <w:t>du modèle</w:t>
+      </w:r>
+    </w:p>
+    <w:p>
+      <w:pPr>
+        <w:pStyle w:val="Paragraphedeliste"/>
+        <w:numPr>
+          <w:ilvl w:val="0"/>
+          <w:numId w:val="2"/>
+        </w:numPr>
+        <w:jc w:val="both"/>
+      </w:pPr>
+      <w:r>
+        <w:t>L’architecture</w:t>
+      </w:r>
+      <w:r>
+        <w:t xml:space="preserve"> du réseau de </w:t>
+      </w:r>
+      <w:r>
+        <w:t>neurones avec le nombre de neurones par couches</w:t>
+      </w:r>
+    </w:p>
+    <w:p>
+      <w:pPr>
+        <w:pStyle w:val="Paragraphedeliste"/>
+        <w:numPr>
+          <w:ilvl w:val="0"/>
+          <w:numId w:val="2"/>
+        </w:numPr>
+        <w:jc w:val="both"/>
+      </w:pPr>
+      <w:r>
+        <w:t>Le</w:t>
+      </w:r>
+      <w:r>
+        <w:t xml:space="preserve"> taux de dropout</w:t>
+      </w:r>
+    </w:p>
+    <w:p>
+      <w:pPr>
+        <w:pStyle w:val="Paragraphedeliste"/>
+        <w:numPr>
+          <w:ilvl w:val="0"/>
+          <w:numId w:val="2"/>
+        </w:numPr>
+        <w:jc w:val="both"/>
+      </w:pPr>
+      <w:r>
+        <w:t>Valeur</w:t>
+      </w:r>
+      <w:r>
+        <w:t xml:space="preserve"> de régularisation l2</w:t>
+      </w:r>
+    </w:p>
+    <w:p>
+      <w:pPr>
+        <w:pStyle w:val="Paragraphedeliste"/>
+        <w:numPr>
+          <w:ilvl w:val="0"/>
+          <w:numId w:val="2"/>
+        </w:numPr>
+        <w:jc w:val="both"/>
+      </w:pPr>
+      <w:r>
+        <w:t>Gamma</w:t>
+      </w:r>
+      <w:r>
+        <w:t xml:space="preserve"> (pour le focal </w:t>
+      </w:r>
+      <w:proofErr w:type="spellStart"/>
+      <w:r>
+        <w:t>loss</w:t>
+      </w:r>
+      <w:proofErr w:type="spellEnd"/>
+      <w:r>
+        <w:t>)</w:t>
+      </w:r>
+    </w:p>
+    <w:p>
+      <w:pPr>
+        <w:jc w:val="both"/>
+      </w:pPr>
+      <w:r>
+        <w:t xml:space="preserve">Dans l’ensemble, tous les hyperparamètres doivent faire l’objet d’une analyse </w:t>
+      </w:r>
+      <w:r>
+        <w:t>individuelle</w:t>
+      </w:r>
+      <w:r>
+        <w:t xml:space="preserve"> pour être sélectionné de mani</w:t>
+      </w:r>
+      <w:r>
+        <w:t>ère optimale</w:t>
+      </w:r>
+      <w:r>
+        <w:t>. Cependant</w:t>
+      </w:r>
+      <w:r>
+        <w:t>,</w:t>
+      </w:r>
+      <w:r>
+        <w:t xml:space="preserve"> pour notre projet, nous avons mis l’accent sur les principaux</w:t>
+      </w:r>
+      <w:r>
+        <w:t xml:space="preserve"> notamment en raison de la complexité et du temps nécessaire pour obtenir une analyse précise et fiable de ces hyperparamètres. </w:t>
+      </w:r>
+      <w:r>
+        <w:t xml:space="preserve"> </w:t>
+      </w:r>
+    </w:p>
     <w:p/>
     <w:p>
-      <w:r>
-        <w:t xml:space="preserve">Il y a un nombre conséquent d’hyperparamètres, ceux explicité précédemment </w:t>
-      </w:r>
-      <w:r>
-        <w:t xml:space="preserve">sont les principaux et sont ceux sur lesquels nous avons </w:t>
-      </w:r>
-      <w:r>
-        <w:t>agi</w:t>
-      </w:r>
-      <w:r>
-        <w:t xml:space="preserve"> soit </w:t>
-      </w:r>
-      <w:r>
-        <w:t xml:space="preserve">en les étudiant pour prend le meilleur, soit de manière arbitraire. </w:t>
-      </w:r>
-      <w:proofErr w:type="spellStart"/>
-      <w:r>
-        <w:t>Parmis</w:t>
-      </w:r>
-      <w:proofErr w:type="spellEnd"/>
-      <w:r>
-        <w:t xml:space="preserve"> ceux non cité mais </w:t>
-      </w:r>
-      <w:r>
-        <w:t xml:space="preserve">figurant dans notre </w:t>
-      </w:r>
-      <w:r>
-        <w:t>configuration</w:t>
-      </w:r>
-      <w:r>
-        <w:t xml:space="preserve"> il y a : le Batch size, </w:t>
-      </w:r>
-      <w:r>
-        <w:t xml:space="preserve">le nombre de données traitées en entrainement </w:t>
-      </w:r>
-      <w:r>
-        <w:t>sa valeur impact finalement peu le modèle</w:t>
-      </w:r>
-      <w:r>
-        <w:t xml:space="preserve"> -</w:t>
+      <w:pPr>
+        <w:rPr>
+          <w:sz w:val="28"/>
+          <w:szCs w:val="28"/>
+          <w:u w:val="single"/>
+        </w:rPr>
+      </w:pPr>
+      <w:r>
+        <w:rPr>
+          <w:sz w:val="28"/>
+          <w:szCs w:val="28"/>
+          <w:u w:val="single"/>
+        </w:rPr>
+        <w:t xml:space="preserve">Construction du modèle : </w:t>
+      </w:r>
+    </w:p>
+    <w:p>
+      <w:pPr>
+        <w:rPr>
+          <w:sz w:val="28"/>
+          <w:szCs w:val="28"/>
+          <w:u w:val="single"/>
+        </w:rPr>
+      </w:pPr>
+      <w:r>
+        <w:rPr>
+          <w:sz w:val="28"/>
+          <w:szCs w:val="28"/>
+          <w:u w:val="single"/>
+        </w:rPr>
+        <w:t>Réseau de neurones :</w:t>
+      </w:r>
+    </w:p>
+    <w:p>
+      <w:r>
+        <w:t xml:space="preserve">Pour notre réseau de neurones basé sur LSTM, nous avons </w:t>
+      </w:r>
+      <w:r>
+        <w:t>commencé</w:t>
       </w:r>
       <w:r>
         <w:t xml:space="preserve"> </w:t>
       </w:r>
+      <w:r>
+        <w:t xml:space="preserve">avec un modèle relativement simple </w:t>
+      </w:r>
+      <w:r>
+        <w:t>avec cette structure :</w:t>
+      </w:r>
+    </w:p>
+    <w:p>
+      <w:pPr>
+        <w:pStyle w:val="Paragraphedeliste"/>
+        <w:numPr>
+          <w:ilvl w:val="0"/>
+          <w:numId w:val="2"/>
+        </w:numPr>
+      </w:pPr>
+      <w:r>
+        <w:t>Couche d’entrée</w:t>
+      </w:r>
+    </w:p>
+    <w:p>
+      <w:pPr>
+        <w:pStyle w:val="Paragraphedeliste"/>
+        <w:numPr>
+          <w:ilvl w:val="0"/>
+          <w:numId w:val="2"/>
+        </w:numPr>
+      </w:pPr>
+      <w:r>
+        <w:t xml:space="preserve">Couche </w:t>
+      </w:r>
+      <w:r>
+        <w:t xml:space="preserve">LSTM </w:t>
+      </w:r>
+      <w:r>
+        <w:t>à 64 unités</w:t>
+      </w:r>
+    </w:p>
+    <w:p>
+      <w:pPr>
+        <w:pStyle w:val="Paragraphedeliste"/>
+        <w:numPr>
+          <w:ilvl w:val="0"/>
+          <w:numId w:val="2"/>
+        </w:numPr>
+      </w:pPr>
+      <w:r>
+        <w:t xml:space="preserve">Couche dropout </w:t>
+      </w:r>
+      <w:r>
+        <w:t xml:space="preserve">avec un taux </w:t>
+      </w:r>
+      <w:r>
+        <w:t xml:space="preserve">de </w:t>
+      </w:r>
+      <w:r>
+        <w:t xml:space="preserve">drop de </w:t>
+      </w:r>
+      <w:r>
+        <w:t>0.3</w:t>
+      </w:r>
+    </w:p>
+    <w:p>
+      <w:pPr>
+        <w:pStyle w:val="Paragraphedeliste"/>
+        <w:numPr>
+          <w:ilvl w:val="0"/>
+          <w:numId w:val="2"/>
+        </w:numPr>
+      </w:pPr>
+      <w:r>
+        <w:t>Couche Dense</w:t>
+      </w:r>
+      <w:r>
+        <w:t xml:space="preserve"> de 32 unités</w:t>
+      </w:r>
+      <w:r>
+        <w:t xml:space="preserve"> avec fonction d’activation </w:t>
+      </w:r>
+      <w:proofErr w:type="spellStart"/>
+      <w:r>
+        <w:t>ReLU</w:t>
+      </w:r>
+      <w:proofErr w:type="spellEnd"/>
+    </w:p>
+    <w:p>
+      <w:pPr>
+        <w:pStyle w:val="Paragraphedeliste"/>
+        <w:numPr>
+          <w:ilvl w:val="0"/>
+          <w:numId w:val="2"/>
+        </w:numPr>
+      </w:pPr>
+      <w:r>
+        <w:t xml:space="preserve">Couche de sortie </w:t>
+      </w:r>
+      <w:proofErr w:type="spellStart"/>
+      <w:r>
+        <w:t>softmax</w:t>
+      </w:r>
+      <w:proofErr w:type="spellEnd"/>
+    </w:p>
+    <w:p>
+      <w:r>
+        <w:t xml:space="preserve">Au fil des essais, nous avons été surpris de voir que ce modèle </w:t>
+      </w:r>
+      <w:r>
+        <w:t>donnait des résultats très satisfaisant sur le</w:t>
+      </w:r>
+      <w:r>
+        <w:t>s</w:t>
+      </w:r>
+      <w:r>
+        <w:t xml:space="preserve"> set</w:t>
+      </w:r>
+      <w:r>
+        <w:t>s</w:t>
+      </w:r>
+      <w:r>
+        <w:t xml:space="preserve"> d’entrainement</w:t>
+      </w:r>
+      <w:r>
+        <w:t>s</w:t>
+      </w:r>
+      <w:r>
+        <w:t xml:space="preserve"> </w:t>
+      </w:r>
+      <w:r>
+        <w:t xml:space="preserve">et qu’il fallait même </w:t>
+      </w:r>
+      <w:r>
+        <w:t>ajouter un terme de régularisation pour éviter l’</w:t>
+      </w:r>
+      <w:proofErr w:type="spellStart"/>
+      <w:r>
+        <w:t>overfitting</w:t>
+      </w:r>
+      <w:proofErr w:type="spellEnd"/>
+      <w:r>
+        <w:t>.</w:t>
+      </w:r>
+      <w:r>
+        <w:t xml:space="preserve"> </w:t>
+      </w:r>
+      <w:r>
+        <w:t xml:space="preserve">Et pour cause, nous n’avons pas cherché à ajouter </w:t>
+      </w:r>
+      <w:r>
+        <w:lastRenderedPageBreak/>
+        <w:t>des couches supplémentaires</w:t>
+      </w:r>
+      <w:r>
+        <w:t xml:space="preserve"> car </w:t>
+      </w:r>
+      <w:r>
+        <w:t xml:space="preserve">cela aurait </w:t>
+      </w:r>
+      <w:r>
+        <w:t>encore plus accentué l’</w:t>
+      </w:r>
+      <w:proofErr w:type="spellStart"/>
+      <w:r>
+        <w:t>overfitting</w:t>
+      </w:r>
+      <w:proofErr w:type="spellEnd"/>
+      <w:r>
+        <w:t xml:space="preserve"> et d’autres par, parce que nous n’avons pas eu le temps de testé différente configuration.</w:t>
+      </w:r>
+    </w:p>
+    <w:p/>
+    <w:p>
+      <w:pPr>
+        <w:rPr>
+          <w:sz w:val="28"/>
+          <w:szCs w:val="28"/>
+          <w:u w:val="single"/>
+        </w:rPr>
+      </w:pPr>
+      <w:r>
+        <w:rPr>
+          <w:sz w:val="28"/>
+          <w:szCs w:val="28"/>
+          <w:u w:val="single"/>
+        </w:rPr>
+        <w:t xml:space="preserve">Classes : </w:t>
+      </w:r>
+    </w:p>
+    <w:p>
+      <w:pPr>
+        <w:jc w:val="both"/>
+      </w:pPr>
+      <w:r>
+        <w:t xml:space="preserve">Une fois reparti sur de bonnes bases, nous </w:t>
+      </w:r>
+      <w:r>
+        <w:t>avons</w:t>
+      </w:r>
+      <w:r>
+        <w:t xml:space="preserve"> modifié </w:t>
+      </w:r>
+      <w:r>
+        <w:t>un certain nombre</w:t>
+      </w:r>
+      <w:r>
+        <w:t xml:space="preserve"> de choses. A commencer par le nombre de classe, nous sommes passé d’une prédiction binaire </w:t>
+      </w:r>
+      <w:r>
+        <w:t>(0</w:t>
+      </w:r>
+      <w:r>
+        <w:t xml:space="preserve"> baisse, 1 hausse) à une </w:t>
+      </w:r>
+      <w:r>
+        <w:t>classification </w:t>
+      </w:r>
+      <w:r>
+        <w:t xml:space="preserve">multi-classe </w:t>
+      </w:r>
+      <w:r>
+        <w:t xml:space="preserve">: </w:t>
+      </w:r>
+    </w:p>
+    <w:p>
+      <w:pPr>
+        <w:pStyle w:val="Paragraphedeliste"/>
+        <w:numPr>
+          <w:ilvl w:val="0"/>
+          <w:numId w:val="2"/>
+        </w:numPr>
+        <w:jc w:val="both"/>
+      </w:pPr>
+      <w:r>
+        <w:t>Classe</w:t>
+      </w:r>
+      <w:r>
+        <w:t xml:space="preserve"> 0</w:t>
+      </w:r>
+      <w:r>
+        <w:t> :</w:t>
+      </w:r>
+      <w:r>
+        <w:t xml:space="preserve"> baisse de </w:t>
+      </w:r>
+      <w:r>
+        <w:t>+</w:t>
+      </w:r>
+      <w:r>
+        <w:t xml:space="preserve"> </w:t>
+      </w:r>
+      <w:r>
+        <w:t xml:space="preserve">de </w:t>
+      </w:r>
+      <w:r>
+        <w:t>x</w:t>
+      </w:r>
+      <w:r>
+        <w:t>% du cours</w:t>
+      </w:r>
+    </w:p>
+    <w:p>
+      <w:pPr>
+        <w:pStyle w:val="Paragraphedeliste"/>
+        <w:numPr>
+          <w:ilvl w:val="0"/>
+          <w:numId w:val="2"/>
+        </w:numPr>
+        <w:jc w:val="both"/>
+      </w:pPr>
+      <w:r>
+        <w:t>Classe</w:t>
+      </w:r>
+      <w:r>
+        <w:t xml:space="preserve"> 1</w:t>
+      </w:r>
+      <w:r>
+        <w:t xml:space="preserve">(neutre) : </w:t>
+      </w:r>
+      <w:r>
+        <w:t>variations comprises entre +</w:t>
+      </w:r>
+      <w:r>
+        <w:t>-x</w:t>
+      </w:r>
+      <w:r>
+        <w:t>%</w:t>
+      </w:r>
+    </w:p>
+    <w:p>
+      <w:pPr>
+        <w:pStyle w:val="Paragraphedeliste"/>
+        <w:numPr>
+          <w:ilvl w:val="0"/>
+          <w:numId w:val="2"/>
+        </w:numPr>
+        <w:jc w:val="both"/>
+      </w:pPr>
+      <w:r>
+        <w:t>Classe</w:t>
+      </w:r>
+      <w:r>
+        <w:t xml:space="preserve"> 2</w:t>
+      </w:r>
+      <w:r>
+        <w:t> :</w:t>
+      </w:r>
+      <w:r>
+        <w:t xml:space="preserve"> hausse de + de </w:t>
+      </w:r>
+      <w:r>
+        <w:t>x</w:t>
+      </w:r>
+      <w:r>
+        <w:t>% du cours.</w:t>
+      </w:r>
+      <w:r>
+        <w:t xml:space="preserve"> </w:t>
+      </w:r>
+    </w:p>
+    <w:p>
+      <w:pPr>
+        <w:jc w:val="both"/>
+      </w:pPr>
+      <w:r>
+        <w:t xml:space="preserve">L’objectif est de disperser les résultats en classe </w:t>
+      </w:r>
+      <w:r>
+        <w:t xml:space="preserve">pour avoir plus d’option que 0 ou 1 et ainsi se concentrer sur des hausses importantes pour la suite de notre projet de trading. </w:t>
+      </w:r>
+    </w:p>
+    <w:p/>
+    <w:p>
+      <w:pPr>
+        <w:rPr>
+          <w:sz w:val="28"/>
+          <w:szCs w:val="28"/>
+          <w:u w:val="single"/>
+        </w:rPr>
+      </w:pPr>
+      <w:r>
+        <w:rPr>
+          <w:sz w:val="28"/>
+          <w:szCs w:val="28"/>
+          <w:u w:val="single"/>
+        </w:rPr>
+        <w:t>Méthode de validation</w:t>
+      </w:r>
+    </w:p>
+    <w:p>
+      <w:pPr>
+        <w:jc w:val="both"/>
+      </w:pPr>
+      <w:r>
+        <w:t xml:space="preserve">Pour évaluer notre modèle, nous avons plusieurs indicateurs </w:t>
+      </w:r>
+      <w:r>
+        <w:t xml:space="preserve">à disposition. Le premier </w:t>
+      </w:r>
+      <w:r>
+        <w:t>est la précision du modèle</w:t>
+      </w:r>
+      <w:r>
+        <w:t xml:space="preserve">, c’est tout ce qui est bien prédit </w:t>
+      </w:r>
+      <w:r>
+        <w:t>peu</w:t>
+      </w:r>
+      <w:r>
+        <w:t xml:space="preserve"> importe </w:t>
+      </w:r>
+      <w:r>
+        <w:t>la classe divisée</w:t>
+      </w:r>
+      <w:r>
+        <w:t xml:space="preserve"> par </w:t>
+      </w:r>
+      <w:r>
+        <w:t>t</w:t>
+      </w:r>
+      <w:r>
+        <w:t>outes les prédictions</w:t>
+      </w:r>
+      <w:r>
+        <w:t xml:space="preserve">. </w:t>
+      </w:r>
+      <w:r>
+        <w:t xml:space="preserve">L’objectif est simple, le maximiser. </w:t>
+      </w:r>
+      <w:r>
+        <w:t xml:space="preserve">Ici, </w:t>
+      </w:r>
+      <w:r>
+        <w:t xml:space="preserve">la précision </w:t>
+      </w:r>
+      <w:r>
+        <w:t xml:space="preserve">donnée </w:t>
+      </w:r>
+      <w:r>
+        <w:t>du</w:t>
+      </w:r>
+      <w:r>
+        <w:t xml:space="preserve"> modèle </w:t>
+      </w:r>
+      <w:r>
+        <w:t xml:space="preserve">à ses limites </w:t>
+      </w:r>
+      <w:r>
+        <w:t xml:space="preserve">dû au fait que comme expliqué précédemment, le S&amp;P 500 </w:t>
+      </w:r>
+      <w:r>
+        <w:t xml:space="preserve">étant haussier </w:t>
+      </w:r>
+      <w:r>
+        <w:t>sur le long terme</w:t>
+      </w:r>
+      <w:r>
+        <w:t xml:space="preserve">, en </w:t>
+      </w:r>
+      <w:r>
+        <w:t xml:space="preserve">prédisant </w:t>
+      </w:r>
+      <w:r>
+        <w:t xml:space="preserve">que des hausses on aurait une bonne précision globale. Notre objectif est d’obtenir </w:t>
+      </w:r>
+      <w:r>
+        <w:t>une meilleure précision</w:t>
+      </w:r>
+      <w:r>
+        <w:t xml:space="preserve">, sinon autant l’acheter </w:t>
+      </w:r>
+      <w:r>
+        <w:t>et faire le marché.</w:t>
+      </w:r>
+    </w:p>
+    <w:p>
+      <w:pPr>
+        <w:jc w:val="both"/>
+      </w:pPr>
+      <w:r>
+        <w:t xml:space="preserve">Pour contrer l’effet </w:t>
+      </w:r>
+      <w:r>
+        <w:t>de la surreprésentation de la classe 1 (</w:t>
+      </w:r>
+      <w:r>
+        <w:t xml:space="preserve">compris </w:t>
+      </w:r>
+      <w:r>
+        <w:t xml:space="preserve">entre +- </w:t>
+      </w:r>
+      <w:r>
+        <w:t>x</w:t>
+      </w:r>
+      <w:r>
+        <w:t>%), il existe un</w:t>
+      </w:r>
+      <w:r>
+        <w:t>e</w:t>
+      </w:r>
+      <w:r>
+        <w:t xml:space="preserve"> </w:t>
+      </w:r>
+      <w:r>
+        <w:t>métrique</w:t>
+      </w:r>
+      <w:r>
+        <w:t xml:space="preserve"> qui permet de rééquilibrer </w:t>
+      </w:r>
+      <w:r>
+        <w:t>les classes</w:t>
+      </w:r>
+      <w:r>
+        <w:t xml:space="preserve"> et ainsi </w:t>
+      </w:r>
+      <w:r>
+        <w:t>donner une représentation plus fidèle de la précision du modèle.</w:t>
+      </w:r>
+      <w:r>
+        <w:t xml:space="preserve"> Comme nous avons 3 classes, on </w:t>
+      </w:r>
+      <w:r>
+        <w:t xml:space="preserve">a pour objectif d’atteindre un score de précision équilibré de plus de 33% </w:t>
+      </w:r>
+      <w:r>
+        <w:t>pour être meilleur que le hasard.</w:t>
+      </w:r>
+    </w:p>
+    <w:p>
+      <w:pPr>
+        <w:jc w:val="both"/>
+      </w:pPr>
+      <w:r>
+        <w:t xml:space="preserve">Le second indicateur, </w:t>
+      </w:r>
+      <w:r>
+        <w:t>est le F1 score, lui aussi donnée directement par le modèle</w:t>
+      </w:r>
+      <w:r>
+        <w:t xml:space="preserve">, </w:t>
+      </w:r>
+      <w:r>
+        <w:t xml:space="preserve">permet de mieux percevoir dans notre cas la qualité des prédictions. En effet, ce dernier </w:t>
+      </w:r>
+      <w:r>
+        <w:t xml:space="preserve">est </w:t>
+      </w:r>
+      <w:r>
+        <w:t xml:space="preserve">calculé comme ci-dessous </w:t>
+      </w:r>
+      <w:r>
+        <w:t xml:space="preserve">permet de mieux percevoir la </w:t>
+      </w:r>
+      <w:r>
+        <w:t>qualité</w:t>
+      </w:r>
+      <w:r>
+        <w:t xml:space="preserve"> </w:t>
+      </w:r>
+      <w:r>
+        <w:t>du modèle</w:t>
+      </w:r>
+      <w:r>
+        <w:t xml:space="preserve">. </w:t>
+      </w:r>
+      <w:r>
+        <w:t xml:space="preserve">C’est un indicateur largement utiliser pour évaluer les modèles </w:t>
+      </w:r>
+      <w:r>
+        <w:t>et témoigner de la performance.</w:t>
+      </w:r>
+    </w:p>
+    <w:p>
+      <w:pPr>
+        <w:jc w:val="both"/>
+      </w:pPr>
+      <w:r>
+        <w:t xml:space="preserve">De la même manière que pour la </w:t>
+      </w:r>
+      <w:r>
+        <w:t>précision</w:t>
+      </w:r>
+      <w:r>
+        <w:t>, nous avons aussi ajout</w:t>
+      </w:r>
+      <w:r>
+        <w:t>é</w:t>
+      </w:r>
+      <w:r>
+        <w:t xml:space="preserve"> le F1 score </w:t>
+      </w:r>
+      <w:r>
+        <w:t>ajust</w:t>
+      </w:r>
+      <w:r>
+        <w:t xml:space="preserve">é </w:t>
+      </w:r>
+      <w:r>
+        <w:t>pour considérer l</w:t>
+      </w:r>
+      <w:r>
+        <w:t>e déséquilibre des classes.</w:t>
+      </w:r>
+    </w:p>
+    <w:p>
+      <w:pPr>
+        <w:jc w:val="both"/>
+      </w:pPr>
+      <w:r>
+        <w:rPr>
+          <w:noProof/>
+        </w:rPr>
+        <w:lastRenderedPageBreak/>
+        <mc:AlternateContent>
+          <mc:Choice Requires="wpg">
+            <w:drawing>
+              <wp:anchor distT="0" distB="0" distL="114300" distR="114300" simplePos="0" relativeHeight="251658241" behindDoc="0" locked="0" layoutInCell="1" allowOverlap="1" wp14:anchorId="591220D0" wp14:editId="7FEF5757">
+                <wp:simplePos x="0" y="0"/>
+                <wp:positionH relativeFrom="column">
+                  <wp:posOffset>1061720</wp:posOffset>
+                </wp:positionH>
+                <wp:positionV relativeFrom="paragraph">
+                  <wp:posOffset>0</wp:posOffset>
+                </wp:positionV>
+                <wp:extent cx="3359150" cy="2229485"/>
+                <wp:effectExtent l="0" t="0" r="6350" b="5715"/>
+                <wp:wrapTopAndBottom/>
+                <wp:docPr id="1354573070" name="Groupe 8"/>
+                <wp:cNvGraphicFramePr/>
+                <a:graphic xmlns:a="http://schemas.openxmlformats.org/drawingml/2006/main">
+                  <a:graphicData uri="http://schemas.microsoft.com/office/word/2010/wordprocessingGroup">
+                    <wpg:wgp>
+                      <wpg:cNvGrpSpPr/>
+                      <wpg:grpSpPr>
+                        <a:xfrm>
+                          <a:off x="0" y="0"/>
+                          <a:ext cx="3359150" cy="2229485"/>
+                          <a:chOff x="0" y="0"/>
+                          <a:chExt cx="4991100" cy="3158455"/>
+                        </a:xfrm>
+                      </wpg:grpSpPr>
+                      <pic:pic xmlns:pic="http://schemas.openxmlformats.org/drawingml/2006/picture">
+                        <pic:nvPicPr>
+                          <pic:cNvPr id="1350361040" name="Image 5" descr="Une image contenant texte, Police, blanc, ligne&#10;&#10;Description générée automatiquement"/>
+                          <pic:cNvPicPr>
+                            <a:picLocks noChangeAspect="1"/>
+                          </pic:cNvPicPr>
+                        </pic:nvPicPr>
+                        <pic:blipFill>
+                          <a:blip r:embed="rId8">
+                            <a:extLst>
+                              <a:ext uri="{28A0092B-C50C-407E-A947-70E740481C1C}">
+                                <a14:useLocalDpi xmlns:a14="http://schemas.microsoft.com/office/drawing/2010/main" val="0"/>
+                              </a:ext>
+                            </a:extLst>
+                          </a:blip>
+                          <a:stretch>
+                            <a:fillRect/>
+                          </a:stretch>
+                        </pic:blipFill>
+                        <pic:spPr>
+                          <a:xfrm>
+                            <a:off x="0" y="2167855"/>
+                            <a:ext cx="4991100" cy="990600"/>
+                          </a:xfrm>
+                          <a:prstGeom prst="rect">
+                            <a:avLst/>
+                          </a:prstGeom>
+                          <a:ln>
+                            <a:noFill/>
+                          </a:ln>
+                        </pic:spPr>
+                      </pic:pic>
+                      <pic:pic xmlns:pic="http://schemas.openxmlformats.org/drawingml/2006/picture">
+                        <pic:nvPicPr>
+                          <pic:cNvPr id="1458752775" name="Image 7" descr="Une image contenant texte, Police, blanc, ligne&#10;&#10;Description générée automatiquement"/>
+                          <pic:cNvPicPr>
+                            <a:picLocks noChangeAspect="1"/>
+                          </pic:cNvPicPr>
+                        </pic:nvPicPr>
+                        <pic:blipFill>
+                          <a:blip r:embed="rId9">
+                            <a:extLst>
+                              <a:ext uri="{28A0092B-C50C-407E-A947-70E740481C1C}">
+                                <a14:useLocalDpi xmlns:a14="http://schemas.microsoft.com/office/drawing/2010/main" val="0"/>
+                              </a:ext>
+                            </a:extLst>
+                          </a:blip>
+                          <a:stretch>
+                            <a:fillRect/>
+                          </a:stretch>
+                        </pic:blipFill>
+                        <pic:spPr>
+                          <a:xfrm>
+                            <a:off x="0" y="1037690"/>
+                            <a:ext cx="4991100" cy="990600"/>
+                          </a:xfrm>
+                          <a:prstGeom prst="rect">
+                            <a:avLst/>
+                          </a:prstGeom>
+                          <a:ln>
+                            <a:noFill/>
+                          </a:ln>
+                        </pic:spPr>
+                      </pic:pic>
+                      <pic:pic xmlns:pic="http://schemas.openxmlformats.org/drawingml/2006/picture">
+                        <pic:nvPicPr>
+                          <pic:cNvPr id="1695400620" name="Image 6" descr="Une image contenant texte, Police, blanc, ligne&#10;&#10;Description générée automatiquement"/>
+                          <pic:cNvPicPr>
+                            <a:picLocks noChangeAspect="1"/>
+                          </pic:cNvPicPr>
+                        </pic:nvPicPr>
+                        <pic:blipFill>
+                          <a:blip r:embed="rId10">
+                            <a:extLst>
+                              <a:ext uri="{28A0092B-C50C-407E-A947-70E740481C1C}">
+                                <a14:useLocalDpi xmlns:a14="http://schemas.microsoft.com/office/drawing/2010/main" val="0"/>
+                              </a:ext>
+                            </a:extLst>
+                          </a:blip>
+                          <a:stretch>
+                            <a:fillRect/>
+                          </a:stretch>
+                        </pic:blipFill>
+                        <pic:spPr>
+                          <a:xfrm>
+                            <a:off x="0" y="0"/>
+                            <a:ext cx="4965700" cy="1016000"/>
+                          </a:xfrm>
+                          <a:prstGeom prst="rect">
+                            <a:avLst/>
+                          </a:prstGeom>
+                          <a:ln>
+                            <a:noFill/>
+                          </a:ln>
+                        </pic:spPr>
+                      </pic:pic>
+                    </wpg:wgp>
+                  </a:graphicData>
+                </a:graphic>
+                <wp14:sizeRelH relativeFrom="margin">
+                  <wp14:pctWidth>0</wp14:pctWidth>
+                </wp14:sizeRelH>
+                <wp14:sizeRelV relativeFrom="margin">
+                  <wp14:pctHeight>0</wp14:pctHeight>
+                </wp14:sizeRelV>
+              </wp:anchor>
+            </w:drawing>
+          </mc:Choice>
+          <mc:Fallback>
+            <w:pict>
+              <v:group w14:anchorId="6FF32E88" id="Groupe 8" o:spid="_x0000_s1026" style="position:absolute;margin-left:83.6pt;margin-top:0;width:264.5pt;height:175.55pt;z-index:251656193;mso-width-relative:margin;mso-height-relative:margin" coordsize="49911,31584" o:gfxdata="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">
+                <v:shape id="Image 5" o:spid="_x0000_s1027" type="#_x0000_t75" alt="Une image contenant texte, Police, blanc, ligne&#10;&#10;Description générée automatiquement" style="position:absolute;top:21678;width:49911;height:9906;visibility:visible;mso-wrap-style:square" o:gfxdata="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">
+                  <v:imagedata r:id="rId12" o:title="Une image contenant texte, Police, blanc, ligne&#10;&#10;Description générée automatiquement"/>
+                </v:shape>
+                <v:shape id="Image 7" o:spid="_x0000_s1028" type="#_x0000_t75" alt="Une image contenant texte, Police, blanc, ligne&#10;&#10;Description générée automatiquement" style="position:absolute;top:10376;width:49911;height:9906;visibility:visible;mso-wrap-style:square" o:gfxdata="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">
+                  <v:imagedata r:id="rId13" o:title="Une image contenant texte, Police, blanc, ligne&#10;&#10;Description générée automatiquement"/>
+                </v:shape>
+                <v:shape id="Image 6" o:spid="_x0000_s1029" type="#_x0000_t75" alt="Une image contenant texte, Police, blanc, ligne&#10;&#10;Description générée automatiquement" style="position:absolute;width:49657;height:10160;visibility:visible;mso-wrap-style:square" o:gfxdata="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">
+                  <v:imagedata r:id="rId14" o:title="Une image contenant texte, Police, blanc, ligne&#10;&#10;Description générée automatiquement"/>
+                </v:shape>
+                <w10:wrap type="topAndBottom"/>
+              </v:group>
+            </w:pict>
+          </mc:Fallback>
+        </mc:AlternateContent>
+      </w:r>
+    </w:p>
+    <w:p/>
+    <w:p>
+      <w:pPr>
+        <w:rPr>
+          <w:sz w:val="28"/>
+          <w:szCs w:val="28"/>
+          <w:u w:val="single"/>
+        </w:rPr>
+      </w:pPr>
+    </w:p>
+    <w:p>
+      <w:pPr>
+        <w:rPr>
+          <w:sz w:val="32"/>
+          <w:szCs w:val="32"/>
+          <w:u w:val="single"/>
+        </w:rPr>
+      </w:pPr>
+      <w:r>
+        <w:rPr>
+          <w:sz w:val="32"/>
+          <w:szCs w:val="32"/>
+          <w:u w:val="single"/>
+        </w:rPr>
+        <w:br w:type="page"/>
+      </w:r>
+    </w:p>
+    <w:p>
+      <w:pPr>
+        <w:rPr>
+          <w:sz w:val="32"/>
+          <w:szCs w:val="32"/>
+          <w:u w:val="single"/>
+        </w:rPr>
+      </w:pPr>
+      <w:r>
+        <w:rPr>
+          <w:sz w:val="32"/>
+          <w:szCs w:val="32"/>
+          <w:u w:val="single"/>
+        </w:rPr>
+        <w:lastRenderedPageBreak/>
+        <w:t>Cheminement</w:t>
+      </w:r>
+      <w:r>
+        <w:rPr>
+          <w:sz w:val="32"/>
+          <w:szCs w:val="32"/>
+          <w:u w:val="single"/>
+        </w:rPr>
+        <w:t xml:space="preserve"> </w:t>
+      </w:r>
+      <w:r>
+        <w:rPr>
+          <w:sz w:val="32"/>
+          <w:szCs w:val="32"/>
+          <w:u w:val="single"/>
+        </w:rPr>
+        <w:t>(récapitulatif synthétique)</w:t>
+      </w:r>
+    </w:p>
+    <w:p>
+      <w:pPr>
+        <w:numPr>
+          <w:ilvl w:val="0"/>
+          <w:numId w:val="3"/>
+        </w:numPr>
+      </w:pPr>
+      <w:r>
+        <w:rPr>
+          <w:b/>
+          <w:bCs/>
+        </w:rPr>
+        <w:t>Démarrage : LSTM binaire</w:t>
+      </w:r>
+    </w:p>
+    <w:p>
+      <w:pPr>
+        <w:numPr>
+          <w:ilvl w:val="1"/>
+          <w:numId w:val="3"/>
+        </w:numPr>
+      </w:pPr>
+      <w:r>
+        <w:t>Classe 1 = hausse; classe 0 sinon.</w:t>
+      </w:r>
+    </w:p>
+    <w:p>
+      <w:pPr>
+        <w:numPr>
+          <w:ilvl w:val="1"/>
+          <w:numId w:val="3"/>
+        </w:numPr>
+      </w:pPr>
+      <w:proofErr w:type="spellStart"/>
+      <w:r>
+        <w:t>Early</w:t>
+      </w:r>
+      <w:proofErr w:type="spellEnd"/>
+      <w:r>
+        <w:t xml:space="preserve"> </w:t>
+      </w:r>
+      <w:proofErr w:type="spellStart"/>
+      <w:r>
+        <w:t>Stopping</w:t>
+      </w:r>
+      <w:proofErr w:type="spellEnd"/>
+      <w:r>
+        <w:t xml:space="preserve"> ajouté.</w:t>
+      </w:r>
+    </w:p>
+    <w:p>
+      <w:pPr>
+        <w:numPr>
+          <w:ilvl w:val="1"/>
+          <w:numId w:val="3"/>
+        </w:numPr>
+      </w:pPr>
+      <w:r>
+        <w:t>Observation d’un f</w:t>
+      </w:r>
+      <w:r>
+        <w:t>ort déséquilibre : la classe « hausse » domine, faussant les métriques</w:t>
+      </w:r>
+      <w:r>
+        <w:t xml:space="preserve"> car le </w:t>
+      </w:r>
+      <w:r>
+        <w:t>S&amp;P500 à une tendance haussière globale.</w:t>
+      </w:r>
+    </w:p>
+    <w:p>
+      <w:pPr>
+        <w:numPr>
+          <w:ilvl w:val="0"/>
+          <w:numId w:val="3"/>
+        </w:numPr>
+      </w:pPr>
+      <w:r>
+        <w:rPr>
+          <w:b/>
+          <w:bCs/>
+        </w:rPr>
+        <w:t>Premières tentatives d’amélioration</w:t>
+      </w:r>
+    </w:p>
+    <w:p>
+      <w:pPr>
+        <w:numPr>
+          <w:ilvl w:val="1"/>
+          <w:numId w:val="3"/>
+        </w:numPr>
+      </w:pPr>
+      <w:r>
+        <w:t>Ajout de b</w:t>
+      </w:r>
+      <w:r>
+        <w:t>ruit artificiel, modèle plus profond, changement de cible, sous-échantillonnage.</w:t>
+      </w:r>
+    </w:p>
+    <w:p>
+      <w:pPr>
+        <w:numPr>
+          <w:ilvl w:val="1"/>
+          <w:numId w:val="3"/>
+        </w:numPr>
+      </w:pPr>
+      <w:r>
+        <w:t>Intégration rapide d’un back-</w:t>
+      </w:r>
+      <w:proofErr w:type="spellStart"/>
+      <w:r>
+        <w:t>testing</w:t>
+      </w:r>
+      <w:proofErr w:type="spellEnd"/>
+      <w:r>
+        <w:t xml:space="preserve"> (peu concluant à ce stade).</w:t>
+      </w:r>
+    </w:p>
+    <w:p>
+      <w:pPr>
+        <w:numPr>
+          <w:ilvl w:val="0"/>
+          <w:numId w:val="3"/>
+        </w:numPr>
+      </w:pPr>
+      <w:r>
+        <w:rPr>
+          <w:b/>
+          <w:bCs/>
+        </w:rPr>
+        <w:t>Passage au multi-classe (3 puis 5 classes)</w:t>
+      </w:r>
+    </w:p>
+    <w:p>
+      <w:pPr>
+        <w:numPr>
+          <w:ilvl w:val="1"/>
+          <w:numId w:val="3"/>
+        </w:numPr>
+      </w:pPr>
+      <w:r>
+        <w:t>3 classes : baisse 0 / neutre 1 / hausse 2.</w:t>
+      </w:r>
+    </w:p>
+    <w:p>
+      <w:pPr>
+        <w:numPr>
+          <w:ilvl w:val="1"/>
+          <w:numId w:val="3"/>
+        </w:numPr>
+      </w:pPr>
+      <w:r>
+        <w:t>Résultats aléatoires (&lt; 0,33) malgré pondération des classes et ajustement des seuils ; seuils devenus peu pertinents financièrement.</w:t>
+      </w:r>
+    </w:p>
+    <w:p>
+      <w:pPr>
+        <w:numPr>
+          <w:ilvl w:val="1"/>
+          <w:numId w:val="3"/>
+        </w:numPr>
+      </w:pPr>
+      <w:r>
+        <w:t>Tentative à 5 classes → données trop clairsemées.</w:t>
+      </w:r>
+    </w:p>
+    <w:p>
+      <w:pPr>
+        <w:numPr>
+          <w:ilvl w:val="0"/>
+          <w:numId w:val="3"/>
+        </w:numPr>
+      </w:pPr>
+      <w:r>
+        <w:rPr>
+          <w:b/>
+          <w:bCs/>
+        </w:rPr>
+        <w:t>Refonte complète (pipeline o3)</w:t>
+      </w:r>
+      <w:r>
+        <w:rPr>
+          <w:b/>
+          <w:bCs/>
+        </w:rPr>
+        <w:t xml:space="preserve"> et retour à 3 classes</w:t>
+      </w:r>
+    </w:p>
+    <w:p>
+      <w:pPr>
+        <w:numPr>
+          <w:ilvl w:val="1"/>
+          <w:numId w:val="3"/>
+        </w:numPr>
+      </w:pPr>
+      <w:proofErr w:type="spellStart"/>
+      <w:r>
+        <w:t>Jitter</w:t>
+      </w:r>
+      <w:proofErr w:type="spellEnd"/>
+      <w:r>
+        <w:t xml:space="preserve">, buffer, </w:t>
+      </w:r>
+      <w:proofErr w:type="spellStart"/>
+      <w:r>
+        <w:t>purged</w:t>
+      </w:r>
+      <w:proofErr w:type="spellEnd"/>
+      <w:r>
+        <w:t xml:space="preserve"> </w:t>
+      </w:r>
+      <w:proofErr w:type="spellStart"/>
+      <w:r>
+        <w:t>walk-forward</w:t>
+      </w:r>
+      <w:proofErr w:type="spellEnd"/>
+      <w:r>
+        <w:t>, quantiles recalculés par fenêtre → très mauvais scores.</w:t>
+      </w:r>
+    </w:p>
+    <w:p>
+      <w:pPr>
+        <w:numPr>
+          <w:ilvl w:val="1"/>
+          <w:numId w:val="3"/>
+        </w:numPr>
+      </w:pPr>
+      <w:r>
+        <w:t>Sélection de variables + seuils adaptatifs puis fixation sur la médiane (-0,0055 / +0,0107).</w:t>
+      </w:r>
+    </w:p>
+    <w:p>
+      <w:pPr>
+        <w:numPr>
+          <w:ilvl w:val="0"/>
+          <w:numId w:val="3"/>
+        </w:numPr>
+      </w:pPr>
+      <w:r>
+        <w:rPr>
+          <w:b/>
+          <w:bCs/>
+        </w:rPr>
+        <w:t>Complexification excessive</w:t>
+      </w:r>
+    </w:p>
+    <w:p>
+      <w:pPr>
+        <w:numPr>
+          <w:ilvl w:val="1"/>
+          <w:numId w:val="3"/>
+        </w:numPr>
+      </w:pPr>
+      <w:r>
+        <w:t>Complexification du modèle car sous-apprentissage</w:t>
+      </w:r>
+    </w:p>
+    <w:p>
+      <w:pPr>
+        <w:numPr>
+          <w:ilvl w:val="1"/>
+          <w:numId w:val="3"/>
+        </w:numPr>
+      </w:pPr>
+      <w:r>
+        <w:t>R</w:t>
+      </w:r>
+      <w:r>
+        <w:t xml:space="preserve">éajustement des </w:t>
+      </w:r>
+      <w:proofErr w:type="spellStart"/>
+      <w:r>
+        <w:t>epochs</w:t>
+      </w:r>
+      <w:proofErr w:type="spellEnd"/>
+      <w:r>
+        <w:t xml:space="preserve"> pour avoir un </w:t>
+      </w:r>
+      <w:proofErr w:type="spellStart"/>
+      <w:r>
+        <w:t>Early</w:t>
+      </w:r>
+      <w:proofErr w:type="spellEnd"/>
+      <w:r>
+        <w:t xml:space="preserve"> </w:t>
+      </w:r>
+      <w:proofErr w:type="spellStart"/>
+      <w:r>
+        <w:t>Stopping</w:t>
+      </w:r>
+      <w:proofErr w:type="spellEnd"/>
+      <w:r>
+        <w:t xml:space="preserve"> effectif</w:t>
+      </w:r>
+    </w:p>
+    <w:p>
+      <w:pPr>
+        <w:numPr>
+          <w:ilvl w:val="0"/>
+          <w:numId w:val="3"/>
+        </w:numPr>
+        <w:rPr>
+          <w:b/>
+          <w:bCs/>
+        </w:rPr>
+      </w:pPr>
+      <w:r>
+        <w:rPr>
+          <w:b/>
+          <w:bCs/>
+        </w:rPr>
+        <w:t>Remise à</w:t>
+      </w:r>
+      <w:r>
+        <w:rPr>
+          <w:b/>
+          <w:bCs/>
+        </w:rPr>
+        <w:t xml:space="preserve"> </w:t>
+      </w:r>
+      <w:proofErr w:type="spellStart"/>
+      <w:r>
+        <w:rPr>
+          <w:b/>
+          <w:bCs/>
+        </w:rPr>
+        <w:t>zero</w:t>
+      </w:r>
+      <w:proofErr w:type="spellEnd"/>
+    </w:p>
+    <w:p>
+      <w:pPr>
+        <w:numPr>
+          <w:ilvl w:val="1"/>
+          <w:numId w:val="3"/>
+        </w:numPr>
+      </w:pPr>
+      <w:r>
+        <w:t xml:space="preserve">Reprise </w:t>
+      </w:r>
+      <w:proofErr w:type="spellStart"/>
+      <w:r>
+        <w:t>from</w:t>
+      </w:r>
+      <w:proofErr w:type="spellEnd"/>
+      <w:r>
+        <w:t xml:space="preserve">-scratch : étude de la corrélation des </w:t>
+      </w:r>
+      <w:proofErr w:type="spellStart"/>
+      <w:r>
+        <w:t>features</w:t>
+      </w:r>
+      <w:proofErr w:type="spellEnd"/>
+      <w:r>
+        <w:t xml:space="preserve"> avec </w:t>
+      </w:r>
+      <w:proofErr w:type="spellStart"/>
+      <w:r>
+        <w:rPr>
+          <w:i/>
+          <w:iCs/>
+        </w:rPr>
+        <w:t>ret_future</w:t>
+      </w:r>
+      <w:proofErr w:type="spellEnd"/>
+      <w:r>
+        <w:t xml:space="preserve"> selon la valeur de PRED_HORIZON</w:t>
+      </w:r>
+    </w:p>
+    <w:p>
+      <w:pPr>
+        <w:numPr>
+          <w:ilvl w:val="0"/>
+          <w:numId w:val="3"/>
+        </w:numPr>
+      </w:pPr>
+      <w:r>
+        <w:rPr>
+          <w:b/>
+          <w:bCs/>
+        </w:rPr>
+        <w:t xml:space="preserve">Brève parenthèse </w:t>
+      </w:r>
+      <w:proofErr w:type="spellStart"/>
+      <w:r>
+        <w:rPr>
+          <w:b/>
+          <w:bCs/>
+        </w:rPr>
+        <w:t>XGBoost</w:t>
+      </w:r>
+      <w:proofErr w:type="spellEnd"/>
+    </w:p>
+    <w:p>
+      <w:pPr>
+        <w:numPr>
+          <w:ilvl w:val="1"/>
+          <w:numId w:val="3"/>
+        </w:numPr>
+      </w:pPr>
+      <w:r>
+        <w:t>Plusieurs recherches d’</w:t>
+      </w:r>
+      <w:proofErr w:type="spellStart"/>
+      <w:r>
+        <w:t>hyper-paramètres</w:t>
+      </w:r>
+      <w:proofErr w:type="spellEnd"/>
+      <w:r>
+        <w:t>.</w:t>
+      </w:r>
+    </w:p>
+    <w:p>
+      <w:pPr>
+        <w:numPr>
+          <w:ilvl w:val="1"/>
+          <w:numId w:val="3"/>
+        </w:numPr>
+      </w:pPr>
+      <w:r>
+        <w:t xml:space="preserve">Meilleure </w:t>
+      </w:r>
+      <w:proofErr w:type="spellStart"/>
+      <w:r>
+        <w:t>accuracy</w:t>
+      </w:r>
+      <w:proofErr w:type="spellEnd"/>
+      <w:r>
+        <w:t xml:space="preserve"> CV ≈ 0,53 ; </w:t>
+      </w:r>
+      <w:proofErr w:type="spellStart"/>
+      <w:r>
+        <w:t>hold</w:t>
+      </w:r>
+      <w:proofErr w:type="spellEnd"/>
+      <w:r>
+        <w:t>-out ≤ 0,20 → écart important, abandon.</w:t>
+      </w:r>
+    </w:p>
+    <w:p>
+      <w:pPr>
+        <w:numPr>
+          <w:ilvl w:val="0"/>
+          <w:numId w:val="3"/>
+        </w:numPr>
+      </w:pPr>
+      <w:r>
+        <w:rPr>
+          <w:b/>
+          <w:bCs/>
+        </w:rPr>
+        <w:lastRenderedPageBreak/>
+        <w:t>Gestion des probabilités et validation croisée</w:t>
+      </w:r>
+    </w:p>
+    <w:p>
+      <w:pPr>
+        <w:numPr>
+          <w:ilvl w:val="1"/>
+          <w:numId w:val="3"/>
+        </w:numPr>
+      </w:pPr>
+      <w:r>
+        <w:t>Règle neutre par défaut si les probabilités sont quasi égales (seuil décroissant de 0,20 à 0,05).</w:t>
+      </w:r>
+    </w:p>
+    <w:p>
+      <w:pPr>
+        <w:numPr>
+          <w:ilvl w:val="1"/>
+          <w:numId w:val="3"/>
+        </w:numPr>
+      </w:pPr>
+      <w:r>
+        <w:t>Mise en place d’une C</w:t>
+      </w:r>
+      <w:r>
+        <w:t xml:space="preserve">ross Validation </w:t>
+      </w:r>
+      <w:r>
+        <w:t xml:space="preserve">: </w:t>
+      </w:r>
+      <w:proofErr w:type="spellStart"/>
+      <w:r>
+        <w:t>accuracy</w:t>
+      </w:r>
+      <w:proofErr w:type="spellEnd"/>
+      <w:r>
+        <w:t xml:space="preserve"> moyenne ≈ 0,63 ; F1-macro ≈ 0,39.</w:t>
+      </w:r>
+    </w:p>
+    <w:p>
+      <w:pPr>
+        <w:numPr>
+          <w:ilvl w:val="1"/>
+          <w:numId w:val="3"/>
+        </w:numPr>
+      </w:pPr>
+      <w:r>
+        <w:t xml:space="preserve">Prévention des fuites : standardisation et </w:t>
+      </w:r>
+      <w:proofErr w:type="spellStart"/>
+      <w:r>
+        <w:t>feature</w:t>
+      </w:r>
+      <w:proofErr w:type="spellEnd"/>
+      <w:r>
+        <w:t xml:space="preserve"> </w:t>
+      </w:r>
+      <w:proofErr w:type="spellStart"/>
+      <w:r>
+        <w:t>selection</w:t>
+      </w:r>
+      <w:proofErr w:type="spellEnd"/>
+      <w:r>
+        <w:t xml:space="preserve"> faites uniquement sur train/val.</w:t>
+      </w:r>
+    </w:p>
+    <w:p>
+      <w:pPr>
+        <w:numPr>
+          <w:ilvl w:val="0"/>
+          <w:numId w:val="3"/>
+        </w:numPr>
+      </w:pPr>
+      <w:r>
+        <w:rPr>
+          <w:b/>
+          <w:bCs/>
+        </w:rPr>
+        <w:t>Déséquilibre des classes</w:t>
+      </w:r>
+    </w:p>
+    <w:p>
+      <w:pPr>
+        <w:numPr>
+          <w:ilvl w:val="1"/>
+          <w:numId w:val="3"/>
+        </w:numPr>
+      </w:pPr>
+      <w:r>
+        <w:t>Ancien PRED_HORIZON = 30 jours, seuils ±5 % → neutres ≈ 70 %.</w:t>
+      </w:r>
+    </w:p>
+    <w:p>
+      <w:pPr>
+        <w:numPr>
+          <w:ilvl w:val="1"/>
+          <w:numId w:val="3"/>
+        </w:numPr>
+      </w:pPr>
+      <w:r>
+        <w:t>Nouvel PRED_HORIZON = 7 jours, seuils ±2 % → neutres ≈ 65 %, meilleur équilibre.</w:t>
+      </w:r>
+    </w:p>
+    <w:p>
+      <w:pPr>
+        <w:numPr>
+          <w:ilvl w:val="0"/>
+          <w:numId w:val="3"/>
+        </w:numPr>
+      </w:pPr>
+      <w:r>
+        <w:rPr>
+          <w:b/>
+          <w:bCs/>
+        </w:rPr>
+        <w:t>Stratégies pour les classes minoritaires</w:t>
+      </w:r>
+    </w:p>
+    <w:p>
+      <w:pPr>
+        <w:numPr>
+          <w:ilvl w:val="1"/>
+          <w:numId w:val="3"/>
+        </w:numPr>
+      </w:pPr>
+      <w:r>
+        <w:t xml:space="preserve">Tests </w:t>
+      </w:r>
+      <w:r>
+        <w:t xml:space="preserve">avec </w:t>
+      </w:r>
+      <w:r>
+        <w:t xml:space="preserve">class </w:t>
+      </w:r>
+      <w:proofErr w:type="spellStart"/>
+      <w:r>
+        <w:t>weights</w:t>
+      </w:r>
+      <w:proofErr w:type="spellEnd"/>
+      <w:r>
+        <w:t xml:space="preserve"> → insuffisants.</w:t>
+      </w:r>
+    </w:p>
+    <w:p>
+      <w:pPr>
+        <w:numPr>
+          <w:ilvl w:val="1"/>
+          <w:numId w:val="3"/>
+        </w:numPr>
+      </w:pPr>
+      <w:r>
+        <w:t xml:space="preserve">Adoption de la focal </w:t>
+      </w:r>
+      <w:proofErr w:type="spellStart"/>
+      <w:r>
+        <w:t>loss</w:t>
+      </w:r>
+      <w:proofErr w:type="spellEnd"/>
+      <w:r>
+        <w:t xml:space="preserve"> (γ variable) ; perte plus sévère sur les classes rares</w:t>
+      </w:r>
+    </w:p>
+    <w:p>
+      <w:pPr>
+        <w:numPr>
+          <w:ilvl w:val="1"/>
+          <w:numId w:val="3"/>
+        </w:numPr>
+      </w:pPr>
+      <w:r>
+        <w:t>M</w:t>
+      </w:r>
+      <w:r>
+        <w:t xml:space="preserve">odèle </w:t>
+      </w:r>
+      <w:r>
+        <w:t xml:space="preserve">reste sensible au déséquilibre et donc </w:t>
+      </w:r>
+      <w:r>
+        <w:t xml:space="preserve">sensible </w:t>
+      </w:r>
+      <w:r>
+        <w:t>au gamma</w:t>
+      </w:r>
+      <w:r>
+        <w:t>.</w:t>
+      </w:r>
+    </w:p>
+    <w:p>
+      <w:pPr>
+        <w:numPr>
+          <w:ilvl w:val="0"/>
+          <w:numId w:val="3"/>
+        </w:numPr>
+      </w:pPr>
+      <w:r>
+        <w:rPr>
+          <w:b/>
+          <w:bCs/>
+        </w:rPr>
+        <w:t>Sur-échantillonnage temporel</w:t>
+      </w:r>
+    </w:p>
+    <w:p>
+      <w:pPr>
+        <w:numPr>
+          <w:ilvl w:val="1"/>
+          <w:numId w:val="3"/>
+        </w:numPr>
+      </w:pPr>
+      <w:r>
+        <w:t>Exploration T-SMOTE (non disponible en lib).</w:t>
+      </w:r>
+    </w:p>
+    <w:p>
+      <w:pPr>
+        <w:numPr>
+          <w:ilvl w:val="1"/>
+          <w:numId w:val="3"/>
+        </w:numPr>
+      </w:pPr>
+      <w:proofErr w:type="spellStart"/>
+      <w:r>
+        <w:t>RandomOverSampler</w:t>
+      </w:r>
+      <w:proofErr w:type="spellEnd"/>
+      <w:r>
+        <w:t xml:space="preserve"> retenu (F1-macro</w:t>
+      </w:r>
+      <w:r>
+        <w:t xml:space="preserve"> sensiblement meilleur</w:t>
+      </w:r>
+      <w:r>
+        <w:t xml:space="preserve"> que SMOTE).</w:t>
+      </w:r>
+    </w:p>
+    <w:p>
+      <w:pPr>
+        <w:numPr>
+          <w:ilvl w:val="0"/>
+          <w:numId w:val="3"/>
+        </w:numPr>
+      </w:pPr>
+      <w:r>
+        <w:rPr>
+          <w:b/>
+          <w:bCs/>
+        </w:rPr>
+        <w:t>Fine-tuning</w:t>
+      </w:r>
+    </w:p>
+    <w:p>
+      <w:pPr>
+        <w:numPr>
+          <w:ilvl w:val="1"/>
+          <w:numId w:val="3"/>
+        </w:numPr>
+      </w:pPr>
+      <w:r>
+        <w:t xml:space="preserve">Fine-tuning </w:t>
+      </w:r>
+      <w:r>
+        <w:t>avec</w:t>
+      </w:r>
+      <w:r>
+        <w:t xml:space="preserve"> combinaison focal </w:t>
+      </w:r>
+      <w:proofErr w:type="spellStart"/>
+      <w:r>
+        <w:t>loss</w:t>
+      </w:r>
+      <w:proofErr w:type="spellEnd"/>
+      <w:r>
+        <w:t xml:space="preserve"> + </w:t>
+      </w:r>
+      <w:proofErr w:type="spellStart"/>
+      <w:r>
+        <w:t>oversampling</w:t>
+      </w:r>
+      <w:proofErr w:type="spellEnd"/>
+    </w:p>
+    <w:p>
+      <w:pPr>
+        <w:rPr>
+          <w:sz w:val="32"/>
+          <w:szCs w:val="32"/>
+          <w:u w:val="single"/>
+        </w:rPr>
+      </w:pPr>
+    </w:p>
+    <w:p>
+      <w:pPr>
+        <w:rPr>
+          <w:sz w:val="32"/>
+          <w:szCs w:val="32"/>
+          <w:u w:val="single"/>
+        </w:rPr>
+      </w:pPr>
+    </w:p>
+    <w:p>
+      <w:pPr>
+        <w:rPr>
+          <w:sz w:val="32"/>
+          <w:szCs w:val="32"/>
+          <w:u w:val="single"/>
+        </w:rPr>
+      </w:pPr>
+      <w:r>
+        <w:rPr>
+          <w:sz w:val="32"/>
+          <w:szCs w:val="32"/>
+          <w:u w:val="single"/>
+        </w:rPr>
+        <w:br w:type="page"/>
+      </w:r>
+    </w:p>
+    <w:p>
+      <w:pPr>
+        <w:rPr>
+          <w:sz w:val="32"/>
+          <w:szCs w:val="32"/>
+          <w:u w:val="single"/>
+        </w:rPr>
+      </w:pPr>
+      <w:r>
+        <w:rPr>
+          <w:sz w:val="32"/>
+          <w:szCs w:val="32"/>
+          <w:u w:val="single"/>
+        </w:rPr>
+        <w:lastRenderedPageBreak/>
+        <w:t>Exposition des points clés</w:t>
+      </w:r>
+      <w:r>
+        <w:rPr>
+          <w:sz w:val="32"/>
+          <w:szCs w:val="32"/>
+          <w:u w:val="single"/>
+        </w:rPr>
+        <w:t xml:space="preserve"> et des choix associés</w:t>
+      </w:r>
+    </w:p>
+    <w:p>
+      <w:pPr>
+        <w:rPr>
+          <w:u w:val="single"/>
+        </w:rPr>
+      </w:pPr>
+      <w:proofErr w:type="spellStart"/>
+      <w:r>
+        <w:rPr>
+          <w:u w:val="single"/>
+        </w:rPr>
+        <w:t>Feature</w:t>
+      </w:r>
+      <w:proofErr w:type="spellEnd"/>
+      <w:r>
+        <w:rPr>
+          <w:u w:val="single"/>
+        </w:rPr>
+        <w:t xml:space="preserve"> </w:t>
+      </w:r>
+      <w:proofErr w:type="spellStart"/>
+      <w:r>
+        <w:rPr>
+          <w:u w:val="single"/>
+        </w:rPr>
+        <w:t>selection</w:t>
+      </w:r>
+      <w:proofErr w:type="spellEnd"/>
+    </w:p>
+    <w:p>
+      <w:pPr>
+        <w:jc w:val="both"/>
+      </w:pPr>
+      <w:r>
+        <w:t xml:space="preserve">Nous avons souhaité faire de la </w:t>
+      </w:r>
+      <w:proofErr w:type="spellStart"/>
+      <w:r>
+        <w:t>selection</w:t>
+      </w:r>
+      <w:proofErr w:type="spellEnd"/>
+      <w:r>
+        <w:t xml:space="preserve"> de </w:t>
+      </w:r>
+      <w:proofErr w:type="spellStart"/>
+      <w:r>
+        <w:t>feature</w:t>
+      </w:r>
+      <w:proofErr w:type="spellEnd"/>
+      <w:r>
+        <w:t xml:space="preserve"> pour éviter de surcharger notre modèle avec des données inutiles. En effet, notre base de données comporte </w:t>
+      </w:r>
+      <w:r>
+        <w:t xml:space="preserve">70 variables </w:t>
+      </w:r>
+      <w:r>
+        <w:t>comportant des données macro ou micro économique et des indicateurs techniques allant du t</w:t>
+      </w:r>
+      <w:r>
+        <w:t xml:space="preserve">aux d’emploi américain </w:t>
+      </w:r>
+      <w:r>
+        <w:t xml:space="preserve">à l’indicateur </w:t>
+      </w:r>
+      <w:proofErr w:type="spellStart"/>
+      <w:r>
+        <w:t>ichimoku</w:t>
+      </w:r>
+      <w:proofErr w:type="spellEnd"/>
+      <w:r>
+        <w:t xml:space="preserve"> et nous ne pouv</w:t>
+      </w:r>
+      <w:r>
+        <w:t>i</w:t>
+      </w:r>
+      <w:r>
+        <w:t xml:space="preserve">ons pas </w:t>
+      </w:r>
+      <w:r>
+        <w:t>vraiment savoir lesquelles pourraient être les plus pertinentes.</w:t>
+      </w:r>
+    </w:p>
+    <w:p>
+      <w:pPr>
+        <w:jc w:val="both"/>
+      </w:pPr>
+      <w:r>
+        <w:t xml:space="preserve">Pour réaliser notre sélection de </w:t>
+      </w:r>
+      <w:proofErr w:type="spellStart"/>
+      <w:r>
+        <w:t>features</w:t>
+      </w:r>
+      <w:proofErr w:type="spellEnd"/>
+      <w:r>
+        <w:t xml:space="preserve">, </w:t>
+      </w:r>
+      <w:r>
+        <w:t>n</w:t>
+      </w:r>
+      <w:r>
+        <w:t>ous avons d'abord utilisé des méthodes classiques de réduction de dimension comme PCA, qui permettent de simplifier le jeu de données, même si cela ne correspond pas à une sélection directe des variables d’origine.</w:t>
+      </w:r>
+      <w:r>
+        <w:t xml:space="preserve"> </w:t>
+      </w:r>
+      <w:r>
+        <w:t xml:space="preserve">Puis, </w:t>
+      </w:r>
+      <w:r>
+        <w:t>nous nous sommes ensuite tournés vers une méthode plus récente et plus explicite : SHAP</w:t>
+      </w:r>
+      <w:r>
+        <w:t xml:space="preserve">. </w:t>
+      </w:r>
+      <w:r>
+        <w:t>Cette méthode</w:t>
+      </w:r>
+      <w:r>
+        <w:t xml:space="preserve"> permet d’estimer l’impact de chaque variable sur la prédiction du modèle. Contrairement au PCA, </w:t>
+      </w:r>
+      <w:r>
+        <w:t>elle</w:t>
+      </w:r>
+      <w:r>
+        <w:t xml:space="preserve"> conserve l’interprétabilité des variables d’origine et nous a permis d’identifier celles qui contribuaient le plus (ou le moins) à la performance du modèle.</w:t>
+      </w:r>
+    </w:p>
+    <w:p>
+      <w:pPr>
+        <w:jc w:val="both"/>
+      </w:pPr>
+    </w:p>
+    <w:p>
+      <w:pPr>
+        <w:jc w:val="both"/>
+        <w:rPr>
+          <w:u w:val="single"/>
+        </w:rPr>
+      </w:pPr>
+      <w:r>
+        <w:rPr>
+          <w:u w:val="single"/>
+        </w:rPr>
+        <w:t>Choix des classes</w:t>
+      </w:r>
+    </w:p>
+    <w:p>
+      <w:pPr>
+        <w:jc w:val="both"/>
+      </w:pPr>
+      <w:r>
+        <w:t xml:space="preserve">Le choix des classes </w:t>
+      </w:r>
+      <w:r>
+        <w:t xml:space="preserve">pouvait paraitre peu signifiant à première </w:t>
+      </w:r>
+      <w:r>
+        <w:t>vue</w:t>
+      </w:r>
+      <w:r>
+        <w:t xml:space="preserve"> mais c’est finalement ce qui nous a posé le plus de problème</w:t>
+      </w:r>
+      <w:r>
+        <w:t xml:space="preserve">. </w:t>
+      </w:r>
+    </w:p>
+    <w:p>
+      <w:pPr>
+        <w:jc w:val="both"/>
+      </w:pPr>
+      <w:r>
+        <w:t>Premièrement, nous avions commencé avec un</w:t>
+      </w:r>
+      <w:r>
+        <w:t>e classification binaire</w:t>
+      </w:r>
+      <w:r>
+        <w:t> : hausse (1) si sup</w:t>
+      </w:r>
+      <w:r>
+        <w:t>érieur à un seuil, sinon (0)</w:t>
+      </w:r>
+      <w:r>
+        <w:t xml:space="preserve">. Nous avons rapidement vu </w:t>
+      </w:r>
+      <w:r>
+        <w:t>que le modèle ne faisait que prédire une hausse étant donné que le S&amp;P500 à tendance global à la hausse</w:t>
+      </w:r>
+      <w:r>
+        <w:t>.</w:t>
+      </w:r>
+      <w:r>
+        <w:t xml:space="preserve"> Nous sommes donc passé </w:t>
+      </w:r>
+      <w:r>
+        <w:t>sur une classification à 3 classes</w:t>
+      </w:r>
+      <w:r>
+        <w:t xml:space="preserve"> : </w:t>
+      </w:r>
+      <w:r>
+        <w:t>baisse (0), neutre (1), hausse (2) en utilisant</w:t>
+      </w:r>
+      <w:r>
+        <w:t xml:space="preserve"> un seuil inférieur pour la baisse et </w:t>
+      </w:r>
+      <w:r>
+        <w:t xml:space="preserve">un seuil à la hausse pour la hausse et </w:t>
+      </w:r>
+      <w:r>
+        <w:t>l’entre deux pour le neutre.</w:t>
+      </w:r>
+    </w:p>
+    <w:p>
+      <w:pPr>
+        <w:jc w:val="both"/>
+      </w:pPr>
+      <w:r>
+        <w:t xml:space="preserve">Durant nos tests, nous avons aussi tenté </w:t>
+      </w:r>
+      <w:r>
+        <w:t>une classification à 5 classes avec : forte baisse (0), baisse (1), neutre (</w:t>
+      </w:r>
+      <w:r>
+        <w:t xml:space="preserve">2), hausse (3), forte hausse (4). </w:t>
+      </w:r>
+      <w:r>
+        <w:t xml:space="preserve">Cette approche </w:t>
+      </w:r>
+      <w:r>
+        <w:t>s</w:t>
+      </w:r>
+      <w:r>
+        <w:t xml:space="preserve">’est faite dans l’optique d’obtenir </w:t>
+      </w:r>
+      <w:r>
+        <w:t>des informations plus pertinentes</w:t>
+      </w:r>
+      <w:r>
+        <w:t xml:space="preserve"> pour le trading qu’une simple baisse ou hausse. Malheureusement</w:t>
+      </w:r>
+      <w:r>
+        <w:t xml:space="preserve">, comme un fort déséquilibre est déjà présent pour 3 classes, </w:t>
+      </w:r>
+      <w:r>
+        <w:t>ce problème c’est aggravé et nous n’avons donc pas continué avec.</w:t>
+      </w:r>
+    </w:p>
+    <w:p>
+      <w:pPr>
+        <w:jc w:val="both"/>
+      </w:pPr>
+      <w:r>
+        <w:t xml:space="preserve">Le nombre de classe étant fixé, </w:t>
+      </w:r>
+      <w:r>
+        <w:t xml:space="preserve">il fallait </w:t>
+      </w:r>
+      <w:r>
+        <w:t>trouver</w:t>
+      </w:r>
+      <w:r>
+        <w:t xml:space="preserve"> un moyen de résoudre </w:t>
+      </w:r>
+      <w:r>
+        <w:t>le problème persistant du déséquilibre de classe.</w:t>
+      </w:r>
+      <w:r>
+        <w:t xml:space="preserve"> Ainsi, nous avons </w:t>
+      </w:r>
+      <w:r>
+        <w:t>simplement</w:t>
+      </w:r>
+      <w:r>
+        <w:t xml:space="preserve"> commencé </w:t>
+      </w:r>
+      <w:r>
+        <w:t xml:space="preserve">par </w:t>
+      </w:r>
+      <w:r>
+        <w:t xml:space="preserve">mettre des poids </w:t>
+      </w:r>
+      <w:r>
+        <w:t xml:space="preserve">sur chaque classe </w:t>
+      </w:r>
+      <w:r>
+        <w:t>s</w:t>
+      </w:r>
+      <w:r>
+        <w:t xml:space="preserve">elon </w:t>
+      </w:r>
+      <w:r>
+        <w:t xml:space="preserve">sa proportion dans le jeu de données. </w:t>
+      </w:r>
+      <w:r>
+        <w:t xml:space="preserve">Ainsi, </w:t>
+      </w:r>
+      <w:r>
+        <w:t xml:space="preserve">plus une classe est présente moins son poids est fort et inversement. </w:t>
+      </w:r>
+      <w:r>
+        <w:t xml:space="preserve">Ces poids </w:t>
+      </w:r>
+      <w:r>
+        <w:t xml:space="preserve">sont </w:t>
+      </w:r>
+      <w:r>
+        <w:t>utilisés</w:t>
+      </w:r>
+      <w:r>
+        <w:t xml:space="preserve"> </w:t>
+      </w:r>
+      <w:r>
+        <w:t xml:space="preserve">dans le calcul </w:t>
+      </w:r>
+      <w:r>
+        <w:t xml:space="preserve">de la </w:t>
+      </w:r>
+      <w:proofErr w:type="spellStart"/>
+      <w:r>
+        <w:t>loss</w:t>
+      </w:r>
+      <w:proofErr w:type="spellEnd"/>
+      <w:r>
+        <w:t xml:space="preserve"> et </w:t>
+      </w:r>
+      <w:r>
+        <w:t>pénalise</w:t>
+      </w:r>
+      <w:r>
+        <w:t xml:space="preserve"> donc </w:t>
+      </w:r>
+      <w:r>
+        <w:t>davantage les erreurs sur les classes les moins représentées.</w:t>
+      </w:r>
+    </w:p>
+    <w:p>
+      <w:pPr>
+        <w:jc w:val="both"/>
+      </w:pPr>
+      <w:r>
+        <w:lastRenderedPageBreak/>
+        <w:t xml:space="preserve">Malgré cet ajout, </w:t>
+      </w:r>
+      <w:r>
+        <w:t xml:space="preserve">le déséquilibre </w:t>
+      </w:r>
+      <w:r>
+        <w:t xml:space="preserve">persistait </w:t>
+      </w:r>
+      <w:r>
+        <w:t>et nous avons donc mis</w:t>
+      </w:r>
+      <w:r>
+        <w:t xml:space="preserve"> en</w:t>
+      </w:r>
+      <w:r>
+        <w:t xml:space="preserve"> place une cross-validation permettant de tester le</w:t>
+      </w:r>
+      <w:r>
+        <w:t xml:space="preserve"> modèle sur différentes périodes et ainsi voir </w:t>
+      </w:r>
+      <w:r>
+        <w:t>si les performances se maintiennent dans le temps, notamment sur les classes minoritaires.</w:t>
+      </w:r>
+      <w:r>
+        <w:br/>
+        <w:t>Cela nous a permis de mieux évaluer la robustesse temporelle du modèle, en évitant un surapprentissage sur une période spécifique et en s’assurant que les résultats n’étaient pas dus au hasard d’un split particulier.</w:t>
+      </w:r>
+    </w:p>
+    <w:p>
+      <w:pPr>
+        <w:jc w:val="both"/>
+        <w:rPr>
+          <w:color w:val="EE0000"/>
+        </w:rPr>
+      </w:pPr>
+      <w:r>
+        <w:rPr>
+          <w:color w:val="EE0000"/>
+        </w:rPr>
+        <w:t>(rajouter des résultats)</w:t>
+      </w:r>
+    </w:p>
+    <w:p>
+      <w:pPr>
+        <w:jc w:val="both"/>
+      </w:pPr>
+      <w:r>
+        <w:t xml:space="preserve">La cross-validation ayant donné des résultats démontrant une </w:t>
+      </w:r>
+      <w:r>
+        <w:t xml:space="preserve">stabilité satisfaisante, nous avons cherché un autre moyen de </w:t>
+      </w:r>
+      <w:r>
+        <w:t xml:space="preserve">gérer le déséquilibre des classes et nous avons alors utiliser </w:t>
+      </w:r>
+      <w:r>
+        <w:t xml:space="preserve">une autre fonction de perte. </w:t>
+      </w:r>
+      <w:r>
+        <w:t xml:space="preserve">Nous sommes </w:t>
+      </w:r>
+      <w:r>
+        <w:t xml:space="preserve">alors </w:t>
+      </w:r>
+      <w:r>
+        <w:t>passé de</w:t>
+      </w:r>
+      <w:r>
+        <w:t xml:space="preserve"> </w:t>
+      </w:r>
+      <w:r>
+        <w:t>l'</w:t>
+      </w:r>
+      <w:r>
+        <w:rPr>
+          <w:b/>
+          <w:bCs/>
+        </w:rPr>
+        <w:t xml:space="preserve">entropie croisée catégorielle </w:t>
+      </w:r>
+      <w:proofErr w:type="spellStart"/>
+      <w:r>
+        <w:rPr>
+          <w:b/>
+        </w:rPr>
+        <w:t>sparse</w:t>
+      </w:r>
+      <w:proofErr w:type="spellEnd"/>
+      <w:r>
+        <w:rPr>
+          <w:b/>
+        </w:rPr>
+        <w:t xml:space="preserve"> </w:t>
+      </w:r>
+      <w:r>
+        <w:t>à</w:t>
+      </w:r>
+      <w:r>
+        <w:t xml:space="preserve"> </w:t>
+      </w:r>
+      <w:r>
+        <w:t xml:space="preserve">la </w:t>
+      </w:r>
+      <w:r>
+        <w:rPr>
+          <w:b/>
+          <w:bCs/>
+        </w:rPr>
+        <w:t xml:space="preserve">fonction de perte Focal </w:t>
+      </w:r>
+      <w:proofErr w:type="spellStart"/>
+      <w:r>
+        <w:rPr>
+          <w:b/>
+          <w:bCs/>
+        </w:rPr>
+        <w:t>Loss</w:t>
+      </w:r>
+      <w:proofErr w:type="spellEnd"/>
+      <w:r>
+        <w:t xml:space="preserve">. </w:t>
+      </w:r>
+      <w:r>
+        <w:t>Cette dernière permet de réduire l’influence des exemples bien classés en concentrant davantage l’apprentissage sur les cas difficiles ou minoritaires</w:t>
+      </w:r>
+      <w:r>
+        <w:t>.</w:t>
+      </w:r>
+      <w:r>
+        <w:t xml:space="preserve"> </w:t>
+      </w:r>
+    </w:p>
+    <w:p>
+      <w:pPr>
+        <w:jc w:val="both"/>
+        <w:rPr>
+          <w:color w:val="EE0000"/>
+        </w:rPr>
+      </w:pPr>
+      <w:r>
+        <w:rPr>
+          <w:color w:val="EE0000"/>
+        </w:rPr>
+        <w:t>(rajouter des résultats)</w:t>
+      </w:r>
+    </w:p>
+    <w:p>
+      <w:pPr>
+        <w:jc w:val="both"/>
+      </w:pPr>
+      <w:r>
+        <w:t xml:space="preserve">Les résultats nous </w:t>
+      </w:r>
+      <w:r>
+        <w:t>montrent</w:t>
+      </w:r>
+      <w:r>
+        <w:t xml:space="preserve"> donc que ce n’est toujours pas suffisant. Bien que les </w:t>
+      </w:r>
+      <w:r>
+        <w:t xml:space="preserve">prédictions sur les classes minoritaires soient plus </w:t>
+      </w:r>
+      <w:r>
+        <w:t>valorisées</w:t>
+      </w:r>
+      <w:r>
+        <w:t>, le modèle voit trop peu d’exemple pour pou</w:t>
+      </w:r>
+      <w:r>
+        <w:t>voir apprendre correctement.</w:t>
+      </w:r>
+    </w:p>
+    <w:p>
+      <w:pPr>
+        <w:jc w:val="both"/>
+      </w:pPr>
+      <w:r>
+        <w:t>Nou</w:t>
+      </w:r>
+      <w:r>
+        <w:t xml:space="preserve">s avons </w:t>
+      </w:r>
+      <w:r>
+        <w:t xml:space="preserve">alors </w:t>
+      </w:r>
+      <w:r>
+        <w:t>opté pour de l’</w:t>
+      </w:r>
+      <w:proofErr w:type="spellStart"/>
+      <w:r>
+        <w:t>oversampling</w:t>
+      </w:r>
+      <w:proofErr w:type="spellEnd"/>
+      <w:r>
+        <w:t xml:space="preserve"> </w:t>
+      </w:r>
+      <w:r>
+        <w:t>consistant à augmenter artificiellement la proportion d’exemples minoritaires dans l’ensemble d’entraînement</w:t>
+      </w:r>
+      <w:r>
+        <w:t xml:space="preserve">. </w:t>
+      </w:r>
+    </w:p>
+    <w:p>
+      <w:pPr>
+        <w:jc w:val="both"/>
+      </w:pPr>
+      <w:r>
+        <w:t>Cependant, la technique d’</w:t>
+      </w:r>
+      <w:proofErr w:type="spellStart"/>
+      <w:r>
+        <w:t>oversampling</w:t>
+      </w:r>
+      <w:proofErr w:type="spellEnd"/>
+      <w:r>
+        <w:t xml:space="preserve"> </w:t>
+      </w:r>
+      <w:r>
+        <w:t xml:space="preserve">choisie n’est pas optimale </w:t>
+      </w:r>
+      <w:r>
+        <w:t>puisqu’elle n’est pas adaptée aux séries temporelles</w:t>
+      </w:r>
+      <w:r>
+        <w:t xml:space="preserve"> mais </w:t>
+      </w:r>
+      <w:r>
+        <w:t>son utilisation reste acceptable</w:t>
+      </w:r>
+      <w:r>
+        <w:t xml:space="preserve">. </w:t>
+      </w:r>
+      <w:r>
+        <w:t>Nous avons fait le choix de</w:t>
+      </w:r>
+      <w:r>
+        <w:t xml:space="preserve"> cette méthode </w:t>
+      </w:r>
+      <w:r>
+        <w:t xml:space="preserve">car elle permettait une implémentation simple et rapide via une librairie python. </w:t>
+      </w:r>
+      <w:r>
+        <w:t xml:space="preserve">Pour avoir de meilleur résultat, il aurait fallu </w:t>
+      </w:r>
+      <w:r>
+        <w:t>utiliser</w:t>
+      </w:r>
+      <w:r>
+        <w:t xml:space="preserve"> la méthode T-SMOTE</w:t>
+      </w:r>
+      <w:r>
+        <w:t xml:space="preserve"> mais celle-ci </w:t>
+      </w:r>
+      <w:r>
+        <w:t>n’étant</w:t>
+      </w:r>
+      <w:r>
+        <w:t xml:space="preserve"> pas </w:t>
+      </w:r>
+      <w:r>
+        <w:t>encore disponible</w:t>
+      </w:r>
+      <w:r>
+        <w:t xml:space="preserve"> </w:t>
+      </w:r>
+      <w:r>
+        <w:t>dans une librairie python</w:t>
+      </w:r>
+      <w:r>
+        <w:t xml:space="preserve"> et n’ayant pas le temps de l’implémenter, </w:t>
+      </w:r>
+      <w:r>
+        <w:t>nous ne l’avons pas utilisée.</w:t>
+      </w:r>
+    </w:p>
+    <w:p>
+      <w:pPr>
+        <w:jc w:val="both"/>
+        <w:rPr>
+          <w:u w:val="single"/>
+        </w:rPr>
+      </w:pPr>
+    </w:p>
+    <w:p>
+      <w:pPr>
+        <w:jc w:val="both"/>
+        <w:rPr>
+          <w:u w:val="single"/>
+        </w:rPr>
+      </w:pPr>
+      <w:r>
+        <w:rPr>
+          <w:u w:val="single"/>
+        </w:rPr>
+        <w:t>Fine-tuning</w:t>
+      </w:r>
+    </w:p>
+    <w:p>
+      <w:pPr>
+        <w:jc w:val="both"/>
+      </w:pPr>
+      <w:r>
+        <w:t>Finalement</w:t>
+      </w:r>
+      <w:r>
+        <w:t xml:space="preserve">, nous avons </w:t>
+      </w:r>
+      <w:r>
+        <w:t xml:space="preserve">entamé une phase </w:t>
+      </w:r>
+      <w:r>
+        <w:t xml:space="preserve">de fine-tuning </w:t>
+      </w:r>
+      <w:r>
+        <w:t xml:space="preserve">dans le but de trouver les meilleurs </w:t>
+      </w:r>
+      <w:r>
+        <w:t xml:space="preserve">hyperparamètres </w:t>
+      </w:r>
+      <w:r>
+        <w:t xml:space="preserve">de notre modèle et </w:t>
+      </w:r>
+      <w:r>
+        <w:t>de notre problème</w:t>
+      </w:r>
+      <w:r>
+        <w:t xml:space="preserve">. </w:t>
+      </w:r>
+    </w:p>
+    <w:p>
+      <w:pPr>
+        <w:rPr>
+          <w:sz w:val="28"/>
+          <w:szCs w:val="28"/>
+          <w:u w:val="single"/>
+        </w:rPr>
+      </w:pPr>
+    </w:p>
+    <w:p>
+      <w:pPr>
+        <w:rPr>
+          <w:sz w:val="28"/>
+          <w:szCs w:val="28"/>
+          <w:u w:val="single"/>
+        </w:rPr>
+      </w:pPr>
+      <w:r>
+        <w:rPr>
+          <w:sz w:val="28"/>
+          <w:szCs w:val="28"/>
+          <w:u w:val="single"/>
+        </w:rPr>
+        <w:br w:type="page"/>
+      </w:r>
+    </w:p>
+    <w:p>
+      <w:pPr>
+        <w:rPr>
+          <w:sz w:val="28"/>
+          <w:szCs w:val="28"/>
+          <w:u w:val="single"/>
+        </w:rPr>
+      </w:pPr>
+      <w:r>
+        <w:rPr>
+          <w:sz w:val="28"/>
+          <w:szCs w:val="28"/>
+          <w:u w:val="single"/>
+        </w:rPr>
+        <w:lastRenderedPageBreak/>
+        <w:t>Résultat et c</w:t>
+      </w:r>
+      <w:r>
+        <w:rPr>
+          <w:sz w:val="28"/>
+          <w:szCs w:val="28"/>
+          <w:u w:val="single"/>
+        </w:rPr>
+        <w:t>onclusion sur les prédictions</w:t>
+      </w:r>
+    </w:p>
+    <w:p>
+      <w:pPr>
+        <w:rPr>
+          <w:color w:val="FF0000"/>
+        </w:rPr>
+      </w:pPr>
+      <w:r>
+        <w:rPr>
+          <w:color w:val="FF0000"/>
+        </w:rPr>
+        <mc:AlternateContent>
+          <mc:Choice Requires="wpg">
+            <w:drawing>
+              <wp:anchor distT="0" distB="0" distL="114300" distR="114300" simplePos="0" relativeHeight="251658242" behindDoc="0" locked="0" layoutInCell="1" allowOverlap="1" wp14:anchorId="64FB2E85" wp14:editId="1BF6A21D">
+                <wp:simplePos x="0" y="0"/>
+                <wp:positionH relativeFrom="column">
+                  <wp:posOffset>620395</wp:posOffset>
+                </wp:positionH>
+                <wp:positionV relativeFrom="paragraph">
+                  <wp:posOffset>342900</wp:posOffset>
+                </wp:positionV>
+                <wp:extent cx="4432300" cy="2465705"/>
+                <wp:effectExtent l="0" t="0" r="0" b="10795"/>
+                <wp:wrapTopAndBottom/>
+                <wp:docPr id="2001708396" name="Groupe 11"/>
+                <wp:cNvGraphicFramePr/>
+                <a:graphic xmlns:a="http://schemas.openxmlformats.org/drawingml/2006/main">
+                  <a:graphicData uri="http://schemas.microsoft.com/office/word/2010/wordprocessingGroup">
+                    <wpg:wgp>
+                      <wpg:cNvGrpSpPr/>
+                      <wpg:grpSpPr>
+                        <a:xfrm>
+                          <a:off x="0" y="0"/>
+                          <a:ext cx="4432300" cy="2465705"/>
+                          <a:chOff x="0" y="0"/>
+                          <a:chExt cx="4432300" cy="2465798"/>
+                        </a:xfrm>
+                      </wpg:grpSpPr>
+                      <pic:pic xmlns:pic="http://schemas.openxmlformats.org/drawingml/2006/picture">
+                        <pic:nvPicPr>
+                          <pic:cNvPr id="116738748" name="Image 9" descr="Une image contenant texte, Police, capture d’écran&#10;&#10;Description générée automatiquement"/>
+                          <pic:cNvPicPr>
+                            <a:picLocks noChangeAspect="1"/>
+                          </pic:cNvPicPr>
+                        </pic:nvPicPr>
+                        <pic:blipFill>
+                          <a:blip r:embed="rId15">
+                            <a:extLst>
+                              <a:ext uri="{28A0092B-C50C-407E-A947-70E740481C1C}">
+                                <a14:useLocalDpi xmlns:a14="http://schemas.microsoft.com/office/drawing/2010/main" val="0"/>
+                              </a:ext>
+                            </a:extLst>
+                          </a:blip>
+                          <a:stretch>
+                            <a:fillRect/>
+                          </a:stretch>
+                        </pic:blipFill>
+                        <pic:spPr>
+                          <a:xfrm>
+                            <a:off x="0" y="0"/>
+                            <a:ext cx="4432300" cy="1790700"/>
+                          </a:xfrm>
+                          <a:prstGeom prst="rect">
+                            <a:avLst/>
+                          </a:prstGeom>
+                        </pic:spPr>
+                      </pic:pic>
+                      <wps:wsp>
+                        <wps:cNvPr id="1764000481" name="Zone de texte 10"/>
+                        <wps:cNvSpPr txBox="1"/>
+                        <wps:spPr>
+                          <a:xfrm>
+                            <a:off x="493159" y="1869547"/>
+                            <a:ext cx="3195263" cy="596251"/>
+                          </a:xfrm>
+                          <a:prstGeom prst="rect">
+                            <a:avLst/>
+                          </a:prstGeom>
+                          <a:solidFill>
+                            <a:schemeClr val="lt1"/>
+                          </a:solidFill>
+                          <a:ln w="6350">
+                            <a:solidFill>
+                              <a:prstClr val="black"/>
+                            </a:solidFill>
+                          </a:ln>
+                        </wps:spPr>
+                        <wps:txbx>
+                          <w:txbxContent>
+                            <w:p>
+                              <w:pPr>
+                                <w:jc w:val="center"/>
+                              </w:pPr>
+                              <w:r>
+                                <w:t>Résultat du modèle le plus avancé</w:t>
+                              </w:r>
+                              <w:r>
+                                <w:t xml:space="preserve"> avec </w:t>
+                              </w:r>
+                              <w:proofErr w:type="spellStart"/>
+                              <w:r>
+                                <w:t>feature</w:t>
+                              </w:r>
+                              <w:proofErr w:type="spellEnd"/>
+                              <w:r>
+                                <w:t xml:space="preserve"> </w:t>
+                              </w:r>
+                              <w:proofErr w:type="spellStart"/>
+                              <w:r>
+                                <w:t>selection</w:t>
+                              </w:r>
+                              <w:proofErr w:type="spellEnd"/>
+                            </w:p>
+                          </w:txbxContent>
+                        </wps:txbx>
+                        <wps:bodyPr rot="0" spcFirstLastPara="0" vertOverflow="overflow" horzOverflow="overflow" vert="horz" wrap="square" lIns="91440" tIns="45720" rIns="91440" bIns="45720" numCol="1" spcCol="0" rtlCol="0" fromWordArt="0" anchor="t" anchorCtr="0" forceAA="0" compatLnSpc="1">
+                          <a:prstTxWarp prst="textNoShape">
+                            <a:avLst/>
+                          </a:prstTxWarp>
+                          <a:noAutofit/>
+                        </wps:bodyPr>
+                      </wps:wsp>
+                    </wpg:wgp>
+                  </a:graphicData>
+                </a:graphic>
+                <wp14:sizeRelV relativeFrom="margin">
+                  <wp14:pctHeight>0</wp14:pctHeight>
+                </wp14:sizeRelV>
+              </wp:anchor>
+            </w:drawing>
+          </mc:Choice>
+          <mc:Fallback>
+            <w:pict>
+              <v:group w14:anchorId="64FB2E85" id="Groupe 11" o:spid="_x0000_s1029" style="position:absolute;margin-left:48.85pt;margin-top:27pt;width:349pt;height:194.15pt;z-index:251658242;mso-height-relative:margin" coordsize="44323,24657" o:gfxdata="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">
+                <v:shape id="Image 9" o:spid="_x0000_s1030" type="#_x0000_t75" alt="Une image contenant texte, Police, capture d’écran&#10;&#10;Description générée automatiquement" style="position:absolute;width:44323;height:17907;visibility:visible;mso-wrap-style:square" o:gfxdata="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">
+                  <v:imagedata r:id="rId16" o:title="Une image contenant texte, Police, capture d’écran&#10;&#10;Description générée automatiquement"/>
+                </v:shape>
+                <v:shape id="Zone de texte 10" o:spid="_x0000_s1031" type="#_x0000_t202" style="position:absolute;left:4931;top:18695;width:31953;height:5962;visibility:visible;mso-wrap-style:square;v-text-anchor:top" o:gfxdata="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" fillcolor="white [3201]" strokeweight=".5pt">
+                  <v:textbox>
+                    <w:txbxContent>
+                      <w:p>
+                        <w:pPr>
+                          <w:jc w:val="center"/>
+                        </w:pPr>
+                        <w:r>
+                          <w:t>Résultat du modèle le plus avancé</w:t>
+                        </w:r>
+                        <w:r>
+                          <w:t xml:space="preserve"> avec </w:t>
+                        </w:r>
+                        <w:proofErr w:type="spellStart"/>
+                        <w:r>
+                          <w:t>feature</w:t>
+                        </w:r>
+                        <w:proofErr w:type="spellEnd"/>
+                        <w:r>
+                          <w:t xml:space="preserve"> </w:t>
+                        </w:r>
+                        <w:proofErr w:type="spellStart"/>
+                        <w:r>
+                          <w:t>selection</w:t>
+                        </w:r>
+                        <w:proofErr w:type="spellEnd"/>
+                      </w:p>
+                    </w:txbxContent>
+                  </v:textbox>
+                </v:shape>
+                <w10:wrap type="topAndBottom"/>
+              </v:group>
+            </w:pict>
+          </mc:Fallback>
+        </mc:AlternateContent>
+      </w:r>
+      <w:r>
+        <w:rPr>
+          <w:color w:val="FF0000"/>
+        </w:rPr>
+        <w:t xml:space="preserve">Les résultats du </w:t>
+      </w:r>
+      <w:r>
+        <w:rPr>
+          <w:color w:val="FF0000"/>
+        </w:rPr>
+        <w:t>code sont présentés ci-dessous :</w:t>
+      </w:r>
+    </w:p>
+    <w:p>
+      <w:pPr>
+        <w:rPr>
+          <w:color w:val="FF0000"/>
+        </w:rPr>
+      </w:pPr>
+    </w:p>
+    <w:p>
+      <w:pPr>
+        <w:rPr>
+          <w:color w:val="FF0000"/>
+        </w:rPr>
+      </w:pPr>
+      <w:r>
+        <w:rPr>
+          <w:color w:val="FF0000"/>
+        </w:rPr>
+        <w:t xml:space="preserve">On observe tout d’abord </w:t>
+      </w:r>
+      <w:r>
+        <w:rPr>
+          <w:color w:val="FF0000"/>
+        </w:rPr>
+        <w:t xml:space="preserve">sur le détail </w:t>
+      </w:r>
+      <w:r>
+        <w:rPr>
+          <w:color w:val="FF0000"/>
+        </w:rPr>
+        <w:t>des prédictions</w:t>
+      </w:r>
+      <w:r>
+        <w:rPr>
+          <w:color w:val="FF0000"/>
+        </w:rPr>
+        <w:t xml:space="preserve"> de classe le déséquilibre qui est présent </w:t>
+      </w:r>
+      <w:r>
+        <w:rPr>
+          <w:color w:val="FF0000"/>
+        </w:rPr>
+        <w:t xml:space="preserve">mais qui finalement représente la réalité. </w:t>
+      </w:r>
+    </w:p>
+    <w:p/>
+    <w:p>
+      <w:r>
+        <w:rPr>
+          <w:noProof/>
+        </w:rPr>
+        <mc:AlternateContent>
+          <mc:Choice Requires="wpg">
+            <w:drawing>
+              <wp:anchor distT="0" distB="0" distL="114300" distR="114300" simplePos="0" relativeHeight="251658243" behindDoc="0" locked="0" layoutInCell="1" allowOverlap="1" wp14:anchorId="3DA71A9F" wp14:editId="376F319B">
+                <wp:simplePos x="0" y="0"/>
+                <wp:positionH relativeFrom="column">
+                  <wp:posOffset>620573</wp:posOffset>
+                </wp:positionH>
+                <wp:positionV relativeFrom="paragraph">
+                  <wp:posOffset>261499</wp:posOffset>
+                </wp:positionV>
+                <wp:extent cx="4343400" cy="2579141"/>
+                <wp:effectExtent l="0" t="0" r="0" b="12065"/>
+                <wp:wrapTopAndBottom/>
+                <wp:docPr id="1509173378" name="Groupe 14"/>
+                <wp:cNvGraphicFramePr/>
+                <a:graphic xmlns:a="http://schemas.openxmlformats.org/drawingml/2006/main">
+                  <a:graphicData uri="http://schemas.microsoft.com/office/word/2010/wordprocessingGroup">
+                    <wpg:wgp>
+                      <wpg:cNvGrpSpPr/>
+                      <wpg:grpSpPr>
+                        <a:xfrm>
+                          <a:off x="0" y="0"/>
+                          <a:ext cx="4343400" cy="2579141"/>
+                          <a:chOff x="0" y="0"/>
+                          <a:chExt cx="4343400" cy="2579141"/>
+                        </a:xfrm>
+                      </wpg:grpSpPr>
+                      <pic:pic xmlns:pic="http://schemas.openxmlformats.org/drawingml/2006/picture">
+                        <pic:nvPicPr>
+                          <pic:cNvPr id="72507760" name="Image 13" descr="Une image contenant texte, Police, capture d’écran, noir&#10;&#10;Description générée automatiquement"/>
+                          <pic:cNvPicPr>
+                            <a:picLocks noChangeAspect="1"/>
+                          </pic:cNvPicPr>
+                        </pic:nvPicPr>
+                        <pic:blipFill>
+                          <a:blip r:embed="rId17">
+                            <a:extLst>
+                              <a:ext uri="{28A0092B-C50C-407E-A947-70E740481C1C}">
+                                <a14:useLocalDpi xmlns:a14="http://schemas.microsoft.com/office/drawing/2010/main" val="0"/>
+                              </a:ext>
+                            </a:extLst>
+                          </a:blip>
+                          <a:stretch>
+                            <a:fillRect/>
+                          </a:stretch>
+                        </pic:blipFill>
+                        <pic:spPr>
+                          <a:xfrm>
+                            <a:off x="0" y="0"/>
+                            <a:ext cx="4343400" cy="1778000"/>
+                          </a:xfrm>
+                          <a:prstGeom prst="rect">
+                            <a:avLst/>
+                          </a:prstGeom>
+                        </pic:spPr>
+                      </pic:pic>
+                      <wps:wsp>
+                        <wps:cNvPr id="930362592" name="Zone de texte 10"/>
+                        <wps:cNvSpPr txBox="1"/>
+                        <wps:spPr>
+                          <a:xfrm>
+                            <a:off x="452063" y="1982912"/>
+                            <a:ext cx="3195263" cy="596229"/>
+                          </a:xfrm>
+                          <a:prstGeom prst="rect">
+                            <a:avLst/>
+                          </a:prstGeom>
+                          <a:solidFill>
+                            <a:schemeClr val="lt1"/>
+                          </a:solidFill>
+                          <a:ln w="6350">
+                            <a:solidFill>
+                              <a:prstClr val="black"/>
+                            </a:solidFill>
+                          </a:ln>
+                        </wps:spPr>
+                        <wps:txbx>
+                          <w:txbxContent>
+                            <w:p>
+                              <w:pPr>
+                                <w:jc w:val="center"/>
+                              </w:pPr>
+                              <w:r>
+                                <w:t xml:space="preserve">Résultat du modèle le plus avancé sans </w:t>
+                              </w:r>
+                              <w:proofErr w:type="spellStart"/>
+                              <w:r>
+                                <w:t>feature</w:t>
+                              </w:r>
+                              <w:proofErr w:type="spellEnd"/>
+                              <w:r>
+                                <w:t xml:space="preserve"> </w:t>
+                              </w:r>
+                              <w:proofErr w:type="spellStart"/>
+                              <w:r>
+                                <w:t>selection</w:t>
+                              </w:r>
+                              <w:proofErr w:type="spellEnd"/>
+                            </w:p>
+                          </w:txbxContent>
+                        </wps:txbx>
+                        <wps:bodyPr rot="0" spcFirstLastPara="0" vertOverflow="overflow" horzOverflow="overflow" vert="horz" wrap="square" lIns="91440" tIns="45720" rIns="91440" bIns="45720" numCol="1" spcCol="0" rtlCol="0" fromWordArt="0" anchor="t" anchorCtr="0" forceAA="0" compatLnSpc="1">
+                          <a:prstTxWarp prst="textNoShape">
+                            <a:avLst/>
+                          </a:prstTxWarp>
+                          <a:noAutofit/>
+                        </wps:bodyPr>
+                      </wps:wsp>
+                    </wpg:wgp>
+                  </a:graphicData>
+                </a:graphic>
+              </wp:anchor>
+            </w:drawing>
+          </mc:Choice>
+          <mc:Fallback>
+            <w:pict>
+              <v:group w14:anchorId="3DA71A9F" id="Groupe 14" o:spid="_x0000_s1032" style="position:absolute;margin-left:48.85pt;margin-top:20.6pt;width:342pt;height:203.1pt;z-index:251658243" coordsize="43434,25791" o:gfxdata="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">
+                <v:shape id="Image 13" o:spid="_x0000_s1033" type="#_x0000_t75" alt="Une image contenant texte, Police, capture d’écran, noir&#10;&#10;Description générée automatiquement" style="position:absolute;width:43434;height:17780;visibility:visible;mso-wrap-style:square" o:gfxdata="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">
+                  <v:imagedata r:id="rId18" o:title="Une image contenant texte, Police, capture d’écran, noir&#10;&#10;Description générée automatiquement"/>
+                </v:shape>
+                <v:shape id="Zone de texte 10" o:spid="_x0000_s1034" type="#_x0000_t202" style="position:absolute;left:4520;top:19829;width:31953;height:5962;visibility:visible;mso-wrap-style:square;v-text-anchor:top" o:gfxdata="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" fillcolor="white [3201]" strokeweight=".5pt">
+                  <v:textbox>
+                    <w:txbxContent>
+                      <w:p>
+                        <w:pPr>
+                          <w:jc w:val="center"/>
+                        </w:pPr>
+                        <w:r>
+                          <w:t xml:space="preserve">Résultat du modèle le plus avancé sans </w:t>
+                        </w:r>
+                        <w:proofErr w:type="spellStart"/>
+                        <w:r>
+                          <w:t>feature</w:t>
+                        </w:r>
+                        <w:proofErr w:type="spellEnd"/>
+                        <w:r>
+                          <w:t xml:space="preserve"> </w:t>
+                        </w:r>
+                        <w:proofErr w:type="spellStart"/>
+                        <w:r>
+                          <w:t>selection</w:t>
+                        </w:r>
+                        <w:proofErr w:type="spellEnd"/>
+                      </w:p>
+                    </w:txbxContent>
+                  </v:textbox>
+                </v:shape>
+                <w10:wrap type="topAndBottom"/>
+              </v:group>
+            </w:pict>
+          </mc:Fallback>
+        </mc:AlternateContent>
+      </w:r>
+    </w:p>
+    <w:p/>
+    <w:p/>
+    <w:p>
+      <w:pPr>
+        <w:rPr>
+          <w:sz w:val="32"/>
+          <w:szCs w:val="32"/>
+          <w:u w:val="single"/>
+        </w:rPr>
+      </w:pPr>
+      <w:r>
+        <w:rPr>
+          <w:sz w:val="32"/>
+          <w:szCs w:val="32"/>
+          <w:u w:val="single"/>
+        </w:rPr>
+        <w:t>Difficultés rencontrées</w:t>
+      </w:r>
+    </w:p>
+    <w:p>
+      <w:pPr>
+        <w:rPr>
+          <w:sz w:val="28"/>
+          <w:szCs w:val="28"/>
+          <w:u w:val="single"/>
+        </w:rPr>
+      </w:pPr>
+      <w:r>
+        <w:rPr>
+          <w:sz w:val="28"/>
+          <w:szCs w:val="28"/>
+          <w:u w:val="single"/>
+        </w:rPr>
+        <w:t>Liens avec le cours</w:t>
+      </w:r>
+    </w:p>
+    <w:p>
+      <w:pPr>
+        <w:jc w:val="both"/>
+      </w:pPr>
+      <w:r>
+        <w:lastRenderedPageBreak/>
+        <w:t xml:space="preserve">La première difficulté rencontrée a été de s’orienter vers les modèles réellement adaptés à notre problématique. Le cours auquel nous avons assisté portait principalement sur le </w:t>
+      </w:r>
+      <w:r>
+        <w:t>M</w:t>
+      </w:r>
+      <w:r>
+        <w:t xml:space="preserve">achine </w:t>
+      </w:r>
+      <w:r>
+        <w:t>L</w:t>
+      </w:r>
+      <w:r>
+        <w:t xml:space="preserve">earning, et non sur le Deep Learning, qui est pourtant essentiel pour traiter des séries temporelles complexes comme les données boursières. Si les bases du </w:t>
+      </w:r>
+      <w:r>
+        <w:t>M</w:t>
+      </w:r>
+      <w:r>
+        <w:t xml:space="preserve">achine Learning nous ont apporté des fondations solides, nous n’avions pas abordé en détail les algorithmes avancés nécessaires à notre projet. L’un des enjeux majeurs a donc été de nous former de manière autonome, en nous appuyant sur des ressources en ligne et sur des outils d’assistance tels que </w:t>
+      </w:r>
+      <w:proofErr w:type="spellStart"/>
+      <w:r>
+        <w:t>ChatGPT</w:t>
+      </w:r>
+      <w:proofErr w:type="spellEnd"/>
+      <w:r>
+        <w:t xml:space="preserve"> ou </w:t>
+      </w:r>
+      <w:r>
+        <w:t>Gemini</w:t>
+      </w:r>
+      <w:r>
+        <w:t xml:space="preserve">, particulièrement utiles et pédagogiques. Nous avons dû expérimenter, chercher, ajuster les paramètres et comprendre les mécanismes internes de chaque modèle. Bien qu’un cours dédié au </w:t>
+      </w:r>
+      <w:proofErr w:type="spellStart"/>
+      <w:r>
+        <w:t>deep</w:t>
+      </w:r>
+      <w:proofErr w:type="spellEnd"/>
+      <w:r>
+        <w:t xml:space="preserve"> </w:t>
+      </w:r>
       <w:proofErr w:type="spellStart"/>
       <w:r>
         <w:t>learning</w:t>
       </w:r>
       <w:proofErr w:type="spellEnd"/>
       <w:r>
-        <w:t xml:space="preserve"> rate, </w:t>
-      </w:r>
-      <w:r>
-        <w:t xml:space="preserve">défini </w:t>
-      </w:r>
-      <w:r>
-        <w:t>globalement la vitesse d</w:t>
-      </w:r>
-      <w:r>
-        <w:t xml:space="preserve">’apprentissage </w:t>
-      </w:r>
-      <w:r>
-        <w:t xml:space="preserve">du modèle - </w:t>
+        <w:t xml:space="preserve"> appliqué aurait sans doute permis de gagner du temps et de l’efficacité, l’abondance de ressources disponibles aujourd’hui nous a permis de surmonter cette difficulté et progresser de manière autonome.</w:t>
+      </w:r>
+    </w:p>
+    <w:p>
+      <w:pPr>
+        <w:jc w:val="both"/>
+        <w:rPr>
+          <w:sz w:val="28"/>
+          <w:szCs w:val="28"/>
+          <w:u w:val="single"/>
+        </w:rPr>
+      </w:pPr>
+      <w:r>
+        <w:rPr>
+          <w:sz w:val="28"/>
+          <w:szCs w:val="28"/>
+          <w:u w:val="single"/>
+        </w:rPr>
+        <w:t>Le sujet choisi</w:t>
+      </w:r>
+    </w:p>
+    <w:p>
+      <w:pPr>
+        <w:jc w:val="both"/>
+      </w:pPr>
+      <w:r>
+        <w:t xml:space="preserve">Une autre difficulté pour l’entrainement de nos modèles a été le produit sur lequel nous travaillons. Le S&amp;P 500 a en moyenne un rendement annuel de 11% ce qui signifie qu’il </w:t>
+      </w:r>
+      <w:r>
+        <w:t xml:space="preserve">a </w:t>
+      </w:r>
+      <w:r>
+        <w:t xml:space="preserve">depuis 10 ans </w:t>
+      </w:r>
+      <w:r>
+        <w:t>une tendance</w:t>
+      </w:r>
+      <w:r>
+        <w:t xml:space="preserve"> à la hausse. En conséquence, un modèle qui ne prédirais que des hausses, aurait alors une précision plutôt intéressante mais ne battrait jamais le marché et c’est tout l’enjeu ici.</w:t>
+      </w:r>
+    </w:p>
+    <w:p>
+      <w:pPr>
+        <w:jc w:val="both"/>
+        <w:rPr>
+          <w:sz w:val="28"/>
+          <w:szCs w:val="28"/>
+          <w:u w:val="single"/>
+        </w:rPr>
+      </w:pPr>
+      <w:r>
+        <w:rPr>
+          <w:sz w:val="28"/>
+          <w:szCs w:val="28"/>
+          <w:u w:val="single"/>
+        </w:rPr>
+        <w:t>Codage assisté par IA</w:t>
+      </w:r>
+    </w:p>
+    <w:p>
+      <w:pPr>
+        <w:jc w:val="both"/>
+        <w:rPr>
+          <w:sz w:val="28"/>
+          <w:szCs w:val="28"/>
+          <w:u w:val="single"/>
+        </w:rPr>
+      </w:pPr>
+      <w:r>
+        <w:t xml:space="preserve">Au début du projet, comme nous étions dans l’inconnu, nous avons pris une direction de développement qui nous a vite perdu dans notre travail. Nous utilisions majoritairement les </w:t>
+      </w:r>
+      <w:proofErr w:type="spellStart"/>
+      <w:r>
+        <w:t>chatbot</w:t>
+      </w:r>
+      <w:proofErr w:type="spellEnd"/>
+      <w:r>
+        <w:t xml:space="preserve"> IA pour produire notre code. Nous avons fini par nous perdre dans notre travail sans savoir comment agir et résoudre les problèmes tellement le code était devenu conséquent et complexe. Nous ne parvenions plus à comprendre ce qu’il se passait. Il a donc été fait le choix de repartir de 0 et d’utiliser l’IA avec parcimonie. Une fois reparti sur de bonnes bases, nous avons pu avancer dans une direction bien meilleure avec un code plus simple et plus clair qui nous permettait de mieux comprendre les limites et de prendre des décisions adaptées.</w:t>
+      </w:r>
+    </w:p>
+    <w:p/>
+    <w:p>
+      <w:pPr>
+        <w:rPr>
+          <w:u w:val="single"/>
+        </w:rPr>
+      </w:pPr>
+      <w:r>
+        <w:rPr>
+          <w:u w:val="single"/>
+        </w:rPr>
+        <w:t xml:space="preserve">Le </w:t>
+      </w:r>
+      <w:proofErr w:type="spellStart"/>
+      <w:r>
+        <w:rPr>
+          <w:u w:val="single"/>
+        </w:rPr>
+        <w:t>PnL</w:t>
+      </w:r>
+      <w:proofErr w:type="spellEnd"/>
+      <w:r>
+        <w:rPr>
+          <w:u w:val="single"/>
+        </w:rPr>
+        <w:t xml:space="preserve"> (Profit and </w:t>
+      </w:r>
+      <w:proofErr w:type="spellStart"/>
+      <w:r>
+        <w:rPr>
+          <w:u w:val="single"/>
+        </w:rPr>
+        <w:t>loss</w:t>
+      </w:r>
+      <w:proofErr w:type="spellEnd"/>
+      <w:r>
+        <w:rPr>
+          <w:u w:val="single"/>
+        </w:rPr>
+        <w:t>)</w:t>
+      </w:r>
+    </w:p>
+    <w:p>
+      <w:pPr>
+        <w:jc w:val="both"/>
+      </w:pPr>
+      <w:r>
+        <w:t>Au cours de nos prédictions, nous avons tenté de simuler des ordres d’achat, en commençant par des conditions simples, telles qu’une probabilité de hausse supérieure à un certain seuil</w:t>
+      </w:r>
+      <w:r>
+        <w:t xml:space="preserve"> (exemple : si p(hausse) &gt; 0.6 on achète)</w:t>
+      </w:r>
+      <w:r>
+        <w:t>. Nous nous sommes rapidement rendu compte que cette approche présentait peu d’intérêt et s’avérait insuffisante, car elle ne permettait pas de se prémunir contre les erreurs ou les fortes baisses</w:t>
+      </w:r>
+      <w:r>
+        <w:t xml:space="preserve">, </w:t>
+      </w:r>
+      <w:r>
+        <w:t>le risque restait donc trop élevé.</w:t>
+      </w:r>
+    </w:p>
+    <w:p>
+      <w:pPr>
+        <w:jc w:val="both"/>
+      </w:pPr>
+      <w:r>
+        <w:lastRenderedPageBreak/>
+        <w:t xml:space="preserve">Le calcul du </w:t>
+      </w:r>
+      <w:proofErr w:type="spellStart"/>
+      <w:r>
+        <w:t>PnL</w:t>
+      </w:r>
+      <w:proofErr w:type="spellEnd"/>
+      <w:r>
+        <w:t xml:space="preserve"> représenterait la dernière étape de notre projet. Il nous faudra travailler sur les probabilités afin de déterminer à quel moment acheter et avec quelle probabilité le rendement serait maximisé. Il sera également nécessaire de fixer un Stop </w:t>
+      </w:r>
+      <w:proofErr w:type="spellStart"/>
+      <w:r>
+        <w:t>Loss</w:t>
+      </w:r>
+      <w:proofErr w:type="spellEnd"/>
+      <w:r>
+        <w:t xml:space="preserve"> (</w:t>
+      </w:r>
+      <w:r>
+        <w:t xml:space="preserve">si le prix </w:t>
+      </w:r>
+      <w:r>
+        <w:t xml:space="preserve">spot du </w:t>
+      </w:r>
+      <w:r>
+        <w:t>Trade</w:t>
+      </w:r>
+      <w:r>
+        <w:t xml:space="preserve"> </w:t>
+      </w:r>
+      <w:r>
+        <w:t xml:space="preserve">descend en dessous </w:t>
+      </w:r>
+      <w:r>
+        <w:t>d’une certaine valeur, on vend</w:t>
+      </w:r>
+      <w:r>
+        <w:t xml:space="preserve"> automatiquement</w:t>
+      </w:r>
+      <w:r>
+        <w:t>)</w:t>
+      </w:r>
+      <w:r>
+        <w:t xml:space="preserve"> pour limiter les pertes, idéalement un Stop </w:t>
+      </w:r>
+      <w:proofErr w:type="spellStart"/>
+      <w:r>
+        <w:t>Loss</w:t>
+      </w:r>
+      <w:proofErr w:type="spellEnd"/>
+      <w:r>
+        <w:t xml:space="preserve"> adaptatif qui évolue en fonction des conditions de marché.</w:t>
+      </w:r>
+      <w:r>
+        <w:t xml:space="preserve"> </w:t>
+      </w:r>
+      <w:r>
+        <w:t xml:space="preserve">De la même manière, on pourrait ajouter un </w:t>
+      </w:r>
+      <w:proofErr w:type="spellStart"/>
+      <w:r>
+        <w:t>Take</w:t>
+      </w:r>
+      <w:proofErr w:type="spellEnd"/>
+      <w:r>
+        <w:t xml:space="preserve"> profit</w:t>
+      </w:r>
+      <w:r>
+        <w:t xml:space="preserve"> (Ordre de vente si le prix atteint une valeur souhaitée) afin de sécuriser nos gains sur une période.</w:t>
+      </w:r>
+    </w:p>
+    <w:p>
+      <w:pPr>
+        <w:jc w:val="both"/>
+      </w:pPr>
+      <w:r>
+        <w:t>En définitive, il s’agit là d’un sujet d’étude à la fois complexe et passionnant, que nous pourrions envisager de développer davantage à l’avenir.</w:t>
+      </w:r>
+    </w:p>
+    <w:p/>
+    <w:p>
+      <w:pPr>
+        <w:rPr>
+          <w:sz w:val="28"/>
+          <w:szCs w:val="28"/>
+          <w:u w:val="single"/>
+        </w:rPr>
+      </w:pPr>
+      <w:r>
+        <w:rPr>
+          <w:sz w:val="28"/>
+          <w:szCs w:val="28"/>
+          <w:u w:val="single"/>
+        </w:rPr>
+        <w:t xml:space="preserve">Conclusion </w:t>
+      </w:r>
+    </w:p>
+    <w:p>
+      <w:pPr>
+        <w:jc w:val="both"/>
+      </w:pPr>
+    </w:p>
+    <w:p>
+      <w:pPr>
+        <w:jc w:val="both"/>
+      </w:pPr>
+      <w:r>
+        <w:t xml:space="preserve">Ce projet </w:t>
+      </w:r>
+      <w:r>
+        <w:t xml:space="preserve">en Machine </w:t>
+      </w:r>
+      <w:proofErr w:type="spellStart"/>
+      <w:r>
+        <w:t>learning</w:t>
+      </w:r>
+      <w:proofErr w:type="spellEnd"/>
+      <w:r>
+        <w:t xml:space="preserve"> a été pour nous l’occasion de découvrir un nouveau domaine</w:t>
+      </w:r>
+      <w:r>
+        <w:t>,</w:t>
+      </w:r>
+      <w:r>
+        <w:t xml:space="preserve"> qui plus est en pleine expansion. </w:t>
+      </w:r>
+      <w:r>
+        <w:t>Nous avons tous deux apprécié les cours et le travail sur le projet</w:t>
+      </w:r>
+      <w:r>
+        <w:t xml:space="preserve"> qui nous ont beaucoup instruit</w:t>
+      </w:r>
+      <w:r>
+        <w:t xml:space="preserve">. Nous avons eu le choix du sujet et c’était très important car nous avions eu alors des motivations plus personnelles </w:t>
+      </w:r>
+      <w:r>
+        <w:t xml:space="preserve">lors du développement. </w:t>
+      </w:r>
+      <w:r>
+        <w:t xml:space="preserve">La prédiction boursière avec toutes ces nouvelles </w:t>
+      </w:r>
+      <w:r>
+        <w:t xml:space="preserve">méthodes </w:t>
+      </w:r>
+      <w:r>
+        <w:t xml:space="preserve">est un sujet </w:t>
+      </w:r>
+      <w:r>
+        <w:t xml:space="preserve">extrêmement intéressant et </w:t>
+      </w:r>
+      <w:r>
+        <w:t xml:space="preserve">sans doute plutôt effrayant compte tenu des nouvelles possibilités apportées. </w:t>
+      </w:r>
+    </w:p>
+    <w:p>
+      <w:pPr>
+        <w:jc w:val="both"/>
+        <w:rPr>
+          <w:color w:val="FF0000"/>
+        </w:rPr>
+      </w:pPr>
+      <w:r>
+        <w:rPr>
+          <w:color w:val="FF0000"/>
+        </w:rPr>
+        <w:t xml:space="preserve">Malgré </w:t>
+      </w:r>
+      <w:r>
+        <w:rPr>
+          <w:color w:val="FF0000"/>
+        </w:rPr>
+        <w:t xml:space="preserve">nos connaissances encore sans doute </w:t>
+      </w:r>
+      <w:r>
+        <w:rPr>
+          <w:color w:val="FF0000"/>
+        </w:rPr>
+        <w:t>faibles</w:t>
+      </w:r>
+      <w:r>
+        <w:rPr>
+          <w:color w:val="FF0000"/>
+        </w:rPr>
+        <w:t xml:space="preserve"> dans le domaine, nous sommes tout de même </w:t>
+      </w:r>
+      <w:r>
+        <w:rPr>
+          <w:color w:val="FF0000"/>
+        </w:rPr>
+        <w:t>parvenus</w:t>
+      </w:r>
+      <w:r>
+        <w:rPr>
+          <w:color w:val="FF0000"/>
+        </w:rPr>
+        <w:t xml:space="preserve"> </w:t>
+      </w:r>
+      <w:r>
+        <w:rPr>
+          <w:color w:val="FF0000"/>
+        </w:rPr>
+        <w:t>à</w:t>
+      </w:r>
+      <w:r>
+        <w:rPr>
+          <w:color w:val="FF0000"/>
+        </w:rPr>
+        <w:t xml:space="preserve"> produire quelque chose d’intéressant, avec une certaine complexité qui nous a donné </w:t>
+      </w:r>
+      <w:r>
+        <w:rPr>
+          <w:color w:val="FF0000"/>
+        </w:rPr>
+        <w:t xml:space="preserve">des résultats </w:t>
+      </w:r>
+      <w:r>
+        <w:rPr>
+          <w:color w:val="FF0000"/>
+        </w:rPr>
+        <w:t>discutables</w:t>
+      </w:r>
+      <w:r>
+        <w:rPr>
+          <w:color w:val="FF0000"/>
+        </w:rPr>
+        <w:t xml:space="preserve"> mais analysable.</w:t>
+      </w:r>
+      <w:r>
+        <w:rPr>
+          <w:color w:val="FF0000"/>
+        </w:rPr>
+        <w:t xml:space="preserve"> </w:t>
+      </w:r>
+      <w:r>
+        <w:rPr>
+          <w:color w:val="4EA72E" w:themeColor="accent6"/>
+        </w:rPr>
+        <w:t>(Compléter en fonction des résultats obtenu)</w:t>
+      </w:r>
+    </w:p>
+    <w:p>
+      <w:pPr>
+        <w:jc w:val="both"/>
+      </w:pPr>
+      <w:r>
+        <w:t xml:space="preserve">Ce projet avait une durée de développement avant le rendu d’environ 1 mois, </w:t>
+      </w:r>
+      <w:r>
+        <w:t xml:space="preserve">il n’est en soit pas terminé car </w:t>
+      </w:r>
+      <w:r>
+        <w:t xml:space="preserve">si l’on souhaite </w:t>
+      </w:r>
+      <w:r>
+        <w:t xml:space="preserve">l’utiliser </w:t>
+      </w:r>
+      <w:r>
+        <w:t xml:space="preserve">ou simplement jouer avec il nous faudra </w:t>
+      </w:r>
+      <w:r>
+        <w:t xml:space="preserve">davantage de développement et de connaissances. </w:t>
+      </w:r>
+      <w:r>
+        <w:t>Il est donc fort probable que nous n’</w:t>
+      </w:r>
+      <w:r>
+        <w:t>ayons</w:t>
+      </w:r>
+      <w:r>
+        <w:t xml:space="preserve"> </w:t>
+      </w:r>
+      <w:r>
+        <w:t xml:space="preserve">pas terminé avec ce projet et peut être que nous parviendrons un jour à un modèle utile et performant. </w:t>
       </w:r>
     </w:p>
     <w:p/>
@@ -1831,291 +5464,6 @@
     <w:p/>
     <w:p/>
     <w:p/>
-    <w:p/>
-    <w:p/>
-    <w:p>
-      <w:r>
-        <w:t>R</w:t>
-      </w:r>
-      <w:r>
-        <w:t>é</w:t>
-      </w:r>
-      <w:r>
-        <w:t>sultat</w:t>
-      </w:r>
-      <w:r>
-        <w:t>s de prédiction</w:t>
-      </w:r>
-      <w:r>
-        <w:t xml:space="preserve"> : </w:t>
-      </w:r>
-    </w:p>
-    <w:p/>
-    <w:p>
-      <w:r>
-        <w:t>Avec et sans balance</w:t>
-      </w:r>
-      <w:r>
-        <w:t xml:space="preserve">  </w:t>
-      </w:r>
-    </w:p>
-    <w:p/>
-    <w:p/>
-    <w:p/>
-    <w:p/>
-    <w:p/>
-    <w:p/>
-    <w:p/>
-    <w:p/>
-    <w:p/>
-    <w:p/>
-    <w:p/>
-    <w:p/>
-    <w:p/>
-    <w:p/>
-    <w:p/>
-    <w:p/>
-    <w:p/>
-    <w:p>
-      <w:pPr>
-        <w:rPr>
-          <w:u w:val="single"/>
-        </w:rPr>
-      </w:pPr>
-      <w:r>
-        <w:rPr>
-          <w:u w:val="single"/>
-        </w:rPr>
-        <w:t xml:space="preserve">Le </w:t>
-      </w:r>
-      <w:proofErr w:type="spellStart"/>
-      <w:r>
-        <w:rPr>
-          <w:u w:val="single"/>
-        </w:rPr>
-        <w:t>PnL</w:t>
-      </w:r>
-      <w:proofErr w:type="spellEnd"/>
-      <w:r>
-        <w:rPr>
-          <w:u w:val="single"/>
-        </w:rPr>
-        <w:t xml:space="preserve"> </w:t>
-      </w:r>
-    </w:p>
-    <w:p>
-      <w:pPr>
-        <w:jc w:val="both"/>
-        <w:rPr>
-          <w:color w:val="FF0000"/>
-        </w:rPr>
-      </w:pPr>
-      <w:r>
-        <w:rPr>
-          <w:color w:val="FF0000"/>
-        </w:rPr>
-        <w:t>Nous avons au cours de nos prédiction tenter de sim</w:t>
-      </w:r>
-      <w:r>
-        <w:rPr>
-          <w:color w:val="FF0000"/>
-        </w:rPr>
-        <w:t xml:space="preserve">uler des ordres d’achats avec dans premier temps des </w:t>
-      </w:r>
-      <w:r>
-        <w:rPr>
-          <w:color w:val="FF0000"/>
-        </w:rPr>
-        <w:t>conditions</w:t>
-      </w:r>
-      <w:r>
-        <w:rPr>
-          <w:color w:val="FF0000"/>
-        </w:rPr>
-        <w:t xml:space="preserve"> simples</w:t>
-      </w:r>
-      <w:r>
-        <w:rPr>
-          <w:color w:val="FF0000"/>
-        </w:rPr>
-        <w:t xml:space="preserve"> comme </w:t>
-      </w:r>
-      <w:r>
-        <w:rPr>
-          <w:color w:val="FF0000"/>
-        </w:rPr>
-        <w:t xml:space="preserve">la </w:t>
-      </w:r>
-      <w:r>
-        <w:rPr>
-          <w:color w:val="FF0000"/>
-        </w:rPr>
-        <w:t xml:space="preserve">probabilité de hausse prédite supérieur à un certain seuil. Nous nous sommes vite rendu compte que cela ne </w:t>
-      </w:r>
-      <w:r>
-        <w:rPr>
-          <w:color w:val="FF0000"/>
-        </w:rPr>
-        <w:t>présentait</w:t>
-      </w:r>
-      <w:r>
-        <w:rPr>
-          <w:color w:val="FF0000"/>
-        </w:rPr>
-        <w:t xml:space="preserve"> pas d’intérêt au vu des résultats de prédictions </w:t>
-      </w:r>
-      <w:r>
-        <w:rPr>
-          <w:color w:val="FF0000"/>
-        </w:rPr>
-        <w:t xml:space="preserve">peut précis mais aussi surtout </w:t>
-      </w:r>
-      <w:r>
-        <w:rPr>
-          <w:color w:val="FF0000"/>
-        </w:rPr>
-        <w:t>car i nous faut fixer des règles stricte</w:t>
-      </w:r>
-      <w:r>
-        <w:rPr>
-          <w:color w:val="FF0000"/>
-        </w:rPr>
-        <w:t>s</w:t>
-      </w:r>
-      <w:r>
-        <w:rPr>
-          <w:color w:val="FF0000"/>
-        </w:rPr>
-        <w:t xml:space="preserve"> et encadré les ordres. </w:t>
-      </w:r>
-    </w:p>
-    <w:p>
-      <w:pPr>
-        <w:jc w:val="both"/>
-        <w:rPr>
-          <w:color w:val="FF0000"/>
-        </w:rPr>
-      </w:pPr>
-      <w:r>
-        <w:rPr>
-          <w:color w:val="FF0000"/>
-        </w:rPr>
-        <w:t xml:space="preserve">Le </w:t>
-      </w:r>
-      <w:proofErr w:type="spellStart"/>
-      <w:r>
-        <w:rPr>
-          <w:color w:val="FF0000"/>
-        </w:rPr>
-        <w:t>PnL</w:t>
-      </w:r>
-      <w:proofErr w:type="spellEnd"/>
-      <w:r>
-        <w:rPr>
-          <w:color w:val="FF0000"/>
-        </w:rPr>
-        <w:t xml:space="preserve"> serait la dernière étape de notre projet, </w:t>
-      </w:r>
-      <w:r>
-        <w:rPr>
-          <w:color w:val="FF0000"/>
-        </w:rPr>
-        <w:t xml:space="preserve">il nous faudra </w:t>
-      </w:r>
-      <w:r>
-        <w:rPr>
-          <w:color w:val="FF0000"/>
-        </w:rPr>
-        <w:t>travailler</w:t>
-      </w:r>
-      <w:r>
-        <w:rPr>
-          <w:color w:val="FF0000"/>
-        </w:rPr>
-        <w:t xml:space="preserve"> sur les probabilité</w:t>
-      </w:r>
-      <w:r>
-        <w:rPr>
-          <w:color w:val="FF0000"/>
-        </w:rPr>
-        <w:t>s</w:t>
-      </w:r>
-      <w:r>
-        <w:rPr>
-          <w:color w:val="FF0000"/>
-        </w:rPr>
-        <w:t xml:space="preserve"> calculer pour définir </w:t>
-      </w:r>
-      <w:r>
-        <w:rPr>
-          <w:color w:val="FF0000"/>
-        </w:rPr>
-        <w:t xml:space="preserve">quand acheter et a quelle probabilité on maximiserait le rendement. Il nous faudra aussi fixer un Stop </w:t>
-      </w:r>
-      <w:proofErr w:type="spellStart"/>
-      <w:r>
-        <w:rPr>
-          <w:color w:val="FF0000"/>
-        </w:rPr>
-        <w:t>Loss</w:t>
-      </w:r>
-      <w:proofErr w:type="spellEnd"/>
-      <w:r>
-        <w:rPr>
-          <w:color w:val="FF0000"/>
-        </w:rPr>
-        <w:t xml:space="preserve"> (SL) afin de limiter nos pertes, de préférence un </w:t>
-      </w:r>
-      <w:r>
-        <w:rPr>
-          <w:color w:val="FF0000"/>
-        </w:rPr>
-        <w:t>S</w:t>
-      </w:r>
-      <w:r>
-        <w:rPr>
-          <w:color w:val="FF0000"/>
-        </w:rPr>
-        <w:t xml:space="preserve">top </w:t>
-      </w:r>
-      <w:proofErr w:type="spellStart"/>
-      <w:r>
-        <w:rPr>
-          <w:color w:val="FF0000"/>
-        </w:rPr>
-        <w:t>L</w:t>
-      </w:r>
-      <w:r>
-        <w:rPr>
-          <w:color w:val="FF0000"/>
-        </w:rPr>
-        <w:t>oss</w:t>
-      </w:r>
-      <w:proofErr w:type="spellEnd"/>
-      <w:r>
-        <w:rPr>
-          <w:color w:val="FF0000"/>
-        </w:rPr>
-        <w:t xml:space="preserve"> adaptatif en fonction des résultats de prédictions. </w:t>
-      </w:r>
-      <w:r>
-        <w:rPr>
-          <w:color w:val="FF0000"/>
-        </w:rPr>
-        <w:t xml:space="preserve">En définitive, il y là aussi un gros sujet d’étude très complexe et surtout très intéressant que nous pourriez éventuellement développer dans le futur. </w:t>
-      </w:r>
-    </w:p>
-    <w:p/>
-    <w:p/>
-    <w:p/>
-    <w:p/>
-    <w:p/>
-    <w:p/>
-    <w:p/>
-    <w:p/>
-    <w:p/>
-    <w:p/>
-    <w:p/>
     <w:p>
       <w:pPr>
         <w:rPr>
@@ -2130,35 +5478,12 @@
           <w:szCs w:val="28"/>
           <w:u w:val="single"/>
         </w:rPr>
-        <w:t xml:space="preserve">Conclusion </w:t>
+        <w:t xml:space="preserve">Sources intéressantes : </w:t>
       </w:r>
     </w:p>
     <w:p/>
-    <w:p/>
-    <w:p/>
-    <w:p/>
-    <w:p/>
-    <w:p/>
-    <w:p>
-      <w:pPr>
-        <w:rPr>
-          <w:sz w:val="36"/>
-          <w:szCs w:val="36"/>
-          <w:u w:val="single"/>
-        </w:rPr>
-      </w:pPr>
-      <w:r>
-        <w:rPr>
-          <w:sz w:val="36"/>
-          <w:szCs w:val="36"/>
-          <w:u w:val="single"/>
-        </w:rPr>
-        <w:t xml:space="preserve">Sources intéressantes : </w:t>
-      </w:r>
-    </w:p>
-    <w:p/>
-    <w:p>
-      <w:hyperlink r:id="rId8" w:history="1">
+    <w:p>
+      <w:hyperlink r:id="rId19" w:history="1">
         <w:r>
           <w:rPr>
             <w:rStyle w:val="Lienhypertexte"/>
@@ -2174,7 +5499,7 @@
           <w:lang w:val="en-US"/>
         </w:rPr>
       </w:pPr>
-      <w:hyperlink r:id="rId9" w:history="1">
+      <w:hyperlink r:id="rId20" w:history="1">
         <w:r>
           <w:rPr>
             <w:rStyle w:val="Lienhypertexte"/>
@@ -2191,7 +5516,7 @@
           <w:lang w:val="en-US"/>
         </w:rPr>
       </w:pPr>
-      <w:hyperlink r:id="rId10" w:history="1">
+      <w:hyperlink r:id="rId21" w:history="1">
         <w:r>
           <w:rPr>
             <w:rStyle w:val="Lienhypertexte"/>
@@ -2208,7 +5533,7 @@
           <w:lang w:val="en-US"/>
         </w:rPr>
       </w:pPr>
-      <w:hyperlink r:id="rId11" w:history="1">
+      <w:hyperlink r:id="rId22" w:history="1">
         <w:r>
           <w:rPr>
             <w:rStyle w:val="Lienhypertexte"/>
@@ -2218,7 +5543,6 @@
         </w:r>
       </w:hyperlink>
     </w:p>
-    <w:p/>
     <w:sectPr>
       <w:pgSz w:w="11906" w:h="16838"/>
       <w:pgMar w:top="1417" w:right="1417" w:bottom="1417" w:left="1417" w:header="708" w:footer="708" w:gutter="0"/>
@@ -2230,7 +5554,359 @@
 </file>
 
 <file path=word/numbering.xml><?xml version="1.0" encoding="utf-8"?>
-<w:numbering xmlns:wpc="http://schemas.microsoft.com/office/word/2010/wordprocessingCanvas" xmlns:cx="http://schemas.microsoft.com/office/drawing/2014/chartex" xmlns:cx1="http://schemas.microsoft.com/office/drawing/2015/9/8/chartex" xmlns:cx2="http://schemas.microsoft.com/office/drawing/2015/10/21/chartex" xmlns:cx3="http://schemas.microsoft.com/office/drawing/2016/5/9/chartex" xmlns:cx4="http://schemas.microsoft.com/office/drawing/2016/5/10/chartex" xmlns:cx5="http://schemas.microsoft.com/office/drawing/2016/5/11/chartex" xmlns:cx6="http://schemas.microsoft.com/office/drawing/2016/5/12/chartex" xmlns:cx7="http://schemas.microsoft.com/office/drawing/2016/5/13/chartex" xmlns:cx8="http://schemas.microsoft.com/office/drawing/2016/5/14/chartex" xmlns:mc="http://schemas.openxmlformats.org/markup-compatibility/2006" xmlns:aink="http://schemas.microsoft.com/office/drawing/2016/ink" xmlns:am3d="http://schemas.microsoft.com/office/drawing/2017/model3d" xmlns:o="urn:schemas-microsoft-com:office:office" xmlns:oel="http://schemas.microsoft.com/office/2019/extlst" xmlns:r="http://schemas.openxmlformats.org/officeDocument/2006/relationships" xmlns:m="http://schemas.openxmlformats.org/officeDocument/2006/math" xmlns:v="urn:schemas-microsoft-com:vml" xmlns:wp14="http://schemas.microsoft.com/office/word/2010/wordprocessingDrawing" xmlns:wp="http://schemas.openxmlformats.org/drawingml/2006/wordprocessingDrawing" xmlns:w10="urn:schemas-microsoft-com:office:word" xmlns:w="http://schemas.openxmlformats.org/wordprocessingml/2006/main" xmlns:w14="http://schemas.microsoft.com/office/word/2010/wordml" xmlns:w15="http://schemas.microsoft.com/office/word/2012/wordml" xmlns:w16cex="http://schemas.microsoft.com/office/word/2018/wordml/cex" xmlns:w16cid="http://schemas.microsoft.com/office/word/2016/wordml/cid" xmlns:w16="http://schemas.microsoft.com/office/word/2018/wordml" xmlns:w16du="http://schemas.microsoft.com/office/word/2023/wordml/word16du" xmlns:w16sdtdh="http://schemas.microsoft.com/office/word/2020/wordml/sdtdatahash" xmlns:w16sdtfl="http://schemas.microsoft.com/office/word/2024/wordml/sdtformatlock" xmlns:w16se="http://schemas.microsoft.com/office/word/2015/wordml/symex" xmlns:wpg="http://schemas.microsoft.com/office/word/2010/wordprocessingGroup" xmlns:wpi="http://schemas.microsoft.com/office/word/2010/wordprocessingInk" xmlns:wne="http://schemas.microsoft.com/office/word/2006/wordml" xmlns:wps="http://schemas.microsoft.com/office/word/2010/wordprocessingShape" mc:Ignorable="w14 w15 w16se w16cid w16 w16cex w16sdtdh w16sdtfl w16du wp14"/>
+<w:numbering xmlns:wpc="http://schemas.microsoft.com/office/word/2010/wordprocessingCanvas" xmlns:cx="http://schemas.microsoft.com/office/drawing/2014/chartex" xmlns:cx1="http://schemas.microsoft.com/office/drawing/2015/9/8/chartex" xmlns:cx2="http://schemas.microsoft.com/office/drawing/2015/10/21/chartex" xmlns:cx3="http://schemas.microsoft.com/office/drawing/2016/5/9/chartex" xmlns:cx4="http://schemas.microsoft.com/office/drawing/2016/5/10/chartex" xmlns:cx5="http://schemas.microsoft.com/office/drawing/2016/5/11/chartex" xmlns:cx6="http://schemas.microsoft.com/office/drawing/2016/5/12/chartex" xmlns:cx7="http://schemas.microsoft.com/office/drawing/2016/5/13/chartex" xmlns:cx8="http://schemas.microsoft.com/office/drawing/2016/5/14/chartex" xmlns:mc="http://schemas.openxmlformats.org/markup-compatibility/2006" xmlns:aink="http://schemas.microsoft.com/office/drawing/2016/ink" xmlns:am3d="http://schemas.microsoft.com/office/drawing/2017/model3d" xmlns:o="urn:schemas-microsoft-com:office:office" xmlns:oel="http://schemas.microsoft.com/office/2019/extlst" xmlns:r="http://schemas.openxmlformats.org/officeDocument/2006/relationships" xmlns:m="http://schemas.openxmlformats.org/officeDocument/2006/math" xmlns:v="urn:schemas-microsoft-com:vml" xmlns:wp14="http://schemas.microsoft.com/office/word/2010/wordprocessingDrawing" xmlns:wp="http://schemas.openxmlformats.org/drawingml/2006/wordprocessingDrawing" xmlns:w10="urn:schemas-microsoft-com:office:word" xmlns:w="http://schemas.openxmlformats.org/wordprocessingml/2006/main" xmlns:w14="http://schemas.microsoft.com/office/word/2010/wordml" xmlns:w15="http://schemas.microsoft.com/office/word/2012/wordml" xmlns:w16cex="http://schemas.microsoft.com/office/word/2018/wordml/cex" xmlns:w16cid="http://schemas.microsoft.com/office/word/2016/wordml/cid" xmlns:w16="http://schemas.microsoft.com/office/word/2018/wordml" xmlns:w16du="http://schemas.microsoft.com/office/word/2023/wordml/word16du" xmlns:w16sdtdh="http://schemas.microsoft.com/office/word/2020/wordml/sdtdatahash" xmlns:w16sdtfl="http://schemas.microsoft.com/office/word/2024/wordml/sdtformatlock" xmlns:w16se="http://schemas.microsoft.com/office/word/2015/wordml/symex" xmlns:wpg="http://schemas.microsoft.com/office/word/2010/wordprocessingGroup" xmlns:wpi="http://schemas.microsoft.com/office/word/2010/wordprocessingInk" xmlns:wne="http://schemas.microsoft.com/office/word/2006/wordml" xmlns:wps="http://schemas.microsoft.com/office/word/2010/wordprocessingShape" mc:Ignorable="w14 w15 w16se w16cid w16 w16cex w16sdtdh w16sdtfl w16du wp14">
+  <w:abstractNum w:abstractNumId="0" w15:restartNumberingAfterBreak="0">
+    <w:nsid w:val="12811C7B"/>
+    <w:multiLevelType w:val="multilevel"/>
+    <w:tmpl w:val="C3E00B26"/>
+    <w:lvl w:ilvl="0">
+      <w:start w:val="1"/>
+      <w:numFmt w:val="decimal"/>
+      <w:lvlText w:val="%1."/>
+      <w:lvlJc w:val="left"/>
+      <w:pPr>
+        <w:tabs>
+          <w:tab w:val="num" w:pos="720"/>
+        </w:tabs>
+        <w:ind w:left="720" w:hanging="360"/>
+      </w:pPr>
+    </w:lvl>
+    <w:lvl w:ilvl="1">
+      <w:start w:val="1"/>
+      <w:numFmt w:val="bullet"/>
+      <w:lvlText w:val="o"/>
+      <w:lvlJc w:val="left"/>
+      <w:pPr>
+        <w:tabs>
+          <w:tab w:val="num" w:pos="1440"/>
+        </w:tabs>
+        <w:ind w:left="1440" w:hanging="360"/>
+      </w:pPr>
+      <w:rPr>
+        <w:rFonts w:ascii="Courier New" w:hAnsi="Courier New" w:hint="default"/>
+        <w:sz w:val="20"/>
+      </w:rPr>
+    </w:lvl>
+    <w:lvl w:ilvl="2" w:tentative="1">
+      <w:start w:val="1"/>
+      <w:numFmt w:val="decimal"/>
+      <w:lvlText w:val="%3."/>
+      <w:lvlJc w:val="left"/>
+      <w:pPr>
+        <w:tabs>
+          <w:tab w:val="num" w:pos="2160"/>
+        </w:tabs>
+        <w:ind w:left="2160" w:hanging="360"/>
+      </w:pPr>
+    </w:lvl>
+    <w:lvl w:ilvl="3" w:tentative="1">
+      <w:start w:val="1"/>
+      <w:numFmt w:val="decimal"/>
+      <w:lvlText w:val="%4."/>
+      <w:lvlJc w:val="left"/>
+      <w:pPr>
+        <w:tabs>
+          <w:tab w:val="num" w:pos="2880"/>
+        </w:tabs>
+        <w:ind w:left="2880" w:hanging="360"/>
+      </w:pPr>
+    </w:lvl>
+    <w:lvl w:ilvl="4" w:tentative="1">
+      <w:start w:val="1"/>
+      <w:numFmt w:val="decimal"/>
+      <w:lvlText w:val="%5."/>
+      <w:lvlJc w:val="left"/>
+      <w:pPr>
+        <w:tabs>
+          <w:tab w:val="num" w:pos="3600"/>
+        </w:tabs>
+        <w:ind w:left="3600" w:hanging="360"/>
+      </w:pPr>
+    </w:lvl>
+    <w:lvl w:ilvl="5" w:tentative="1">
+      <w:start w:val="1"/>
+      <w:numFmt w:val="decimal"/>
+      <w:lvlText w:val="%6."/>
+      <w:lvlJc w:val="left"/>
+      <w:pPr>
+        <w:tabs>
+          <w:tab w:val="num" w:pos="4320"/>
+        </w:tabs>
+        <w:ind w:left="4320" w:hanging="360"/>
+      </w:pPr>
+    </w:lvl>
+    <w:lvl w:ilvl="6" w:tentative="1">
+      <w:start w:val="1"/>
+      <w:numFmt w:val="decimal"/>
+      <w:lvlText w:val="%7."/>
+      <w:lvlJc w:val="left"/>
+      <w:pPr>
+        <w:tabs>
+          <w:tab w:val="num" w:pos="5040"/>
+        </w:tabs>
+        <w:ind w:left="5040" w:hanging="360"/>
+      </w:pPr>
+    </w:lvl>
+    <w:lvl w:ilvl="7" w:tentative="1">
+      <w:start w:val="1"/>
+      <w:numFmt w:val="decimal"/>
+      <w:lvlText w:val="%8."/>
+      <w:lvlJc w:val="left"/>
+      <w:pPr>
+        <w:tabs>
+          <w:tab w:val="num" w:pos="5760"/>
+        </w:tabs>
+        <w:ind w:left="5760" w:hanging="360"/>
+      </w:pPr>
+    </w:lvl>
+    <w:lvl w:ilvl="8" w:tentative="1">
+      <w:start w:val="1"/>
+      <w:numFmt w:val="decimal"/>
+      <w:lvlText w:val="%9."/>
+      <w:lvlJc w:val="left"/>
+      <w:pPr>
+        <w:tabs>
+          <w:tab w:val="num" w:pos="6480"/>
+        </w:tabs>
+        <w:ind w:left="6480" w:hanging="360"/>
+      </w:pPr>
+    </w:lvl>
+  </w:abstractNum>
+  <w:abstractNum w:abstractNumId="1" w15:restartNumberingAfterBreak="0">
+    <w:nsid w:val="497E2F9D"/>
+    <w:multiLevelType w:val="hybridMultilevel"/>
+    <w:tmpl w:val="948C581C"/>
+    <w:lvl w:ilvl="0" w:tplc="040C0001">
+      <w:start w:val="1"/>
+      <w:numFmt w:val="bullet"/>
+      <w:lvlText w:val=""/>
+      <w:lvlJc w:val="left"/>
+      <w:pPr>
+        <w:ind w:left="720" w:hanging="360"/>
+      </w:pPr>
+      <w:rPr>
+        <w:rFonts w:ascii="Symbol" w:hAnsi="Symbol" w:hint="default"/>
+      </w:rPr>
+    </w:lvl>
+    <w:lvl w:ilvl="1" w:tplc="040C0003" w:tentative="1">
+      <w:start w:val="1"/>
+      <w:numFmt w:val="bullet"/>
+      <w:lvlText w:val="o"/>
+      <w:lvlJc w:val="left"/>
+      <w:pPr>
+        <w:ind w:left="1440" w:hanging="360"/>
+      </w:pPr>
+      <w:rPr>
+        <w:rFonts w:ascii="Courier New" w:hAnsi="Courier New" w:cs="Courier New" w:hint="default"/>
+      </w:rPr>
+    </w:lvl>
+    <w:lvl w:ilvl="2" w:tplc="040C0005" w:tentative="1">
+      <w:start w:val="1"/>
+      <w:numFmt w:val="bullet"/>
+      <w:lvlText w:val=""/>
+      <w:lvlJc w:val="left"/>
+      <w:pPr>
+        <w:ind w:left="2160" w:hanging="360"/>
+      </w:pPr>
+      <w:rPr>
+        <w:rFonts w:ascii="Wingdings" w:hAnsi="Wingdings" w:hint="default"/>
+      </w:rPr>
+    </w:lvl>
+    <w:lvl w:ilvl="3" w:tplc="040C0001" w:tentative="1">
+      <w:start w:val="1"/>
+      <w:numFmt w:val="bullet"/>
+      <w:lvlText w:val=""/>
+      <w:lvlJc w:val="left"/>
+      <w:pPr>
+        <w:ind w:left="2880" w:hanging="360"/>
+      </w:pPr>
+      <w:rPr>
+        <w:rFonts w:ascii="Symbol" w:hAnsi="Symbol" w:hint="default"/>
+      </w:rPr>
+    </w:lvl>
+    <w:lvl w:ilvl="4" w:tplc="040C0003" w:tentative="1">
+      <w:start w:val="1"/>
+      <w:numFmt w:val="bullet"/>
+      <w:lvlText w:val="o"/>
+      <w:lvlJc w:val="left"/>
+      <w:pPr>
+        <w:ind w:left="3600" w:hanging="360"/>
+      </w:pPr>
+      <w:rPr>
+        <w:rFonts w:ascii="Courier New" w:hAnsi="Courier New" w:cs="Courier New" w:hint="default"/>
+      </w:rPr>
+    </w:lvl>
+    <w:lvl w:ilvl="5" w:tplc="040C0005" w:tentative="1">
+      <w:start w:val="1"/>
+      <w:numFmt w:val="bullet"/>
+      <w:lvlText w:val=""/>
+      <w:lvlJc w:val="left"/>
+      <w:pPr>
+        <w:ind w:left="4320" w:hanging="360"/>
+      </w:pPr>
+      <w:rPr>
+        <w:rFonts w:ascii="Wingdings" w:hAnsi="Wingdings" w:hint="default"/>
+      </w:rPr>
+    </w:lvl>
+    <w:lvl w:ilvl="6" w:tplc="040C0001" w:tentative="1">
+      <w:start w:val="1"/>
+      <w:numFmt w:val="bullet"/>
+      <w:lvlText w:val=""/>
+      <w:lvlJc w:val="left"/>
+      <w:pPr>
+        <w:ind w:left="5040" w:hanging="360"/>
+      </w:pPr>
+      <w:rPr>
+        <w:rFonts w:ascii="Symbol" w:hAnsi="Symbol" w:hint="default"/>
+      </w:rPr>
+    </w:lvl>
+    <w:lvl w:ilvl="7" w:tplc="040C0003" w:tentative="1">
+      <w:start w:val="1"/>
+      <w:numFmt w:val="bullet"/>
+      <w:lvlText w:val="o"/>
+      <w:lvlJc w:val="left"/>
+      <w:pPr>
+        <w:ind w:left="5760" w:hanging="360"/>
+      </w:pPr>
+      <w:rPr>
+        <w:rFonts w:ascii="Courier New" w:hAnsi="Courier New" w:cs="Courier New" w:hint="default"/>
+      </w:rPr>
+    </w:lvl>
+    <w:lvl w:ilvl="8" w:tplc="040C0005" w:tentative="1">
+      <w:start w:val="1"/>
+      <w:numFmt w:val="bullet"/>
+      <w:lvlText w:val=""/>
+      <w:lvlJc w:val="left"/>
+      <w:pPr>
+        <w:ind w:left="6480" w:hanging="360"/>
+      </w:pPr>
+      <w:rPr>
+        <w:rFonts w:ascii="Wingdings" w:hAnsi="Wingdings" w:hint="default"/>
+      </w:rPr>
+    </w:lvl>
+  </w:abstractNum>
+  <w:abstractNum w:abstractNumId="2" w15:restartNumberingAfterBreak="0">
+    <w:nsid w:val="51D52CAB"/>
+    <w:multiLevelType w:val="hybridMultilevel"/>
+    <w:tmpl w:val="BC44ED66"/>
+    <w:lvl w:ilvl="0" w:tplc="78C8FE0C">
+      <w:numFmt w:val="bullet"/>
+      <w:lvlText w:val="-"/>
+      <w:lvlJc w:val="left"/>
+      <w:pPr>
+        <w:ind w:left="720" w:hanging="360"/>
+      </w:pPr>
+      <w:rPr>
+        <w:rFonts w:ascii="Aptos" w:eastAsiaTheme="minorHAnsi" w:hAnsi="Aptos" w:cstheme="minorBidi" w:hint="default"/>
+      </w:rPr>
+    </w:lvl>
+    <w:lvl w:ilvl="1" w:tplc="040C0003" w:tentative="1">
+      <w:start w:val="1"/>
+      <w:numFmt w:val="bullet"/>
+      <w:lvlText w:val="o"/>
+      <w:lvlJc w:val="left"/>
+      <w:pPr>
+        <w:ind w:left="1440" w:hanging="360"/>
+      </w:pPr>
+      <w:rPr>
+        <w:rFonts w:ascii="Courier New" w:hAnsi="Courier New" w:cs="Courier New" w:hint="default"/>
+      </w:rPr>
+    </w:lvl>
+    <w:lvl w:ilvl="2" w:tplc="040C0005" w:tentative="1">
+      <w:start w:val="1"/>
+      <w:numFmt w:val="bullet"/>
+      <w:lvlText w:val=""/>
+      <w:lvlJc w:val="left"/>
+      <w:pPr>
+        <w:ind w:left="2160" w:hanging="360"/>
+      </w:pPr>
+      <w:rPr>
+        <w:rFonts w:ascii="Wingdings" w:hAnsi="Wingdings" w:hint="default"/>
+      </w:rPr>
+    </w:lvl>
+    <w:lvl w:ilvl="3" w:tplc="040C0001" w:tentative="1">
+      <w:start w:val="1"/>
+      <w:numFmt w:val="bullet"/>
+      <w:lvlText w:val=""/>
+      <w:lvlJc w:val="left"/>
+      <w:pPr>
+        <w:ind w:left="2880" w:hanging="360"/>
+      </w:pPr>
+      <w:rPr>
+        <w:rFonts w:ascii="Symbol" w:hAnsi="Symbol" w:hint="default"/>
+      </w:rPr>
+    </w:lvl>
+    <w:lvl w:ilvl="4" w:tplc="040C0003" w:tentative="1">
+      <w:start w:val="1"/>
+      <w:numFmt w:val="bullet"/>
+      <w:lvlText w:val="o"/>
+      <w:lvlJc w:val="left"/>
+      <w:pPr>
+        <w:ind w:left="3600" w:hanging="360"/>
+      </w:pPr>
+      <w:rPr>
+        <w:rFonts w:ascii="Courier New" w:hAnsi="Courier New" w:cs="Courier New" w:hint="default"/>
+      </w:rPr>
+    </w:lvl>
+    <w:lvl w:ilvl="5" w:tplc="040C0005" w:tentative="1">
+      <w:start w:val="1"/>
+      <w:numFmt w:val="bullet"/>
+      <w:lvlText w:val=""/>
+      <w:lvlJc w:val="left"/>
+      <w:pPr>
+        <w:ind w:left="4320" w:hanging="360"/>
+      </w:pPr>
+      <w:rPr>
+        <w:rFonts w:ascii="Wingdings" w:hAnsi="Wingdings" w:hint="default"/>
+      </w:rPr>
+    </w:lvl>
+    <w:lvl w:ilvl="6" w:tplc="040C0001" w:tentative="1">
+      <w:start w:val="1"/>
+      <w:numFmt w:val="bullet"/>
+      <w:lvlText w:val=""/>
+      <w:lvlJc w:val="left"/>
+      <w:pPr>
+        <w:ind w:left="5040" w:hanging="360"/>
+      </w:pPr>
+      <w:rPr>
+        <w:rFonts w:ascii="Symbol" w:hAnsi="Symbol" w:hint="default"/>
+      </w:rPr>
+    </w:lvl>
+    <w:lvl w:ilvl="7" w:tplc="040C0003" w:tentative="1">
+      <w:start w:val="1"/>
+      <w:numFmt w:val="bullet"/>
+      <w:lvlText w:val="o"/>
+      <w:lvlJc w:val="left"/>
+      <w:pPr>
+        <w:ind w:left="5760" w:hanging="360"/>
+      </w:pPr>
+      <w:rPr>
+        <w:rFonts w:ascii="Courier New" w:hAnsi="Courier New" w:cs="Courier New" w:hint="default"/>
+      </w:rPr>
+    </w:lvl>
+    <w:lvl w:ilvl="8" w:tplc="040C0005" w:tentative="1">
+      <w:start w:val="1"/>
+      <w:numFmt w:val="bullet"/>
+      <w:lvlText w:val=""/>
+      <w:lvlJc w:val="left"/>
+      <w:pPr>
+        <w:ind w:left="6480" w:hanging="360"/>
+      </w:pPr>
+      <w:rPr>
+        <w:rFonts w:ascii="Wingdings" w:hAnsi="Wingdings" w:hint="default"/>
+      </w:rPr>
+    </w:lvl>
+  </w:abstractNum>
+  <w:num w:numId="1" w16cid:durableId="1687947392">
+    <w:abstractNumId w:val="1"/>
+  </w:num>
+  <w:num w:numId="2" w16cid:durableId="101078546">
+    <w:abstractNumId w:val="2"/>
+  </w:num>
+  <w:num w:numId="3" w16cid:durableId="1972444080">
+    <w:abstractNumId w:val="0"/>
+  </w:num>
+</w:numbering>
 </file>
 
 <file path=word/styles.xml><?xml version="1.0" encoding="utf-8"?>
@@ -3488,7 +7164,7 @@
 </file>
 
 <file path=customXml/itemProps1.xml><?xml version="1.0" encoding="utf-8"?>
-<ds:datastoreItem xmlns:ds="http://schemas.openxmlformats.org/officeDocument/2006/customXml" ds:itemID="{1EB3A041-F948-F94A-B3B8-1557F5B80FDD}">
+<ds:datastoreItem xmlns:ds="http://schemas.openxmlformats.org/officeDocument/2006/customXml" ds:itemID="{22CA8BE7-66DA-1B48-911F-E92F67357FB2}">
   <ds:schemaRefs>
     <ds:schemaRef ds:uri="http://schemas.openxmlformats.org/officeDocument/2006/bibliography"/>
   </ds:schemaRefs>
